--- a/documentacion/Informe_reclamos.docx
+++ b/documentacion/Informe_reclamos.docx
@@ -20,6 +20,7 @@
         <w:ind w:left="0" w:right="0" w:firstLine="0"/>
         <w:jc w:val="center"/>
         <w:rPr>
+          <w:rFonts w:ascii="Times New Roman" w:cs="Times New Roman" w:eastAsia="Times New Roman" w:hAnsi="Times New Roman"/>
           <w:color w:val="5a5a5a"/>
           <w:sz w:val="22"/>
           <w:szCs w:val="22"/>
@@ -27,6 +28,7 @@
       </w:pPr>
       <w:r>
         <w:rPr>
+          <w:rFonts w:ascii="Times New Roman" w:cs="Times New Roman" w:eastAsia="Times New Roman" w:hAnsi="Times New Roman"/>
           <w:color w:val="5a5a5a"/>
           <w:sz w:val="22"/>
           <w:szCs w:val="22"/>
@@ -35,12 +37,12 @@
           <wp:inline distB="114300" distT="114300" distL="114300" distR="114300">
             <wp:extent cx="4648200" cy="1495425"/>
             <wp:effectExtent b="0" l="0" r="0" t="0"/>
-            <wp:docPr id="1" name="image1.png"/>
+            <wp:docPr id="1" name="image3.png"/>
             <a:graphic>
               <a:graphicData uri="http://schemas.openxmlformats.org/drawingml/2006/picture">
                 <pic:pic>
                   <pic:nvPicPr>
-                    <pic:cNvPr id="0" name="image1.png"/>
+                    <pic:cNvPr id="0" name="image3.png"/>
                     <pic:cNvPicPr preferRelativeResize="0"/>
                   </pic:nvPicPr>
                   <pic:blipFill>
@@ -88,6 +90,7 @@
         <w:ind w:left="0" w:right="0" w:firstLine="0"/>
         <w:jc w:val="center"/>
         <w:rPr>
+          <w:rFonts w:ascii="Times New Roman" w:cs="Times New Roman" w:eastAsia="Times New Roman" w:hAnsi="Times New Roman"/>
           <w:b w:val="1"/>
           <w:bCs w:val="1"/>
           <w:color w:val="002b5c"/>
@@ -119,9 +122,7 @@
         <w:ind w:left="0" w:right="0" w:firstLine="0"/>
         <w:jc w:val="center"/>
         <w:rPr>
-          <w:rFonts w:ascii="Aptos" w:cs="Aptos" w:eastAsia="Aptos" w:hAnsi="Aptos"/>
-          <w:b w:val="0"/>
-          <w:bCs w:val="0"/>
+          <w:rFonts w:ascii="Times New Roman" w:cs="Times New Roman" w:eastAsia="Times New Roman" w:hAnsi="Times New Roman"/>
           <w:i w:val="1"/>
           <w:iCs w:val="1"/>
           <w:smallCaps w:val="0"/>
@@ -136,6 +137,7 @@
       </w:pPr>
       <w:r>
         <w:rPr>
+          <w:rFonts w:ascii="Times New Roman" w:cs="Times New Roman" w:eastAsia="Times New Roman" w:hAnsi="Times New Roman"/>
           <w:b w:val="1"/>
           <w:bCs w:val="1"/>
           <w:color w:val="002b5c"/>
@@ -143,13 +145,20 @@
           <w:szCs w:val="46"/>
           <w:rtl w:val="0"/>
         </w:rPr>
-        <w:t>Plataforma Inteligente para la Gestión Centralizada de Reclamos en Canales Digitales</w:t>
+        <w:t xml:space="preserve">Plataforma Inteligente para la Gestión Centralizada de Reclamos en Canales Digitales</w:t>
+      </w:r>
+      <w:r>
+        <w:rPr>
+          <w:rtl w:val="0"/>
+        </w:rPr>
       </w:r>
     </w:p>
     <w:p>
       <w:pPr>
         <w:spacing w:line="360" w:lineRule="auto"/>
-        <w:rPr/>
+        <w:rPr>
+          <w:rFonts w:ascii="Times New Roman" w:cs="Times New Roman" w:eastAsia="Times New Roman" w:hAnsi="Times New Roman"/>
+        </w:rPr>
       </w:pPr>
       <w:r>
         <w:rPr>
@@ -162,6 +171,7 @@
         <w:spacing w:line="360" w:lineRule="auto"/>
         <w:jc w:val="center"/>
         <w:rPr>
+          <w:rFonts w:ascii="Times New Roman" w:cs="Times New Roman" w:eastAsia="Times New Roman" w:hAnsi="Times New Roman"/>
           <w:b w:val="1"/>
           <w:bCs w:val="1"/>
           <w:color w:val="002b5c"/>
@@ -171,6 +181,7 @@
       </w:pPr>
       <w:r>
         <w:rPr>
+          <w:rFonts w:ascii="Times New Roman" w:cs="Times New Roman" w:eastAsia="Times New Roman" w:hAnsi="Times New Roman"/>
           <w:b w:val="1"/>
           <w:bCs w:val="1"/>
           <w:color w:val="002b5c"/>
@@ -190,6 +201,7 @@
         <w:spacing w:line="360" w:lineRule="auto"/>
         <w:jc w:val="center"/>
         <w:rPr>
+          <w:rFonts w:ascii="Times New Roman" w:cs="Times New Roman" w:eastAsia="Times New Roman" w:hAnsi="Times New Roman"/>
           <w:b w:val="1"/>
           <w:bCs w:val="1"/>
           <w:color w:val="002b5c"/>
@@ -207,7 +219,9 @@
       <w:pPr>
         <w:spacing w:line="360" w:lineRule="auto"/>
         <w:jc w:val="left"/>
-        <w:rPr/>
+        <w:rPr>
+          <w:rFonts w:ascii="Times New Roman" w:cs="Times New Roman" w:eastAsia="Times New Roman" w:hAnsi="Times New Roman"/>
+        </w:rPr>
       </w:pPr>
       <w:r>
         <w:br w:type="page"/>
@@ -236,7 +250,7 @@
         <w:ind w:left="0" w:right="0" w:firstLine="0"/>
         <w:jc w:val="left"/>
         <w:rPr>
-          <w:rFonts w:ascii="Aptos" w:cs="Aptos" w:eastAsia="Aptos" w:hAnsi="Aptos"/>
+          <w:rFonts w:ascii="Times New Roman" w:cs="Times New Roman" w:eastAsia="Times New Roman" w:hAnsi="Times New Roman"/>
           <w:b w:val="1"/>
           <w:bCs w:val="1"/>
           <w:i w:val="0"/>
@@ -253,7 +267,7 @@
       </w:pPr>
       <w:r>
         <w:rPr>
-          <w:rFonts w:ascii="Aptos" w:cs="Aptos" w:eastAsia="Aptos" w:hAnsi="Aptos"/>
+          <w:rFonts w:ascii="Times New Roman" w:cs="Times New Roman" w:eastAsia="Times New Roman" w:hAnsi="Times New Roman"/>
           <w:b w:val="1"/>
           <w:bCs w:val="1"/>
           <w:i w:val="0"/>
@@ -289,7 +303,7 @@
         <w:ind w:left="0" w:right="0" w:firstLine="0"/>
         <w:jc w:val="left"/>
         <w:rPr>
-          <w:rFonts w:ascii="Aptos" w:cs="Aptos" w:eastAsia="Aptos" w:hAnsi="Aptos"/>
+          <w:rFonts w:ascii="Times New Roman" w:cs="Times New Roman" w:eastAsia="Times New Roman" w:hAnsi="Times New Roman"/>
           <w:b w:val="1"/>
           <w:bCs w:val="1"/>
           <w:i w:val="0"/>
@@ -306,7 +320,7 @@
       </w:pPr>
       <w:r>
         <w:rPr>
-          <w:rFonts w:ascii="Aptos" w:cs="Aptos" w:eastAsia="Aptos" w:hAnsi="Aptos"/>
+          <w:rFonts w:ascii="Times New Roman" w:cs="Times New Roman" w:eastAsia="Times New Roman" w:hAnsi="Times New Roman"/>
           <w:b w:val="1"/>
           <w:bCs w:val="1"/>
           <w:i w:val="0"/>
@@ -327,13 +341,16 @@
     <w:p>
       <w:pPr>
         <w:spacing w:after="100" w:before="0" w:line="360" w:lineRule="auto"/>
-        <w:rPr/>
-      </w:pPr>
-      <w:r>
-        <w:rPr>
-          <w:rtl w:val="0"/>
-        </w:rPr>
-        <w:t>Las organizaciones que atienden clientes a través de canales digitales reciben reclamos y solicitudes de atención por múltiples medios y, especialmente, a través de espacios no formales como Instagram y TikTok. Sin embargo, una parte importante de estos reclamos no ingresa por los canales formales de atención, lo que dificulta su registro, trazabilidad y derivación interna.</w:t>
+        <w:rPr>
+          <w:rFonts w:ascii="Times New Roman" w:cs="Times New Roman" w:eastAsia="Times New Roman" w:hAnsi="Times New Roman"/>
+        </w:rPr>
+      </w:pPr>
+      <w:r>
+        <w:rPr>
+          <w:rFonts w:ascii="Times New Roman" w:cs="Times New Roman" w:eastAsia="Times New Roman" w:hAnsi="Times New Roman"/>
+          <w:rtl w:val="0"/>
+        </w:rPr>
+        <w:t xml:space="preserve">Las organizaciones que atienden clientes a través de canales digitales reciben reclamos y solicitudes de atención por múltiples medios y, especialmente, a través de espacios no formales como Instagram y TikTok. Sin embargo, una parte importante de estos reclamos no ingresa por los canales formales de atención, lo que dificulta su registro, trazabilidad y derivación interna.</w:t>
       </w:r>
     </w:p>
     <w:p>
@@ -354,7 +371,7 @@
         <w:ind w:left="0" w:right="0" w:firstLine="0"/>
         <w:jc w:val="left"/>
         <w:rPr>
-          <w:rFonts w:ascii="Aptos" w:cs="Aptos" w:eastAsia="Aptos" w:hAnsi="Aptos"/>
+          <w:rFonts w:ascii="Times New Roman" w:cs="Times New Roman" w:eastAsia="Times New Roman" w:hAnsi="Times New Roman"/>
           <w:b w:val="1"/>
           <w:bCs w:val="1"/>
           <w:i w:val="0"/>
@@ -371,7 +388,7 @@
       </w:pPr>
       <w:r>
         <w:rPr>
-          <w:rFonts w:ascii="Aptos" w:cs="Aptos" w:eastAsia="Aptos" w:hAnsi="Aptos"/>
+          <w:rFonts w:ascii="Times New Roman" w:cs="Times New Roman" w:eastAsia="Times New Roman" w:hAnsi="Times New Roman"/>
           <w:b w:val="1"/>
           <w:bCs w:val="1"/>
           <w:i w:val="0"/>
@@ -392,10 +409,13 @@
     <w:p>
       <w:pPr>
         <w:spacing w:after="100" w:before="0" w:line="360" w:lineRule="auto"/>
-        <w:rPr/>
-      </w:pPr>
-      <w:r>
-        <w:rPr>
+        <w:rPr>
+          <w:rFonts w:ascii="Times New Roman" w:cs="Times New Roman" w:eastAsia="Times New Roman" w:hAnsi="Times New Roman"/>
+        </w:rPr>
+      </w:pPr>
+      <w:r>
+        <w:rPr>
+          <w:rFonts w:ascii="Times New Roman" w:cs="Times New Roman" w:eastAsia="Times New Roman" w:hAnsi="Times New Roman"/>
           <w:rtl w:val="0"/>
         </w:rPr>
         <w:t xml:space="preserve">La dispersión de la información entre canales formales y no formales dificulta el seguimiento oportuno de cada caso, retrasa los tiempos de respuesta y sobrecarga a los equipos de atención al cliente. Reportes recientes del sector muestran que el volumen de tickets y solicitudes de servicio ha ido en aumento, mientras que el soporte omnicanal se ha vuelto necesario para responder con mayor velocidad y consistencia (HubSpot, 2024). Al mismo tiempo, la experiencia de servicio continúa siendo un factor relevante de permanencia y lealtad de los clientes (Salesforce, 2024).</w:t>
@@ -419,7 +439,7 @@
         <w:ind w:left="0" w:right="0" w:firstLine="0"/>
         <w:jc w:val="left"/>
         <w:rPr>
-          <w:rFonts w:ascii="Aptos" w:cs="Aptos" w:eastAsia="Aptos" w:hAnsi="Aptos"/>
+          <w:rFonts w:ascii="Times New Roman" w:cs="Times New Roman" w:eastAsia="Times New Roman" w:hAnsi="Times New Roman"/>
           <w:b w:val="1"/>
           <w:bCs w:val="1"/>
           <w:i w:val="0"/>
@@ -436,7 +456,7 @@
       </w:pPr>
       <w:r>
         <w:rPr>
-          <w:rFonts w:ascii="Aptos" w:cs="Aptos" w:eastAsia="Aptos" w:hAnsi="Aptos"/>
+          <w:rFonts w:ascii="Times New Roman" w:cs="Times New Roman" w:eastAsia="Times New Roman" w:hAnsi="Times New Roman"/>
           <w:b w:val="1"/>
           <w:bCs w:val="1"/>
           <w:i w:val="0"/>
@@ -457,22 +477,28 @@
     <w:p>
       <w:pPr>
         <w:spacing w:after="100" w:before="0" w:line="360" w:lineRule="auto"/>
-        <w:rPr/>
-      </w:pPr>
-      <w:r>
-        <w:rPr>
-          <w:rtl w:val="0"/>
-        </w:rPr>
-        <w:t>En organizaciones con atención distribuida en canales digitales, muchos reclamos no ingresan por un formulario, call center o canal formal único, sino que aparecen como comentarios públicos en redes sociales. Un usuario puede insistir varias veces desde Instagram o TikTok, repetir mensajes similares o escribir desde una misma cuenta sobre una incidencia no resuelta. Si esa información no se captura ni se estructura, queda fragmentada y con alto riesgo de pérdida.</w:t>
+        <w:rPr>
+          <w:rFonts w:ascii="Times New Roman" w:cs="Times New Roman" w:eastAsia="Times New Roman" w:hAnsi="Times New Roman"/>
+        </w:rPr>
+      </w:pPr>
+      <w:r>
+        <w:rPr>
+          <w:rFonts w:ascii="Times New Roman" w:cs="Times New Roman" w:eastAsia="Times New Roman" w:hAnsi="Times New Roman"/>
+          <w:rtl w:val="0"/>
+        </w:rPr>
+        <w:t xml:space="preserve">En organizaciones con atención distribuida en canales digitales, muchos reclamos no ingresan por un formulario, call center o canal formal único, sino que aparecen como comentarios públicos en redes sociales. Un usuario puede insistir varias veces desde Instagram o TikTok, repetir mensajes similares o escribir desde una misma cuenta sobre una incidencia no resuelta. Si esa información no se captura ni se estructura, queda fragmentada y con alto riesgo de pérdida.</w:t>
       </w:r>
     </w:p>
     <w:p>
       <w:pPr>
         <w:spacing w:after="100" w:before="0" w:line="360" w:lineRule="auto"/>
-        <w:rPr/>
-      </w:pPr>
-      <w:r>
-        <w:rPr>
+        <w:rPr>
+          <w:rFonts w:ascii="Times New Roman" w:cs="Times New Roman" w:eastAsia="Times New Roman" w:hAnsi="Times New Roman"/>
+        </w:rPr>
+      </w:pPr>
+      <w:r>
+        <w:rPr>
+          <w:rFonts w:ascii="Times New Roman" w:cs="Times New Roman" w:eastAsia="Times New Roman" w:hAnsi="Times New Roman"/>
           <w:rtl w:val="0"/>
         </w:rPr>
         <w:t xml:space="preserve">Además, el equipo de atención puede verse obligado a revisar manualmente varios canales durante la jornada, destinando tiempo operativo a tareas repetitivas de búsqueda, clasificación y seguimiento. Estas situaciones evidencian la necesidad de una solución que capture reclamos no formales, identifique comentarios negativos, consolide información por usuario y entregue casos derivados en bandejas de gestión.</w:t>
@@ -496,7 +522,7 @@
         <w:ind w:left="0" w:right="0" w:firstLine="0"/>
         <w:jc w:val="left"/>
         <w:rPr>
-          <w:rFonts w:ascii="Aptos" w:cs="Aptos" w:eastAsia="Aptos" w:hAnsi="Aptos"/>
+          <w:rFonts w:ascii="Times New Roman" w:cs="Times New Roman" w:eastAsia="Times New Roman" w:hAnsi="Times New Roman"/>
           <w:b w:val="1"/>
           <w:bCs w:val="1"/>
           <w:i w:val="0"/>
@@ -513,7 +539,7 @@
       </w:pPr>
       <w:r>
         <w:rPr>
-          <w:rFonts w:ascii="Aptos" w:cs="Aptos" w:eastAsia="Aptos" w:hAnsi="Aptos"/>
+          <w:rFonts w:ascii="Times New Roman" w:cs="Times New Roman" w:eastAsia="Times New Roman" w:hAnsi="Times New Roman"/>
           <w:b w:val="1"/>
           <w:bCs w:val="1"/>
           <w:i w:val="0"/>
@@ -553,26 +579,21 @@
         <w:ind w:left="283" w:right="0" w:hanging="360"/>
         <w:jc w:val="left"/>
         <w:rPr>
-          <w:rFonts w:ascii="Aptos" w:cs="Aptos" w:eastAsia="Aptos" w:hAnsi="Aptos"/>
-          <w:b w:val="0"/>
-          <w:bCs w:val="0"/>
-          <w:i w:val="0"/>
-          <w:iCs w:val="0"/>
-          <w:smallCaps w:val="0"/>
-          <w:strike w:val="0"/>
-          <w:color w:val="000000"/>
-          <w:sz w:val="21"/>
-          <w:szCs w:val="21"/>
-          <w:u w:val="none"/>
-          <w:shd w:fill="auto" w:val="clear"/>
-          <w:vertAlign w:val="baseline"/>
-        </w:rPr>
-      </w:pPr>
-      <w:r>
-        <w:rPr>
-          <w:rFonts w:ascii="Aptos" w:cs="Aptos" w:eastAsia="Aptos" w:hAnsi="Aptos"/>
-          <w:b w:val="0"/>
-          <w:bCs w:val="0"/>
+          <w:rFonts w:ascii="Times New Roman" w:cs="Times New Roman" w:eastAsia="Times New Roman" w:hAnsi="Times New Roman"/>
+          <w:i w:val="0"/>
+          <w:iCs w:val="0"/>
+          <w:smallCaps w:val="0"/>
+          <w:strike w:val="0"/>
+          <w:color w:val="000000"/>
+          <w:sz w:val="21"/>
+          <w:szCs w:val="21"/>
+          <w:shd w:fill="auto" w:val="clear"/>
+          <w:vertAlign w:val="baseline"/>
+        </w:rPr>
+      </w:pPr>
+      <w:r>
+        <w:rPr>
+          <w:rFonts w:ascii="Times New Roman" w:cs="Times New Roman" w:eastAsia="Times New Roman" w:hAnsi="Times New Roman"/>
           <w:i w:val="0"/>
           <w:iCs w:val="0"/>
           <w:smallCaps w:val="0"/>
@@ -610,26 +631,21 @@
         <w:ind w:left="283" w:right="0" w:hanging="360"/>
         <w:jc w:val="left"/>
         <w:rPr>
-          <w:rFonts w:ascii="Aptos" w:cs="Aptos" w:eastAsia="Aptos" w:hAnsi="Aptos"/>
-          <w:b w:val="0"/>
-          <w:bCs w:val="0"/>
-          <w:i w:val="0"/>
-          <w:iCs w:val="0"/>
-          <w:smallCaps w:val="0"/>
-          <w:strike w:val="0"/>
-          <w:color w:val="000000"/>
-          <w:sz w:val="21"/>
-          <w:szCs w:val="21"/>
-          <w:u w:val="none"/>
-          <w:shd w:fill="auto" w:val="clear"/>
-          <w:vertAlign w:val="baseline"/>
-        </w:rPr>
-      </w:pPr>
-      <w:r>
-        <w:rPr>
-          <w:rFonts w:ascii="Aptos" w:cs="Aptos" w:eastAsia="Aptos" w:hAnsi="Aptos"/>
-          <w:b w:val="0"/>
-          <w:bCs w:val="0"/>
+          <w:rFonts w:ascii="Times New Roman" w:cs="Times New Roman" w:eastAsia="Times New Roman" w:hAnsi="Times New Roman"/>
+          <w:i w:val="0"/>
+          <w:iCs w:val="0"/>
+          <w:smallCaps w:val="0"/>
+          <w:strike w:val="0"/>
+          <w:color w:val="000000"/>
+          <w:sz w:val="21"/>
+          <w:szCs w:val="21"/>
+          <w:shd w:fill="auto" w:val="clear"/>
+          <w:vertAlign w:val="baseline"/>
+        </w:rPr>
+      </w:pPr>
+      <w:r>
+        <w:rPr>
+          <w:rFonts w:ascii="Times New Roman" w:cs="Times New Roman" w:eastAsia="Times New Roman" w:hAnsi="Times New Roman"/>
           <w:i w:val="0"/>
           <w:iCs w:val="0"/>
           <w:smallCaps w:val="0"/>
@@ -646,78 +662,134 @@
       </w:r>
     </w:p>
     <w:p>
-      <w:pPr/>
-    </w:p>
-    <w:p>
-      <w:pPr/>
-      <w:r>
-        <w:rPr>
-          <w:b/>
-        </w:rPr>
-        <w:t>Criterio temporal de priorización de reclamos</w:t>
-      </w:r>
-    </w:p>
-    <w:p>
-      <w:pPr/>
-      <w:r>
-        <w:rPr>
-          <w:b w:val="0"/>
-        </w:rPr>
-        <w:t>Además de clasificar los reclamos por plataforma, tipo de incidencia y gravedad, el sistema considera la variable tiempo como un criterio operativo relevante. Esto permite ordenar los casos según fecha de publicación, fecha de captura, antigüedad, cercanía al vencimiento y estado de avance, evitando que los reclamos queden solamente como una lista cronológica de comentarios.</w:t>
-      </w:r>
-    </w:p>
-    <w:p>
-      <w:pPr/>
-      <w:r>
-        <w:rPr>
-          <w:b w:val="0"/>
-        </w:rPr>
-        <w:t>Como referencia de diseño, Arthur D. Little (2019) señala que un operador típico promete resolver reclamos en un plazo cercano a tres días hábiles, aunque no siempre logra cumplir ese compromiso en todos los casos. Este antecedente sustenta la necesidad de administrar los reclamos no solo por canal de origen, sino también por tiempo de permanencia, generando alertas o semáforos para casos nuevos, en plazo, próximos a vencer o vencidos.</w:t>
-      </w:r>
-    </w:p>
-    <w:p>
-      <w:pPr/>
-      <w:r>
-        <w:rPr>
-          <w:b w:val="0"/>
-        </w:rPr>
-        <w:t>Bajo esta lógica, un reclamo de alta gravedad, publicado hace varios días o repetido por el mismo usuario, debe priorizarse antes que un caso reciente de baja criticidad. El objetivo es entregar a la organización una bandeja ordenada por urgencia operativa y no solo por volumen de comentarios.</w:t>
-      </w:r>
-    </w:p>
-    <w:p>
-      <w:pPr/>
-      <w:r>
-        <w:rPr>
-          <w:b w:val="0"/>
-        </w:rPr>
-        <w:t>● Nuevo: reclamo detectado recientemente, entre 0 y 24 horas.</w:t>
-      </w:r>
-    </w:p>
-    <w:p>
-      <w:pPr/>
-      <w:r>
-        <w:rPr>
-          <w:b w:val="0"/>
-        </w:rPr>
-        <w:t>● En plazo: reclamo con antigüedad baja o media, todavía dentro del margen razonable de atención.</w:t>
-      </w:r>
-    </w:p>
-    <w:p>
-      <w:pPr/>
-      <w:r>
-        <w:rPr>
-          <w:b w:val="0"/>
-        </w:rPr>
-        <w:t>● Próximo a vencer: reclamo cercano al umbral de tres días hábiles o al plazo definido por la organización.</w:t>
-      </w:r>
-    </w:p>
-    <w:p>
-      <w:pPr/>
-      <w:r>
-        <w:rPr>
-          <w:b w:val="0"/>
-        </w:rPr>
-        <w:t>● Vencido o crítico: reclamo que supera el plazo esperado o combina gravedad alta, recurrencia y antigüedad relevante.</w:t>
+      <w:pPr>
+        <w:rPr>
+          <w:rFonts w:ascii="Times New Roman" w:cs="Times New Roman" w:eastAsia="Times New Roman" w:hAnsi="Times New Roman"/>
+        </w:rPr>
+      </w:pPr>
+      <w:r>
+        <w:rPr>
+          <w:rtl w:val="0"/>
+        </w:rPr>
+      </w:r>
+    </w:p>
+    <w:p>
+      <w:pPr>
+        <w:rPr>
+          <w:rFonts w:ascii="Times New Roman" w:cs="Times New Roman" w:eastAsia="Times New Roman" w:hAnsi="Times New Roman"/>
+        </w:rPr>
+      </w:pPr>
+      <w:r>
+        <w:rPr>
+          <w:rFonts w:ascii="Times New Roman" w:cs="Times New Roman" w:eastAsia="Times New Roman" w:hAnsi="Times New Roman"/>
+          <w:b w:val="1"/>
+          <w:bCs w:val="1"/>
+          <w:rtl w:val="0"/>
+        </w:rPr>
+        <w:t xml:space="preserve">Criterio temporal de priorización de reclamos</w:t>
+      </w:r>
+      <w:r>
+        <w:rPr>
+          <w:rtl w:val="0"/>
+        </w:rPr>
+      </w:r>
+    </w:p>
+    <w:p>
+      <w:pPr>
+        <w:rPr>
+          <w:rFonts w:ascii="Times New Roman" w:cs="Times New Roman" w:eastAsia="Times New Roman" w:hAnsi="Times New Roman"/>
+        </w:rPr>
+      </w:pPr>
+      <w:r>
+        <w:rPr>
+          <w:rFonts w:ascii="Times New Roman" w:cs="Times New Roman" w:eastAsia="Times New Roman" w:hAnsi="Times New Roman"/>
+          <w:rtl w:val="0"/>
+        </w:rPr>
+        <w:t xml:space="preserve">Además de clasificar los reclamos por plataforma, tipo de incidencia y gravedad, el sistema considera la variable tiempo como un criterio operativo relevante. Esto permite ordenar los casos según fecha de publicación, fecha de captura, antigüedad, cercanía al vencimiento y estado de avance, evitando que los reclamos queden solamente como una lista cronológica de comentarios.</w:t>
+      </w:r>
+    </w:p>
+    <w:p>
+      <w:pPr>
+        <w:rPr>
+          <w:rFonts w:ascii="Times New Roman" w:cs="Times New Roman" w:eastAsia="Times New Roman" w:hAnsi="Times New Roman"/>
+        </w:rPr>
+      </w:pPr>
+      <w:r>
+        <w:rPr>
+          <w:rFonts w:ascii="Times New Roman" w:cs="Times New Roman" w:eastAsia="Times New Roman" w:hAnsi="Times New Roman"/>
+          <w:rtl w:val="0"/>
+        </w:rPr>
+        <w:t xml:space="preserve">Como referencia de diseño, Arthur D. Little (2019) señala que un operador típico promete resolver reclamos en un plazo cercano a tres días hábiles, aunque no siempre logra cumplir ese compromiso en todos los casos. Este antecedente sustenta la necesidad de administrar los reclamos no solo por canal de origen, sino también por tiempo de permanencia, generando alertas o semáforos para casos nuevos, en plazo, próximos a vencer o vencidos.</w:t>
+      </w:r>
+    </w:p>
+    <w:p>
+      <w:pPr>
+        <w:rPr>
+          <w:rFonts w:ascii="Times New Roman" w:cs="Times New Roman" w:eastAsia="Times New Roman" w:hAnsi="Times New Roman"/>
+        </w:rPr>
+      </w:pPr>
+      <w:r>
+        <w:rPr>
+          <w:rFonts w:ascii="Times New Roman" w:cs="Times New Roman" w:eastAsia="Times New Roman" w:hAnsi="Times New Roman"/>
+          <w:rtl w:val="0"/>
+        </w:rPr>
+        <w:t xml:space="preserve">Bajo esta lógica, un reclamo de alta gravedad, publicado hace varios días o repetido por el mismo usuario, debe priorizarse antes que un caso reciente de baja criticidad. El objetivo es entregar a la organización una bandeja ordenada por urgencia operativa y no solo por volumen de comentarios.</w:t>
+      </w:r>
+    </w:p>
+    <w:p>
+      <w:pPr>
+        <w:rPr>
+          <w:rFonts w:ascii="Times New Roman" w:cs="Times New Roman" w:eastAsia="Times New Roman" w:hAnsi="Times New Roman"/>
+        </w:rPr>
+      </w:pPr>
+      <w:r>
+        <w:rPr>
+          <w:rFonts w:ascii="Times New Roman" w:cs="Times New Roman" w:eastAsia="Times New Roman" w:hAnsi="Times New Roman"/>
+          <w:rtl w:val="0"/>
+        </w:rPr>
+        <w:t xml:space="preserve">● Nuevo: reclamo detectado recientemente, entre 0 y 24 horas.</w:t>
+      </w:r>
+    </w:p>
+    <w:p>
+      <w:pPr>
+        <w:rPr>
+          <w:rFonts w:ascii="Times New Roman" w:cs="Times New Roman" w:eastAsia="Times New Roman" w:hAnsi="Times New Roman"/>
+        </w:rPr>
+      </w:pPr>
+      <w:r>
+        <w:rPr>
+          <w:rFonts w:ascii="Times New Roman" w:cs="Times New Roman" w:eastAsia="Times New Roman" w:hAnsi="Times New Roman"/>
+          <w:rtl w:val="0"/>
+        </w:rPr>
+        <w:t xml:space="preserve">● En plazo: reclamo con antigüedad baja o media, todavía dentro del margen razonable de atención.</w:t>
+      </w:r>
+    </w:p>
+    <w:p>
+      <w:pPr>
+        <w:rPr>
+          <w:rFonts w:ascii="Times New Roman" w:cs="Times New Roman" w:eastAsia="Times New Roman" w:hAnsi="Times New Roman"/>
+        </w:rPr>
+      </w:pPr>
+      <w:r>
+        <w:rPr>
+          <w:rFonts w:ascii="Times New Roman" w:cs="Times New Roman" w:eastAsia="Times New Roman" w:hAnsi="Times New Roman"/>
+          <w:rtl w:val="0"/>
+        </w:rPr>
+        <w:t xml:space="preserve">● Próximo a vencer: reclamo cercano al umbral de tres días hábiles o al plazo definido por la organización.</w:t>
+      </w:r>
+    </w:p>
+    <w:p>
+      <w:pPr>
+        <w:rPr>
+          <w:rFonts w:ascii="Times New Roman" w:cs="Times New Roman" w:eastAsia="Times New Roman" w:hAnsi="Times New Roman"/>
+        </w:rPr>
+      </w:pPr>
+      <w:r>
+        <w:rPr>
+          <w:rFonts w:ascii="Times New Roman" w:cs="Times New Roman" w:eastAsia="Times New Roman" w:hAnsi="Times New Roman"/>
+          <w:rtl w:val="0"/>
+        </w:rPr>
+        <w:t xml:space="preserve">● Vencido o crítico: reclamo que supera el plazo esperado o combina gravedad alta, recurrencia y antigüedad relevante.</w:t>
       </w:r>
     </w:p>
     <w:p>
@@ -737,7 +809,9 @@
         <w:spacing w:after="40" w:before="0" w:line="360" w:lineRule="auto"/>
         <w:ind w:right="0"/>
         <w:jc w:val="left"/>
-        <w:rPr/>
+        <w:rPr>
+          <w:rFonts w:ascii="Times New Roman" w:cs="Times New Roman" w:eastAsia="Times New Roman" w:hAnsi="Times New Roman"/>
+        </w:rPr>
       </w:pPr>
       <w:r>
         <w:rPr>
@@ -762,7 +836,9 @@
         <w:spacing w:after="40" w:before="0" w:line="360" w:lineRule="auto"/>
         <w:ind w:right="0"/>
         <w:jc w:val="left"/>
-        <w:rPr/>
+        <w:rPr>
+          <w:rFonts w:ascii="Times New Roman" w:cs="Times New Roman" w:eastAsia="Times New Roman" w:hAnsi="Times New Roman"/>
+        </w:rPr>
       </w:pPr>
       <w:r>
         <w:rPr>
@@ -788,7 +864,7 @@
         <w:ind w:left="0" w:right="0" w:firstLine="0"/>
         <w:jc w:val="left"/>
         <w:rPr>
-          <w:rFonts w:ascii="Aptos" w:cs="Aptos" w:eastAsia="Aptos" w:hAnsi="Aptos"/>
+          <w:rFonts w:ascii="Times New Roman" w:cs="Times New Roman" w:eastAsia="Times New Roman" w:hAnsi="Times New Roman"/>
           <w:b w:val="1"/>
           <w:bCs w:val="1"/>
           <w:i w:val="0"/>
@@ -805,7 +881,7 @@
       </w:pPr>
       <w:r>
         <w:rPr>
-          <w:rFonts w:ascii="Aptos" w:cs="Aptos" w:eastAsia="Aptos" w:hAnsi="Aptos"/>
+          <w:rFonts w:ascii="Times New Roman" w:cs="Times New Roman" w:eastAsia="Times New Roman" w:hAnsi="Times New Roman"/>
           <w:b w:val="1"/>
           <w:bCs w:val="1"/>
           <w:i w:val="0"/>
@@ -841,7 +917,7 @@
         <w:ind w:left="0" w:right="0" w:firstLine="0"/>
         <w:jc w:val="left"/>
         <w:rPr>
-          <w:rFonts w:ascii="Aptos" w:cs="Aptos" w:eastAsia="Aptos" w:hAnsi="Aptos"/>
+          <w:rFonts w:ascii="Times New Roman" w:cs="Times New Roman" w:eastAsia="Times New Roman" w:hAnsi="Times New Roman"/>
           <w:b w:val="1"/>
           <w:bCs w:val="1"/>
           <w:i w:val="0"/>
@@ -858,7 +934,7 @@
       </w:pPr>
       <w:r>
         <w:rPr>
-          <w:rFonts w:ascii="Aptos" w:cs="Aptos" w:eastAsia="Aptos" w:hAnsi="Aptos"/>
+          <w:rFonts w:ascii="Times New Roman" w:cs="Times New Roman" w:eastAsia="Times New Roman" w:hAnsi="Times New Roman"/>
           <w:b w:val="1"/>
           <w:bCs w:val="1"/>
           <w:i w:val="0"/>
@@ -879,22 +955,28 @@
     <w:p>
       <w:pPr>
         <w:spacing w:after="100" w:before="0" w:line="360" w:lineRule="auto"/>
-        <w:rPr/>
-      </w:pPr>
-      <w:r>
-        <w:rPr>
-          <w:rtl w:val="0"/>
-        </w:rPr>
-        <w:t>En el mercado existen soluciones como Freshdesk, Zoho Desk, Zendesk y eDesk, que ofrecen atención omnicanal, ticketing, automatización y funciones de apoyo con IA. En términos generales, se trata de plataformas más amplias y generalistas. Para una operación que necesita centralizar reclamos digitales no formales, estas soluciones pueden requerir configuración, integración y capacitación relevantes, mientras que el problema específico abordado por este proyecto se concentra en capturar reclamos no formales desde redes sociales, filtrarlos y derivarlos de manera estructurada.</w:t>
+        <w:rPr>
+          <w:rFonts w:ascii="Times New Roman" w:cs="Times New Roman" w:eastAsia="Times New Roman" w:hAnsi="Times New Roman"/>
+        </w:rPr>
+      </w:pPr>
+      <w:r>
+        <w:rPr>
+          <w:rFonts w:ascii="Times New Roman" w:cs="Times New Roman" w:eastAsia="Times New Roman" w:hAnsi="Times New Roman"/>
+          <w:rtl w:val="0"/>
+        </w:rPr>
+        <w:t xml:space="preserve">En el mercado existen soluciones como Freshdesk, Zoho Desk, Zendesk y eDesk, que ofrecen atención omnicanal, ticketing, automatización y funciones de apoyo con IA. En términos generales, se trata de plataformas más amplias y generalistas. Para una operación que necesita centralizar reclamos digitales no formales, estas soluciones pueden requerir configuración, integración y capacitación relevantes, mientras que el problema específico abordado por este proyecto se concentra en capturar reclamos no formales desde redes sociales, filtrarlos y derivarlos de manera estructurada.</w:t>
       </w:r>
     </w:p>
     <w:p>
       <w:pPr>
         <w:spacing w:after="100" w:before="0" w:line="360" w:lineRule="auto"/>
-        <w:rPr/>
-      </w:pPr>
-      <w:r>
-        <w:rPr>
+        <w:rPr>
+          <w:rFonts w:ascii="Times New Roman" w:cs="Times New Roman" w:eastAsia="Times New Roman" w:hAnsi="Times New Roman"/>
+        </w:rPr>
+      </w:pPr>
+      <w:r>
+        <w:rPr>
+          <w:rFonts w:ascii="Times New Roman" w:cs="Times New Roman" w:eastAsia="Times New Roman" w:hAnsi="Times New Roman"/>
           <w:rtl w:val="0"/>
         </w:rPr>
         <w:t xml:space="preserve">En contraste, la propuesta desarrollada se enfoca directamente en detectar comentarios negativos desde canales digitales no formales, almacenarlos como posibles reclamos, agruparlos por usuario de Instagram o TikTok y derivarlos mediante IA hacia bandejas de gestión. La solución no pretende reemplazar al ejecutivo ni resolver todos los casos automáticamente, sino ordenar y preparar la información para su tratamiento operativo.</w:t>
@@ -903,13 +985,16 @@
     <w:p>
       <w:pPr>
         <w:spacing w:after="100" w:before="0" w:line="360" w:lineRule="auto"/>
-        <w:rPr/>
-      </w:pPr>
-      <w:r>
-        <w:rPr>
-          <w:rtl w:val="0"/>
-        </w:rPr>
-        <w:t>En síntesis, las suites analizadas venden un ecosistema completo de soporte; la propuesta presentada resuelve un problema puntual de la atención de reclamos digitales no formales, de forma más directa, liviana y enfocada.</w:t>
+        <w:rPr>
+          <w:rFonts w:ascii="Times New Roman" w:cs="Times New Roman" w:eastAsia="Times New Roman" w:hAnsi="Times New Roman"/>
+        </w:rPr>
+      </w:pPr>
+      <w:r>
+        <w:rPr>
+          <w:rFonts w:ascii="Times New Roman" w:cs="Times New Roman" w:eastAsia="Times New Roman" w:hAnsi="Times New Roman"/>
+          <w:rtl w:val="0"/>
+        </w:rPr>
+        <w:t xml:space="preserve">En síntesis, las suites analizadas venden un ecosistema completo de soporte; la propuesta presentada resuelve un problema puntual de la atención de reclamos digitales no formales, de forma más directa, liviana y enfocada.</w:t>
       </w:r>
     </w:p>
     <w:p>
@@ -930,7 +1015,7 @@
         <w:ind w:left="0" w:right="0" w:firstLine="0"/>
         <w:jc w:val="left"/>
         <w:rPr>
-          <w:rFonts w:ascii="Aptos" w:cs="Aptos" w:eastAsia="Aptos" w:hAnsi="Aptos"/>
+          <w:rFonts w:ascii="Times New Roman" w:cs="Times New Roman" w:eastAsia="Times New Roman" w:hAnsi="Times New Roman"/>
           <w:b w:val="1"/>
           <w:bCs w:val="1"/>
           <w:i w:val="0"/>
@@ -947,7 +1032,7 @@
       </w:pPr>
       <w:r>
         <w:rPr>
-          <w:rFonts w:ascii="Aptos" w:cs="Aptos" w:eastAsia="Aptos" w:hAnsi="Aptos"/>
+          <w:rFonts w:ascii="Times New Roman" w:cs="Times New Roman" w:eastAsia="Times New Roman" w:hAnsi="Times New Roman"/>
           <w:b w:val="1"/>
           <w:bCs w:val="1"/>
           <w:i w:val="0"/>
@@ -968,13 +1053,16 @@
     <w:p>
       <w:pPr>
         <w:spacing w:after="100" w:before="0" w:line="360" w:lineRule="auto"/>
-        <w:rPr/>
-      </w:pPr>
-      <w:r>
-        <w:rPr>
-          <w:rtl w:val="0"/>
-        </w:rPr>
-        <w:t>El benchmarking se realizó comparando la propuesta con soluciones existentes del mercado, considerando funcionalidades relacionadas con la gestión de reclamos, centralización de canales, clasificación, derivación, facilidad de implementación, trazabilidad y ajuste al contexto de reclamos digitales. La caracterización funcional se apoyó en información pública oficial de Freshdesk, Zoho Desk, Zendesk y eDesk, además de la formulación propia del proyecto.</w:t>
+        <w:rPr>
+          <w:rFonts w:ascii="Times New Roman" w:cs="Times New Roman" w:eastAsia="Times New Roman" w:hAnsi="Times New Roman"/>
+        </w:rPr>
+      </w:pPr>
+      <w:r>
+        <w:rPr>
+          <w:rFonts w:ascii="Times New Roman" w:cs="Times New Roman" w:eastAsia="Times New Roman" w:hAnsi="Times New Roman"/>
+          <w:rtl w:val="0"/>
+        </w:rPr>
+        <w:t xml:space="preserve">El benchmarking se realizó comparando la propuesta con soluciones existentes del mercado, considerando funcionalidades relacionadas con la gestión de reclamos, centralización de canales, clasificación, derivación, facilidad de implementación, trazabilidad y ajuste al contexto de reclamos digitales. La caracterización funcional se apoyó en información pública oficial de Freshdesk, Zoho Desk, Zendesk y eDesk, además de la formulación propia del proyecto.</w:t>
       </w:r>
     </w:p>
     <w:tbl>
@@ -1030,10 +1118,13 @@
               <w:widowControl w:val="1"/>
               <w:spacing w:after="0" w:before="0" w:line="360" w:lineRule="auto"/>
               <w:jc w:val="center"/>
-              <w:rPr/>
-            </w:pPr>
-            <w:r>
-              <w:rPr>
+              <w:rPr>
+                <w:rFonts w:ascii="Times New Roman" w:cs="Times New Roman" w:eastAsia="Times New Roman" w:hAnsi="Times New Roman"/>
+              </w:rPr>
+            </w:pPr>
+            <w:r>
+              <w:rPr>
+                <w:rFonts w:ascii="Times New Roman" w:cs="Times New Roman" w:eastAsia="Times New Roman" w:hAnsi="Times New Roman"/>
                 <w:b w:val="1"/>
                 <w:bCs w:val="1"/>
                 <w:color w:val="002b5c"/>
@@ -1060,10 +1151,13 @@
               <w:widowControl w:val="1"/>
               <w:spacing w:after="0" w:before="0" w:line="360" w:lineRule="auto"/>
               <w:jc w:val="center"/>
-              <w:rPr/>
-            </w:pPr>
-            <w:r>
-              <w:rPr>
+              <w:rPr>
+                <w:rFonts w:ascii="Times New Roman" w:cs="Times New Roman" w:eastAsia="Times New Roman" w:hAnsi="Times New Roman"/>
+              </w:rPr>
+            </w:pPr>
+            <w:r>
+              <w:rPr>
+                <w:rFonts w:ascii="Times New Roman" w:cs="Times New Roman" w:eastAsia="Times New Roman" w:hAnsi="Times New Roman"/>
                 <w:b w:val="1"/>
                 <w:bCs w:val="1"/>
                 <w:color w:val="002b5c"/>
@@ -1090,10 +1184,13 @@
               <w:widowControl w:val="1"/>
               <w:spacing w:after="0" w:before="0" w:line="360" w:lineRule="auto"/>
               <w:jc w:val="center"/>
-              <w:rPr/>
-            </w:pPr>
-            <w:r>
-              <w:rPr>
+              <w:rPr>
+                <w:rFonts w:ascii="Times New Roman" w:cs="Times New Roman" w:eastAsia="Times New Roman" w:hAnsi="Times New Roman"/>
+              </w:rPr>
+            </w:pPr>
+            <w:r>
+              <w:rPr>
+                <w:rFonts w:ascii="Times New Roman" w:cs="Times New Roman" w:eastAsia="Times New Roman" w:hAnsi="Times New Roman"/>
                 <w:b w:val="1"/>
                 <w:bCs w:val="1"/>
                 <w:color w:val="002b5c"/>
@@ -1120,10 +1217,13 @@
               <w:widowControl w:val="1"/>
               <w:spacing w:after="0" w:before="0" w:line="360" w:lineRule="auto"/>
               <w:jc w:val="center"/>
-              <w:rPr/>
-            </w:pPr>
-            <w:r>
-              <w:rPr>
+              <w:rPr>
+                <w:rFonts w:ascii="Times New Roman" w:cs="Times New Roman" w:eastAsia="Times New Roman" w:hAnsi="Times New Roman"/>
+              </w:rPr>
+            </w:pPr>
+            <w:r>
+              <w:rPr>
+                <w:rFonts w:ascii="Times New Roman" w:cs="Times New Roman" w:eastAsia="Times New Roman" w:hAnsi="Times New Roman"/>
                 <w:b w:val="1"/>
                 <w:bCs w:val="1"/>
                 <w:color w:val="002b5c"/>
@@ -1150,10 +1250,13 @@
               <w:widowControl w:val="1"/>
               <w:spacing w:after="0" w:before="0" w:line="360" w:lineRule="auto"/>
               <w:jc w:val="center"/>
-              <w:rPr/>
-            </w:pPr>
-            <w:r>
-              <w:rPr>
+              <w:rPr>
+                <w:rFonts w:ascii="Times New Roman" w:cs="Times New Roman" w:eastAsia="Times New Roman" w:hAnsi="Times New Roman"/>
+              </w:rPr>
+            </w:pPr>
+            <w:r>
+              <w:rPr>
+                <w:rFonts w:ascii="Times New Roman" w:cs="Times New Roman" w:eastAsia="Times New Roman" w:hAnsi="Times New Roman"/>
                 <w:b w:val="1"/>
                 <w:bCs w:val="1"/>
                 <w:color w:val="002b5c"/>
@@ -1180,10 +1283,13 @@
               <w:widowControl w:val="1"/>
               <w:spacing w:after="0" w:before="0" w:line="360" w:lineRule="auto"/>
               <w:jc w:val="center"/>
-              <w:rPr/>
-            </w:pPr>
-            <w:r>
-              <w:rPr>
+              <w:rPr>
+                <w:rFonts w:ascii="Times New Roman" w:cs="Times New Roman" w:eastAsia="Times New Roman" w:hAnsi="Times New Roman"/>
+              </w:rPr>
+            </w:pPr>
+            <w:r>
+              <w:rPr>
+                <w:rFonts w:ascii="Times New Roman" w:cs="Times New Roman" w:eastAsia="Times New Roman" w:hAnsi="Times New Roman"/>
                 <w:b w:val="1"/>
                 <w:bCs w:val="1"/>
                 <w:color w:val="002b5c"/>
@@ -1210,10 +1316,13 @@
               <w:widowControl w:val="1"/>
               <w:spacing w:after="0" w:before="0" w:line="360" w:lineRule="auto"/>
               <w:jc w:val="center"/>
-              <w:rPr/>
-            </w:pPr>
-            <w:r>
-              <w:rPr>
+              <w:rPr>
+                <w:rFonts w:ascii="Times New Roman" w:cs="Times New Roman" w:eastAsia="Times New Roman" w:hAnsi="Times New Roman"/>
+              </w:rPr>
+            </w:pPr>
+            <w:r>
+              <w:rPr>
+                <w:rFonts w:ascii="Times New Roman" w:cs="Times New Roman" w:eastAsia="Times New Roman" w:hAnsi="Times New Roman"/>
                 <w:b w:val="1"/>
                 <w:bCs w:val="1"/>
                 <w:color w:val="002b5c"/>
@@ -1240,10 +1349,13 @@
               <w:widowControl w:val="1"/>
               <w:spacing w:after="0" w:before="0" w:line="360" w:lineRule="auto"/>
               <w:jc w:val="center"/>
-              <w:rPr/>
-            </w:pPr>
-            <w:r>
-              <w:rPr>
+              <w:rPr>
+                <w:rFonts w:ascii="Times New Roman" w:cs="Times New Roman" w:eastAsia="Times New Roman" w:hAnsi="Times New Roman"/>
+              </w:rPr>
+            </w:pPr>
+            <w:r>
+              <w:rPr>
+                <w:rFonts w:ascii="Times New Roman" w:cs="Times New Roman" w:eastAsia="Times New Roman" w:hAnsi="Times New Roman"/>
                 <w:b w:val="1"/>
                 <w:bCs w:val="1"/>
                 <w:color w:val="002b5c"/>
@@ -1251,7 +1363,12 @@
                 <w:szCs w:val="17"/>
                 <w:rtl w:val="0"/>
               </w:rPr>
-              <w:t>Ajuste a reclamos digitales</w:t>
+              <w:t xml:space="preserve">Ajuste a reclamos digitales</w:t>
+            </w:r>
+            <w:r>
+              <w:rPr>
+                <w:rtl w:val="0"/>
+              </w:rPr>
             </w:r>
           </w:p>
         </w:tc>
@@ -1269,10 +1386,13 @@
             <w:pPr>
               <w:widowControl w:val="1"/>
               <w:spacing w:after="0" w:before="0" w:line="360" w:lineRule="auto"/>
-              <w:rPr/>
-            </w:pPr>
-            <w:r>
-              <w:rPr>
+              <w:rPr>
+                <w:rFonts w:ascii="Times New Roman" w:cs="Times New Roman" w:eastAsia="Times New Roman" w:hAnsi="Times New Roman"/>
+              </w:rPr>
+            </w:pPr>
+            <w:r>
+              <w:rPr>
+                <w:rFonts w:ascii="Times New Roman" w:cs="Times New Roman" w:eastAsia="Times New Roman" w:hAnsi="Times New Roman"/>
                 <w:sz w:val="17"/>
                 <w:szCs w:val="17"/>
                 <w:rtl w:val="0"/>
@@ -1295,10 +1415,13 @@
               <w:widowControl w:val="1"/>
               <w:spacing w:after="0" w:before="0" w:line="360" w:lineRule="auto"/>
               <w:jc w:val="center"/>
-              <w:rPr/>
-            </w:pPr>
-            <w:r>
-              <w:rPr>
+              <w:rPr>
+                <w:rFonts w:ascii="Times New Roman" w:cs="Times New Roman" w:eastAsia="Times New Roman" w:hAnsi="Times New Roman"/>
+              </w:rPr>
+            </w:pPr>
+            <w:r>
+              <w:rPr>
+                <w:rFonts w:ascii="Times New Roman" w:cs="Times New Roman" w:eastAsia="Times New Roman" w:hAnsi="Times New Roman"/>
                 <w:sz w:val="17"/>
                 <w:szCs w:val="17"/>
                 <w:rtl w:val="0"/>
@@ -1321,10 +1444,13 @@
               <w:widowControl w:val="1"/>
               <w:spacing w:after="0" w:before="0" w:line="360" w:lineRule="auto"/>
               <w:jc w:val="center"/>
-              <w:rPr/>
-            </w:pPr>
-            <w:r>
-              <w:rPr>
+              <w:rPr>
+                <w:rFonts w:ascii="Times New Roman" w:cs="Times New Roman" w:eastAsia="Times New Roman" w:hAnsi="Times New Roman"/>
+              </w:rPr>
+            </w:pPr>
+            <w:r>
+              <w:rPr>
+                <w:rFonts w:ascii="Times New Roman" w:cs="Times New Roman" w:eastAsia="Times New Roman" w:hAnsi="Times New Roman"/>
                 <w:sz w:val="17"/>
                 <w:szCs w:val="17"/>
                 <w:rtl w:val="0"/>
@@ -1347,10 +1473,13 @@
               <w:widowControl w:val="1"/>
               <w:spacing w:after="0" w:before="0" w:line="360" w:lineRule="auto"/>
               <w:jc w:val="center"/>
-              <w:rPr/>
-            </w:pPr>
-            <w:r>
-              <w:rPr>
+              <w:rPr>
+                <w:rFonts w:ascii="Times New Roman" w:cs="Times New Roman" w:eastAsia="Times New Roman" w:hAnsi="Times New Roman"/>
+              </w:rPr>
+            </w:pPr>
+            <w:r>
+              <w:rPr>
+                <w:rFonts w:ascii="Times New Roman" w:cs="Times New Roman" w:eastAsia="Times New Roman" w:hAnsi="Times New Roman"/>
                 <w:sz w:val="17"/>
                 <w:szCs w:val="17"/>
                 <w:rtl w:val="0"/>
@@ -1373,10 +1502,13 @@
               <w:widowControl w:val="1"/>
               <w:spacing w:after="0" w:before="0" w:line="360" w:lineRule="auto"/>
               <w:jc w:val="center"/>
-              <w:rPr/>
-            </w:pPr>
-            <w:r>
-              <w:rPr>
+              <w:rPr>
+                <w:rFonts w:ascii="Times New Roman" w:cs="Times New Roman" w:eastAsia="Times New Roman" w:hAnsi="Times New Roman"/>
+              </w:rPr>
+            </w:pPr>
+            <w:r>
+              <w:rPr>
+                <w:rFonts w:ascii="Times New Roman" w:cs="Times New Roman" w:eastAsia="Times New Roman" w:hAnsi="Times New Roman"/>
                 <w:sz w:val="17"/>
                 <w:szCs w:val="17"/>
                 <w:rtl w:val="0"/>
@@ -1399,10 +1531,13 @@
               <w:widowControl w:val="1"/>
               <w:spacing w:after="0" w:before="0" w:line="360" w:lineRule="auto"/>
               <w:jc w:val="center"/>
-              <w:rPr/>
-            </w:pPr>
-            <w:r>
-              <w:rPr>
+              <w:rPr>
+                <w:rFonts w:ascii="Times New Roman" w:cs="Times New Roman" w:eastAsia="Times New Roman" w:hAnsi="Times New Roman"/>
+              </w:rPr>
+            </w:pPr>
+            <w:r>
+              <w:rPr>
+                <w:rFonts w:ascii="Times New Roman" w:cs="Times New Roman" w:eastAsia="Times New Roman" w:hAnsi="Times New Roman"/>
                 <w:sz w:val="17"/>
                 <w:szCs w:val="17"/>
                 <w:rtl w:val="0"/>
@@ -1425,10 +1560,13 @@
               <w:widowControl w:val="1"/>
               <w:spacing w:after="0" w:before="0" w:line="360" w:lineRule="auto"/>
               <w:jc w:val="center"/>
-              <w:rPr/>
-            </w:pPr>
-            <w:r>
-              <w:rPr>
+              <w:rPr>
+                <w:rFonts w:ascii="Times New Roman" w:cs="Times New Roman" w:eastAsia="Times New Roman" w:hAnsi="Times New Roman"/>
+              </w:rPr>
+            </w:pPr>
+            <w:r>
+              <w:rPr>
+                <w:rFonts w:ascii="Times New Roman" w:cs="Times New Roman" w:eastAsia="Times New Roman" w:hAnsi="Times New Roman"/>
                 <w:sz w:val="17"/>
                 <w:szCs w:val="17"/>
                 <w:rtl w:val="0"/>
@@ -1451,10 +1589,13 @@
               <w:widowControl w:val="1"/>
               <w:spacing w:after="0" w:before="0" w:line="360" w:lineRule="auto"/>
               <w:jc w:val="center"/>
-              <w:rPr/>
-            </w:pPr>
-            <w:r>
-              <w:rPr>
+              <w:rPr>
+                <w:rFonts w:ascii="Times New Roman" w:cs="Times New Roman" w:eastAsia="Times New Roman" w:hAnsi="Times New Roman"/>
+              </w:rPr>
+            </w:pPr>
+            <w:r>
+              <w:rPr>
+                <w:rFonts w:ascii="Times New Roman" w:cs="Times New Roman" w:eastAsia="Times New Roman" w:hAnsi="Times New Roman"/>
                 <w:sz w:val="17"/>
                 <w:szCs w:val="17"/>
                 <w:rtl w:val="0"/>
@@ -1482,10 +1623,13 @@
             <w:pPr>
               <w:widowControl w:val="1"/>
               <w:spacing w:after="0" w:before="0" w:line="360" w:lineRule="auto"/>
-              <w:rPr/>
-            </w:pPr>
-            <w:r>
-              <w:rPr>
+              <w:rPr>
+                <w:rFonts w:ascii="Times New Roman" w:cs="Times New Roman" w:eastAsia="Times New Roman" w:hAnsi="Times New Roman"/>
+              </w:rPr>
+            </w:pPr>
+            <w:r>
+              <w:rPr>
+                <w:rFonts w:ascii="Times New Roman" w:cs="Times New Roman" w:eastAsia="Times New Roman" w:hAnsi="Times New Roman"/>
                 <w:sz w:val="17"/>
                 <w:szCs w:val="17"/>
                 <w:rtl w:val="0"/>
@@ -1508,10 +1652,13 @@
               <w:widowControl w:val="1"/>
               <w:spacing w:after="0" w:before="0" w:line="360" w:lineRule="auto"/>
               <w:jc w:val="center"/>
-              <w:rPr/>
-            </w:pPr>
-            <w:r>
-              <w:rPr>
+              <w:rPr>
+                <w:rFonts w:ascii="Times New Roman" w:cs="Times New Roman" w:eastAsia="Times New Roman" w:hAnsi="Times New Roman"/>
+              </w:rPr>
+            </w:pPr>
+            <w:r>
+              <w:rPr>
+                <w:rFonts w:ascii="Times New Roman" w:cs="Times New Roman" w:eastAsia="Times New Roman" w:hAnsi="Times New Roman"/>
                 <w:sz w:val="17"/>
                 <w:szCs w:val="17"/>
                 <w:rtl w:val="0"/>
@@ -1534,10 +1681,13 @@
               <w:widowControl w:val="1"/>
               <w:spacing w:after="0" w:before="0" w:line="360" w:lineRule="auto"/>
               <w:jc w:val="center"/>
-              <w:rPr/>
-            </w:pPr>
-            <w:r>
-              <w:rPr>
+              <w:rPr>
+                <w:rFonts w:ascii="Times New Roman" w:cs="Times New Roman" w:eastAsia="Times New Roman" w:hAnsi="Times New Roman"/>
+              </w:rPr>
+            </w:pPr>
+            <w:r>
+              <w:rPr>
+                <w:rFonts w:ascii="Times New Roman" w:cs="Times New Roman" w:eastAsia="Times New Roman" w:hAnsi="Times New Roman"/>
                 <w:sz w:val="17"/>
                 <w:szCs w:val="17"/>
                 <w:rtl w:val="0"/>
@@ -1560,10 +1710,13 @@
               <w:widowControl w:val="1"/>
               <w:spacing w:after="0" w:before="0" w:line="360" w:lineRule="auto"/>
               <w:jc w:val="center"/>
-              <w:rPr/>
-            </w:pPr>
-            <w:r>
-              <w:rPr>
+              <w:rPr>
+                <w:rFonts w:ascii="Times New Roman" w:cs="Times New Roman" w:eastAsia="Times New Roman" w:hAnsi="Times New Roman"/>
+              </w:rPr>
+            </w:pPr>
+            <w:r>
+              <w:rPr>
+                <w:rFonts w:ascii="Times New Roman" w:cs="Times New Roman" w:eastAsia="Times New Roman" w:hAnsi="Times New Roman"/>
                 <w:sz w:val="17"/>
                 <w:szCs w:val="17"/>
                 <w:rtl w:val="0"/>
@@ -1586,10 +1739,13 @@
               <w:widowControl w:val="1"/>
               <w:spacing w:after="0" w:before="0" w:line="360" w:lineRule="auto"/>
               <w:jc w:val="center"/>
-              <w:rPr/>
-            </w:pPr>
-            <w:r>
-              <w:rPr>
+              <w:rPr>
+                <w:rFonts w:ascii="Times New Roman" w:cs="Times New Roman" w:eastAsia="Times New Roman" w:hAnsi="Times New Roman"/>
+              </w:rPr>
+            </w:pPr>
+            <w:r>
+              <w:rPr>
+                <w:rFonts w:ascii="Times New Roman" w:cs="Times New Roman" w:eastAsia="Times New Roman" w:hAnsi="Times New Roman"/>
                 <w:sz w:val="17"/>
                 <w:szCs w:val="17"/>
                 <w:rtl w:val="0"/>
@@ -1612,10 +1768,13 @@
               <w:widowControl w:val="1"/>
               <w:spacing w:after="0" w:before="0" w:line="360" w:lineRule="auto"/>
               <w:jc w:val="center"/>
-              <w:rPr/>
-            </w:pPr>
-            <w:r>
-              <w:rPr>
+              <w:rPr>
+                <w:rFonts w:ascii="Times New Roman" w:cs="Times New Roman" w:eastAsia="Times New Roman" w:hAnsi="Times New Roman"/>
+              </w:rPr>
+            </w:pPr>
+            <w:r>
+              <w:rPr>
+                <w:rFonts w:ascii="Times New Roman" w:cs="Times New Roman" w:eastAsia="Times New Roman" w:hAnsi="Times New Roman"/>
                 <w:sz w:val="17"/>
                 <w:szCs w:val="17"/>
                 <w:rtl w:val="0"/>
@@ -1638,10 +1797,13 @@
               <w:widowControl w:val="1"/>
               <w:spacing w:after="0" w:before="0" w:line="360" w:lineRule="auto"/>
               <w:jc w:val="center"/>
-              <w:rPr/>
-            </w:pPr>
-            <w:r>
-              <w:rPr>
+              <w:rPr>
+                <w:rFonts w:ascii="Times New Roman" w:cs="Times New Roman" w:eastAsia="Times New Roman" w:hAnsi="Times New Roman"/>
+              </w:rPr>
+            </w:pPr>
+            <w:r>
+              <w:rPr>
+                <w:rFonts w:ascii="Times New Roman" w:cs="Times New Roman" w:eastAsia="Times New Roman" w:hAnsi="Times New Roman"/>
                 <w:sz w:val="17"/>
                 <w:szCs w:val="17"/>
                 <w:rtl w:val="0"/>
@@ -1664,10 +1826,13 @@
               <w:widowControl w:val="1"/>
               <w:spacing w:after="0" w:before="0" w:line="360" w:lineRule="auto"/>
               <w:jc w:val="center"/>
-              <w:rPr/>
-            </w:pPr>
-            <w:r>
-              <w:rPr>
+              <w:rPr>
+                <w:rFonts w:ascii="Times New Roman" w:cs="Times New Roman" w:eastAsia="Times New Roman" w:hAnsi="Times New Roman"/>
+              </w:rPr>
+            </w:pPr>
+            <w:r>
+              <w:rPr>
+                <w:rFonts w:ascii="Times New Roman" w:cs="Times New Roman" w:eastAsia="Times New Roman" w:hAnsi="Times New Roman"/>
                 <w:sz w:val="17"/>
                 <w:szCs w:val="17"/>
                 <w:rtl w:val="0"/>
@@ -1695,10 +1860,13 @@
             <w:pPr>
               <w:widowControl w:val="1"/>
               <w:spacing w:after="0" w:before="0" w:line="360" w:lineRule="auto"/>
-              <w:rPr/>
-            </w:pPr>
-            <w:r>
-              <w:rPr>
+              <w:rPr>
+                <w:rFonts w:ascii="Times New Roman" w:cs="Times New Roman" w:eastAsia="Times New Roman" w:hAnsi="Times New Roman"/>
+              </w:rPr>
+            </w:pPr>
+            <w:r>
+              <w:rPr>
+                <w:rFonts w:ascii="Times New Roman" w:cs="Times New Roman" w:eastAsia="Times New Roman" w:hAnsi="Times New Roman"/>
                 <w:sz w:val="17"/>
                 <w:szCs w:val="17"/>
                 <w:rtl w:val="0"/>
@@ -1721,10 +1889,13 @@
               <w:widowControl w:val="1"/>
               <w:spacing w:after="0" w:before="0" w:line="360" w:lineRule="auto"/>
               <w:jc w:val="center"/>
-              <w:rPr/>
-            </w:pPr>
-            <w:r>
-              <w:rPr>
+              <w:rPr>
+                <w:rFonts w:ascii="Times New Roman" w:cs="Times New Roman" w:eastAsia="Times New Roman" w:hAnsi="Times New Roman"/>
+              </w:rPr>
+            </w:pPr>
+            <w:r>
+              <w:rPr>
+                <w:rFonts w:ascii="Times New Roman" w:cs="Times New Roman" w:eastAsia="Times New Roman" w:hAnsi="Times New Roman"/>
                 <w:sz w:val="17"/>
                 <w:szCs w:val="17"/>
                 <w:rtl w:val="0"/>
@@ -1747,10 +1918,13 @@
               <w:widowControl w:val="1"/>
               <w:spacing w:after="0" w:before="0" w:line="360" w:lineRule="auto"/>
               <w:jc w:val="center"/>
-              <w:rPr/>
-            </w:pPr>
-            <w:r>
-              <w:rPr>
+              <w:rPr>
+                <w:rFonts w:ascii="Times New Roman" w:cs="Times New Roman" w:eastAsia="Times New Roman" w:hAnsi="Times New Roman"/>
+              </w:rPr>
+            </w:pPr>
+            <w:r>
+              <w:rPr>
+                <w:rFonts w:ascii="Times New Roman" w:cs="Times New Roman" w:eastAsia="Times New Roman" w:hAnsi="Times New Roman"/>
                 <w:sz w:val="17"/>
                 <w:szCs w:val="17"/>
                 <w:rtl w:val="0"/>
@@ -1773,10 +1947,13 @@
               <w:widowControl w:val="1"/>
               <w:spacing w:after="0" w:before="0" w:line="360" w:lineRule="auto"/>
               <w:jc w:val="center"/>
-              <w:rPr/>
-            </w:pPr>
-            <w:r>
-              <w:rPr>
+              <w:rPr>
+                <w:rFonts w:ascii="Times New Roman" w:cs="Times New Roman" w:eastAsia="Times New Roman" w:hAnsi="Times New Roman"/>
+              </w:rPr>
+            </w:pPr>
+            <w:r>
+              <w:rPr>
+                <w:rFonts w:ascii="Times New Roman" w:cs="Times New Roman" w:eastAsia="Times New Roman" w:hAnsi="Times New Roman"/>
                 <w:sz w:val="17"/>
                 <w:szCs w:val="17"/>
                 <w:rtl w:val="0"/>
@@ -1799,10 +1976,13 @@
               <w:widowControl w:val="1"/>
               <w:spacing w:after="0" w:before="0" w:line="360" w:lineRule="auto"/>
               <w:jc w:val="center"/>
-              <w:rPr/>
-            </w:pPr>
-            <w:r>
-              <w:rPr>
+              <w:rPr>
+                <w:rFonts w:ascii="Times New Roman" w:cs="Times New Roman" w:eastAsia="Times New Roman" w:hAnsi="Times New Roman"/>
+              </w:rPr>
+            </w:pPr>
+            <w:r>
+              <w:rPr>
+                <w:rFonts w:ascii="Times New Roman" w:cs="Times New Roman" w:eastAsia="Times New Roman" w:hAnsi="Times New Roman"/>
                 <w:sz w:val="17"/>
                 <w:szCs w:val="17"/>
                 <w:rtl w:val="0"/>
@@ -1825,10 +2005,13 @@
               <w:widowControl w:val="1"/>
               <w:spacing w:after="0" w:before="0" w:line="360" w:lineRule="auto"/>
               <w:jc w:val="center"/>
-              <w:rPr/>
-            </w:pPr>
-            <w:r>
-              <w:rPr>
+              <w:rPr>
+                <w:rFonts w:ascii="Times New Roman" w:cs="Times New Roman" w:eastAsia="Times New Roman" w:hAnsi="Times New Roman"/>
+              </w:rPr>
+            </w:pPr>
+            <w:r>
+              <w:rPr>
+                <w:rFonts w:ascii="Times New Roman" w:cs="Times New Roman" w:eastAsia="Times New Roman" w:hAnsi="Times New Roman"/>
                 <w:sz w:val="17"/>
                 <w:szCs w:val="17"/>
                 <w:rtl w:val="0"/>
@@ -1851,10 +2034,13 @@
               <w:widowControl w:val="1"/>
               <w:spacing w:after="0" w:before="0" w:line="360" w:lineRule="auto"/>
               <w:jc w:val="center"/>
-              <w:rPr/>
-            </w:pPr>
-            <w:r>
-              <w:rPr>
+              <w:rPr>
+                <w:rFonts w:ascii="Times New Roman" w:cs="Times New Roman" w:eastAsia="Times New Roman" w:hAnsi="Times New Roman"/>
+              </w:rPr>
+            </w:pPr>
+            <w:r>
+              <w:rPr>
+                <w:rFonts w:ascii="Times New Roman" w:cs="Times New Roman" w:eastAsia="Times New Roman" w:hAnsi="Times New Roman"/>
                 <w:sz w:val="17"/>
                 <w:szCs w:val="17"/>
                 <w:rtl w:val="0"/>
@@ -1877,10 +2063,13 @@
               <w:widowControl w:val="1"/>
               <w:spacing w:after="0" w:before="0" w:line="360" w:lineRule="auto"/>
               <w:jc w:val="center"/>
-              <w:rPr/>
-            </w:pPr>
-            <w:r>
-              <w:rPr>
+              <w:rPr>
+                <w:rFonts w:ascii="Times New Roman" w:cs="Times New Roman" w:eastAsia="Times New Roman" w:hAnsi="Times New Roman"/>
+              </w:rPr>
+            </w:pPr>
+            <w:r>
+              <w:rPr>
+                <w:rFonts w:ascii="Times New Roman" w:cs="Times New Roman" w:eastAsia="Times New Roman" w:hAnsi="Times New Roman"/>
                 <w:sz w:val="17"/>
                 <w:szCs w:val="17"/>
                 <w:rtl w:val="0"/>
@@ -1908,10 +2097,13 @@
             <w:pPr>
               <w:widowControl w:val="1"/>
               <w:spacing w:after="0" w:before="0" w:line="360" w:lineRule="auto"/>
-              <w:rPr/>
-            </w:pPr>
-            <w:r>
-              <w:rPr>
+              <w:rPr>
+                <w:rFonts w:ascii="Times New Roman" w:cs="Times New Roman" w:eastAsia="Times New Roman" w:hAnsi="Times New Roman"/>
+              </w:rPr>
+            </w:pPr>
+            <w:r>
+              <w:rPr>
+                <w:rFonts w:ascii="Times New Roman" w:cs="Times New Roman" w:eastAsia="Times New Roman" w:hAnsi="Times New Roman"/>
                 <w:sz w:val="17"/>
                 <w:szCs w:val="17"/>
                 <w:rtl w:val="0"/>
@@ -1934,10 +2126,13 @@
               <w:widowControl w:val="1"/>
               <w:spacing w:after="0" w:before="0" w:line="360" w:lineRule="auto"/>
               <w:jc w:val="center"/>
-              <w:rPr/>
-            </w:pPr>
-            <w:r>
-              <w:rPr>
+              <w:rPr>
+                <w:rFonts w:ascii="Times New Roman" w:cs="Times New Roman" w:eastAsia="Times New Roman" w:hAnsi="Times New Roman"/>
+              </w:rPr>
+            </w:pPr>
+            <w:r>
+              <w:rPr>
+                <w:rFonts w:ascii="Times New Roman" w:cs="Times New Roman" w:eastAsia="Times New Roman" w:hAnsi="Times New Roman"/>
                 <w:sz w:val="17"/>
                 <w:szCs w:val="17"/>
                 <w:rtl w:val="0"/>
@@ -1960,10 +2155,13 @@
               <w:widowControl w:val="1"/>
               <w:spacing w:after="0" w:before="0" w:line="360" w:lineRule="auto"/>
               <w:jc w:val="center"/>
-              <w:rPr/>
-            </w:pPr>
-            <w:r>
-              <w:rPr>
+              <w:rPr>
+                <w:rFonts w:ascii="Times New Roman" w:cs="Times New Roman" w:eastAsia="Times New Roman" w:hAnsi="Times New Roman"/>
+              </w:rPr>
+            </w:pPr>
+            <w:r>
+              <w:rPr>
+                <w:rFonts w:ascii="Times New Roman" w:cs="Times New Roman" w:eastAsia="Times New Roman" w:hAnsi="Times New Roman"/>
                 <w:sz w:val="17"/>
                 <w:szCs w:val="17"/>
                 <w:rtl w:val="0"/>
@@ -1986,10 +2184,13 @@
               <w:widowControl w:val="1"/>
               <w:spacing w:after="0" w:before="0" w:line="360" w:lineRule="auto"/>
               <w:jc w:val="center"/>
-              <w:rPr/>
-            </w:pPr>
-            <w:r>
-              <w:rPr>
+              <w:rPr>
+                <w:rFonts w:ascii="Times New Roman" w:cs="Times New Roman" w:eastAsia="Times New Roman" w:hAnsi="Times New Roman"/>
+              </w:rPr>
+            </w:pPr>
+            <w:r>
+              <w:rPr>
+                <w:rFonts w:ascii="Times New Roman" w:cs="Times New Roman" w:eastAsia="Times New Roman" w:hAnsi="Times New Roman"/>
                 <w:sz w:val="17"/>
                 <w:szCs w:val="17"/>
                 <w:rtl w:val="0"/>
@@ -2012,10 +2213,13 @@
               <w:widowControl w:val="1"/>
               <w:spacing w:after="0" w:before="0" w:line="360" w:lineRule="auto"/>
               <w:jc w:val="center"/>
-              <w:rPr/>
-            </w:pPr>
-            <w:r>
-              <w:rPr>
+              <w:rPr>
+                <w:rFonts w:ascii="Times New Roman" w:cs="Times New Roman" w:eastAsia="Times New Roman" w:hAnsi="Times New Roman"/>
+              </w:rPr>
+            </w:pPr>
+            <w:r>
+              <w:rPr>
+                <w:rFonts w:ascii="Times New Roman" w:cs="Times New Roman" w:eastAsia="Times New Roman" w:hAnsi="Times New Roman"/>
                 <w:sz w:val="17"/>
                 <w:szCs w:val="17"/>
                 <w:rtl w:val="0"/>
@@ -2038,10 +2242,13 @@
               <w:widowControl w:val="1"/>
               <w:spacing w:after="0" w:before="0" w:line="360" w:lineRule="auto"/>
               <w:jc w:val="center"/>
-              <w:rPr/>
-            </w:pPr>
-            <w:r>
-              <w:rPr>
+              <w:rPr>
+                <w:rFonts w:ascii="Times New Roman" w:cs="Times New Roman" w:eastAsia="Times New Roman" w:hAnsi="Times New Roman"/>
+              </w:rPr>
+            </w:pPr>
+            <w:r>
+              <w:rPr>
+                <w:rFonts w:ascii="Times New Roman" w:cs="Times New Roman" w:eastAsia="Times New Roman" w:hAnsi="Times New Roman"/>
                 <w:sz w:val="17"/>
                 <w:szCs w:val="17"/>
                 <w:rtl w:val="0"/>
@@ -2064,10 +2271,13 @@
               <w:widowControl w:val="1"/>
               <w:spacing w:after="0" w:before="0" w:line="360" w:lineRule="auto"/>
               <w:jc w:val="center"/>
-              <w:rPr/>
-            </w:pPr>
-            <w:r>
-              <w:rPr>
+              <w:rPr>
+                <w:rFonts w:ascii="Times New Roman" w:cs="Times New Roman" w:eastAsia="Times New Roman" w:hAnsi="Times New Roman"/>
+              </w:rPr>
+            </w:pPr>
+            <w:r>
+              <w:rPr>
+                <w:rFonts w:ascii="Times New Roman" w:cs="Times New Roman" w:eastAsia="Times New Roman" w:hAnsi="Times New Roman"/>
                 <w:sz w:val="17"/>
                 <w:szCs w:val="17"/>
                 <w:rtl w:val="0"/>
@@ -2090,10 +2300,13 @@
               <w:widowControl w:val="1"/>
               <w:spacing w:after="0" w:before="0" w:line="360" w:lineRule="auto"/>
               <w:jc w:val="center"/>
-              <w:rPr/>
-            </w:pPr>
-            <w:r>
-              <w:rPr>
+              <w:rPr>
+                <w:rFonts w:ascii="Times New Roman" w:cs="Times New Roman" w:eastAsia="Times New Roman" w:hAnsi="Times New Roman"/>
+              </w:rPr>
+            </w:pPr>
+            <w:r>
+              <w:rPr>
+                <w:rFonts w:ascii="Times New Roman" w:cs="Times New Roman" w:eastAsia="Times New Roman" w:hAnsi="Times New Roman"/>
                 <w:sz w:val="17"/>
                 <w:szCs w:val="17"/>
                 <w:rtl w:val="0"/>
@@ -2122,10 +2335,13 @@
             <w:pPr>
               <w:widowControl w:val="1"/>
               <w:spacing w:after="0" w:before="0" w:line="360" w:lineRule="auto"/>
-              <w:rPr/>
-            </w:pPr>
-            <w:r>
-              <w:rPr>
+              <w:rPr>
+                <w:rFonts w:ascii="Times New Roman" w:cs="Times New Roman" w:eastAsia="Times New Roman" w:hAnsi="Times New Roman"/>
+              </w:rPr>
+            </w:pPr>
+            <w:r>
+              <w:rPr>
+                <w:rFonts w:ascii="Times New Roman" w:cs="Times New Roman" w:eastAsia="Times New Roman" w:hAnsi="Times New Roman"/>
                 <w:b w:val="1"/>
                 <w:bCs w:val="1"/>
                 <w:color w:val="7a4e00"/>
@@ -2152,10 +2368,13 @@
               <w:widowControl w:val="1"/>
               <w:spacing w:after="0" w:before="0" w:line="360" w:lineRule="auto"/>
               <w:jc w:val="center"/>
-              <w:rPr/>
-            </w:pPr>
-            <w:r>
-              <w:rPr>
+              <w:rPr>
+                <w:rFonts w:ascii="Times New Roman" w:cs="Times New Roman" w:eastAsia="Times New Roman" w:hAnsi="Times New Roman"/>
+              </w:rPr>
+            </w:pPr>
+            <w:r>
+              <w:rPr>
+                <w:rFonts w:ascii="Times New Roman" w:cs="Times New Roman" w:eastAsia="Times New Roman" w:hAnsi="Times New Roman"/>
                 <w:b w:val="1"/>
                 <w:bCs w:val="1"/>
                 <w:color w:val="7a4e00"/>
@@ -2182,10 +2401,13 @@
               <w:widowControl w:val="1"/>
               <w:spacing w:after="0" w:before="0" w:line="360" w:lineRule="auto"/>
               <w:jc w:val="center"/>
-              <w:rPr/>
-            </w:pPr>
-            <w:r>
-              <w:rPr>
+              <w:rPr>
+                <w:rFonts w:ascii="Times New Roman" w:cs="Times New Roman" w:eastAsia="Times New Roman" w:hAnsi="Times New Roman"/>
+              </w:rPr>
+            </w:pPr>
+            <w:r>
+              <w:rPr>
+                <w:rFonts w:ascii="Times New Roman" w:cs="Times New Roman" w:eastAsia="Times New Roman" w:hAnsi="Times New Roman"/>
                 <w:b w:val="1"/>
                 <w:bCs w:val="1"/>
                 <w:color w:val="7a4e00"/>
@@ -2212,10 +2434,13 @@
               <w:widowControl w:val="1"/>
               <w:spacing w:after="0" w:before="0" w:line="360" w:lineRule="auto"/>
               <w:jc w:val="center"/>
-              <w:rPr/>
-            </w:pPr>
-            <w:r>
-              <w:rPr>
+              <w:rPr>
+                <w:rFonts w:ascii="Times New Roman" w:cs="Times New Roman" w:eastAsia="Times New Roman" w:hAnsi="Times New Roman"/>
+              </w:rPr>
+            </w:pPr>
+            <w:r>
+              <w:rPr>
+                <w:rFonts w:ascii="Times New Roman" w:cs="Times New Roman" w:eastAsia="Times New Roman" w:hAnsi="Times New Roman"/>
                 <w:b w:val="1"/>
                 <w:bCs w:val="1"/>
                 <w:color w:val="7a4e00"/>
@@ -2242,10 +2467,13 @@
               <w:widowControl w:val="1"/>
               <w:spacing w:after="0" w:before="0" w:line="360" w:lineRule="auto"/>
               <w:jc w:val="center"/>
-              <w:rPr/>
-            </w:pPr>
-            <w:r>
-              <w:rPr>
+              <w:rPr>
+                <w:rFonts w:ascii="Times New Roman" w:cs="Times New Roman" w:eastAsia="Times New Roman" w:hAnsi="Times New Roman"/>
+              </w:rPr>
+            </w:pPr>
+            <w:r>
+              <w:rPr>
+                <w:rFonts w:ascii="Times New Roman" w:cs="Times New Roman" w:eastAsia="Times New Roman" w:hAnsi="Times New Roman"/>
                 <w:b w:val="1"/>
                 <w:bCs w:val="1"/>
                 <w:color w:val="7a4e00"/>
@@ -2272,10 +2500,13 @@
               <w:widowControl w:val="1"/>
               <w:spacing w:after="0" w:before="0" w:line="360" w:lineRule="auto"/>
               <w:jc w:val="center"/>
-              <w:rPr/>
-            </w:pPr>
-            <w:r>
-              <w:rPr>
+              <w:rPr>
+                <w:rFonts w:ascii="Times New Roman" w:cs="Times New Roman" w:eastAsia="Times New Roman" w:hAnsi="Times New Roman"/>
+              </w:rPr>
+            </w:pPr>
+            <w:r>
+              <w:rPr>
+                <w:rFonts w:ascii="Times New Roman" w:cs="Times New Roman" w:eastAsia="Times New Roman" w:hAnsi="Times New Roman"/>
                 <w:b w:val="1"/>
                 <w:bCs w:val="1"/>
                 <w:color w:val="7a4e00"/>
@@ -2302,10 +2533,13 @@
               <w:widowControl w:val="1"/>
               <w:spacing w:after="0" w:before="0" w:line="360" w:lineRule="auto"/>
               <w:jc w:val="center"/>
-              <w:rPr/>
-            </w:pPr>
-            <w:r>
-              <w:rPr>
+              <w:rPr>
+                <w:rFonts w:ascii="Times New Roman" w:cs="Times New Roman" w:eastAsia="Times New Roman" w:hAnsi="Times New Roman"/>
+              </w:rPr>
+            </w:pPr>
+            <w:r>
+              <w:rPr>
+                <w:rFonts w:ascii="Times New Roman" w:cs="Times New Roman" w:eastAsia="Times New Roman" w:hAnsi="Times New Roman"/>
                 <w:b w:val="1"/>
                 <w:bCs w:val="1"/>
                 <w:color w:val="7a4e00"/>
@@ -2332,10 +2566,13 @@
               <w:widowControl w:val="1"/>
               <w:spacing w:after="0" w:before="0" w:line="360" w:lineRule="auto"/>
               <w:jc w:val="center"/>
-              <w:rPr/>
-            </w:pPr>
-            <w:r>
-              <w:rPr>
+              <w:rPr>
+                <w:rFonts w:ascii="Times New Roman" w:cs="Times New Roman" w:eastAsia="Times New Roman" w:hAnsi="Times New Roman"/>
+              </w:rPr>
+            </w:pPr>
+            <w:r>
+              <w:rPr>
+                <w:rFonts w:ascii="Times New Roman" w:cs="Times New Roman" w:eastAsia="Times New Roman" w:hAnsi="Times New Roman"/>
                 <w:b w:val="1"/>
                 <w:bCs w:val="1"/>
                 <w:color w:val="7a4e00"/>
@@ -2358,6 +2595,7 @@
       <w:pPr>
         <w:spacing w:after="100" w:before="0" w:line="360" w:lineRule="auto"/>
         <w:rPr>
+          <w:rFonts w:ascii="Times New Roman" w:cs="Times New Roman" w:eastAsia="Times New Roman" w:hAnsi="Times New Roman"/>
           <w:b w:val="1"/>
           <w:bCs w:val="1"/>
         </w:rPr>
@@ -2372,6 +2610,7 @@
       <w:pPr>
         <w:spacing w:after="100" w:before="0" w:line="360" w:lineRule="auto"/>
         <w:rPr>
+          <w:rFonts w:ascii="Times New Roman" w:cs="Times New Roman" w:eastAsia="Times New Roman" w:hAnsi="Times New Roman"/>
           <w:b w:val="1"/>
           <w:bCs w:val="1"/>
         </w:rPr>
@@ -2385,10 +2624,13 @@
     <w:p>
       <w:pPr>
         <w:spacing w:after="100" w:before="0" w:line="360" w:lineRule="auto"/>
-        <w:rPr/>
-      </w:pPr>
-      <w:r>
-        <w:rPr>
+        <w:rPr>
+          <w:rFonts w:ascii="Times New Roman" w:cs="Times New Roman" w:eastAsia="Times New Roman" w:hAnsi="Times New Roman"/>
+        </w:rPr>
+      </w:pPr>
+      <w:r>
+        <w:rPr>
+          <w:rFonts w:ascii="Times New Roman" w:cs="Times New Roman" w:eastAsia="Times New Roman" w:hAnsi="Times New Roman"/>
           <w:b w:val="1"/>
           <w:bCs w:val="1"/>
           <w:rtl w:val="0"/>
@@ -2423,26 +2665,21 @@
         <w:ind w:left="283" w:right="0" w:hanging="360"/>
         <w:jc w:val="left"/>
         <w:rPr>
-          <w:rFonts w:ascii="Aptos" w:cs="Aptos" w:eastAsia="Aptos" w:hAnsi="Aptos"/>
-          <w:b w:val="0"/>
-          <w:bCs w:val="0"/>
-          <w:i w:val="0"/>
-          <w:iCs w:val="0"/>
-          <w:smallCaps w:val="0"/>
-          <w:strike w:val="0"/>
-          <w:color w:val="000000"/>
-          <w:sz w:val="21"/>
-          <w:szCs w:val="21"/>
-          <w:u w:val="none"/>
-          <w:shd w:fill="auto" w:val="clear"/>
-          <w:vertAlign w:val="baseline"/>
-        </w:rPr>
-      </w:pPr>
-      <w:r>
-        <w:rPr>
-          <w:rFonts w:ascii="Aptos" w:cs="Aptos" w:eastAsia="Aptos" w:hAnsi="Aptos"/>
-          <w:b w:val="0"/>
-          <w:bCs w:val="0"/>
+          <w:rFonts w:ascii="Times New Roman" w:cs="Times New Roman" w:eastAsia="Times New Roman" w:hAnsi="Times New Roman"/>
+          <w:i w:val="0"/>
+          <w:iCs w:val="0"/>
+          <w:smallCaps w:val="0"/>
+          <w:strike w:val="0"/>
+          <w:color w:val="000000"/>
+          <w:sz w:val="21"/>
+          <w:szCs w:val="21"/>
+          <w:shd w:fill="auto" w:val="clear"/>
+          <w:vertAlign w:val="baseline"/>
+        </w:rPr>
+      </w:pPr>
+      <w:r>
+        <w:rPr>
+          <w:rFonts w:ascii="Times New Roman" w:cs="Times New Roman" w:eastAsia="Times New Roman" w:hAnsi="Times New Roman"/>
           <w:i w:val="0"/>
           <w:iCs w:val="0"/>
           <w:smallCaps w:val="0"/>
@@ -2480,26 +2717,21 @@
         <w:ind w:left="283" w:right="0" w:hanging="360"/>
         <w:jc w:val="left"/>
         <w:rPr>
-          <w:rFonts w:ascii="Aptos" w:cs="Aptos" w:eastAsia="Aptos" w:hAnsi="Aptos"/>
-          <w:b w:val="0"/>
-          <w:bCs w:val="0"/>
-          <w:i w:val="0"/>
-          <w:iCs w:val="0"/>
-          <w:smallCaps w:val="0"/>
-          <w:strike w:val="0"/>
-          <w:color w:val="000000"/>
-          <w:sz w:val="21"/>
-          <w:szCs w:val="21"/>
-          <w:u w:val="none"/>
-          <w:shd w:fill="auto" w:val="clear"/>
-          <w:vertAlign w:val="baseline"/>
-        </w:rPr>
-      </w:pPr>
-      <w:r>
-        <w:rPr>
-          <w:rFonts w:ascii="Aptos" w:cs="Aptos" w:eastAsia="Aptos" w:hAnsi="Aptos"/>
-          <w:b w:val="0"/>
-          <w:bCs w:val="0"/>
+          <w:rFonts w:ascii="Times New Roman" w:cs="Times New Roman" w:eastAsia="Times New Roman" w:hAnsi="Times New Roman"/>
+          <w:i w:val="0"/>
+          <w:iCs w:val="0"/>
+          <w:smallCaps w:val="0"/>
+          <w:strike w:val="0"/>
+          <w:color w:val="000000"/>
+          <w:sz w:val="21"/>
+          <w:szCs w:val="21"/>
+          <w:shd w:fill="auto" w:val="clear"/>
+          <w:vertAlign w:val="baseline"/>
+        </w:rPr>
+      </w:pPr>
+      <w:r>
+        <w:rPr>
+          <w:rFonts w:ascii="Times New Roman" w:cs="Times New Roman" w:eastAsia="Times New Roman" w:hAnsi="Times New Roman"/>
           <w:i w:val="0"/>
           <w:iCs w:val="0"/>
           <w:smallCaps w:val="0"/>
@@ -2533,7 +2765,7 @@
         <w:ind w:left="0" w:right="0" w:firstLine="0"/>
         <w:jc w:val="left"/>
         <w:rPr>
-          <w:rFonts w:ascii="Aptos" w:cs="Aptos" w:eastAsia="Aptos" w:hAnsi="Aptos"/>
+          <w:rFonts w:ascii="Times New Roman" w:cs="Times New Roman" w:eastAsia="Times New Roman" w:hAnsi="Times New Roman"/>
           <w:b w:val="1"/>
           <w:bCs w:val="1"/>
           <w:i w:val="0"/>
@@ -2550,7 +2782,7 @@
       </w:pPr>
       <w:r>
         <w:rPr>
-          <w:rFonts w:ascii="Aptos" w:cs="Aptos" w:eastAsia="Aptos" w:hAnsi="Aptos"/>
+          <w:rFonts w:ascii="Times New Roman" w:cs="Times New Roman" w:eastAsia="Times New Roman" w:hAnsi="Times New Roman"/>
           <w:b w:val="1"/>
           <w:bCs w:val="1"/>
           <w:i w:val="0"/>
@@ -2571,10 +2803,13 @@
     <w:p>
       <w:pPr>
         <w:spacing w:after="100" w:before="0" w:line="360" w:lineRule="auto"/>
-        <w:rPr/>
-      </w:pPr>
-      <w:r>
-        <w:rPr>
+        <w:rPr>
+          <w:rFonts w:ascii="Times New Roman" w:cs="Times New Roman" w:eastAsia="Times New Roman" w:hAnsi="Times New Roman"/>
+        </w:rPr>
+      </w:pPr>
+      <w:r>
+        <w:rPr>
+          <w:rFonts w:ascii="Times New Roman" w:cs="Times New Roman" w:eastAsia="Times New Roman" w:hAnsi="Times New Roman"/>
           <w:rtl w:val="0"/>
         </w:rPr>
         <w:t xml:space="preserve">Comparación estructurada entre alternativas del mercado y la propuesta desarrollada:</w:t>
@@ -2625,10 +2860,13 @@
               <w:widowControl w:val="1"/>
               <w:spacing w:after="0" w:before="0" w:line="360" w:lineRule="auto"/>
               <w:jc w:val="center"/>
-              <w:rPr/>
-            </w:pPr>
-            <w:r>
-              <w:rPr>
+              <w:rPr>
+                <w:rFonts w:ascii="Times New Roman" w:cs="Times New Roman" w:eastAsia="Times New Roman" w:hAnsi="Times New Roman"/>
+              </w:rPr>
+            </w:pPr>
+            <w:r>
+              <w:rPr>
+                <w:rFonts w:ascii="Times New Roman" w:cs="Times New Roman" w:eastAsia="Times New Roman" w:hAnsi="Times New Roman"/>
                 <w:b w:val="1"/>
                 <w:bCs w:val="1"/>
                 <w:color w:val="002b5c"/>
@@ -2655,10 +2893,13 @@
               <w:widowControl w:val="1"/>
               <w:spacing w:after="0" w:before="0" w:line="360" w:lineRule="auto"/>
               <w:jc w:val="center"/>
-              <w:rPr/>
-            </w:pPr>
-            <w:r>
-              <w:rPr>
+              <w:rPr>
+                <w:rFonts w:ascii="Times New Roman" w:cs="Times New Roman" w:eastAsia="Times New Roman" w:hAnsi="Times New Roman"/>
+              </w:rPr>
+            </w:pPr>
+            <w:r>
+              <w:rPr>
+                <w:rFonts w:ascii="Times New Roman" w:cs="Times New Roman" w:eastAsia="Times New Roman" w:hAnsi="Times New Roman"/>
                 <w:b w:val="1"/>
                 <w:bCs w:val="1"/>
                 <w:color w:val="002b5c"/>
@@ -2685,10 +2926,13 @@
               <w:widowControl w:val="1"/>
               <w:spacing w:after="0" w:before="0" w:line="360" w:lineRule="auto"/>
               <w:jc w:val="center"/>
-              <w:rPr/>
-            </w:pPr>
-            <w:r>
-              <w:rPr>
+              <w:rPr>
+                <w:rFonts w:ascii="Times New Roman" w:cs="Times New Roman" w:eastAsia="Times New Roman" w:hAnsi="Times New Roman"/>
+              </w:rPr>
+            </w:pPr>
+            <w:r>
+              <w:rPr>
+                <w:rFonts w:ascii="Times New Roman" w:cs="Times New Roman" w:eastAsia="Times New Roman" w:hAnsi="Times New Roman"/>
                 <w:b w:val="1"/>
                 <w:bCs w:val="1"/>
                 <w:color w:val="002b5c"/>
@@ -2715,10 +2959,13 @@
               <w:widowControl w:val="1"/>
               <w:spacing w:after="0" w:before="0" w:line="360" w:lineRule="auto"/>
               <w:jc w:val="center"/>
-              <w:rPr/>
-            </w:pPr>
-            <w:r>
-              <w:rPr>
+              <w:rPr>
+                <w:rFonts w:ascii="Times New Roman" w:cs="Times New Roman" w:eastAsia="Times New Roman" w:hAnsi="Times New Roman"/>
+              </w:rPr>
+            </w:pPr>
+            <w:r>
+              <w:rPr>
+                <w:rFonts w:ascii="Times New Roman" w:cs="Times New Roman" w:eastAsia="Times New Roman" w:hAnsi="Times New Roman"/>
                 <w:b w:val="1"/>
                 <w:bCs w:val="1"/>
                 <w:color w:val="002b5c"/>
@@ -2753,10 +3000,13 @@
             <w:pPr>
               <w:widowControl w:val="1"/>
               <w:spacing w:after="0" w:before="0" w:line="360" w:lineRule="auto"/>
-              <w:rPr/>
-            </w:pPr>
-            <w:r>
-              <w:rPr>
+              <w:rPr>
+                <w:rFonts w:ascii="Times New Roman" w:cs="Times New Roman" w:eastAsia="Times New Roman" w:hAnsi="Times New Roman"/>
+              </w:rPr>
+            </w:pPr>
+            <w:r>
+              <w:rPr>
+                <w:rFonts w:ascii="Times New Roman" w:cs="Times New Roman" w:eastAsia="Times New Roman" w:hAnsi="Times New Roman"/>
                 <w:sz w:val="17"/>
                 <w:szCs w:val="17"/>
                 <w:rtl w:val="0"/>
@@ -2782,10 +3032,13 @@
             <w:pPr>
               <w:widowControl w:val="1"/>
               <w:spacing w:after="0" w:before="0" w:line="360" w:lineRule="auto"/>
-              <w:rPr/>
-            </w:pPr>
-            <w:r>
-              <w:rPr>
+              <w:rPr>
+                <w:rFonts w:ascii="Times New Roman" w:cs="Times New Roman" w:eastAsia="Times New Roman" w:hAnsi="Times New Roman"/>
+              </w:rPr>
+            </w:pPr>
+            <w:r>
+              <w:rPr>
+                <w:rFonts w:ascii="Times New Roman" w:cs="Times New Roman" w:eastAsia="Times New Roman" w:hAnsi="Times New Roman"/>
                 <w:sz w:val="17"/>
                 <w:szCs w:val="17"/>
                 <w:rtl w:val="0"/>
@@ -2811,10 +3064,13 @@
             <w:pPr>
               <w:widowControl w:val="1"/>
               <w:spacing w:after="0" w:before="0" w:line="360" w:lineRule="auto"/>
-              <w:rPr/>
-            </w:pPr>
-            <w:r>
-              <w:rPr>
+              <w:rPr>
+                <w:rFonts w:ascii="Times New Roman" w:cs="Times New Roman" w:eastAsia="Times New Roman" w:hAnsi="Times New Roman"/>
+              </w:rPr>
+            </w:pPr>
+            <w:r>
+              <w:rPr>
+                <w:rFonts w:ascii="Times New Roman" w:cs="Times New Roman" w:eastAsia="Times New Roman" w:hAnsi="Times New Roman"/>
                 <w:sz w:val="17"/>
                 <w:szCs w:val="17"/>
                 <w:rtl w:val="0"/>
@@ -2840,15 +3096,23 @@
             <w:pPr>
               <w:widowControl w:val="1"/>
               <w:spacing w:after="0" w:before="0" w:line="360" w:lineRule="auto"/>
-              <w:rPr/>
-            </w:pPr>
-            <w:r>
-              <w:rPr>
+              <w:rPr>
+                <w:rFonts w:ascii="Times New Roman" w:cs="Times New Roman" w:eastAsia="Times New Roman" w:hAnsi="Times New Roman"/>
+              </w:rPr>
+            </w:pPr>
+            <w:r>
+              <w:rPr>
+                <w:rFonts w:ascii="Times New Roman" w:cs="Times New Roman" w:eastAsia="Times New Roman" w:hAnsi="Times New Roman"/>
                 <w:sz w:val="17"/>
                 <w:szCs w:val="17"/>
                 <w:rtl w:val="0"/>
               </w:rPr>
-              <w:t>Posicionar la propuesta como una alternativa más específica para la gestión de reclamos, con menor complejidad, menor barrera de adopción y foco directo en el problema de los reclamos digitales no formales.</w:t>
+              <w:t xml:space="preserve">Posicionar la propuesta como una alternativa más específica para la gestión de reclamos, con menor complejidad, menor barrera de adopción y foco directo en el problema de los reclamos digitales no formales.</w:t>
+            </w:r>
+            <w:r>
+              <w:rPr>
+                <w:rtl w:val="0"/>
+              </w:rPr>
             </w:r>
           </w:p>
         </w:tc>
@@ -2870,10 +3134,13 @@
             <w:pPr>
               <w:widowControl w:val="1"/>
               <w:spacing w:after="0" w:before="0" w:line="360" w:lineRule="auto"/>
-              <w:rPr/>
-            </w:pPr>
-            <w:r>
-              <w:rPr>
+              <w:rPr>
+                <w:rFonts w:ascii="Times New Roman" w:cs="Times New Roman" w:eastAsia="Times New Roman" w:hAnsi="Times New Roman"/>
+              </w:rPr>
+            </w:pPr>
+            <w:r>
+              <w:rPr>
+                <w:rFonts w:ascii="Times New Roman" w:cs="Times New Roman" w:eastAsia="Times New Roman" w:hAnsi="Times New Roman"/>
                 <w:sz w:val="17"/>
                 <w:szCs w:val="17"/>
                 <w:rtl w:val="0"/>
@@ -2899,10 +3166,13 @@
             <w:pPr>
               <w:widowControl w:val="1"/>
               <w:spacing w:after="0" w:before="0" w:line="360" w:lineRule="auto"/>
-              <w:rPr/>
-            </w:pPr>
-            <w:r>
-              <w:rPr>
+              <w:rPr>
+                <w:rFonts w:ascii="Times New Roman" w:cs="Times New Roman" w:eastAsia="Times New Roman" w:hAnsi="Times New Roman"/>
+              </w:rPr>
+            </w:pPr>
+            <w:r>
+              <w:rPr>
+                <w:rFonts w:ascii="Times New Roman" w:cs="Times New Roman" w:eastAsia="Times New Roman" w:hAnsi="Times New Roman"/>
                 <w:sz w:val="17"/>
                 <w:szCs w:val="17"/>
                 <w:rtl w:val="0"/>
@@ -2928,10 +3198,13 @@
             <w:pPr>
               <w:widowControl w:val="1"/>
               <w:spacing w:after="0" w:before="0" w:line="360" w:lineRule="auto"/>
-              <w:rPr/>
-            </w:pPr>
-            <w:r>
-              <w:rPr>
+              <w:rPr>
+                <w:rFonts w:ascii="Times New Roman" w:cs="Times New Roman" w:eastAsia="Times New Roman" w:hAnsi="Times New Roman"/>
+              </w:rPr>
+            </w:pPr>
+            <w:r>
+              <w:rPr>
+                <w:rFonts w:ascii="Times New Roman" w:cs="Times New Roman" w:eastAsia="Times New Roman" w:hAnsi="Times New Roman"/>
                 <w:sz w:val="17"/>
                 <w:szCs w:val="17"/>
                 <w:rtl w:val="0"/>
@@ -2957,10 +3230,13 @@
             <w:pPr>
               <w:widowControl w:val="1"/>
               <w:spacing w:after="0" w:before="0" w:line="360" w:lineRule="auto"/>
-              <w:rPr/>
-            </w:pPr>
-            <w:r>
-              <w:rPr>
+              <w:rPr>
+                <w:rFonts w:ascii="Times New Roman" w:cs="Times New Roman" w:eastAsia="Times New Roman" w:hAnsi="Times New Roman"/>
+              </w:rPr>
+            </w:pPr>
+            <w:r>
+              <w:rPr>
+                <w:rFonts w:ascii="Times New Roman" w:cs="Times New Roman" w:eastAsia="Times New Roman" w:hAnsi="Times New Roman"/>
                 <w:sz w:val="17"/>
                 <w:szCs w:val="17"/>
                 <w:rtl w:val="0"/>
@@ -2992,10 +3268,13 @@
             <w:pPr>
               <w:widowControl w:val="1"/>
               <w:spacing w:after="0" w:before="0" w:line="360" w:lineRule="auto"/>
-              <w:rPr/>
-            </w:pPr>
-            <w:r>
-              <w:rPr>
+              <w:rPr>
+                <w:rFonts w:ascii="Times New Roman" w:cs="Times New Roman" w:eastAsia="Times New Roman" w:hAnsi="Times New Roman"/>
+              </w:rPr>
+            </w:pPr>
+            <w:r>
+              <w:rPr>
+                <w:rFonts w:ascii="Times New Roman" w:cs="Times New Roman" w:eastAsia="Times New Roman" w:hAnsi="Times New Roman"/>
                 <w:sz w:val="17"/>
                 <w:szCs w:val="17"/>
                 <w:rtl w:val="0"/>
@@ -3021,10 +3300,13 @@
             <w:pPr>
               <w:widowControl w:val="1"/>
               <w:spacing w:after="0" w:before="0" w:line="360" w:lineRule="auto"/>
-              <w:rPr/>
-            </w:pPr>
-            <w:r>
-              <w:rPr>
+              <w:rPr>
+                <w:rFonts w:ascii="Times New Roman" w:cs="Times New Roman" w:eastAsia="Times New Roman" w:hAnsi="Times New Roman"/>
+              </w:rPr>
+            </w:pPr>
+            <w:r>
+              <w:rPr>
+                <w:rFonts w:ascii="Times New Roman" w:cs="Times New Roman" w:eastAsia="Times New Roman" w:hAnsi="Times New Roman"/>
                 <w:sz w:val="17"/>
                 <w:szCs w:val="17"/>
                 <w:rtl w:val="0"/>
@@ -3050,10 +3332,13 @@
             <w:pPr>
               <w:widowControl w:val="1"/>
               <w:spacing w:after="0" w:before="0" w:line="360" w:lineRule="auto"/>
-              <w:rPr/>
-            </w:pPr>
-            <w:r>
-              <w:rPr>
+              <w:rPr>
+                <w:rFonts w:ascii="Times New Roman" w:cs="Times New Roman" w:eastAsia="Times New Roman" w:hAnsi="Times New Roman"/>
+              </w:rPr>
+            </w:pPr>
+            <w:r>
+              <w:rPr>
+                <w:rFonts w:ascii="Times New Roman" w:cs="Times New Roman" w:eastAsia="Times New Roman" w:hAnsi="Times New Roman"/>
                 <w:sz w:val="17"/>
                 <w:szCs w:val="17"/>
                 <w:rtl w:val="0"/>
@@ -3079,10 +3364,13 @@
             <w:pPr>
               <w:widowControl w:val="1"/>
               <w:spacing w:after="0" w:before="0" w:line="360" w:lineRule="auto"/>
-              <w:rPr/>
-            </w:pPr>
-            <w:r>
-              <w:rPr>
+              <w:rPr>
+                <w:rFonts w:ascii="Times New Roman" w:cs="Times New Roman" w:eastAsia="Times New Roman" w:hAnsi="Times New Roman"/>
+              </w:rPr>
+            </w:pPr>
+            <w:r>
+              <w:rPr>
+                <w:rFonts w:ascii="Times New Roman" w:cs="Times New Roman" w:eastAsia="Times New Roman" w:hAnsi="Times New Roman"/>
                 <w:sz w:val="17"/>
                 <w:szCs w:val="17"/>
                 <w:rtl w:val="0"/>
@@ -3114,10 +3402,13 @@
             <w:pPr>
               <w:widowControl w:val="1"/>
               <w:spacing w:after="0" w:before="0" w:line="360" w:lineRule="auto"/>
-              <w:rPr/>
-            </w:pPr>
-            <w:r>
-              <w:rPr>
+              <w:rPr>
+                <w:rFonts w:ascii="Times New Roman" w:cs="Times New Roman" w:eastAsia="Times New Roman" w:hAnsi="Times New Roman"/>
+              </w:rPr>
+            </w:pPr>
+            <w:r>
+              <w:rPr>
+                <w:rFonts w:ascii="Times New Roman" w:cs="Times New Roman" w:eastAsia="Times New Roman" w:hAnsi="Times New Roman"/>
                 <w:sz w:val="17"/>
                 <w:szCs w:val="17"/>
                 <w:rtl w:val="0"/>
@@ -3143,10 +3434,13 @@
             <w:pPr>
               <w:widowControl w:val="1"/>
               <w:spacing w:after="0" w:before="0" w:line="360" w:lineRule="auto"/>
-              <w:rPr/>
-            </w:pPr>
-            <w:r>
-              <w:rPr>
+              <w:rPr>
+                <w:rFonts w:ascii="Times New Roman" w:cs="Times New Roman" w:eastAsia="Times New Roman" w:hAnsi="Times New Roman"/>
+              </w:rPr>
+            </w:pPr>
+            <w:r>
+              <w:rPr>
+                <w:rFonts w:ascii="Times New Roman" w:cs="Times New Roman" w:eastAsia="Times New Roman" w:hAnsi="Times New Roman"/>
                 <w:sz w:val="17"/>
                 <w:szCs w:val="17"/>
                 <w:rtl w:val="0"/>
@@ -3172,10 +3466,13 @@
             <w:pPr>
               <w:widowControl w:val="1"/>
               <w:spacing w:after="0" w:before="0" w:line="360" w:lineRule="auto"/>
-              <w:rPr/>
-            </w:pPr>
-            <w:r>
-              <w:rPr>
+              <w:rPr>
+                <w:rFonts w:ascii="Times New Roman" w:cs="Times New Roman" w:eastAsia="Times New Roman" w:hAnsi="Times New Roman"/>
+              </w:rPr>
+            </w:pPr>
+            <w:r>
+              <w:rPr>
+                <w:rFonts w:ascii="Times New Roman" w:cs="Times New Roman" w:eastAsia="Times New Roman" w:hAnsi="Times New Roman"/>
                 <w:sz w:val="17"/>
                 <w:szCs w:val="17"/>
                 <w:rtl w:val="0"/>
@@ -3201,10 +3498,13 @@
             <w:pPr>
               <w:widowControl w:val="1"/>
               <w:spacing w:after="0" w:before="0" w:line="360" w:lineRule="auto"/>
-              <w:rPr/>
-            </w:pPr>
-            <w:r>
-              <w:rPr>
+              <w:rPr>
+                <w:rFonts w:ascii="Times New Roman" w:cs="Times New Roman" w:eastAsia="Times New Roman" w:hAnsi="Times New Roman"/>
+              </w:rPr>
+            </w:pPr>
+            <w:r>
+              <w:rPr>
+                <w:rFonts w:ascii="Times New Roman" w:cs="Times New Roman" w:eastAsia="Times New Roman" w:hAnsi="Times New Roman"/>
                 <w:sz w:val="17"/>
                 <w:szCs w:val="17"/>
                 <w:rtl w:val="0"/>
@@ -3237,10 +3537,13 @@
             <w:pPr>
               <w:widowControl w:val="1"/>
               <w:spacing w:after="0" w:before="0" w:line="360" w:lineRule="auto"/>
-              <w:rPr/>
-            </w:pPr>
-            <w:r>
-              <w:rPr>
+              <w:rPr>
+                <w:rFonts w:ascii="Times New Roman" w:cs="Times New Roman" w:eastAsia="Times New Roman" w:hAnsi="Times New Roman"/>
+              </w:rPr>
+            </w:pPr>
+            <w:r>
+              <w:rPr>
+                <w:rFonts w:ascii="Times New Roman" w:cs="Times New Roman" w:eastAsia="Times New Roman" w:hAnsi="Times New Roman"/>
                 <w:b w:val="1"/>
                 <w:bCs w:val="1"/>
                 <w:color w:val="7a4e00"/>
@@ -3270,10 +3573,13 @@
             <w:pPr>
               <w:widowControl w:val="1"/>
               <w:spacing w:after="0" w:before="0" w:line="360" w:lineRule="auto"/>
-              <w:rPr/>
-            </w:pPr>
-            <w:r>
-              <w:rPr>
+              <w:rPr>
+                <w:rFonts w:ascii="Times New Roman" w:cs="Times New Roman" w:eastAsia="Times New Roman" w:hAnsi="Times New Roman"/>
+              </w:rPr>
+            </w:pPr>
+            <w:r>
+              <w:rPr>
+                <w:rFonts w:ascii="Times New Roman" w:cs="Times New Roman" w:eastAsia="Times New Roman" w:hAnsi="Times New Roman"/>
                 <w:b w:val="1"/>
                 <w:bCs w:val="1"/>
                 <w:color w:val="7a4e00"/>
@@ -3303,10 +3609,13 @@
             <w:pPr>
               <w:widowControl w:val="1"/>
               <w:spacing w:after="0" w:before="0" w:line="360" w:lineRule="auto"/>
-              <w:rPr/>
-            </w:pPr>
-            <w:r>
-              <w:rPr>
+              <w:rPr>
+                <w:rFonts w:ascii="Times New Roman" w:cs="Times New Roman" w:eastAsia="Times New Roman" w:hAnsi="Times New Roman"/>
+              </w:rPr>
+            </w:pPr>
+            <w:r>
+              <w:rPr>
+                <w:rFonts w:ascii="Times New Roman" w:cs="Times New Roman" w:eastAsia="Times New Roman" w:hAnsi="Times New Roman"/>
                 <w:b w:val="1"/>
                 <w:bCs w:val="1"/>
                 <w:color w:val="7a4e00"/>
@@ -3336,10 +3645,13 @@
             <w:pPr>
               <w:widowControl w:val="1"/>
               <w:spacing w:after="0" w:before="0" w:line="360" w:lineRule="auto"/>
-              <w:rPr/>
-            </w:pPr>
-            <w:r>
-              <w:rPr>
+              <w:rPr>
+                <w:rFonts w:ascii="Times New Roman" w:cs="Times New Roman" w:eastAsia="Times New Roman" w:hAnsi="Times New Roman"/>
+              </w:rPr>
+            </w:pPr>
+            <w:r>
+              <w:rPr>
+                <w:rFonts w:ascii="Times New Roman" w:cs="Times New Roman" w:eastAsia="Times New Roman" w:hAnsi="Times New Roman"/>
                 <w:b w:val="1"/>
                 <w:bCs w:val="1"/>
                 <w:color w:val="7a4e00"/>
@@ -3376,6 +3688,7 @@
         <w:ind w:left="0" w:right="0" w:firstLine="0"/>
         <w:jc w:val="left"/>
         <w:rPr>
+          <w:rFonts w:ascii="Times New Roman" w:cs="Times New Roman" w:eastAsia="Times New Roman" w:hAnsi="Times New Roman"/>
           <w:b w:val="1"/>
           <w:bCs w:val="1"/>
           <w:color w:val="002b5c"/>
@@ -3407,7 +3720,7 @@
         <w:ind w:left="0" w:right="0" w:firstLine="0"/>
         <w:jc w:val="left"/>
         <w:rPr>
-          <w:rFonts w:ascii="Aptos" w:cs="Aptos" w:eastAsia="Aptos" w:hAnsi="Aptos"/>
+          <w:rFonts w:ascii="Times New Roman" w:cs="Times New Roman" w:eastAsia="Times New Roman" w:hAnsi="Times New Roman"/>
           <w:b w:val="1"/>
           <w:bCs w:val="1"/>
           <w:i w:val="0"/>
@@ -3424,7 +3737,7 @@
       </w:pPr>
       <w:r>
         <w:rPr>
-          <w:rFonts w:ascii="Aptos" w:cs="Aptos" w:eastAsia="Aptos" w:hAnsi="Aptos"/>
+          <w:rFonts w:ascii="Times New Roman" w:cs="Times New Roman" w:eastAsia="Times New Roman" w:hAnsi="Times New Roman"/>
           <w:b w:val="1"/>
           <w:bCs w:val="1"/>
           <w:i w:val="0"/>
@@ -3460,7 +3773,7 @@
         <w:ind w:left="0" w:right="0" w:firstLine="0"/>
         <w:jc w:val="left"/>
         <w:rPr>
-          <w:rFonts w:ascii="Aptos" w:cs="Aptos" w:eastAsia="Aptos" w:hAnsi="Aptos"/>
+          <w:rFonts w:ascii="Times New Roman" w:cs="Times New Roman" w:eastAsia="Times New Roman" w:hAnsi="Times New Roman"/>
           <w:b w:val="1"/>
           <w:bCs w:val="1"/>
           <w:i w:val="0"/>
@@ -3477,7 +3790,7 @@
       </w:pPr>
       <w:r>
         <w:rPr>
-          <w:rFonts w:ascii="Aptos" w:cs="Aptos" w:eastAsia="Aptos" w:hAnsi="Aptos"/>
+          <w:rFonts w:ascii="Times New Roman" w:cs="Times New Roman" w:eastAsia="Times New Roman" w:hAnsi="Times New Roman"/>
           <w:b w:val="1"/>
           <w:bCs w:val="1"/>
           <w:i w:val="0"/>
@@ -3517,26 +3830,29 @@
         <w:ind w:left="283" w:right="0" w:hanging="360"/>
         <w:jc w:val="left"/>
         <w:rPr>
-          <w:rFonts w:ascii="Aptos" w:cs="Aptos" w:eastAsia="Aptos" w:hAnsi="Aptos"/>
-          <w:b w:val="0"/>
-          <w:bCs w:val="0"/>
-          <w:i w:val="0"/>
-          <w:iCs w:val="0"/>
-          <w:smallCaps w:val="0"/>
-          <w:strike w:val="0"/>
-          <w:color w:val="000000"/>
-          <w:sz w:val="21"/>
-          <w:szCs w:val="21"/>
-          <w:u w:val="none"/>
-          <w:shd w:fill="auto" w:val="clear"/>
-          <w:vertAlign w:val="baseline"/>
-        </w:rPr>
-      </w:pPr>
-      <w:r>
-        <w:rPr>
-          <w:rtl w:val="0"/>
-        </w:rPr>
-        <w:t>Empresas u organizaciones con atención distribuida en varios canales digitales y alto volumen de reclamos no formales.</w:t>
+          <w:rFonts w:ascii="Times New Roman" w:cs="Times New Roman" w:eastAsia="Times New Roman" w:hAnsi="Times New Roman"/>
+          <w:i w:val="0"/>
+          <w:iCs w:val="0"/>
+          <w:smallCaps w:val="0"/>
+          <w:strike w:val="0"/>
+          <w:color w:val="000000"/>
+          <w:sz w:val="21"/>
+          <w:szCs w:val="21"/>
+          <w:shd w:fill="auto" w:val="clear"/>
+          <w:vertAlign w:val="baseline"/>
+        </w:rPr>
+      </w:pPr>
+      <w:r>
+        <w:rPr>
+          <w:rFonts w:ascii="Times New Roman" w:cs="Times New Roman" w:eastAsia="Times New Roman" w:hAnsi="Times New Roman"/>
+          <w:rtl w:val="0"/>
+        </w:rPr>
+        <w:t xml:space="preserve">Empresas u organizaciones con atención distribuida en varios canales digitales y alto volumen de reclamos no formales.</w:t>
+      </w:r>
+      <w:r>
+        <w:rPr>
+          <w:rtl w:val="0"/>
+        </w:rPr>
       </w:r>
     </w:p>
     <w:p>
@@ -3561,26 +3877,21 @@
         <w:ind w:left="283" w:right="0" w:hanging="360"/>
         <w:jc w:val="left"/>
         <w:rPr>
-          <w:rFonts w:ascii="Aptos" w:cs="Aptos" w:eastAsia="Aptos" w:hAnsi="Aptos"/>
-          <w:b w:val="0"/>
-          <w:bCs w:val="0"/>
-          <w:i w:val="0"/>
-          <w:iCs w:val="0"/>
-          <w:smallCaps w:val="0"/>
-          <w:strike w:val="0"/>
-          <w:color w:val="000000"/>
-          <w:sz w:val="21"/>
-          <w:szCs w:val="21"/>
-          <w:u w:val="none"/>
-          <w:shd w:fill="auto" w:val="clear"/>
-          <w:vertAlign w:val="baseline"/>
-        </w:rPr>
-      </w:pPr>
-      <w:r>
-        <w:rPr>
-          <w:rFonts w:ascii="Aptos" w:cs="Aptos" w:eastAsia="Aptos" w:hAnsi="Aptos"/>
-          <w:b w:val="0"/>
-          <w:bCs w:val="0"/>
+          <w:rFonts w:ascii="Times New Roman" w:cs="Times New Roman" w:eastAsia="Times New Roman" w:hAnsi="Times New Roman"/>
+          <w:i w:val="0"/>
+          <w:iCs w:val="0"/>
+          <w:smallCaps w:val="0"/>
+          <w:strike w:val="0"/>
+          <w:color w:val="000000"/>
+          <w:sz w:val="21"/>
+          <w:szCs w:val="21"/>
+          <w:shd w:fill="auto" w:val="clear"/>
+          <w:vertAlign w:val="baseline"/>
+        </w:rPr>
+      </w:pPr>
+      <w:r>
+        <w:rPr>
+          <w:rFonts w:ascii="Times New Roman" w:cs="Times New Roman" w:eastAsia="Times New Roman" w:hAnsi="Times New Roman"/>
           <w:i w:val="0"/>
           <w:iCs w:val="0"/>
           <w:smallCaps w:val="0"/>
@@ -3618,26 +3929,21 @@
         <w:ind w:left="283" w:right="0" w:hanging="360"/>
         <w:jc w:val="left"/>
         <w:rPr>
-          <w:rFonts w:ascii="Aptos" w:cs="Aptos" w:eastAsia="Aptos" w:hAnsi="Aptos"/>
-          <w:b w:val="0"/>
-          <w:bCs w:val="0"/>
-          <w:i w:val="0"/>
-          <w:iCs w:val="0"/>
-          <w:smallCaps w:val="0"/>
-          <w:strike w:val="0"/>
-          <w:color w:val="000000"/>
-          <w:sz w:val="21"/>
-          <w:szCs w:val="21"/>
-          <w:u w:val="none"/>
-          <w:shd w:fill="auto" w:val="clear"/>
-          <w:vertAlign w:val="baseline"/>
-        </w:rPr>
-      </w:pPr>
-      <w:r>
-        <w:rPr>
-          <w:rFonts w:ascii="Aptos" w:cs="Aptos" w:eastAsia="Aptos" w:hAnsi="Aptos"/>
-          <w:b w:val="0"/>
-          <w:bCs w:val="0"/>
+          <w:rFonts w:ascii="Times New Roman" w:cs="Times New Roman" w:eastAsia="Times New Roman" w:hAnsi="Times New Roman"/>
+          <w:i w:val="0"/>
+          <w:iCs w:val="0"/>
+          <w:smallCaps w:val="0"/>
+          <w:strike w:val="0"/>
+          <w:color w:val="000000"/>
+          <w:sz w:val="21"/>
+          <w:szCs w:val="21"/>
+          <w:shd w:fill="auto" w:val="clear"/>
+          <w:vertAlign w:val="baseline"/>
+        </w:rPr>
+      </w:pPr>
+      <w:r>
+        <w:rPr>
+          <w:rFonts w:ascii="Times New Roman" w:cs="Times New Roman" w:eastAsia="Times New Roman" w:hAnsi="Times New Roman"/>
           <w:i w:val="0"/>
           <w:iCs w:val="0"/>
           <w:smallCaps w:val="0"/>
@@ -3675,26 +3981,21 @@
         <w:ind w:left="283" w:right="0" w:hanging="360"/>
         <w:jc w:val="left"/>
         <w:rPr>
-          <w:rFonts w:ascii="Aptos" w:cs="Aptos" w:eastAsia="Aptos" w:hAnsi="Aptos"/>
-          <w:b w:val="0"/>
-          <w:bCs w:val="0"/>
-          <w:i w:val="0"/>
-          <w:iCs w:val="0"/>
-          <w:smallCaps w:val="0"/>
-          <w:strike w:val="0"/>
-          <w:color w:val="000000"/>
-          <w:sz w:val="21"/>
-          <w:szCs w:val="21"/>
-          <w:u w:val="none"/>
-          <w:shd w:fill="auto" w:val="clear"/>
-          <w:vertAlign w:val="baseline"/>
-        </w:rPr>
-      </w:pPr>
-      <w:r>
-        <w:rPr>
-          <w:rFonts w:ascii="Aptos" w:cs="Aptos" w:eastAsia="Aptos" w:hAnsi="Aptos"/>
-          <w:b w:val="0"/>
-          <w:bCs w:val="0"/>
+          <w:rFonts w:ascii="Times New Roman" w:cs="Times New Roman" w:eastAsia="Times New Roman" w:hAnsi="Times New Roman"/>
+          <w:i w:val="0"/>
+          <w:iCs w:val="0"/>
+          <w:smallCaps w:val="0"/>
+          <w:strike w:val="0"/>
+          <w:color w:val="000000"/>
+          <w:sz w:val="21"/>
+          <w:szCs w:val="21"/>
+          <w:shd w:fill="auto" w:val="clear"/>
+          <w:vertAlign w:val="baseline"/>
+        </w:rPr>
+      </w:pPr>
+      <w:r>
+        <w:rPr>
+          <w:rFonts w:ascii="Times New Roman" w:cs="Times New Roman" w:eastAsia="Times New Roman" w:hAnsi="Times New Roman"/>
           <w:i w:val="0"/>
           <w:iCs w:val="0"/>
           <w:smallCaps w:val="0"/>
@@ -3732,26 +4033,21 @@
         <w:ind w:left="283" w:right="0" w:hanging="360"/>
         <w:jc w:val="left"/>
         <w:rPr>
-          <w:rFonts w:ascii="Aptos" w:cs="Aptos" w:eastAsia="Aptos" w:hAnsi="Aptos"/>
-          <w:b w:val="0"/>
-          <w:bCs w:val="0"/>
-          <w:i w:val="0"/>
-          <w:iCs w:val="0"/>
-          <w:smallCaps w:val="0"/>
-          <w:strike w:val="0"/>
-          <w:color w:val="000000"/>
-          <w:sz w:val="21"/>
-          <w:szCs w:val="21"/>
-          <w:u w:val="none"/>
-          <w:shd w:fill="auto" w:val="clear"/>
-          <w:vertAlign w:val="baseline"/>
-        </w:rPr>
-      </w:pPr>
-      <w:r>
-        <w:rPr>
-          <w:rFonts w:ascii="Aptos" w:cs="Aptos" w:eastAsia="Aptos" w:hAnsi="Aptos"/>
-          <w:b w:val="0"/>
-          <w:bCs w:val="0"/>
+          <w:rFonts w:ascii="Times New Roman" w:cs="Times New Roman" w:eastAsia="Times New Roman" w:hAnsi="Times New Roman"/>
+          <w:i w:val="0"/>
+          <w:iCs w:val="0"/>
+          <w:smallCaps w:val="0"/>
+          <w:strike w:val="0"/>
+          <w:color w:val="000000"/>
+          <w:sz w:val="21"/>
+          <w:szCs w:val="21"/>
+          <w:shd w:fill="auto" w:val="clear"/>
+          <w:vertAlign w:val="baseline"/>
+        </w:rPr>
+      </w:pPr>
+      <w:r>
+        <w:rPr>
+          <w:rFonts w:ascii="Times New Roman" w:cs="Times New Roman" w:eastAsia="Times New Roman" w:hAnsi="Times New Roman"/>
           <w:i w:val="0"/>
           <w:iCs w:val="0"/>
           <w:smallCaps w:val="0"/>
@@ -3785,7 +4081,7 @@
         <w:ind w:left="0" w:right="0" w:firstLine="0"/>
         <w:jc w:val="left"/>
         <w:rPr>
-          <w:rFonts w:ascii="Aptos" w:cs="Aptos" w:eastAsia="Aptos" w:hAnsi="Aptos"/>
+          <w:rFonts w:ascii="Times New Roman" w:cs="Times New Roman" w:eastAsia="Times New Roman" w:hAnsi="Times New Roman"/>
           <w:b w:val="1"/>
           <w:bCs w:val="1"/>
           <w:i w:val="0"/>
@@ -3802,7 +4098,7 @@
       </w:pPr>
       <w:r>
         <w:rPr>
-          <w:rFonts w:ascii="Aptos" w:cs="Aptos" w:eastAsia="Aptos" w:hAnsi="Aptos"/>
+          <w:rFonts w:ascii="Times New Roman" w:cs="Times New Roman" w:eastAsia="Times New Roman" w:hAnsi="Times New Roman"/>
           <w:b w:val="1"/>
           <w:bCs w:val="1"/>
           <w:i w:val="0"/>
@@ -3842,26 +4138,21 @@
         <w:ind w:left="283" w:right="0" w:hanging="360"/>
         <w:jc w:val="left"/>
         <w:rPr>
-          <w:rFonts w:ascii="Aptos" w:cs="Aptos" w:eastAsia="Aptos" w:hAnsi="Aptos"/>
-          <w:b w:val="0"/>
-          <w:bCs w:val="0"/>
-          <w:i w:val="0"/>
-          <w:iCs w:val="0"/>
-          <w:smallCaps w:val="0"/>
-          <w:strike w:val="0"/>
-          <w:color w:val="000000"/>
-          <w:sz w:val="21"/>
-          <w:szCs w:val="21"/>
-          <w:u w:val="none"/>
-          <w:shd w:fill="auto" w:val="clear"/>
-          <w:vertAlign w:val="baseline"/>
-        </w:rPr>
-      </w:pPr>
-      <w:r>
-        <w:rPr>
-          <w:rFonts w:ascii="Aptos" w:cs="Aptos" w:eastAsia="Aptos" w:hAnsi="Aptos"/>
-          <w:b w:val="0"/>
-          <w:bCs w:val="0"/>
+          <w:rFonts w:ascii="Times New Roman" w:cs="Times New Roman" w:eastAsia="Times New Roman" w:hAnsi="Times New Roman"/>
+          <w:i w:val="0"/>
+          <w:iCs w:val="0"/>
+          <w:smallCaps w:val="0"/>
+          <w:strike w:val="0"/>
+          <w:color w:val="000000"/>
+          <w:sz w:val="21"/>
+          <w:szCs w:val="21"/>
+          <w:shd w:fill="auto" w:val="clear"/>
+          <w:vertAlign w:val="baseline"/>
+        </w:rPr>
+      </w:pPr>
+      <w:r>
+        <w:rPr>
+          <w:rFonts w:ascii="Times New Roman" w:cs="Times New Roman" w:eastAsia="Times New Roman" w:hAnsi="Times New Roman"/>
           <w:i w:val="0"/>
           <w:iCs w:val="0"/>
           <w:smallCaps w:val="0"/>
@@ -3899,26 +4190,21 @@
         <w:ind w:left="283" w:right="0" w:hanging="360"/>
         <w:jc w:val="left"/>
         <w:rPr>
-          <w:rFonts w:ascii="Aptos" w:cs="Aptos" w:eastAsia="Aptos" w:hAnsi="Aptos"/>
-          <w:b w:val="0"/>
-          <w:bCs w:val="0"/>
-          <w:i w:val="0"/>
-          <w:iCs w:val="0"/>
-          <w:smallCaps w:val="0"/>
-          <w:strike w:val="0"/>
-          <w:color w:val="000000"/>
-          <w:sz w:val="21"/>
-          <w:szCs w:val="21"/>
-          <w:u w:val="none"/>
-          <w:shd w:fill="auto" w:val="clear"/>
-          <w:vertAlign w:val="baseline"/>
-        </w:rPr>
-      </w:pPr>
-      <w:r>
-        <w:rPr>
-          <w:rFonts w:ascii="Aptos" w:cs="Aptos" w:eastAsia="Aptos" w:hAnsi="Aptos"/>
-          <w:b w:val="0"/>
-          <w:bCs w:val="0"/>
+          <w:rFonts w:ascii="Times New Roman" w:cs="Times New Roman" w:eastAsia="Times New Roman" w:hAnsi="Times New Roman"/>
+          <w:i w:val="0"/>
+          <w:iCs w:val="0"/>
+          <w:smallCaps w:val="0"/>
+          <w:strike w:val="0"/>
+          <w:color w:val="000000"/>
+          <w:sz w:val="21"/>
+          <w:szCs w:val="21"/>
+          <w:shd w:fill="auto" w:val="clear"/>
+          <w:vertAlign w:val="baseline"/>
+        </w:rPr>
+      </w:pPr>
+      <w:r>
+        <w:rPr>
+          <w:rFonts w:ascii="Times New Roman" w:cs="Times New Roman" w:eastAsia="Times New Roman" w:hAnsi="Times New Roman"/>
           <w:i w:val="0"/>
           <w:iCs w:val="0"/>
           <w:smallCaps w:val="0"/>
@@ -3956,26 +4242,21 @@
         <w:ind w:left="283" w:right="0" w:hanging="360"/>
         <w:jc w:val="left"/>
         <w:rPr>
-          <w:rFonts w:ascii="Aptos" w:cs="Aptos" w:eastAsia="Aptos" w:hAnsi="Aptos"/>
-          <w:b w:val="0"/>
-          <w:bCs w:val="0"/>
-          <w:i w:val="0"/>
-          <w:iCs w:val="0"/>
-          <w:smallCaps w:val="0"/>
-          <w:strike w:val="0"/>
-          <w:color w:val="000000"/>
-          <w:sz w:val="21"/>
-          <w:szCs w:val="21"/>
-          <w:u w:val="none"/>
-          <w:shd w:fill="auto" w:val="clear"/>
-          <w:vertAlign w:val="baseline"/>
-        </w:rPr>
-      </w:pPr>
-      <w:r>
-        <w:rPr>
-          <w:rFonts w:ascii="Aptos" w:cs="Aptos" w:eastAsia="Aptos" w:hAnsi="Aptos"/>
-          <w:b w:val="0"/>
-          <w:bCs w:val="0"/>
+          <w:rFonts w:ascii="Times New Roman" w:cs="Times New Roman" w:eastAsia="Times New Roman" w:hAnsi="Times New Roman"/>
+          <w:i w:val="0"/>
+          <w:iCs w:val="0"/>
+          <w:smallCaps w:val="0"/>
+          <w:strike w:val="0"/>
+          <w:color w:val="000000"/>
+          <w:sz w:val="21"/>
+          <w:szCs w:val="21"/>
+          <w:shd w:fill="auto" w:val="clear"/>
+          <w:vertAlign w:val="baseline"/>
+        </w:rPr>
+      </w:pPr>
+      <w:r>
+        <w:rPr>
+          <w:rFonts w:ascii="Times New Roman" w:cs="Times New Roman" w:eastAsia="Times New Roman" w:hAnsi="Times New Roman"/>
           <w:i w:val="0"/>
           <w:iCs w:val="0"/>
           <w:smallCaps w:val="0"/>
@@ -4013,26 +4294,21 @@
         <w:ind w:left="283" w:right="0" w:hanging="360"/>
         <w:jc w:val="left"/>
         <w:rPr>
-          <w:rFonts w:ascii="Aptos" w:cs="Aptos" w:eastAsia="Aptos" w:hAnsi="Aptos"/>
-          <w:b w:val="0"/>
-          <w:bCs w:val="0"/>
-          <w:i w:val="0"/>
-          <w:iCs w:val="0"/>
-          <w:smallCaps w:val="0"/>
-          <w:strike w:val="0"/>
-          <w:color w:val="000000"/>
-          <w:sz w:val="21"/>
-          <w:szCs w:val="21"/>
-          <w:u w:val="none"/>
-          <w:shd w:fill="auto" w:val="clear"/>
-          <w:vertAlign w:val="baseline"/>
-        </w:rPr>
-      </w:pPr>
-      <w:r>
-        <w:rPr>
-          <w:rFonts w:ascii="Aptos" w:cs="Aptos" w:eastAsia="Aptos" w:hAnsi="Aptos"/>
-          <w:b w:val="0"/>
-          <w:bCs w:val="0"/>
+          <w:rFonts w:ascii="Times New Roman" w:cs="Times New Roman" w:eastAsia="Times New Roman" w:hAnsi="Times New Roman"/>
+          <w:i w:val="0"/>
+          <w:iCs w:val="0"/>
+          <w:smallCaps w:val="0"/>
+          <w:strike w:val="0"/>
+          <w:color w:val="000000"/>
+          <w:sz w:val="21"/>
+          <w:szCs w:val="21"/>
+          <w:shd w:fill="auto" w:val="clear"/>
+          <w:vertAlign w:val="baseline"/>
+        </w:rPr>
+      </w:pPr>
+      <w:r>
+        <w:rPr>
+          <w:rFonts w:ascii="Times New Roman" w:cs="Times New Roman" w:eastAsia="Times New Roman" w:hAnsi="Times New Roman"/>
           <w:i w:val="0"/>
           <w:iCs w:val="0"/>
           <w:smallCaps w:val="0"/>
@@ -4070,26 +4346,21 @@
         <w:ind w:left="283" w:right="0" w:hanging="360"/>
         <w:jc w:val="left"/>
         <w:rPr>
-          <w:rFonts w:ascii="Aptos" w:cs="Aptos" w:eastAsia="Aptos" w:hAnsi="Aptos"/>
-          <w:b w:val="0"/>
-          <w:bCs w:val="0"/>
-          <w:i w:val="0"/>
-          <w:iCs w:val="0"/>
-          <w:smallCaps w:val="0"/>
-          <w:strike w:val="0"/>
-          <w:color w:val="000000"/>
-          <w:sz w:val="21"/>
-          <w:szCs w:val="21"/>
-          <w:u w:val="none"/>
-          <w:shd w:fill="auto" w:val="clear"/>
-          <w:vertAlign w:val="baseline"/>
-        </w:rPr>
-      </w:pPr>
-      <w:r>
-        <w:rPr>
-          <w:rFonts w:ascii="Aptos" w:cs="Aptos" w:eastAsia="Aptos" w:hAnsi="Aptos"/>
-          <w:b w:val="0"/>
-          <w:bCs w:val="0"/>
+          <w:rFonts w:ascii="Times New Roman" w:cs="Times New Roman" w:eastAsia="Times New Roman" w:hAnsi="Times New Roman"/>
+          <w:i w:val="0"/>
+          <w:iCs w:val="0"/>
+          <w:smallCaps w:val="0"/>
+          <w:strike w:val="0"/>
+          <w:color w:val="000000"/>
+          <w:sz w:val="21"/>
+          <w:szCs w:val="21"/>
+          <w:shd w:fill="auto" w:val="clear"/>
+          <w:vertAlign w:val="baseline"/>
+        </w:rPr>
+      </w:pPr>
+      <w:r>
+        <w:rPr>
+          <w:rFonts w:ascii="Times New Roman" w:cs="Times New Roman" w:eastAsia="Times New Roman" w:hAnsi="Times New Roman"/>
           <w:i w:val="0"/>
           <w:iCs w:val="0"/>
           <w:smallCaps w:val="0"/>
@@ -4127,26 +4398,21 @@
         <w:ind w:left="283" w:right="0" w:hanging="360"/>
         <w:jc w:val="left"/>
         <w:rPr>
-          <w:rFonts w:ascii="Aptos" w:cs="Aptos" w:eastAsia="Aptos" w:hAnsi="Aptos"/>
-          <w:b w:val="0"/>
-          <w:bCs w:val="0"/>
-          <w:i w:val="0"/>
-          <w:iCs w:val="0"/>
-          <w:smallCaps w:val="0"/>
-          <w:strike w:val="0"/>
-          <w:color w:val="000000"/>
-          <w:sz w:val="21"/>
-          <w:szCs w:val="21"/>
-          <w:u w:val="none"/>
-          <w:shd w:fill="auto" w:val="clear"/>
-          <w:vertAlign w:val="baseline"/>
-        </w:rPr>
-      </w:pPr>
-      <w:r>
-        <w:rPr>
-          <w:rFonts w:ascii="Aptos" w:cs="Aptos" w:eastAsia="Aptos" w:hAnsi="Aptos"/>
-          <w:b w:val="0"/>
-          <w:bCs w:val="0"/>
+          <w:rFonts w:ascii="Times New Roman" w:cs="Times New Roman" w:eastAsia="Times New Roman" w:hAnsi="Times New Roman"/>
+          <w:i w:val="0"/>
+          <w:iCs w:val="0"/>
+          <w:smallCaps w:val="0"/>
+          <w:strike w:val="0"/>
+          <w:color w:val="000000"/>
+          <w:sz w:val="21"/>
+          <w:szCs w:val="21"/>
+          <w:shd w:fill="auto" w:val="clear"/>
+          <w:vertAlign w:val="baseline"/>
+        </w:rPr>
+      </w:pPr>
+      <w:r>
+        <w:rPr>
+          <w:rFonts w:ascii="Times New Roman" w:cs="Times New Roman" w:eastAsia="Times New Roman" w:hAnsi="Times New Roman"/>
           <w:i w:val="0"/>
           <w:iCs w:val="0"/>
           <w:smallCaps w:val="0"/>
@@ -4180,7 +4446,7 @@
         <w:ind w:left="0" w:right="0" w:firstLine="0"/>
         <w:jc w:val="left"/>
         <w:rPr>
-          <w:rFonts w:ascii="Aptos" w:cs="Aptos" w:eastAsia="Aptos" w:hAnsi="Aptos"/>
+          <w:rFonts w:ascii="Times New Roman" w:cs="Times New Roman" w:eastAsia="Times New Roman" w:hAnsi="Times New Roman"/>
           <w:b w:val="1"/>
           <w:bCs w:val="1"/>
           <w:i w:val="0"/>
@@ -4197,7 +4463,7 @@
       </w:pPr>
       <w:r>
         <w:rPr>
-          <w:rFonts w:ascii="Aptos" w:cs="Aptos" w:eastAsia="Aptos" w:hAnsi="Aptos"/>
+          <w:rFonts w:ascii="Times New Roman" w:cs="Times New Roman" w:eastAsia="Times New Roman" w:hAnsi="Times New Roman"/>
           <w:b w:val="1"/>
           <w:bCs w:val="1"/>
           <w:i w:val="0"/>
@@ -4237,26 +4503,21 @@
         <w:ind w:left="283" w:right="0" w:hanging="360"/>
         <w:jc w:val="left"/>
         <w:rPr>
-          <w:rFonts w:ascii="Aptos" w:cs="Aptos" w:eastAsia="Aptos" w:hAnsi="Aptos"/>
-          <w:b w:val="0"/>
-          <w:bCs w:val="0"/>
-          <w:i w:val="0"/>
-          <w:iCs w:val="0"/>
-          <w:smallCaps w:val="0"/>
-          <w:strike w:val="0"/>
-          <w:color w:val="000000"/>
-          <w:sz w:val="21"/>
-          <w:szCs w:val="21"/>
-          <w:u w:val="none"/>
-          <w:shd w:fill="auto" w:val="clear"/>
-          <w:vertAlign w:val="baseline"/>
-        </w:rPr>
-      </w:pPr>
-      <w:r>
-        <w:rPr>
-          <w:rFonts w:ascii="Aptos" w:cs="Aptos" w:eastAsia="Aptos" w:hAnsi="Aptos"/>
-          <w:b w:val="0"/>
-          <w:bCs w:val="0"/>
+          <w:rFonts w:ascii="Times New Roman" w:cs="Times New Roman" w:eastAsia="Times New Roman" w:hAnsi="Times New Roman"/>
+          <w:i w:val="0"/>
+          <w:iCs w:val="0"/>
+          <w:smallCaps w:val="0"/>
+          <w:strike w:val="0"/>
+          <w:color w:val="000000"/>
+          <w:sz w:val="21"/>
+          <w:szCs w:val="21"/>
+          <w:shd w:fill="auto" w:val="clear"/>
+          <w:vertAlign w:val="baseline"/>
+        </w:rPr>
+      </w:pPr>
+      <w:r>
+        <w:rPr>
+          <w:rFonts w:ascii="Times New Roman" w:cs="Times New Roman" w:eastAsia="Times New Roman" w:hAnsi="Times New Roman"/>
           <w:i w:val="0"/>
           <w:iCs w:val="0"/>
           <w:smallCaps w:val="0"/>
@@ -4294,26 +4555,21 @@
         <w:ind w:left="283" w:right="0" w:hanging="360"/>
         <w:jc w:val="left"/>
         <w:rPr>
-          <w:rFonts w:ascii="Aptos" w:cs="Aptos" w:eastAsia="Aptos" w:hAnsi="Aptos"/>
-          <w:b w:val="0"/>
-          <w:bCs w:val="0"/>
-          <w:i w:val="0"/>
-          <w:iCs w:val="0"/>
-          <w:smallCaps w:val="0"/>
-          <w:strike w:val="0"/>
-          <w:color w:val="000000"/>
-          <w:sz w:val="21"/>
-          <w:szCs w:val="21"/>
-          <w:u w:val="none"/>
-          <w:shd w:fill="auto" w:val="clear"/>
-          <w:vertAlign w:val="baseline"/>
-        </w:rPr>
-      </w:pPr>
-      <w:r>
-        <w:rPr>
-          <w:rFonts w:ascii="Aptos" w:cs="Aptos" w:eastAsia="Aptos" w:hAnsi="Aptos"/>
-          <w:b w:val="0"/>
-          <w:bCs w:val="0"/>
+          <w:rFonts w:ascii="Times New Roman" w:cs="Times New Roman" w:eastAsia="Times New Roman" w:hAnsi="Times New Roman"/>
+          <w:i w:val="0"/>
+          <w:iCs w:val="0"/>
+          <w:smallCaps w:val="0"/>
+          <w:strike w:val="0"/>
+          <w:color w:val="000000"/>
+          <w:sz w:val="21"/>
+          <w:szCs w:val="21"/>
+          <w:shd w:fill="auto" w:val="clear"/>
+          <w:vertAlign w:val="baseline"/>
+        </w:rPr>
+      </w:pPr>
+      <w:r>
+        <w:rPr>
+          <w:rFonts w:ascii="Times New Roman" w:cs="Times New Roman" w:eastAsia="Times New Roman" w:hAnsi="Times New Roman"/>
           <w:i w:val="0"/>
           <w:iCs w:val="0"/>
           <w:smallCaps w:val="0"/>
@@ -4351,26 +4607,21 @@
         <w:ind w:left="283" w:right="0" w:hanging="360"/>
         <w:jc w:val="left"/>
         <w:rPr>
-          <w:rFonts w:ascii="Aptos" w:cs="Aptos" w:eastAsia="Aptos" w:hAnsi="Aptos"/>
-          <w:b w:val="0"/>
-          <w:bCs w:val="0"/>
-          <w:i w:val="0"/>
-          <w:iCs w:val="0"/>
-          <w:smallCaps w:val="0"/>
-          <w:strike w:val="0"/>
-          <w:color w:val="000000"/>
-          <w:sz w:val="21"/>
-          <w:szCs w:val="21"/>
-          <w:u w:val="none"/>
-          <w:shd w:fill="auto" w:val="clear"/>
-          <w:vertAlign w:val="baseline"/>
-        </w:rPr>
-      </w:pPr>
-      <w:r>
-        <w:rPr>
-          <w:rFonts w:ascii="Aptos" w:cs="Aptos" w:eastAsia="Aptos" w:hAnsi="Aptos"/>
-          <w:b w:val="0"/>
-          <w:bCs w:val="0"/>
+          <w:rFonts w:ascii="Times New Roman" w:cs="Times New Roman" w:eastAsia="Times New Roman" w:hAnsi="Times New Roman"/>
+          <w:i w:val="0"/>
+          <w:iCs w:val="0"/>
+          <w:smallCaps w:val="0"/>
+          <w:strike w:val="0"/>
+          <w:color w:val="000000"/>
+          <w:sz w:val="21"/>
+          <w:szCs w:val="21"/>
+          <w:shd w:fill="auto" w:val="clear"/>
+          <w:vertAlign w:val="baseline"/>
+        </w:rPr>
+      </w:pPr>
+      <w:r>
+        <w:rPr>
+          <w:rFonts w:ascii="Times New Roman" w:cs="Times New Roman" w:eastAsia="Times New Roman" w:hAnsi="Times New Roman"/>
           <w:i w:val="0"/>
           <w:iCs w:val="0"/>
           <w:smallCaps w:val="0"/>
@@ -4408,26 +4659,21 @@
         <w:ind w:left="283" w:right="0" w:hanging="360"/>
         <w:jc w:val="left"/>
         <w:rPr>
-          <w:rFonts w:ascii="Aptos" w:cs="Aptos" w:eastAsia="Aptos" w:hAnsi="Aptos"/>
-          <w:b w:val="0"/>
-          <w:bCs w:val="0"/>
-          <w:i w:val="0"/>
-          <w:iCs w:val="0"/>
-          <w:smallCaps w:val="0"/>
-          <w:strike w:val="0"/>
-          <w:color w:val="000000"/>
-          <w:sz w:val="21"/>
-          <w:szCs w:val="21"/>
-          <w:u w:val="none"/>
-          <w:shd w:fill="auto" w:val="clear"/>
-          <w:vertAlign w:val="baseline"/>
-        </w:rPr>
-      </w:pPr>
-      <w:r>
-        <w:rPr>
-          <w:rFonts w:ascii="Aptos" w:cs="Aptos" w:eastAsia="Aptos" w:hAnsi="Aptos"/>
-          <w:b w:val="0"/>
-          <w:bCs w:val="0"/>
+          <w:rFonts w:ascii="Times New Roman" w:cs="Times New Roman" w:eastAsia="Times New Roman" w:hAnsi="Times New Roman"/>
+          <w:i w:val="0"/>
+          <w:iCs w:val="0"/>
+          <w:smallCaps w:val="0"/>
+          <w:strike w:val="0"/>
+          <w:color w:val="000000"/>
+          <w:sz w:val="21"/>
+          <w:szCs w:val="21"/>
+          <w:shd w:fill="auto" w:val="clear"/>
+          <w:vertAlign w:val="baseline"/>
+        </w:rPr>
+      </w:pPr>
+      <w:r>
+        <w:rPr>
+          <w:rFonts w:ascii="Times New Roman" w:cs="Times New Roman" w:eastAsia="Times New Roman" w:hAnsi="Times New Roman"/>
           <w:i w:val="0"/>
           <w:iCs w:val="0"/>
           <w:smallCaps w:val="0"/>
@@ -4465,26 +4711,21 @@
         <w:ind w:left="283" w:right="0" w:hanging="360"/>
         <w:jc w:val="left"/>
         <w:rPr>
-          <w:rFonts w:ascii="Aptos" w:cs="Aptos" w:eastAsia="Aptos" w:hAnsi="Aptos"/>
-          <w:b w:val="0"/>
-          <w:bCs w:val="0"/>
-          <w:i w:val="0"/>
-          <w:iCs w:val="0"/>
-          <w:smallCaps w:val="0"/>
-          <w:strike w:val="0"/>
-          <w:color w:val="000000"/>
-          <w:sz w:val="21"/>
-          <w:szCs w:val="21"/>
-          <w:u w:val="none"/>
-          <w:shd w:fill="auto" w:val="clear"/>
-          <w:vertAlign w:val="baseline"/>
-        </w:rPr>
-      </w:pPr>
-      <w:r>
-        <w:rPr>
-          <w:rFonts w:ascii="Aptos" w:cs="Aptos" w:eastAsia="Aptos" w:hAnsi="Aptos"/>
-          <w:b w:val="0"/>
-          <w:bCs w:val="0"/>
+          <w:rFonts w:ascii="Times New Roman" w:cs="Times New Roman" w:eastAsia="Times New Roman" w:hAnsi="Times New Roman"/>
+          <w:i w:val="0"/>
+          <w:iCs w:val="0"/>
+          <w:smallCaps w:val="0"/>
+          <w:strike w:val="0"/>
+          <w:color w:val="000000"/>
+          <w:sz w:val="21"/>
+          <w:szCs w:val="21"/>
+          <w:shd w:fill="auto" w:val="clear"/>
+          <w:vertAlign w:val="baseline"/>
+        </w:rPr>
+      </w:pPr>
+      <w:r>
+        <w:rPr>
+          <w:rFonts w:ascii="Times New Roman" w:cs="Times New Roman" w:eastAsia="Times New Roman" w:hAnsi="Times New Roman"/>
           <w:i w:val="0"/>
           <w:iCs w:val="0"/>
           <w:smallCaps w:val="0"/>
@@ -4522,26 +4763,21 @@
         <w:ind w:left="283" w:right="0" w:hanging="360"/>
         <w:jc w:val="left"/>
         <w:rPr>
-          <w:rFonts w:ascii="Aptos" w:cs="Aptos" w:eastAsia="Aptos" w:hAnsi="Aptos"/>
-          <w:b w:val="0"/>
-          <w:bCs w:val="0"/>
-          <w:i w:val="0"/>
-          <w:iCs w:val="0"/>
-          <w:smallCaps w:val="0"/>
-          <w:strike w:val="0"/>
-          <w:color w:val="000000"/>
-          <w:sz w:val="21"/>
-          <w:szCs w:val="21"/>
-          <w:u w:val="none"/>
-          <w:shd w:fill="auto" w:val="clear"/>
-          <w:vertAlign w:val="baseline"/>
-        </w:rPr>
-      </w:pPr>
-      <w:r>
-        <w:rPr>
-          <w:rFonts w:ascii="Aptos" w:cs="Aptos" w:eastAsia="Aptos" w:hAnsi="Aptos"/>
-          <w:b w:val="0"/>
-          <w:bCs w:val="0"/>
+          <w:rFonts w:ascii="Times New Roman" w:cs="Times New Roman" w:eastAsia="Times New Roman" w:hAnsi="Times New Roman"/>
+          <w:i w:val="0"/>
+          <w:iCs w:val="0"/>
+          <w:smallCaps w:val="0"/>
+          <w:strike w:val="0"/>
+          <w:color w:val="000000"/>
+          <w:sz w:val="21"/>
+          <w:szCs w:val="21"/>
+          <w:shd w:fill="auto" w:val="clear"/>
+          <w:vertAlign w:val="baseline"/>
+        </w:rPr>
+      </w:pPr>
+      <w:r>
+        <w:rPr>
+          <w:rFonts w:ascii="Times New Roman" w:cs="Times New Roman" w:eastAsia="Times New Roman" w:hAnsi="Times New Roman"/>
           <w:i w:val="0"/>
           <w:iCs w:val="0"/>
           <w:smallCaps w:val="0"/>
@@ -4579,26 +4815,21 @@
         <w:ind w:left="283" w:right="0" w:hanging="360"/>
         <w:jc w:val="left"/>
         <w:rPr>
-          <w:rFonts w:ascii="Aptos" w:cs="Aptos" w:eastAsia="Aptos" w:hAnsi="Aptos"/>
-          <w:b w:val="0"/>
-          <w:bCs w:val="0"/>
-          <w:i w:val="0"/>
-          <w:iCs w:val="0"/>
-          <w:smallCaps w:val="0"/>
-          <w:strike w:val="0"/>
-          <w:color w:val="000000"/>
-          <w:sz w:val="21"/>
-          <w:szCs w:val="21"/>
-          <w:u w:val="none"/>
-          <w:shd w:fill="auto" w:val="clear"/>
-          <w:vertAlign w:val="baseline"/>
-        </w:rPr>
-      </w:pPr>
-      <w:r>
-        <w:rPr>
-          <w:rFonts w:ascii="Aptos" w:cs="Aptos" w:eastAsia="Aptos" w:hAnsi="Aptos"/>
-          <w:b w:val="0"/>
-          <w:bCs w:val="0"/>
+          <w:rFonts w:ascii="Times New Roman" w:cs="Times New Roman" w:eastAsia="Times New Roman" w:hAnsi="Times New Roman"/>
+          <w:i w:val="0"/>
+          <w:iCs w:val="0"/>
+          <w:smallCaps w:val="0"/>
+          <w:strike w:val="0"/>
+          <w:color w:val="000000"/>
+          <w:sz w:val="21"/>
+          <w:szCs w:val="21"/>
+          <w:shd w:fill="auto" w:val="clear"/>
+          <w:vertAlign w:val="baseline"/>
+        </w:rPr>
+      </w:pPr>
+      <w:r>
+        <w:rPr>
+          <w:rFonts w:ascii="Times New Roman" w:cs="Times New Roman" w:eastAsia="Times New Roman" w:hAnsi="Times New Roman"/>
           <w:i w:val="0"/>
           <w:iCs w:val="0"/>
           <w:smallCaps w:val="0"/>
@@ -4632,6 +4863,7 @@
         <w:ind w:left="0" w:right="0" w:firstLine="0"/>
         <w:jc w:val="left"/>
         <w:rPr>
+          <w:rFonts w:ascii="Times New Roman" w:cs="Times New Roman" w:eastAsia="Times New Roman" w:hAnsi="Times New Roman"/>
           <w:b w:val="1"/>
           <w:bCs w:val="1"/>
           <w:color w:val="002b5c"/>
@@ -4663,7 +4895,7 @@
         <w:ind w:left="0" w:right="0" w:firstLine="0"/>
         <w:jc w:val="left"/>
         <w:rPr>
-          <w:rFonts w:ascii="Aptos" w:cs="Aptos" w:eastAsia="Aptos" w:hAnsi="Aptos"/>
+          <w:rFonts w:ascii="Times New Roman" w:cs="Times New Roman" w:eastAsia="Times New Roman" w:hAnsi="Times New Roman"/>
           <w:b w:val="1"/>
           <w:bCs w:val="1"/>
           <w:i w:val="0"/>
@@ -4680,7 +4912,7 @@
       </w:pPr>
       <w:r>
         <w:rPr>
-          <w:rFonts w:ascii="Aptos" w:cs="Aptos" w:eastAsia="Aptos" w:hAnsi="Aptos"/>
+          <w:rFonts w:ascii="Times New Roman" w:cs="Times New Roman" w:eastAsia="Times New Roman" w:hAnsi="Times New Roman"/>
           <w:b w:val="1"/>
           <w:bCs w:val="1"/>
           <w:i w:val="0"/>
@@ -4716,7 +4948,7 @@
         <w:ind w:left="0" w:right="0" w:firstLine="0"/>
         <w:jc w:val="left"/>
         <w:rPr>
-          <w:rFonts w:ascii="Aptos" w:cs="Aptos" w:eastAsia="Aptos" w:hAnsi="Aptos"/>
+          <w:rFonts w:ascii="Times New Roman" w:cs="Times New Roman" w:eastAsia="Times New Roman" w:hAnsi="Times New Roman"/>
           <w:b w:val="1"/>
           <w:bCs w:val="1"/>
           <w:i w:val="0"/>
@@ -4733,7 +4965,7 @@
       </w:pPr>
       <w:r>
         <w:rPr>
-          <w:rFonts w:ascii="Aptos" w:cs="Aptos" w:eastAsia="Aptos" w:hAnsi="Aptos"/>
+          <w:rFonts w:ascii="Times New Roman" w:cs="Times New Roman" w:eastAsia="Times New Roman" w:hAnsi="Times New Roman"/>
           <w:b w:val="1"/>
           <w:bCs w:val="1"/>
           <w:i w:val="0"/>
@@ -4754,10 +4986,13 @@
     <w:p>
       <w:pPr>
         <w:spacing w:after="100" w:before="0" w:line="360" w:lineRule="auto"/>
-        <w:rPr/>
-      </w:pPr>
-      <w:r>
-        <w:rPr>
+        <w:rPr>
+          <w:rFonts w:ascii="Times New Roman" w:cs="Times New Roman" w:eastAsia="Times New Roman" w:hAnsi="Times New Roman"/>
+        </w:rPr>
+      </w:pPr>
+      <w:r>
+        <w:rPr>
+          <w:rFonts w:ascii="Times New Roman" w:cs="Times New Roman" w:eastAsia="Times New Roman" w:hAnsi="Times New Roman"/>
           <w:rtl w:val="0"/>
         </w:rPr>
         <w:t xml:space="preserve">La solución consiste en una plataforma que permite transformar comentarios negativos detectados en redes sociales en reclamos estructurados y derivables. El microservicio de scraping captura comentarios desde Instagram y TikTok; luego, el servicio Flask de sentimentalización, basado en Transformers y un modelo entrenado, clasifica la polaridad del texto y permite guardar en base de datos aquellos comentarios negativos que pueden representar reclamos reales. Posteriormente, el módulo derivador lee esta información y utiliza Qwen mediante Ollama para clasificar el tipo de incidencia y generar registros derivados para su gestión.</w:t>
@@ -4781,7 +5016,7 @@
         <w:ind w:left="0" w:right="0" w:firstLine="0"/>
         <w:jc w:val="left"/>
         <w:rPr>
-          <w:rFonts w:ascii="Aptos" w:cs="Aptos" w:eastAsia="Aptos" w:hAnsi="Aptos"/>
+          <w:rFonts w:ascii="Times New Roman" w:cs="Times New Roman" w:eastAsia="Times New Roman" w:hAnsi="Times New Roman"/>
           <w:b w:val="1"/>
           <w:bCs w:val="1"/>
           <w:i w:val="0"/>
@@ -4798,7 +5033,7 @@
       </w:pPr>
       <w:r>
         <w:rPr>
-          <w:rFonts w:ascii="Aptos" w:cs="Aptos" w:eastAsia="Aptos" w:hAnsi="Aptos"/>
+          <w:rFonts w:ascii="Times New Roman" w:cs="Times New Roman" w:eastAsia="Times New Roman" w:hAnsi="Times New Roman"/>
           <w:b w:val="1"/>
           <w:bCs w:val="1"/>
           <w:i w:val="0"/>
@@ -4819,10 +5054,13 @@
     <w:p>
       <w:pPr>
         <w:spacing w:after="100" w:before="0" w:line="360" w:lineRule="auto"/>
-        <w:rPr/>
-      </w:pPr>
-      <w:r>
-        <w:rPr>
+        <w:rPr>
+          <w:rFonts w:ascii="Times New Roman" w:cs="Times New Roman" w:eastAsia="Times New Roman" w:hAnsi="Times New Roman"/>
+        </w:rPr>
+      </w:pPr>
+      <w:r>
+        <w:rPr>
+          <w:rFonts w:ascii="Times New Roman" w:cs="Times New Roman" w:eastAsia="Times New Roman" w:hAnsi="Times New Roman"/>
           <w:rtl w:val="0"/>
         </w:rPr>
         <w:t xml:space="preserve">La propuesta aborda el problema atacando una etapa previa a la atención formal: la detección de reclamos que los usuarios publican fuera de los canales oficiales. En lugar de esperar que el cliente ingrese su caso por un formulario o llamada, el sistema captura comentarios desde redes sociales, filtra los negativos, los agrupa por usuario, identifica mensajes repetidos o similares y los deja disponibles en bandejas de gestión con una derivación sugerida.</w:t>
@@ -4846,7 +5084,7 @@
         <w:ind w:left="0" w:right="0" w:firstLine="0"/>
         <w:jc w:val="left"/>
         <w:rPr>
-          <w:rFonts w:ascii="Aptos" w:cs="Aptos" w:eastAsia="Aptos" w:hAnsi="Aptos"/>
+          <w:rFonts w:ascii="Times New Roman" w:cs="Times New Roman" w:eastAsia="Times New Roman" w:hAnsi="Times New Roman"/>
           <w:b w:val="1"/>
           <w:bCs w:val="1"/>
           <w:i w:val="0"/>
@@ -4863,7 +5101,7 @@
       </w:pPr>
       <w:r>
         <w:rPr>
-          <w:rFonts w:ascii="Aptos" w:cs="Aptos" w:eastAsia="Aptos" w:hAnsi="Aptos"/>
+          <w:rFonts w:ascii="Times New Roman" w:cs="Times New Roman" w:eastAsia="Times New Roman" w:hAnsi="Times New Roman"/>
           <w:b w:val="1"/>
           <w:bCs w:val="1"/>
           <w:i w:val="0"/>
@@ -4884,22 +5122,28 @@
     <w:p>
       <w:pPr>
         <w:spacing w:after="100" w:before="0" w:line="360" w:lineRule="auto"/>
-        <w:rPr/>
-      </w:pPr>
-      <w:r>
-        <w:rPr>
-          <w:rtl w:val="0"/>
-        </w:rPr>
-        <w:t>La propuesta se diferencia por ofrecer una solución específica para la gestión de reclamos no formales en canales digitales. Integra scraping de redes sociales, análisis de sentimiento con un modelo entrenado, agrupación por usuarios de Instagram y TikTok, derivación inteligente con Qwen/Ollama y preparación de la información para bandejas internas o futuras integraciones con canales de call center y operadores.</w:t>
+        <w:rPr>
+          <w:rFonts w:ascii="Times New Roman" w:cs="Times New Roman" w:eastAsia="Times New Roman" w:hAnsi="Times New Roman"/>
+        </w:rPr>
+      </w:pPr>
+      <w:r>
+        <w:rPr>
+          <w:rFonts w:ascii="Times New Roman" w:cs="Times New Roman" w:eastAsia="Times New Roman" w:hAnsi="Times New Roman"/>
+          <w:rtl w:val="0"/>
+        </w:rPr>
+        <w:t xml:space="preserve">La propuesta se diferencia por ofrecer una solución específica para la gestión de reclamos no formales en canales digitales. Integra scraping de redes sociales, análisis de sentimiento con un modelo entrenado, agrupación por usuarios de Instagram y TikTok, derivación inteligente con Qwen/Ollama y preparación de la información para bandejas internas o futuras integraciones con canales de call center y operadores.</w:t>
       </w:r>
     </w:p>
     <w:p>
       <w:pPr>
         <w:spacing w:after="100" w:before="0" w:line="360" w:lineRule="auto"/>
-        <w:rPr/>
-      </w:pPr>
-      <w:r>
-        <w:rPr>
+        <w:rPr>
+          <w:rFonts w:ascii="Times New Roman" w:cs="Times New Roman" w:eastAsia="Times New Roman" w:hAnsi="Times New Roman"/>
+        </w:rPr>
+      </w:pPr>
+      <w:r>
+        <w:rPr>
+          <w:rFonts w:ascii="Times New Roman" w:cs="Times New Roman" w:eastAsia="Times New Roman" w:hAnsi="Times New Roman"/>
           <w:rtl w:val="0"/>
         </w:rPr>
         <w:t xml:space="preserve">Como respaldo, estudios sobre uso de IA en soporte al cliente muestran que la asistencia generativa puede aumentar la productividad de los agentes en torno a 14%–15% medido como casos resueltos por hora (Brynjolfsson, Li y Raymond, 2023/2024). Complementariamente, la OECD (2024) identifica evidencia inicial de ganancias de productividad asociadas al uso de inteligencia artificial en distintos contextos de trabajo.</w:t>
@@ -4923,7 +5167,7 @@
         <w:ind w:left="0" w:right="0" w:firstLine="0"/>
         <w:jc w:val="left"/>
         <w:rPr>
-          <w:rFonts w:ascii="Aptos" w:cs="Aptos" w:eastAsia="Aptos" w:hAnsi="Aptos"/>
+          <w:rFonts w:ascii="Times New Roman" w:cs="Times New Roman" w:eastAsia="Times New Roman" w:hAnsi="Times New Roman"/>
           <w:b w:val="1"/>
           <w:bCs w:val="1"/>
           <w:i w:val="0"/>
@@ -4940,7 +5184,7 @@
       </w:pPr>
       <w:r>
         <w:rPr>
-          <w:rFonts w:ascii="Aptos" w:cs="Aptos" w:eastAsia="Aptos" w:hAnsi="Aptos"/>
+          <w:rFonts w:ascii="Times New Roman" w:cs="Times New Roman" w:eastAsia="Times New Roman" w:hAnsi="Times New Roman"/>
           <w:b w:val="1"/>
           <w:bCs w:val="1"/>
           <w:i w:val="0"/>
@@ -4976,7 +5220,7 @@
         <w:ind w:left="0" w:right="0" w:firstLine="0"/>
         <w:jc w:val="left"/>
         <w:rPr>
-          <w:rFonts w:ascii="Aptos" w:cs="Aptos" w:eastAsia="Aptos" w:hAnsi="Aptos"/>
+          <w:rFonts w:ascii="Times New Roman" w:cs="Times New Roman" w:eastAsia="Times New Roman" w:hAnsi="Times New Roman"/>
           <w:b w:val="1"/>
           <w:bCs w:val="1"/>
           <w:i w:val="0"/>
@@ -4993,7 +5237,7 @@
       </w:pPr>
       <w:r>
         <w:rPr>
-          <w:rFonts w:ascii="Aptos" w:cs="Aptos" w:eastAsia="Aptos" w:hAnsi="Aptos"/>
+          <w:rFonts w:ascii="Times New Roman" w:cs="Times New Roman" w:eastAsia="Times New Roman" w:hAnsi="Times New Roman"/>
           <w:b w:val="1"/>
           <w:bCs w:val="1"/>
           <w:i w:val="0"/>
@@ -5014,13 +5258,16 @@
     <w:p>
       <w:pPr>
         <w:spacing w:after="100" w:before="0" w:line="360" w:lineRule="auto"/>
-        <w:rPr/>
-      </w:pPr>
-      <w:r>
-        <w:rPr>
-          <w:rtl w:val="0"/>
-        </w:rPr>
-        <w:t>Desarrollar una plataforma centralizada para la gestión de reclamos digitales no formales, capaz de capturar reclamos desde redes sociales, detectar comentarios negativos mediante un modelo entrenado de análisis de sentimiento, clasificarlos con inteligencia artificial, agruparlos por usuario y derivarlos hacia bandejas de gestión o sistemas internos de atención.</w:t>
+        <w:rPr>
+          <w:rFonts w:ascii="Times New Roman" w:cs="Times New Roman" w:eastAsia="Times New Roman" w:hAnsi="Times New Roman"/>
+        </w:rPr>
+      </w:pPr>
+      <w:r>
+        <w:rPr>
+          <w:rFonts w:ascii="Times New Roman" w:cs="Times New Roman" w:eastAsia="Times New Roman" w:hAnsi="Times New Roman"/>
+          <w:rtl w:val="0"/>
+        </w:rPr>
+        <w:t xml:space="preserve">Desarrollar una plataforma centralizada para la gestión de reclamos digitales no formales, capaz de capturar reclamos desde redes sociales, detectar comentarios negativos mediante un modelo entrenado de análisis de sentimiento, clasificarlos con inteligencia artificial, agruparlos por usuario y derivarlos hacia bandejas de gestión o sistemas internos de atención.</w:t>
       </w:r>
     </w:p>
     <w:p>
@@ -5041,7 +5288,7 @@
         <w:ind w:left="0" w:right="0" w:firstLine="0"/>
         <w:jc w:val="left"/>
         <w:rPr>
-          <w:rFonts w:ascii="Aptos" w:cs="Aptos" w:eastAsia="Aptos" w:hAnsi="Aptos"/>
+          <w:rFonts w:ascii="Times New Roman" w:cs="Times New Roman" w:eastAsia="Times New Roman" w:hAnsi="Times New Roman"/>
           <w:b w:val="1"/>
           <w:bCs w:val="1"/>
           <w:i w:val="0"/>
@@ -5058,7 +5305,7 @@
       </w:pPr>
       <w:r>
         <w:rPr>
-          <w:rFonts w:ascii="Aptos" w:cs="Aptos" w:eastAsia="Aptos" w:hAnsi="Aptos"/>
+          <w:rFonts w:ascii="Times New Roman" w:cs="Times New Roman" w:eastAsia="Times New Roman" w:hAnsi="Times New Roman"/>
           <w:b w:val="1"/>
           <w:bCs w:val="1"/>
           <w:i w:val="0"/>
@@ -5098,26 +5345,21 @@
         <w:ind w:left="283" w:right="0" w:hanging="360"/>
         <w:jc w:val="left"/>
         <w:rPr>
-          <w:rFonts w:ascii="Aptos" w:cs="Aptos" w:eastAsia="Aptos" w:hAnsi="Aptos"/>
-          <w:b w:val="0"/>
-          <w:bCs w:val="0"/>
-          <w:i w:val="0"/>
-          <w:iCs w:val="0"/>
-          <w:smallCaps w:val="0"/>
-          <w:strike w:val="0"/>
-          <w:color w:val="000000"/>
-          <w:sz w:val="21"/>
-          <w:szCs w:val="21"/>
-          <w:u w:val="none"/>
-          <w:shd w:fill="auto" w:val="clear"/>
-          <w:vertAlign w:val="baseline"/>
-        </w:rPr>
-      </w:pPr>
-      <w:r>
-        <w:rPr>
-          <w:rFonts w:ascii="Aptos" w:cs="Aptos" w:eastAsia="Aptos" w:hAnsi="Aptos"/>
-          <w:b w:val="0"/>
-          <w:bCs w:val="0"/>
+          <w:rFonts w:ascii="Times New Roman" w:cs="Times New Roman" w:eastAsia="Times New Roman" w:hAnsi="Times New Roman"/>
+          <w:i w:val="0"/>
+          <w:iCs w:val="0"/>
+          <w:smallCaps w:val="0"/>
+          <w:strike w:val="0"/>
+          <w:color w:val="000000"/>
+          <w:sz w:val="21"/>
+          <w:szCs w:val="21"/>
+          <w:shd w:fill="auto" w:val="clear"/>
+          <w:vertAlign w:val="baseline"/>
+        </w:rPr>
+      </w:pPr>
+      <w:r>
+        <w:rPr>
+          <w:rFonts w:ascii="Times New Roman" w:cs="Times New Roman" w:eastAsia="Times New Roman" w:hAnsi="Times New Roman"/>
           <w:i w:val="0"/>
           <w:iCs w:val="0"/>
           <w:smallCaps w:val="0"/>
@@ -5155,26 +5397,21 @@
         <w:ind w:left="283" w:right="0" w:hanging="360"/>
         <w:jc w:val="left"/>
         <w:rPr>
-          <w:rFonts w:ascii="Aptos" w:cs="Aptos" w:eastAsia="Aptos" w:hAnsi="Aptos"/>
-          <w:b w:val="0"/>
-          <w:bCs w:val="0"/>
-          <w:i w:val="0"/>
-          <w:iCs w:val="0"/>
-          <w:smallCaps w:val="0"/>
-          <w:strike w:val="0"/>
-          <w:color w:val="000000"/>
-          <w:sz w:val="21"/>
-          <w:szCs w:val="21"/>
-          <w:u w:val="none"/>
-          <w:shd w:fill="auto" w:val="clear"/>
-          <w:vertAlign w:val="baseline"/>
-        </w:rPr>
-      </w:pPr>
-      <w:r>
-        <w:rPr>
-          <w:rFonts w:ascii="Aptos" w:cs="Aptos" w:eastAsia="Aptos" w:hAnsi="Aptos"/>
-          <w:b w:val="0"/>
-          <w:bCs w:val="0"/>
+          <w:rFonts w:ascii="Times New Roman" w:cs="Times New Roman" w:eastAsia="Times New Roman" w:hAnsi="Times New Roman"/>
+          <w:i w:val="0"/>
+          <w:iCs w:val="0"/>
+          <w:smallCaps w:val="0"/>
+          <w:strike w:val="0"/>
+          <w:color w:val="000000"/>
+          <w:sz w:val="21"/>
+          <w:szCs w:val="21"/>
+          <w:shd w:fill="auto" w:val="clear"/>
+          <w:vertAlign w:val="baseline"/>
+        </w:rPr>
+      </w:pPr>
+      <w:r>
+        <w:rPr>
+          <w:rFonts w:ascii="Times New Roman" w:cs="Times New Roman" w:eastAsia="Times New Roman" w:hAnsi="Times New Roman"/>
           <w:i w:val="0"/>
           <w:iCs w:val="0"/>
           <w:smallCaps w:val="0"/>
@@ -5212,26 +5449,21 @@
         <w:ind w:left="283" w:right="0" w:hanging="360"/>
         <w:jc w:val="left"/>
         <w:rPr>
-          <w:rFonts w:ascii="Aptos" w:cs="Aptos" w:eastAsia="Aptos" w:hAnsi="Aptos"/>
-          <w:b w:val="0"/>
-          <w:bCs w:val="0"/>
-          <w:i w:val="0"/>
-          <w:iCs w:val="0"/>
-          <w:smallCaps w:val="0"/>
-          <w:strike w:val="0"/>
-          <w:color w:val="000000"/>
-          <w:sz w:val="21"/>
-          <w:szCs w:val="21"/>
-          <w:u w:val="none"/>
-          <w:shd w:fill="auto" w:val="clear"/>
-          <w:vertAlign w:val="baseline"/>
-        </w:rPr>
-      </w:pPr>
-      <w:r>
-        <w:rPr>
-          <w:rFonts w:ascii="Aptos" w:cs="Aptos" w:eastAsia="Aptos" w:hAnsi="Aptos"/>
-          <w:b w:val="0"/>
-          <w:bCs w:val="0"/>
+          <w:rFonts w:ascii="Times New Roman" w:cs="Times New Roman" w:eastAsia="Times New Roman" w:hAnsi="Times New Roman"/>
+          <w:i w:val="0"/>
+          <w:iCs w:val="0"/>
+          <w:smallCaps w:val="0"/>
+          <w:strike w:val="0"/>
+          <w:color w:val="000000"/>
+          <w:sz w:val="21"/>
+          <w:szCs w:val="21"/>
+          <w:shd w:fill="auto" w:val="clear"/>
+          <w:vertAlign w:val="baseline"/>
+        </w:rPr>
+      </w:pPr>
+      <w:r>
+        <w:rPr>
+          <w:rFonts w:ascii="Times New Roman" w:cs="Times New Roman" w:eastAsia="Times New Roman" w:hAnsi="Times New Roman"/>
           <w:i w:val="0"/>
           <w:iCs w:val="0"/>
           <w:smallCaps w:val="0"/>
@@ -5269,26 +5501,21 @@
         <w:ind w:left="283" w:right="0" w:hanging="360"/>
         <w:jc w:val="left"/>
         <w:rPr>
-          <w:rFonts w:ascii="Aptos" w:cs="Aptos" w:eastAsia="Aptos" w:hAnsi="Aptos"/>
-          <w:b w:val="0"/>
-          <w:bCs w:val="0"/>
-          <w:i w:val="0"/>
-          <w:iCs w:val="0"/>
-          <w:smallCaps w:val="0"/>
-          <w:strike w:val="0"/>
-          <w:color w:val="000000"/>
-          <w:sz w:val="21"/>
-          <w:szCs w:val="21"/>
-          <w:u w:val="none"/>
-          <w:shd w:fill="auto" w:val="clear"/>
-          <w:vertAlign w:val="baseline"/>
-        </w:rPr>
-      </w:pPr>
-      <w:r>
-        <w:rPr>
-          <w:rFonts w:ascii="Aptos" w:cs="Aptos" w:eastAsia="Aptos" w:hAnsi="Aptos"/>
-          <w:b w:val="0"/>
-          <w:bCs w:val="0"/>
+          <w:rFonts w:ascii="Times New Roman" w:cs="Times New Roman" w:eastAsia="Times New Roman" w:hAnsi="Times New Roman"/>
+          <w:i w:val="0"/>
+          <w:iCs w:val="0"/>
+          <w:smallCaps w:val="0"/>
+          <w:strike w:val="0"/>
+          <w:color w:val="000000"/>
+          <w:sz w:val="21"/>
+          <w:szCs w:val="21"/>
+          <w:shd w:fill="auto" w:val="clear"/>
+          <w:vertAlign w:val="baseline"/>
+        </w:rPr>
+      </w:pPr>
+      <w:r>
+        <w:rPr>
+          <w:rFonts w:ascii="Times New Roman" w:cs="Times New Roman" w:eastAsia="Times New Roman" w:hAnsi="Times New Roman"/>
           <w:i w:val="0"/>
           <w:iCs w:val="0"/>
           <w:smallCaps w:val="0"/>
@@ -5326,26 +5553,21 @@
         <w:ind w:left="283" w:right="0" w:hanging="360"/>
         <w:jc w:val="left"/>
         <w:rPr>
-          <w:rFonts w:ascii="Aptos" w:cs="Aptos" w:eastAsia="Aptos" w:hAnsi="Aptos"/>
-          <w:b w:val="0"/>
-          <w:bCs w:val="0"/>
-          <w:i w:val="0"/>
-          <w:iCs w:val="0"/>
-          <w:smallCaps w:val="0"/>
-          <w:strike w:val="0"/>
-          <w:color w:val="000000"/>
-          <w:sz w:val="21"/>
-          <w:szCs w:val="21"/>
-          <w:u w:val="none"/>
-          <w:shd w:fill="auto" w:val="clear"/>
-          <w:vertAlign w:val="baseline"/>
-        </w:rPr>
-      </w:pPr>
-      <w:r>
-        <w:rPr>
-          <w:rFonts w:ascii="Aptos" w:cs="Aptos" w:eastAsia="Aptos" w:hAnsi="Aptos"/>
-          <w:b w:val="0"/>
-          <w:bCs w:val="0"/>
+          <w:rFonts w:ascii="Times New Roman" w:cs="Times New Roman" w:eastAsia="Times New Roman" w:hAnsi="Times New Roman"/>
+          <w:i w:val="0"/>
+          <w:iCs w:val="0"/>
+          <w:smallCaps w:val="0"/>
+          <w:strike w:val="0"/>
+          <w:color w:val="000000"/>
+          <w:sz w:val="21"/>
+          <w:szCs w:val="21"/>
+          <w:shd w:fill="auto" w:val="clear"/>
+          <w:vertAlign w:val="baseline"/>
+        </w:rPr>
+      </w:pPr>
+      <w:r>
+        <w:rPr>
+          <w:rFonts w:ascii="Times New Roman" w:cs="Times New Roman" w:eastAsia="Times New Roman" w:hAnsi="Times New Roman"/>
           <w:i w:val="0"/>
           <w:iCs w:val="0"/>
           <w:smallCaps w:val="0"/>
@@ -5383,26 +5605,21 @@
         <w:ind w:left="283" w:right="0" w:hanging="360"/>
         <w:jc w:val="left"/>
         <w:rPr>
-          <w:rFonts w:ascii="Aptos" w:cs="Aptos" w:eastAsia="Aptos" w:hAnsi="Aptos"/>
-          <w:b w:val="0"/>
-          <w:bCs w:val="0"/>
-          <w:i w:val="0"/>
-          <w:iCs w:val="0"/>
-          <w:smallCaps w:val="0"/>
-          <w:strike w:val="0"/>
-          <w:color w:val="000000"/>
-          <w:sz w:val="21"/>
-          <w:szCs w:val="21"/>
-          <w:u w:val="none"/>
-          <w:shd w:fill="auto" w:val="clear"/>
-          <w:vertAlign w:val="baseline"/>
-        </w:rPr>
-      </w:pPr>
-      <w:r>
-        <w:rPr>
-          <w:rFonts w:ascii="Aptos" w:cs="Aptos" w:eastAsia="Aptos" w:hAnsi="Aptos"/>
-          <w:b w:val="0"/>
-          <w:bCs w:val="0"/>
+          <w:rFonts w:ascii="Times New Roman" w:cs="Times New Roman" w:eastAsia="Times New Roman" w:hAnsi="Times New Roman"/>
+          <w:i w:val="0"/>
+          <w:iCs w:val="0"/>
+          <w:smallCaps w:val="0"/>
+          <w:strike w:val="0"/>
+          <w:color w:val="000000"/>
+          <w:sz w:val="21"/>
+          <w:szCs w:val="21"/>
+          <w:shd w:fill="auto" w:val="clear"/>
+          <w:vertAlign w:val="baseline"/>
+        </w:rPr>
+      </w:pPr>
+      <w:r>
+        <w:rPr>
+          <w:rFonts w:ascii="Times New Roman" w:cs="Times New Roman" w:eastAsia="Times New Roman" w:hAnsi="Times New Roman"/>
           <w:i w:val="0"/>
           <w:iCs w:val="0"/>
           <w:smallCaps w:val="0"/>
@@ -5436,7 +5653,7 @@
         <w:ind w:left="0" w:right="0" w:firstLine="0"/>
         <w:jc w:val="left"/>
         <w:rPr>
-          <w:rFonts w:ascii="Aptos" w:cs="Aptos" w:eastAsia="Aptos" w:hAnsi="Aptos"/>
+          <w:rFonts w:ascii="Times New Roman" w:cs="Times New Roman" w:eastAsia="Times New Roman" w:hAnsi="Times New Roman"/>
           <w:b w:val="1"/>
           <w:bCs w:val="1"/>
           <w:i w:val="0"/>
@@ -5453,7 +5670,7 @@
       </w:pPr>
       <w:r>
         <w:rPr>
-          <w:rFonts w:ascii="Aptos" w:cs="Aptos" w:eastAsia="Aptos" w:hAnsi="Aptos"/>
+          <w:rFonts w:ascii="Times New Roman" w:cs="Times New Roman" w:eastAsia="Times New Roman" w:hAnsi="Times New Roman"/>
           <w:b w:val="1"/>
           <w:bCs w:val="1"/>
           <w:i w:val="0"/>
@@ -5489,7 +5706,7 @@
         <w:ind w:left="0" w:right="0" w:firstLine="0"/>
         <w:jc w:val="left"/>
         <w:rPr>
-          <w:rFonts w:ascii="Aptos" w:cs="Aptos" w:eastAsia="Aptos" w:hAnsi="Aptos"/>
+          <w:rFonts w:ascii="Times New Roman" w:cs="Times New Roman" w:eastAsia="Times New Roman" w:hAnsi="Times New Roman"/>
           <w:b w:val="1"/>
           <w:bCs w:val="1"/>
           <w:i w:val="0"/>
@@ -5506,7 +5723,7 @@
       </w:pPr>
       <w:r>
         <w:rPr>
-          <w:rFonts w:ascii="Aptos" w:cs="Aptos" w:eastAsia="Aptos" w:hAnsi="Aptos"/>
+          <w:rFonts w:ascii="Times New Roman" w:cs="Times New Roman" w:eastAsia="Times New Roman" w:hAnsi="Times New Roman"/>
           <w:b w:val="1"/>
           <w:bCs w:val="1"/>
           <w:i w:val="0"/>
@@ -5546,26 +5763,21 @@
         <w:ind w:left="283" w:right="0" w:hanging="360"/>
         <w:jc w:val="left"/>
         <w:rPr>
-          <w:rFonts w:ascii="Aptos" w:cs="Aptos" w:eastAsia="Aptos" w:hAnsi="Aptos"/>
-          <w:b w:val="0"/>
-          <w:bCs w:val="0"/>
-          <w:i w:val="0"/>
-          <w:iCs w:val="0"/>
-          <w:smallCaps w:val="0"/>
-          <w:strike w:val="0"/>
-          <w:color w:val="000000"/>
-          <w:sz w:val="21"/>
-          <w:szCs w:val="21"/>
-          <w:u w:val="none"/>
-          <w:shd w:fill="auto" w:val="clear"/>
-          <w:vertAlign w:val="baseline"/>
-        </w:rPr>
-      </w:pPr>
-      <w:r>
-        <w:rPr>
-          <w:rFonts w:ascii="Aptos" w:cs="Aptos" w:eastAsia="Aptos" w:hAnsi="Aptos"/>
-          <w:b w:val="0"/>
-          <w:bCs w:val="0"/>
+          <w:rFonts w:ascii="Times New Roman" w:cs="Times New Roman" w:eastAsia="Times New Roman" w:hAnsi="Times New Roman"/>
+          <w:i w:val="0"/>
+          <w:iCs w:val="0"/>
+          <w:smallCaps w:val="0"/>
+          <w:strike w:val="0"/>
+          <w:color w:val="000000"/>
+          <w:sz w:val="21"/>
+          <w:szCs w:val="21"/>
+          <w:shd w:fill="auto" w:val="clear"/>
+          <w:vertAlign w:val="baseline"/>
+        </w:rPr>
+      </w:pPr>
+      <w:r>
+        <w:rPr>
+          <w:rFonts w:ascii="Times New Roman" w:cs="Times New Roman" w:eastAsia="Times New Roman" w:hAnsi="Times New Roman"/>
           <w:i w:val="0"/>
           <w:iCs w:val="0"/>
           <w:smallCaps w:val="0"/>
@@ -5603,26 +5815,21 @@
         <w:ind w:left="283" w:right="0" w:hanging="360"/>
         <w:jc w:val="left"/>
         <w:rPr>
-          <w:rFonts w:ascii="Aptos" w:cs="Aptos" w:eastAsia="Aptos" w:hAnsi="Aptos"/>
-          <w:b w:val="0"/>
-          <w:bCs w:val="0"/>
-          <w:i w:val="0"/>
-          <w:iCs w:val="0"/>
-          <w:smallCaps w:val="0"/>
-          <w:strike w:val="0"/>
-          <w:color w:val="000000"/>
-          <w:sz w:val="21"/>
-          <w:szCs w:val="21"/>
-          <w:u w:val="none"/>
-          <w:shd w:fill="auto" w:val="clear"/>
-          <w:vertAlign w:val="baseline"/>
-        </w:rPr>
-      </w:pPr>
-      <w:r>
-        <w:rPr>
-          <w:rFonts w:ascii="Aptos" w:cs="Aptos" w:eastAsia="Aptos" w:hAnsi="Aptos"/>
-          <w:b w:val="0"/>
-          <w:bCs w:val="0"/>
+          <w:rFonts w:ascii="Times New Roman" w:cs="Times New Roman" w:eastAsia="Times New Roman" w:hAnsi="Times New Roman"/>
+          <w:i w:val="0"/>
+          <w:iCs w:val="0"/>
+          <w:smallCaps w:val="0"/>
+          <w:strike w:val="0"/>
+          <w:color w:val="000000"/>
+          <w:sz w:val="21"/>
+          <w:szCs w:val="21"/>
+          <w:shd w:fill="auto" w:val="clear"/>
+          <w:vertAlign w:val="baseline"/>
+        </w:rPr>
+      </w:pPr>
+      <w:r>
+        <w:rPr>
+          <w:rFonts w:ascii="Times New Roman" w:cs="Times New Roman" w:eastAsia="Times New Roman" w:hAnsi="Times New Roman"/>
           <w:i w:val="0"/>
           <w:iCs w:val="0"/>
           <w:smallCaps w:val="0"/>
@@ -5660,26 +5867,21 @@
         <w:ind w:left="283" w:right="0" w:hanging="360"/>
         <w:jc w:val="left"/>
         <w:rPr>
-          <w:rFonts w:ascii="Aptos" w:cs="Aptos" w:eastAsia="Aptos" w:hAnsi="Aptos"/>
-          <w:b w:val="0"/>
-          <w:bCs w:val="0"/>
-          <w:i w:val="0"/>
-          <w:iCs w:val="0"/>
-          <w:smallCaps w:val="0"/>
-          <w:strike w:val="0"/>
-          <w:color w:val="000000"/>
-          <w:sz w:val="21"/>
-          <w:szCs w:val="21"/>
-          <w:u w:val="none"/>
-          <w:shd w:fill="auto" w:val="clear"/>
-          <w:vertAlign w:val="baseline"/>
-        </w:rPr>
-      </w:pPr>
-      <w:r>
-        <w:rPr>
-          <w:rFonts w:ascii="Aptos" w:cs="Aptos" w:eastAsia="Aptos" w:hAnsi="Aptos"/>
-          <w:b w:val="0"/>
-          <w:bCs w:val="0"/>
+          <w:rFonts w:ascii="Times New Roman" w:cs="Times New Roman" w:eastAsia="Times New Roman" w:hAnsi="Times New Roman"/>
+          <w:i w:val="0"/>
+          <w:iCs w:val="0"/>
+          <w:smallCaps w:val="0"/>
+          <w:strike w:val="0"/>
+          <w:color w:val="000000"/>
+          <w:sz w:val="21"/>
+          <w:szCs w:val="21"/>
+          <w:shd w:fill="auto" w:val="clear"/>
+          <w:vertAlign w:val="baseline"/>
+        </w:rPr>
+      </w:pPr>
+      <w:r>
+        <w:rPr>
+          <w:rFonts w:ascii="Times New Roman" w:cs="Times New Roman" w:eastAsia="Times New Roman" w:hAnsi="Times New Roman"/>
           <w:i w:val="0"/>
           <w:iCs w:val="0"/>
           <w:smallCaps w:val="0"/>
@@ -5717,26 +5919,21 @@
         <w:ind w:left="283" w:right="0" w:hanging="360"/>
         <w:jc w:val="left"/>
         <w:rPr>
-          <w:rFonts w:ascii="Aptos" w:cs="Aptos" w:eastAsia="Aptos" w:hAnsi="Aptos"/>
-          <w:b w:val="0"/>
-          <w:bCs w:val="0"/>
-          <w:i w:val="0"/>
-          <w:iCs w:val="0"/>
-          <w:smallCaps w:val="0"/>
-          <w:strike w:val="0"/>
-          <w:color w:val="000000"/>
-          <w:sz w:val="21"/>
-          <w:szCs w:val="21"/>
-          <w:u w:val="none"/>
-          <w:shd w:fill="auto" w:val="clear"/>
-          <w:vertAlign w:val="baseline"/>
-        </w:rPr>
-      </w:pPr>
-      <w:r>
-        <w:rPr>
-          <w:rFonts w:ascii="Aptos" w:cs="Aptos" w:eastAsia="Aptos" w:hAnsi="Aptos"/>
-          <w:b w:val="0"/>
-          <w:bCs w:val="0"/>
+          <w:rFonts w:ascii="Times New Roman" w:cs="Times New Roman" w:eastAsia="Times New Roman" w:hAnsi="Times New Roman"/>
+          <w:i w:val="0"/>
+          <w:iCs w:val="0"/>
+          <w:smallCaps w:val="0"/>
+          <w:strike w:val="0"/>
+          <w:color w:val="000000"/>
+          <w:sz w:val="21"/>
+          <w:szCs w:val="21"/>
+          <w:shd w:fill="auto" w:val="clear"/>
+          <w:vertAlign w:val="baseline"/>
+        </w:rPr>
+      </w:pPr>
+      <w:r>
+        <w:rPr>
+          <w:rFonts w:ascii="Times New Roman" w:cs="Times New Roman" w:eastAsia="Times New Roman" w:hAnsi="Times New Roman"/>
           <w:i w:val="0"/>
           <w:iCs w:val="0"/>
           <w:smallCaps w:val="0"/>
@@ -5774,26 +5971,21 @@
         <w:ind w:left="283" w:right="0" w:hanging="360"/>
         <w:jc w:val="left"/>
         <w:rPr>
-          <w:rFonts w:ascii="Aptos" w:cs="Aptos" w:eastAsia="Aptos" w:hAnsi="Aptos"/>
-          <w:b w:val="0"/>
-          <w:bCs w:val="0"/>
-          <w:i w:val="0"/>
-          <w:iCs w:val="0"/>
-          <w:smallCaps w:val="0"/>
-          <w:strike w:val="0"/>
-          <w:color w:val="000000"/>
-          <w:sz w:val="21"/>
-          <w:szCs w:val="21"/>
-          <w:u w:val="none"/>
-          <w:shd w:fill="auto" w:val="clear"/>
-          <w:vertAlign w:val="baseline"/>
-        </w:rPr>
-      </w:pPr>
-      <w:r>
-        <w:rPr>
-          <w:rFonts w:ascii="Aptos" w:cs="Aptos" w:eastAsia="Aptos" w:hAnsi="Aptos"/>
-          <w:b w:val="0"/>
-          <w:bCs w:val="0"/>
+          <w:rFonts w:ascii="Times New Roman" w:cs="Times New Roman" w:eastAsia="Times New Roman" w:hAnsi="Times New Roman"/>
+          <w:i w:val="0"/>
+          <w:iCs w:val="0"/>
+          <w:smallCaps w:val="0"/>
+          <w:strike w:val="0"/>
+          <w:color w:val="000000"/>
+          <w:sz w:val="21"/>
+          <w:szCs w:val="21"/>
+          <w:shd w:fill="auto" w:val="clear"/>
+          <w:vertAlign w:val="baseline"/>
+        </w:rPr>
+      </w:pPr>
+      <w:r>
+        <w:rPr>
+          <w:rFonts w:ascii="Times New Roman" w:cs="Times New Roman" w:eastAsia="Times New Roman" w:hAnsi="Times New Roman"/>
           <w:i w:val="0"/>
           <w:iCs w:val="0"/>
           <w:smallCaps w:val="0"/>
@@ -5831,26 +6023,21 @@
         <w:ind w:left="283" w:right="0" w:hanging="360"/>
         <w:jc w:val="left"/>
         <w:rPr>
-          <w:rFonts w:ascii="Aptos" w:cs="Aptos" w:eastAsia="Aptos" w:hAnsi="Aptos"/>
-          <w:b w:val="0"/>
-          <w:bCs w:val="0"/>
-          <w:i w:val="0"/>
-          <w:iCs w:val="0"/>
-          <w:smallCaps w:val="0"/>
-          <w:strike w:val="0"/>
-          <w:color w:val="000000"/>
-          <w:sz w:val="21"/>
-          <w:szCs w:val="21"/>
-          <w:u w:val="none"/>
-          <w:shd w:fill="auto" w:val="clear"/>
-          <w:vertAlign w:val="baseline"/>
-        </w:rPr>
-      </w:pPr>
-      <w:r>
-        <w:rPr>
-          <w:rFonts w:ascii="Aptos" w:cs="Aptos" w:eastAsia="Aptos" w:hAnsi="Aptos"/>
-          <w:b w:val="0"/>
-          <w:bCs w:val="0"/>
+          <w:rFonts w:ascii="Times New Roman" w:cs="Times New Roman" w:eastAsia="Times New Roman" w:hAnsi="Times New Roman"/>
+          <w:i w:val="0"/>
+          <w:iCs w:val="0"/>
+          <w:smallCaps w:val="0"/>
+          <w:strike w:val="0"/>
+          <w:color w:val="000000"/>
+          <w:sz w:val="21"/>
+          <w:szCs w:val="21"/>
+          <w:shd w:fill="auto" w:val="clear"/>
+          <w:vertAlign w:val="baseline"/>
+        </w:rPr>
+      </w:pPr>
+      <w:r>
+        <w:rPr>
+          <w:rFonts w:ascii="Times New Roman" w:cs="Times New Roman" w:eastAsia="Times New Roman" w:hAnsi="Times New Roman"/>
           <w:i w:val="0"/>
           <w:iCs w:val="0"/>
           <w:smallCaps w:val="0"/>
@@ -5884,7 +6071,7 @@
         <w:ind w:left="0" w:right="0" w:firstLine="0"/>
         <w:jc w:val="left"/>
         <w:rPr>
-          <w:rFonts w:ascii="Aptos" w:cs="Aptos" w:eastAsia="Aptos" w:hAnsi="Aptos"/>
+          <w:rFonts w:ascii="Times New Roman" w:cs="Times New Roman" w:eastAsia="Times New Roman" w:hAnsi="Times New Roman"/>
           <w:b w:val="1"/>
           <w:bCs w:val="1"/>
           <w:i w:val="0"/>
@@ -5901,7 +6088,7 @@
       </w:pPr>
       <w:r>
         <w:rPr>
-          <w:rFonts w:ascii="Aptos" w:cs="Aptos" w:eastAsia="Aptos" w:hAnsi="Aptos"/>
+          <w:rFonts w:ascii="Times New Roman" w:cs="Times New Roman" w:eastAsia="Times New Roman" w:hAnsi="Times New Roman"/>
           <w:b w:val="1"/>
           <w:bCs w:val="1"/>
           <w:i w:val="0"/>
@@ -5941,26 +6128,21 @@
         <w:ind w:left="283" w:right="0" w:hanging="360"/>
         <w:jc w:val="left"/>
         <w:rPr>
-          <w:rFonts w:ascii="Aptos" w:cs="Aptos" w:eastAsia="Aptos" w:hAnsi="Aptos"/>
-          <w:b w:val="0"/>
-          <w:bCs w:val="0"/>
-          <w:i w:val="0"/>
-          <w:iCs w:val="0"/>
-          <w:smallCaps w:val="0"/>
-          <w:strike w:val="0"/>
-          <w:color w:val="000000"/>
-          <w:sz w:val="21"/>
-          <w:szCs w:val="21"/>
-          <w:u w:val="none"/>
-          <w:shd w:fill="auto" w:val="clear"/>
-          <w:vertAlign w:val="baseline"/>
-        </w:rPr>
-      </w:pPr>
-      <w:r>
-        <w:rPr>
-          <w:rFonts w:ascii="Aptos" w:cs="Aptos" w:eastAsia="Aptos" w:hAnsi="Aptos"/>
-          <w:b w:val="0"/>
-          <w:bCs w:val="0"/>
+          <w:rFonts w:ascii="Times New Roman" w:cs="Times New Roman" w:eastAsia="Times New Roman" w:hAnsi="Times New Roman"/>
+          <w:i w:val="0"/>
+          <w:iCs w:val="0"/>
+          <w:smallCaps w:val="0"/>
+          <w:strike w:val="0"/>
+          <w:color w:val="000000"/>
+          <w:sz w:val="21"/>
+          <w:szCs w:val="21"/>
+          <w:shd w:fill="auto" w:val="clear"/>
+          <w:vertAlign w:val="baseline"/>
+        </w:rPr>
+      </w:pPr>
+      <w:r>
+        <w:rPr>
+          <w:rFonts w:ascii="Times New Roman" w:cs="Times New Roman" w:eastAsia="Times New Roman" w:hAnsi="Times New Roman"/>
           <w:i w:val="0"/>
           <w:iCs w:val="0"/>
           <w:smallCaps w:val="0"/>
@@ -5998,26 +6180,21 @@
         <w:ind w:left="283" w:right="0" w:hanging="360"/>
         <w:jc w:val="left"/>
         <w:rPr>
-          <w:rFonts w:ascii="Aptos" w:cs="Aptos" w:eastAsia="Aptos" w:hAnsi="Aptos"/>
-          <w:b w:val="0"/>
-          <w:bCs w:val="0"/>
-          <w:i w:val="0"/>
-          <w:iCs w:val="0"/>
-          <w:smallCaps w:val="0"/>
-          <w:strike w:val="0"/>
-          <w:color w:val="000000"/>
-          <w:sz w:val="21"/>
-          <w:szCs w:val="21"/>
-          <w:u w:val="none"/>
-          <w:shd w:fill="auto" w:val="clear"/>
-          <w:vertAlign w:val="baseline"/>
-        </w:rPr>
-      </w:pPr>
-      <w:r>
-        <w:rPr>
-          <w:rFonts w:ascii="Aptos" w:cs="Aptos" w:eastAsia="Aptos" w:hAnsi="Aptos"/>
-          <w:b w:val="0"/>
-          <w:bCs w:val="0"/>
+          <w:rFonts w:ascii="Times New Roman" w:cs="Times New Roman" w:eastAsia="Times New Roman" w:hAnsi="Times New Roman"/>
+          <w:i w:val="0"/>
+          <w:iCs w:val="0"/>
+          <w:smallCaps w:val="0"/>
+          <w:strike w:val="0"/>
+          <w:color w:val="000000"/>
+          <w:sz w:val="21"/>
+          <w:szCs w:val="21"/>
+          <w:shd w:fill="auto" w:val="clear"/>
+          <w:vertAlign w:val="baseline"/>
+        </w:rPr>
+      </w:pPr>
+      <w:r>
+        <w:rPr>
+          <w:rFonts w:ascii="Times New Roman" w:cs="Times New Roman" w:eastAsia="Times New Roman" w:hAnsi="Times New Roman"/>
           <w:i w:val="0"/>
           <w:iCs w:val="0"/>
           <w:smallCaps w:val="0"/>
@@ -6055,26 +6232,21 @@
         <w:ind w:left="283" w:right="0" w:hanging="360"/>
         <w:jc w:val="left"/>
         <w:rPr>
-          <w:rFonts w:ascii="Aptos" w:cs="Aptos" w:eastAsia="Aptos" w:hAnsi="Aptos"/>
-          <w:b w:val="0"/>
-          <w:bCs w:val="0"/>
-          <w:i w:val="0"/>
-          <w:iCs w:val="0"/>
-          <w:smallCaps w:val="0"/>
-          <w:strike w:val="0"/>
-          <w:color w:val="000000"/>
-          <w:sz w:val="21"/>
-          <w:szCs w:val="21"/>
-          <w:u w:val="none"/>
-          <w:shd w:fill="auto" w:val="clear"/>
-          <w:vertAlign w:val="baseline"/>
-        </w:rPr>
-      </w:pPr>
-      <w:r>
-        <w:rPr>
-          <w:rFonts w:ascii="Aptos" w:cs="Aptos" w:eastAsia="Aptos" w:hAnsi="Aptos"/>
-          <w:b w:val="0"/>
-          <w:bCs w:val="0"/>
+          <w:rFonts w:ascii="Times New Roman" w:cs="Times New Roman" w:eastAsia="Times New Roman" w:hAnsi="Times New Roman"/>
+          <w:i w:val="0"/>
+          <w:iCs w:val="0"/>
+          <w:smallCaps w:val="0"/>
+          <w:strike w:val="0"/>
+          <w:color w:val="000000"/>
+          <w:sz w:val="21"/>
+          <w:szCs w:val="21"/>
+          <w:shd w:fill="auto" w:val="clear"/>
+          <w:vertAlign w:val="baseline"/>
+        </w:rPr>
+      </w:pPr>
+      <w:r>
+        <w:rPr>
+          <w:rFonts w:ascii="Times New Roman" w:cs="Times New Roman" w:eastAsia="Times New Roman" w:hAnsi="Times New Roman"/>
           <w:i w:val="0"/>
           <w:iCs w:val="0"/>
           <w:smallCaps w:val="0"/>
@@ -6112,26 +6284,21 @@
         <w:ind w:left="283" w:right="0" w:hanging="360"/>
         <w:jc w:val="left"/>
         <w:rPr>
-          <w:rFonts w:ascii="Aptos" w:cs="Aptos" w:eastAsia="Aptos" w:hAnsi="Aptos"/>
-          <w:b w:val="0"/>
-          <w:bCs w:val="0"/>
-          <w:i w:val="0"/>
-          <w:iCs w:val="0"/>
-          <w:smallCaps w:val="0"/>
-          <w:strike w:val="0"/>
-          <w:color w:val="000000"/>
-          <w:sz w:val="21"/>
-          <w:szCs w:val="21"/>
-          <w:u w:val="none"/>
-          <w:shd w:fill="auto" w:val="clear"/>
-          <w:vertAlign w:val="baseline"/>
-        </w:rPr>
-      </w:pPr>
-      <w:r>
-        <w:rPr>
-          <w:rFonts w:ascii="Aptos" w:cs="Aptos" w:eastAsia="Aptos" w:hAnsi="Aptos"/>
-          <w:b w:val="0"/>
-          <w:bCs w:val="0"/>
+          <w:rFonts w:ascii="Times New Roman" w:cs="Times New Roman" w:eastAsia="Times New Roman" w:hAnsi="Times New Roman"/>
+          <w:i w:val="0"/>
+          <w:iCs w:val="0"/>
+          <w:smallCaps w:val="0"/>
+          <w:strike w:val="0"/>
+          <w:color w:val="000000"/>
+          <w:sz w:val="21"/>
+          <w:szCs w:val="21"/>
+          <w:shd w:fill="auto" w:val="clear"/>
+          <w:vertAlign w:val="baseline"/>
+        </w:rPr>
+      </w:pPr>
+      <w:r>
+        <w:rPr>
+          <w:rFonts w:ascii="Times New Roman" w:cs="Times New Roman" w:eastAsia="Times New Roman" w:hAnsi="Times New Roman"/>
           <w:i w:val="0"/>
           <w:iCs w:val="0"/>
           <w:smallCaps w:val="0"/>
@@ -6165,6 +6332,7 @@
         <w:ind w:left="0" w:right="0" w:firstLine="0"/>
         <w:jc w:val="left"/>
         <w:rPr>
+          <w:rFonts w:ascii="Times New Roman" w:cs="Times New Roman" w:eastAsia="Times New Roman" w:hAnsi="Times New Roman"/>
           <w:b w:val="1"/>
           <w:bCs w:val="1"/>
           <w:color w:val="002b5c"/>
@@ -6179,15 +6347,31 @@
       </w:r>
     </w:p>
     <w:p>
-      <w:pPr/>
-      <w:r>
-        <w:t>Pruebas del prototipo</w:t>
-      </w:r>
-    </w:p>
-    <w:p>
-      <w:pPr/>
-      <w:r>
-        <w:t>En el apartado de pruebas se utiliza el Instagram y TikTok de VTR como muestra para mostrar el potencial del sistema en la captura, ordenamiento, jerarquización y derivación de reclamos digitales. Esta muestra permite validar el flujo del prototipo sin limitar la aplicación de la solución a una empresa específica.</w:t>
+      <w:pPr>
+        <w:rPr>
+          <w:rFonts w:ascii="Times New Roman" w:cs="Times New Roman" w:eastAsia="Times New Roman" w:hAnsi="Times New Roman"/>
+        </w:rPr>
+      </w:pPr>
+      <w:r>
+        <w:rPr>
+          <w:rFonts w:ascii="Times New Roman" w:cs="Times New Roman" w:eastAsia="Times New Roman" w:hAnsi="Times New Roman"/>
+          <w:rtl w:val="0"/>
+        </w:rPr>
+        <w:t xml:space="preserve">Pruebas del prototipo</w:t>
+      </w:r>
+    </w:p>
+    <w:p>
+      <w:pPr>
+        <w:rPr>
+          <w:rFonts w:ascii="Times New Roman" w:cs="Times New Roman" w:eastAsia="Times New Roman" w:hAnsi="Times New Roman"/>
+        </w:rPr>
+      </w:pPr>
+      <w:r>
+        <w:rPr>
+          <w:rFonts w:ascii="Times New Roman" w:cs="Times New Roman" w:eastAsia="Times New Roman" w:hAnsi="Times New Roman"/>
+          <w:rtl w:val="0"/>
+        </w:rPr>
+        <w:t xml:space="preserve">En el apartado de pruebas se utiliza el Instagram y TikTok de VTR como muestra para mostrar el potencial del sistema en la captura, ordenamiento, jerarquización y derivación de reclamos digitales. Esta muestra permite validar el flujo del prototipo sin limitar la aplicación de la solución a una empresa específica.</w:t>
       </w:r>
     </w:p>
     <w:p>
@@ -6208,7 +6392,7 @@
         <w:ind w:left="0" w:right="0" w:firstLine="0"/>
         <w:jc w:val="left"/>
         <w:rPr>
-          <w:rFonts w:ascii="Aptos" w:cs="Aptos" w:eastAsia="Aptos" w:hAnsi="Aptos"/>
+          <w:rFonts w:ascii="Times New Roman" w:cs="Times New Roman" w:eastAsia="Times New Roman" w:hAnsi="Times New Roman"/>
           <w:b w:val="1"/>
           <w:bCs w:val="1"/>
           <w:i w:val="0"/>
@@ -6225,7 +6409,7 @@
       </w:pPr>
       <w:r>
         <w:rPr>
-          <w:rFonts w:ascii="Aptos" w:cs="Aptos" w:eastAsia="Aptos" w:hAnsi="Aptos"/>
+          <w:rFonts w:ascii="Times New Roman" w:cs="Times New Roman" w:eastAsia="Times New Roman" w:hAnsi="Times New Roman"/>
           <w:b w:val="1"/>
           <w:bCs w:val="1"/>
           <w:i w:val="0"/>
@@ -6261,7 +6445,7 @@
         <w:ind w:left="0" w:right="0" w:firstLine="0"/>
         <w:jc w:val="left"/>
         <w:rPr>
-          <w:rFonts w:ascii="Aptos" w:cs="Aptos" w:eastAsia="Aptos" w:hAnsi="Aptos"/>
+          <w:rFonts w:ascii="Times New Roman" w:cs="Times New Roman" w:eastAsia="Times New Roman" w:hAnsi="Times New Roman"/>
           <w:b w:val="1"/>
           <w:bCs w:val="1"/>
           <w:i w:val="0"/>
@@ -6278,7 +6462,7 @@
       </w:pPr>
       <w:r>
         <w:rPr>
-          <w:rFonts w:ascii="Aptos" w:cs="Aptos" w:eastAsia="Aptos" w:hAnsi="Aptos"/>
+          <w:rFonts w:ascii="Times New Roman" w:cs="Times New Roman" w:eastAsia="Times New Roman" w:hAnsi="Times New Roman"/>
           <w:b w:val="1"/>
           <w:bCs w:val="1"/>
           <w:i w:val="0"/>
@@ -6299,22 +6483,28 @@
     <w:p>
       <w:pPr>
         <w:spacing w:after="100" w:before="0" w:line="360" w:lineRule="auto"/>
-        <w:rPr/>
-      </w:pPr>
-      <w:r>
-        <w:rPr>
-          <w:rtl w:val="0"/>
-        </w:rPr>
-        <w:t>La propuesta permite a organizaciones con atención multicanal detectar y gestionar reclamos que actualmente pueden quedar fuera de los canales formales, especialmente aquellos publicados en redes sociales. Su valor no está en reemplazar completamente a una suite corporativa ni en resolver todos los reclamos automáticamente, sino en capturar información dispersa, estructurarla, agruparla por usuario y entregarla en bandejas de gestión con una derivación sugerida.</w:t>
+        <w:rPr>
+          <w:rFonts w:ascii="Times New Roman" w:cs="Times New Roman" w:eastAsia="Times New Roman" w:hAnsi="Times New Roman"/>
+        </w:rPr>
+      </w:pPr>
+      <w:r>
+        <w:rPr>
+          <w:rFonts w:ascii="Times New Roman" w:cs="Times New Roman" w:eastAsia="Times New Roman" w:hAnsi="Times New Roman"/>
+          <w:rtl w:val="0"/>
+        </w:rPr>
+        <w:t xml:space="preserve">La propuesta permite a organizaciones con atención multicanal detectar y gestionar reclamos que actualmente pueden quedar fuera de los canales formales, especialmente aquellos publicados en redes sociales. Su valor no está en reemplazar completamente a una suite corporativa ni en resolver todos los reclamos automáticamente, sino en capturar información dispersa, estructurarla, agruparla por usuario y entregarla en bandejas de gestión con una derivación sugerida.</w:t>
       </w:r>
     </w:p>
     <w:p>
       <w:pPr>
         <w:spacing w:after="100" w:before="0" w:line="360" w:lineRule="auto"/>
-        <w:rPr/>
-      </w:pPr>
-      <w:r>
-        <w:rPr>
+        <w:rPr>
+          <w:rFonts w:ascii="Times New Roman" w:cs="Times New Roman" w:eastAsia="Times New Roman" w:hAnsi="Times New Roman"/>
+        </w:rPr>
+      </w:pPr>
+      <w:r>
+        <w:rPr>
+          <w:rFonts w:ascii="Times New Roman" w:cs="Times New Roman" w:eastAsia="Times New Roman" w:hAnsi="Times New Roman"/>
           <w:rtl w:val="0"/>
         </w:rPr>
         <w:t xml:space="preserve">La evidencia revisada respalda que soluciones con apoyo de IA pueden mejorar productividad en tareas de soporte y clasificación, mientras que la centralización multicanal contribuye a acelerar la gestión de solicitudes. En este proyecto, la IA se utiliza como apoyo para detectar polaridad, clasificar y derivar, manteniendo la revisión humana para los casos que requieren criterio, contexto o tratamiento especializado.</w:t>
@@ -6338,7 +6528,7 @@
         <w:ind w:left="0" w:right="0" w:firstLine="0"/>
         <w:jc w:val="left"/>
         <w:rPr>
-          <w:rFonts w:ascii="Aptos" w:cs="Aptos" w:eastAsia="Aptos" w:hAnsi="Aptos"/>
+          <w:rFonts w:ascii="Times New Roman" w:cs="Times New Roman" w:eastAsia="Times New Roman" w:hAnsi="Times New Roman"/>
           <w:b w:val="1"/>
           <w:bCs w:val="1"/>
           <w:i w:val="0"/>
@@ -6355,7 +6545,7 @@
       </w:pPr>
       <w:r>
         <w:rPr>
-          <w:rFonts w:ascii="Aptos" w:cs="Aptos" w:eastAsia="Aptos" w:hAnsi="Aptos"/>
+          <w:rFonts w:ascii="Times New Roman" w:cs="Times New Roman" w:eastAsia="Times New Roman" w:hAnsi="Times New Roman"/>
           <w:b w:val="1"/>
           <w:bCs w:val="1"/>
           <w:i w:val="0"/>
@@ -6376,22 +6566,28 @@
     <w:p>
       <w:pPr>
         <w:spacing w:after="100" w:before="0" w:line="360" w:lineRule="auto"/>
-        <w:rPr/>
-      </w:pPr>
-      <w:r>
-        <w:rPr>
-          <w:rtl w:val="0"/>
-        </w:rPr>
-        <w:t xml:space="preserve">La solución se desarrolla mediante una arquitectura de microservicios. El flujo operativo parte con un microservicio de scraping que captura comentarios desde Instagram y TikTok. Estos comentarios son enviados al microservicio Flask de sentimentalización, el cual utiliza un modelo entrenado basado en Transformers para clasificar la polaridad del texto. Los comentarios negativos se almacenan en PostgreSQL como posibles reclamos y quedan disponibles para el módulo derivador.</w:t>
+        <w:rPr>
+          <w:rFonts w:ascii="Times New Roman" w:cs="Times New Roman" w:eastAsia="Times New Roman" w:hAnsi="Times New Roman"/>
+        </w:rPr>
+      </w:pPr>
+      <w:r>
+        <w:rPr>
+          <w:rFonts w:ascii="Times New Roman" w:cs="Times New Roman" w:eastAsia="Times New Roman" w:hAnsi="Times New Roman"/>
+          <w:rtl w:val="0"/>
+        </w:rPr>
+        <w:t xml:space="preserve">La solución se desarrolla mediante una arquitectura de microservicios. El flujo operativo parte con un microservicio de scraping que captura comentarios desde Instagram y TikTok. Estos comentarios son enviados al microservicio Flask sentimentalizador, el cual utiliza un modelo entrenado basado en Transformers para clasificar la polaridad del texto. Los comentarios negativos se almacenan en PostgreSQL como posibles reclamos y quedan disponibles para el módulo derivador.</w:t>
       </w:r>
     </w:p>
     <w:p>
       <w:pPr>
         <w:spacing w:after="100" w:before="0" w:line="360" w:lineRule="auto"/>
-        <w:rPr/>
-      </w:pPr>
-      <w:r>
-        <w:rPr>
+        <w:rPr>
+          <w:rFonts w:ascii="Times New Roman" w:cs="Times New Roman" w:eastAsia="Times New Roman" w:hAnsi="Times New Roman"/>
+        </w:rPr>
+      </w:pPr>
+      <w:r>
+        <w:rPr>
+          <w:rFonts w:ascii="Times New Roman" w:cs="Times New Roman" w:eastAsia="Times New Roman" w:hAnsi="Times New Roman"/>
           <w:rtl w:val="0"/>
         </w:rPr>
         <w:t xml:space="preserve">El derivador de reclamos lee los comentarios negativos almacenados, agrupa información por usuario cuando corresponde y utiliza Qwen mediante Ollama para clasificar el tipo de incidencia según un catálogo controlado. El resultado se registra en tablas de derivación y queda disponible para los microservicios Java con Spring Boot, encargados de usuarios, reclamos, integración multicanal y reportería. El frontend en React permite visualizar y operar la información mediante bandejas de gestión.</w:t>
@@ -6400,10 +6596,13 @@
     <w:p>
       <w:pPr>
         <w:spacing w:after="100" w:before="0" w:line="360" w:lineRule="auto"/>
-        <w:rPr/>
-      </w:pPr>
-      <w:r>
-        <w:rPr>
+        <w:rPr>
+          <w:rFonts w:ascii="Times New Roman" w:cs="Times New Roman" w:eastAsia="Times New Roman" w:hAnsi="Times New Roman"/>
+        </w:rPr>
+      </w:pPr>
+      <w:r>
+        <w:rPr>
+          <w:rFonts w:ascii="Times New Roman" w:cs="Times New Roman" w:eastAsia="Times New Roman" w:hAnsi="Times New Roman"/>
           <w:rtl w:val="0"/>
         </w:rPr>
         <w:t xml:space="preserve">A nivel conceptual, el flujo general puede resumirse como: Redes sociales -&gt; Scraping -&gt; Flask sentimentalizador -&gt; BD de comentarios negativos -&gt; Derivador Qwen/Ollama -&gt; BD de reclamos derivados -&gt; Microservicios Java -&gt; Frontend. El diagrama simple de arquitectura aprobado en draw.io se incorporará como anexo visual en la versión final de la entrega.</w:t>
@@ -6427,6 +6626,7 @@
         <w:ind w:left="0" w:right="0" w:firstLine="0"/>
         <w:jc w:val="left"/>
         <w:rPr>
+          <w:rFonts w:ascii="Times New Roman" w:cs="Times New Roman" w:eastAsia="Times New Roman" w:hAnsi="Times New Roman"/>
           <w:b w:val="1"/>
           <w:bCs w:val="1"/>
           <w:color w:val="002b5c"/>
@@ -6458,7 +6658,7 @@
         <w:ind w:left="0" w:right="0" w:firstLine="0"/>
         <w:jc w:val="left"/>
         <w:rPr>
-          <w:rFonts w:ascii="Aptos" w:cs="Aptos" w:eastAsia="Aptos" w:hAnsi="Aptos"/>
+          <w:rFonts w:ascii="Times New Roman" w:cs="Times New Roman" w:eastAsia="Times New Roman" w:hAnsi="Times New Roman"/>
           <w:b w:val="1"/>
           <w:bCs w:val="1"/>
           <w:i w:val="0"/>
@@ -6475,7 +6675,7 @@
       </w:pPr>
       <w:r>
         <w:rPr>
-          <w:rFonts w:ascii="Aptos" w:cs="Aptos" w:eastAsia="Aptos" w:hAnsi="Aptos"/>
+          <w:rFonts w:ascii="Times New Roman" w:cs="Times New Roman" w:eastAsia="Times New Roman" w:hAnsi="Times New Roman"/>
           <w:b w:val="1"/>
           <w:bCs w:val="1"/>
           <w:i w:val="0"/>
@@ -6511,7 +6711,7 @@
         <w:ind w:left="0" w:right="0" w:firstLine="0"/>
         <w:jc w:val="left"/>
         <w:rPr>
-          <w:rFonts w:ascii="Aptos" w:cs="Aptos" w:eastAsia="Aptos" w:hAnsi="Aptos"/>
+          <w:rFonts w:ascii="Times New Roman" w:cs="Times New Roman" w:eastAsia="Times New Roman" w:hAnsi="Times New Roman"/>
           <w:b w:val="1"/>
           <w:bCs w:val="1"/>
           <w:i w:val="0"/>
@@ -6528,7 +6728,7 @@
       </w:pPr>
       <w:r>
         <w:rPr>
-          <w:rFonts w:ascii="Aptos" w:cs="Aptos" w:eastAsia="Aptos" w:hAnsi="Aptos"/>
+          <w:rFonts w:ascii="Times New Roman" w:cs="Times New Roman" w:eastAsia="Times New Roman" w:hAnsi="Times New Roman"/>
           <w:b w:val="1"/>
           <w:bCs w:val="1"/>
           <w:i w:val="0"/>
@@ -6568,26 +6768,21 @@
         <w:ind w:left="283" w:right="0" w:hanging="360"/>
         <w:jc w:val="left"/>
         <w:rPr>
-          <w:rFonts w:ascii="Aptos" w:cs="Aptos" w:eastAsia="Aptos" w:hAnsi="Aptos"/>
-          <w:b w:val="0"/>
-          <w:bCs w:val="0"/>
-          <w:i w:val="0"/>
-          <w:iCs w:val="0"/>
-          <w:smallCaps w:val="0"/>
-          <w:strike w:val="0"/>
-          <w:color w:val="000000"/>
-          <w:sz w:val="21"/>
-          <w:szCs w:val="21"/>
-          <w:u w:val="none"/>
-          <w:shd w:fill="auto" w:val="clear"/>
-          <w:vertAlign w:val="baseline"/>
-        </w:rPr>
-      </w:pPr>
-      <w:r>
-        <w:rPr>
-          <w:rFonts w:ascii="Aptos" w:cs="Aptos" w:eastAsia="Aptos" w:hAnsi="Aptos"/>
-          <w:b w:val="0"/>
-          <w:bCs w:val="0"/>
+          <w:rFonts w:ascii="Times New Roman" w:cs="Times New Roman" w:eastAsia="Times New Roman" w:hAnsi="Times New Roman"/>
+          <w:i w:val="0"/>
+          <w:iCs w:val="0"/>
+          <w:smallCaps w:val="0"/>
+          <w:strike w:val="0"/>
+          <w:color w:val="000000"/>
+          <w:sz w:val="21"/>
+          <w:szCs w:val="21"/>
+          <w:shd w:fill="auto" w:val="clear"/>
+          <w:vertAlign w:val="baseline"/>
+        </w:rPr>
+      </w:pPr>
+      <w:r>
+        <w:rPr>
+          <w:rFonts w:ascii="Times New Roman" w:cs="Times New Roman" w:eastAsia="Times New Roman" w:hAnsi="Times New Roman"/>
           <w:i w:val="0"/>
           <w:iCs w:val="0"/>
           <w:smallCaps w:val="0"/>
@@ -6625,26 +6820,21 @@
         <w:ind w:left="283" w:right="0" w:hanging="360"/>
         <w:jc w:val="left"/>
         <w:rPr>
-          <w:rFonts w:ascii="Aptos" w:cs="Aptos" w:eastAsia="Aptos" w:hAnsi="Aptos"/>
-          <w:b w:val="0"/>
-          <w:bCs w:val="0"/>
-          <w:i w:val="0"/>
-          <w:iCs w:val="0"/>
-          <w:smallCaps w:val="0"/>
-          <w:strike w:val="0"/>
-          <w:color w:val="000000"/>
-          <w:sz w:val="21"/>
-          <w:szCs w:val="21"/>
-          <w:u w:val="none"/>
-          <w:shd w:fill="auto" w:val="clear"/>
-          <w:vertAlign w:val="baseline"/>
-        </w:rPr>
-      </w:pPr>
-      <w:r>
-        <w:rPr>
-          <w:rFonts w:ascii="Aptos" w:cs="Aptos" w:eastAsia="Aptos" w:hAnsi="Aptos"/>
-          <w:b w:val="0"/>
-          <w:bCs w:val="0"/>
+          <w:rFonts w:ascii="Times New Roman" w:cs="Times New Roman" w:eastAsia="Times New Roman" w:hAnsi="Times New Roman"/>
+          <w:i w:val="0"/>
+          <w:iCs w:val="0"/>
+          <w:smallCaps w:val="0"/>
+          <w:strike w:val="0"/>
+          <w:color w:val="000000"/>
+          <w:sz w:val="21"/>
+          <w:szCs w:val="21"/>
+          <w:shd w:fill="auto" w:val="clear"/>
+          <w:vertAlign w:val="baseline"/>
+        </w:rPr>
+      </w:pPr>
+      <w:r>
+        <w:rPr>
+          <w:rFonts w:ascii="Times New Roman" w:cs="Times New Roman" w:eastAsia="Times New Roman" w:hAnsi="Times New Roman"/>
           <w:i w:val="0"/>
           <w:iCs w:val="0"/>
           <w:smallCaps w:val="0"/>
@@ -6682,26 +6872,21 @@
         <w:ind w:left="283" w:right="0" w:hanging="360"/>
         <w:jc w:val="left"/>
         <w:rPr>
-          <w:rFonts w:ascii="Aptos" w:cs="Aptos" w:eastAsia="Aptos" w:hAnsi="Aptos"/>
-          <w:b w:val="0"/>
-          <w:bCs w:val="0"/>
-          <w:i w:val="0"/>
-          <w:iCs w:val="0"/>
-          <w:smallCaps w:val="0"/>
-          <w:strike w:val="0"/>
-          <w:color w:val="000000"/>
-          <w:sz w:val="21"/>
-          <w:szCs w:val="21"/>
-          <w:u w:val="none"/>
-          <w:shd w:fill="auto" w:val="clear"/>
-          <w:vertAlign w:val="baseline"/>
-        </w:rPr>
-      </w:pPr>
-      <w:r>
-        <w:rPr>
-          <w:rFonts w:ascii="Aptos" w:cs="Aptos" w:eastAsia="Aptos" w:hAnsi="Aptos"/>
-          <w:b w:val="0"/>
-          <w:bCs w:val="0"/>
+          <w:rFonts w:ascii="Times New Roman" w:cs="Times New Roman" w:eastAsia="Times New Roman" w:hAnsi="Times New Roman"/>
+          <w:i w:val="0"/>
+          <w:iCs w:val="0"/>
+          <w:smallCaps w:val="0"/>
+          <w:strike w:val="0"/>
+          <w:color w:val="000000"/>
+          <w:sz w:val="21"/>
+          <w:szCs w:val="21"/>
+          <w:shd w:fill="auto" w:val="clear"/>
+          <w:vertAlign w:val="baseline"/>
+        </w:rPr>
+      </w:pPr>
+      <w:r>
+        <w:rPr>
+          <w:rFonts w:ascii="Times New Roman" w:cs="Times New Roman" w:eastAsia="Times New Roman" w:hAnsi="Times New Roman"/>
           <w:i w:val="0"/>
           <w:iCs w:val="0"/>
           <w:smallCaps w:val="0"/>
@@ -6739,26 +6924,21 @@
         <w:ind w:left="283" w:right="0" w:hanging="360"/>
         <w:jc w:val="left"/>
         <w:rPr>
-          <w:rFonts w:ascii="Aptos" w:cs="Aptos" w:eastAsia="Aptos" w:hAnsi="Aptos"/>
-          <w:b w:val="0"/>
-          <w:bCs w:val="0"/>
-          <w:i w:val="0"/>
-          <w:iCs w:val="0"/>
-          <w:smallCaps w:val="0"/>
-          <w:strike w:val="0"/>
-          <w:color w:val="000000"/>
-          <w:sz w:val="21"/>
-          <w:szCs w:val="21"/>
-          <w:u w:val="none"/>
-          <w:shd w:fill="auto" w:val="clear"/>
-          <w:vertAlign w:val="baseline"/>
-        </w:rPr>
-      </w:pPr>
-      <w:r>
-        <w:rPr>
-          <w:rFonts w:ascii="Aptos" w:cs="Aptos" w:eastAsia="Aptos" w:hAnsi="Aptos"/>
-          <w:b w:val="0"/>
-          <w:bCs w:val="0"/>
+          <w:rFonts w:ascii="Times New Roman" w:cs="Times New Roman" w:eastAsia="Times New Roman" w:hAnsi="Times New Roman"/>
+          <w:i w:val="0"/>
+          <w:iCs w:val="0"/>
+          <w:smallCaps w:val="0"/>
+          <w:strike w:val="0"/>
+          <w:color w:val="000000"/>
+          <w:sz w:val="21"/>
+          <w:szCs w:val="21"/>
+          <w:shd w:fill="auto" w:val="clear"/>
+          <w:vertAlign w:val="baseline"/>
+        </w:rPr>
+      </w:pPr>
+      <w:r>
+        <w:rPr>
+          <w:rFonts w:ascii="Times New Roman" w:cs="Times New Roman" w:eastAsia="Times New Roman" w:hAnsi="Times New Roman"/>
           <w:i w:val="0"/>
           <w:iCs w:val="0"/>
           <w:smallCaps w:val="0"/>
@@ -6792,7 +6972,7 @@
         <w:ind w:left="0" w:right="0" w:firstLine="0"/>
         <w:jc w:val="left"/>
         <w:rPr>
-          <w:rFonts w:ascii="Aptos" w:cs="Aptos" w:eastAsia="Aptos" w:hAnsi="Aptos"/>
+          <w:rFonts w:ascii="Times New Roman" w:cs="Times New Roman" w:eastAsia="Times New Roman" w:hAnsi="Times New Roman"/>
           <w:b w:val="1"/>
           <w:bCs w:val="1"/>
           <w:i w:val="0"/>
@@ -6809,7 +6989,7 @@
       </w:pPr>
       <w:r>
         <w:rPr>
-          <w:rFonts w:ascii="Aptos" w:cs="Aptos" w:eastAsia="Aptos" w:hAnsi="Aptos"/>
+          <w:rFonts w:ascii="Times New Roman" w:cs="Times New Roman" w:eastAsia="Times New Roman" w:hAnsi="Times New Roman"/>
           <w:b w:val="1"/>
           <w:bCs w:val="1"/>
           <w:i w:val="0"/>
@@ -6849,26 +7029,21 @@
         <w:ind w:left="283" w:right="0" w:hanging="360"/>
         <w:jc w:val="left"/>
         <w:rPr>
-          <w:rFonts w:ascii="Aptos" w:cs="Aptos" w:eastAsia="Aptos" w:hAnsi="Aptos"/>
-          <w:b w:val="0"/>
-          <w:bCs w:val="0"/>
-          <w:i w:val="0"/>
-          <w:iCs w:val="0"/>
-          <w:smallCaps w:val="0"/>
-          <w:strike w:val="0"/>
-          <w:color w:val="000000"/>
-          <w:sz w:val="21"/>
-          <w:szCs w:val="21"/>
-          <w:u w:val="none"/>
-          <w:shd w:fill="auto" w:val="clear"/>
-          <w:vertAlign w:val="baseline"/>
-        </w:rPr>
-      </w:pPr>
-      <w:r>
-        <w:rPr>
-          <w:rFonts w:ascii="Aptos" w:cs="Aptos" w:eastAsia="Aptos" w:hAnsi="Aptos"/>
-          <w:b w:val="0"/>
-          <w:bCs w:val="0"/>
+          <w:rFonts w:ascii="Times New Roman" w:cs="Times New Roman" w:eastAsia="Times New Roman" w:hAnsi="Times New Roman"/>
+          <w:i w:val="0"/>
+          <w:iCs w:val="0"/>
+          <w:smallCaps w:val="0"/>
+          <w:strike w:val="0"/>
+          <w:color w:val="000000"/>
+          <w:sz w:val="21"/>
+          <w:szCs w:val="21"/>
+          <w:shd w:fill="auto" w:val="clear"/>
+          <w:vertAlign w:val="baseline"/>
+        </w:rPr>
+      </w:pPr>
+      <w:r>
+        <w:rPr>
+          <w:rFonts w:ascii="Times New Roman" w:cs="Times New Roman" w:eastAsia="Times New Roman" w:hAnsi="Times New Roman"/>
           <w:i w:val="0"/>
           <w:iCs w:val="0"/>
           <w:smallCaps w:val="0"/>
@@ -6906,26 +7081,21 @@
         <w:ind w:left="283" w:right="0" w:hanging="360"/>
         <w:jc w:val="left"/>
         <w:rPr>
-          <w:rFonts w:ascii="Aptos" w:cs="Aptos" w:eastAsia="Aptos" w:hAnsi="Aptos"/>
-          <w:b w:val="0"/>
-          <w:bCs w:val="0"/>
-          <w:i w:val="0"/>
-          <w:iCs w:val="0"/>
-          <w:smallCaps w:val="0"/>
-          <w:strike w:val="0"/>
-          <w:color w:val="000000"/>
-          <w:sz w:val="21"/>
-          <w:szCs w:val="21"/>
-          <w:u w:val="none"/>
-          <w:shd w:fill="auto" w:val="clear"/>
-          <w:vertAlign w:val="baseline"/>
-        </w:rPr>
-      </w:pPr>
-      <w:r>
-        <w:rPr>
-          <w:rFonts w:ascii="Aptos" w:cs="Aptos" w:eastAsia="Aptos" w:hAnsi="Aptos"/>
-          <w:b w:val="0"/>
-          <w:bCs w:val="0"/>
+          <w:rFonts w:ascii="Times New Roman" w:cs="Times New Roman" w:eastAsia="Times New Roman" w:hAnsi="Times New Roman"/>
+          <w:i w:val="0"/>
+          <w:iCs w:val="0"/>
+          <w:smallCaps w:val="0"/>
+          <w:strike w:val="0"/>
+          <w:color w:val="000000"/>
+          <w:sz w:val="21"/>
+          <w:szCs w:val="21"/>
+          <w:shd w:fill="auto" w:val="clear"/>
+          <w:vertAlign w:val="baseline"/>
+        </w:rPr>
+      </w:pPr>
+      <w:r>
+        <w:rPr>
+          <w:rFonts w:ascii="Times New Roman" w:cs="Times New Roman" w:eastAsia="Times New Roman" w:hAnsi="Times New Roman"/>
           <w:i w:val="0"/>
           <w:iCs w:val="0"/>
           <w:smallCaps w:val="0"/>
@@ -6963,26 +7133,21 @@
         <w:ind w:left="283" w:right="0" w:hanging="360"/>
         <w:jc w:val="left"/>
         <w:rPr>
-          <w:rFonts w:ascii="Aptos" w:cs="Aptos" w:eastAsia="Aptos" w:hAnsi="Aptos"/>
-          <w:b w:val="0"/>
-          <w:bCs w:val="0"/>
-          <w:i w:val="0"/>
-          <w:iCs w:val="0"/>
-          <w:smallCaps w:val="0"/>
-          <w:strike w:val="0"/>
-          <w:color w:val="000000"/>
-          <w:sz w:val="21"/>
-          <w:szCs w:val="21"/>
-          <w:u w:val="none"/>
-          <w:shd w:fill="auto" w:val="clear"/>
-          <w:vertAlign w:val="baseline"/>
-        </w:rPr>
-      </w:pPr>
-      <w:r>
-        <w:rPr>
-          <w:rFonts w:ascii="Aptos" w:cs="Aptos" w:eastAsia="Aptos" w:hAnsi="Aptos"/>
-          <w:b w:val="0"/>
-          <w:bCs w:val="0"/>
+          <w:rFonts w:ascii="Times New Roman" w:cs="Times New Roman" w:eastAsia="Times New Roman" w:hAnsi="Times New Roman"/>
+          <w:i w:val="0"/>
+          <w:iCs w:val="0"/>
+          <w:smallCaps w:val="0"/>
+          <w:strike w:val="0"/>
+          <w:color w:val="000000"/>
+          <w:sz w:val="21"/>
+          <w:szCs w:val="21"/>
+          <w:shd w:fill="auto" w:val="clear"/>
+          <w:vertAlign w:val="baseline"/>
+        </w:rPr>
+      </w:pPr>
+      <w:r>
+        <w:rPr>
+          <w:rFonts w:ascii="Times New Roman" w:cs="Times New Roman" w:eastAsia="Times New Roman" w:hAnsi="Times New Roman"/>
           <w:i w:val="0"/>
           <w:iCs w:val="0"/>
           <w:smallCaps w:val="0"/>
@@ -7020,26 +7185,21 @@
         <w:ind w:left="283" w:right="0" w:hanging="360"/>
         <w:jc w:val="left"/>
         <w:rPr>
-          <w:rFonts w:ascii="Aptos" w:cs="Aptos" w:eastAsia="Aptos" w:hAnsi="Aptos"/>
-          <w:b w:val="0"/>
-          <w:bCs w:val="0"/>
-          <w:i w:val="0"/>
-          <w:iCs w:val="0"/>
-          <w:smallCaps w:val="0"/>
-          <w:strike w:val="0"/>
-          <w:color w:val="000000"/>
-          <w:sz w:val="21"/>
-          <w:szCs w:val="21"/>
-          <w:u w:val="none"/>
-          <w:shd w:fill="auto" w:val="clear"/>
-          <w:vertAlign w:val="baseline"/>
-        </w:rPr>
-      </w:pPr>
-      <w:r>
-        <w:rPr>
-          <w:rFonts w:ascii="Aptos" w:cs="Aptos" w:eastAsia="Aptos" w:hAnsi="Aptos"/>
-          <w:b w:val="0"/>
-          <w:bCs w:val="0"/>
+          <w:rFonts w:ascii="Times New Roman" w:cs="Times New Roman" w:eastAsia="Times New Roman" w:hAnsi="Times New Roman"/>
+          <w:i w:val="0"/>
+          <w:iCs w:val="0"/>
+          <w:smallCaps w:val="0"/>
+          <w:strike w:val="0"/>
+          <w:color w:val="000000"/>
+          <w:sz w:val="21"/>
+          <w:szCs w:val="21"/>
+          <w:shd w:fill="auto" w:val="clear"/>
+          <w:vertAlign w:val="baseline"/>
+        </w:rPr>
+      </w:pPr>
+      <w:r>
+        <w:rPr>
+          <w:rFonts w:ascii="Times New Roman" w:cs="Times New Roman" w:eastAsia="Times New Roman" w:hAnsi="Times New Roman"/>
           <w:i w:val="0"/>
           <w:iCs w:val="0"/>
           <w:smallCaps w:val="0"/>
@@ -7077,26 +7237,21 @@
         <w:ind w:left="283" w:right="0" w:hanging="360"/>
         <w:jc w:val="left"/>
         <w:rPr>
-          <w:rFonts w:ascii="Aptos" w:cs="Aptos" w:eastAsia="Aptos" w:hAnsi="Aptos"/>
-          <w:b w:val="0"/>
-          <w:bCs w:val="0"/>
-          <w:i w:val="0"/>
-          <w:iCs w:val="0"/>
-          <w:smallCaps w:val="0"/>
-          <w:strike w:val="0"/>
-          <w:color w:val="000000"/>
-          <w:sz w:val="21"/>
-          <w:szCs w:val="21"/>
-          <w:u w:val="none"/>
-          <w:shd w:fill="auto" w:val="clear"/>
-          <w:vertAlign w:val="baseline"/>
-        </w:rPr>
-      </w:pPr>
-      <w:r>
-        <w:rPr>
-          <w:rFonts w:ascii="Aptos" w:cs="Aptos" w:eastAsia="Aptos" w:hAnsi="Aptos"/>
-          <w:b w:val="0"/>
-          <w:bCs w:val="0"/>
+          <w:rFonts w:ascii="Times New Roman" w:cs="Times New Roman" w:eastAsia="Times New Roman" w:hAnsi="Times New Roman"/>
+          <w:i w:val="0"/>
+          <w:iCs w:val="0"/>
+          <w:smallCaps w:val="0"/>
+          <w:strike w:val="0"/>
+          <w:color w:val="000000"/>
+          <w:sz w:val="21"/>
+          <w:szCs w:val="21"/>
+          <w:shd w:fill="auto" w:val="clear"/>
+          <w:vertAlign w:val="baseline"/>
+        </w:rPr>
+      </w:pPr>
+      <w:r>
+        <w:rPr>
+          <w:rFonts w:ascii="Times New Roman" w:cs="Times New Roman" w:eastAsia="Times New Roman" w:hAnsi="Times New Roman"/>
           <w:i w:val="0"/>
           <w:iCs w:val="0"/>
           <w:smallCaps w:val="0"/>
@@ -7134,26 +7289,21 @@
         <w:ind w:left="283" w:right="0" w:hanging="360"/>
         <w:jc w:val="left"/>
         <w:rPr>
-          <w:rFonts w:ascii="Aptos" w:cs="Aptos" w:eastAsia="Aptos" w:hAnsi="Aptos"/>
-          <w:b w:val="0"/>
-          <w:bCs w:val="0"/>
-          <w:i w:val="0"/>
-          <w:iCs w:val="0"/>
-          <w:smallCaps w:val="0"/>
-          <w:strike w:val="0"/>
-          <w:color w:val="000000"/>
-          <w:sz w:val="21"/>
-          <w:szCs w:val="21"/>
-          <w:u w:val="none"/>
-          <w:shd w:fill="auto" w:val="clear"/>
-          <w:vertAlign w:val="baseline"/>
-        </w:rPr>
-      </w:pPr>
-      <w:r>
-        <w:rPr>
-          <w:rFonts w:ascii="Aptos" w:cs="Aptos" w:eastAsia="Aptos" w:hAnsi="Aptos"/>
-          <w:b w:val="0"/>
-          <w:bCs w:val="0"/>
+          <w:rFonts w:ascii="Times New Roman" w:cs="Times New Roman" w:eastAsia="Times New Roman" w:hAnsi="Times New Roman"/>
+          <w:i w:val="0"/>
+          <w:iCs w:val="0"/>
+          <w:smallCaps w:val="0"/>
+          <w:strike w:val="0"/>
+          <w:color w:val="000000"/>
+          <w:sz w:val="21"/>
+          <w:szCs w:val="21"/>
+          <w:shd w:fill="auto" w:val="clear"/>
+          <w:vertAlign w:val="baseline"/>
+        </w:rPr>
+      </w:pPr>
+      <w:r>
+        <w:rPr>
+          <w:rFonts w:ascii="Times New Roman" w:cs="Times New Roman" w:eastAsia="Times New Roman" w:hAnsi="Times New Roman"/>
           <w:i w:val="0"/>
           <w:iCs w:val="0"/>
           <w:smallCaps w:val="0"/>
@@ -7187,7 +7337,7 @@
         <w:ind w:left="0" w:right="0" w:firstLine="0"/>
         <w:jc w:val="left"/>
         <w:rPr>
-          <w:rFonts w:ascii="Aptos" w:cs="Aptos" w:eastAsia="Aptos" w:hAnsi="Aptos"/>
+          <w:rFonts w:ascii="Times New Roman" w:cs="Times New Roman" w:eastAsia="Times New Roman" w:hAnsi="Times New Roman"/>
           <w:b w:val="1"/>
           <w:bCs w:val="1"/>
           <w:i w:val="0"/>
@@ -7204,7 +7354,7 @@
       </w:pPr>
       <w:r>
         <w:rPr>
-          <w:rFonts w:ascii="Aptos" w:cs="Aptos" w:eastAsia="Aptos" w:hAnsi="Aptos"/>
+          <w:rFonts w:ascii="Times New Roman" w:cs="Times New Roman" w:eastAsia="Times New Roman" w:hAnsi="Times New Roman"/>
           <w:b w:val="1"/>
           <w:bCs w:val="1"/>
           <w:i w:val="0"/>
@@ -7244,26 +7394,21 @@
         <w:ind w:left="283" w:right="0" w:hanging="360"/>
         <w:jc w:val="left"/>
         <w:rPr>
-          <w:rFonts w:ascii="Aptos" w:cs="Aptos" w:eastAsia="Aptos" w:hAnsi="Aptos"/>
-          <w:b w:val="0"/>
-          <w:bCs w:val="0"/>
-          <w:i w:val="0"/>
-          <w:iCs w:val="0"/>
-          <w:smallCaps w:val="0"/>
-          <w:strike w:val="0"/>
-          <w:color w:val="000000"/>
-          <w:sz w:val="21"/>
-          <w:szCs w:val="21"/>
-          <w:u w:val="none"/>
-          <w:shd w:fill="auto" w:val="clear"/>
-          <w:vertAlign w:val="baseline"/>
-        </w:rPr>
-      </w:pPr>
-      <w:r>
-        <w:rPr>
-          <w:rFonts w:ascii="Aptos" w:cs="Aptos" w:eastAsia="Aptos" w:hAnsi="Aptos"/>
-          <w:b w:val="0"/>
-          <w:bCs w:val="0"/>
+          <w:rFonts w:ascii="Times New Roman" w:cs="Times New Roman" w:eastAsia="Times New Roman" w:hAnsi="Times New Roman"/>
+          <w:i w:val="0"/>
+          <w:iCs w:val="0"/>
+          <w:smallCaps w:val="0"/>
+          <w:strike w:val="0"/>
+          <w:color w:val="000000"/>
+          <w:sz w:val="21"/>
+          <w:szCs w:val="21"/>
+          <w:shd w:fill="auto" w:val="clear"/>
+          <w:vertAlign w:val="baseline"/>
+        </w:rPr>
+      </w:pPr>
+      <w:r>
+        <w:rPr>
+          <w:rFonts w:ascii="Times New Roman" w:cs="Times New Roman" w:eastAsia="Times New Roman" w:hAnsi="Times New Roman"/>
           <w:i w:val="0"/>
           <w:iCs w:val="0"/>
           <w:smallCaps w:val="0"/>
@@ -7301,26 +7446,21 @@
         <w:ind w:left="283" w:right="0" w:hanging="360"/>
         <w:jc w:val="left"/>
         <w:rPr>
-          <w:rFonts w:ascii="Aptos" w:cs="Aptos" w:eastAsia="Aptos" w:hAnsi="Aptos"/>
-          <w:b w:val="0"/>
-          <w:bCs w:val="0"/>
-          <w:i w:val="0"/>
-          <w:iCs w:val="0"/>
-          <w:smallCaps w:val="0"/>
-          <w:strike w:val="0"/>
-          <w:color w:val="000000"/>
-          <w:sz w:val="21"/>
-          <w:szCs w:val="21"/>
-          <w:u w:val="none"/>
-          <w:shd w:fill="auto" w:val="clear"/>
-          <w:vertAlign w:val="baseline"/>
-        </w:rPr>
-      </w:pPr>
-      <w:r>
-        <w:rPr>
-          <w:rFonts w:ascii="Aptos" w:cs="Aptos" w:eastAsia="Aptos" w:hAnsi="Aptos"/>
-          <w:b w:val="0"/>
-          <w:bCs w:val="0"/>
+          <w:rFonts w:ascii="Times New Roman" w:cs="Times New Roman" w:eastAsia="Times New Roman" w:hAnsi="Times New Roman"/>
+          <w:i w:val="0"/>
+          <w:iCs w:val="0"/>
+          <w:smallCaps w:val="0"/>
+          <w:strike w:val="0"/>
+          <w:color w:val="000000"/>
+          <w:sz w:val="21"/>
+          <w:szCs w:val="21"/>
+          <w:shd w:fill="auto" w:val="clear"/>
+          <w:vertAlign w:val="baseline"/>
+        </w:rPr>
+      </w:pPr>
+      <w:r>
+        <w:rPr>
+          <w:rFonts w:ascii="Times New Roman" w:cs="Times New Roman" w:eastAsia="Times New Roman" w:hAnsi="Times New Roman"/>
           <w:i w:val="0"/>
           <w:iCs w:val="0"/>
           <w:smallCaps w:val="0"/>
@@ -7358,26 +7498,21 @@
         <w:ind w:left="283" w:right="0" w:hanging="360"/>
         <w:jc w:val="left"/>
         <w:rPr>
-          <w:rFonts w:ascii="Aptos" w:cs="Aptos" w:eastAsia="Aptos" w:hAnsi="Aptos"/>
-          <w:b w:val="0"/>
-          <w:bCs w:val="0"/>
-          <w:i w:val="0"/>
-          <w:iCs w:val="0"/>
-          <w:smallCaps w:val="0"/>
-          <w:strike w:val="0"/>
-          <w:color w:val="000000"/>
-          <w:sz w:val="21"/>
-          <w:szCs w:val="21"/>
-          <w:u w:val="none"/>
-          <w:shd w:fill="auto" w:val="clear"/>
-          <w:vertAlign w:val="baseline"/>
-        </w:rPr>
-      </w:pPr>
-      <w:r>
-        <w:rPr>
-          <w:rFonts w:ascii="Aptos" w:cs="Aptos" w:eastAsia="Aptos" w:hAnsi="Aptos"/>
-          <w:b w:val="0"/>
-          <w:bCs w:val="0"/>
+          <w:rFonts w:ascii="Times New Roman" w:cs="Times New Roman" w:eastAsia="Times New Roman" w:hAnsi="Times New Roman"/>
+          <w:i w:val="0"/>
+          <w:iCs w:val="0"/>
+          <w:smallCaps w:val="0"/>
+          <w:strike w:val="0"/>
+          <w:color w:val="000000"/>
+          <w:sz w:val="21"/>
+          <w:szCs w:val="21"/>
+          <w:shd w:fill="auto" w:val="clear"/>
+          <w:vertAlign w:val="baseline"/>
+        </w:rPr>
+      </w:pPr>
+      <w:r>
+        <w:rPr>
+          <w:rFonts w:ascii="Times New Roman" w:cs="Times New Roman" w:eastAsia="Times New Roman" w:hAnsi="Times New Roman"/>
           <w:i w:val="0"/>
           <w:iCs w:val="0"/>
           <w:smallCaps w:val="0"/>
@@ -7415,26 +7550,21 @@
         <w:ind w:left="283" w:right="0" w:hanging="360"/>
         <w:jc w:val="left"/>
         <w:rPr>
-          <w:rFonts w:ascii="Aptos" w:cs="Aptos" w:eastAsia="Aptos" w:hAnsi="Aptos"/>
-          <w:b w:val="0"/>
-          <w:bCs w:val="0"/>
-          <w:i w:val="0"/>
-          <w:iCs w:val="0"/>
-          <w:smallCaps w:val="0"/>
-          <w:strike w:val="0"/>
-          <w:color w:val="000000"/>
-          <w:sz w:val="21"/>
-          <w:szCs w:val="21"/>
-          <w:u w:val="none"/>
-          <w:shd w:fill="auto" w:val="clear"/>
-          <w:vertAlign w:val="baseline"/>
-        </w:rPr>
-      </w:pPr>
-      <w:r>
-        <w:rPr>
-          <w:rFonts w:ascii="Aptos" w:cs="Aptos" w:eastAsia="Aptos" w:hAnsi="Aptos"/>
-          <w:b w:val="0"/>
-          <w:bCs w:val="0"/>
+          <w:rFonts w:ascii="Times New Roman" w:cs="Times New Roman" w:eastAsia="Times New Roman" w:hAnsi="Times New Roman"/>
+          <w:i w:val="0"/>
+          <w:iCs w:val="0"/>
+          <w:smallCaps w:val="0"/>
+          <w:strike w:val="0"/>
+          <w:color w:val="000000"/>
+          <w:sz w:val="21"/>
+          <w:szCs w:val="21"/>
+          <w:shd w:fill="auto" w:val="clear"/>
+          <w:vertAlign w:val="baseline"/>
+        </w:rPr>
+      </w:pPr>
+      <w:r>
+        <w:rPr>
+          <w:rFonts w:ascii="Times New Roman" w:cs="Times New Roman" w:eastAsia="Times New Roman" w:hAnsi="Times New Roman"/>
           <w:i w:val="0"/>
           <w:iCs w:val="0"/>
           <w:smallCaps w:val="0"/>
@@ -7453,10 +7583,13 @@
     <w:p>
       <w:pPr>
         <w:spacing w:line="360" w:lineRule="auto"/>
-        <w:rPr/>
-      </w:pPr>
-      <w:r>
-        <w:rPr>
+        <w:rPr>
+          <w:rFonts w:ascii="Times New Roman" w:cs="Times New Roman" w:eastAsia="Times New Roman" w:hAnsi="Times New Roman"/>
+        </w:rPr>
+      </w:pPr>
+      <w:r>
+        <w:rPr>
+          <w:rFonts w:ascii="Times New Roman" w:cs="Times New Roman" w:eastAsia="Times New Roman" w:hAnsi="Times New Roman"/>
           <w:rtl w:val="0"/>
         </w:rPr>
         <w:t xml:space="preserve">● Microservicio de scraping y captura de comentarios</w:t>
@@ -7465,10 +7598,13 @@
     <w:p>
       <w:pPr>
         <w:spacing w:line="360" w:lineRule="auto"/>
-        <w:rPr/>
-      </w:pPr>
-      <w:r>
-        <w:rPr>
+        <w:rPr>
+          <w:rFonts w:ascii="Times New Roman" w:cs="Times New Roman" w:eastAsia="Times New Roman" w:hAnsi="Times New Roman"/>
+        </w:rPr>
+      </w:pPr>
+      <w:r>
+        <w:rPr>
+          <w:rFonts w:ascii="Times New Roman" w:cs="Times New Roman" w:eastAsia="Times New Roman" w:hAnsi="Times New Roman"/>
           <w:rtl w:val="0"/>
         </w:rPr>
         <w:t xml:space="preserve">● Node.js</w:t>
@@ -7477,10 +7613,13 @@
     <w:p>
       <w:pPr>
         <w:spacing w:line="360" w:lineRule="auto"/>
-        <w:rPr/>
-      </w:pPr>
-      <w:r>
-        <w:rPr>
+        <w:rPr>
+          <w:rFonts w:ascii="Times New Roman" w:cs="Times New Roman" w:eastAsia="Times New Roman" w:hAnsi="Times New Roman"/>
+        </w:rPr>
+      </w:pPr>
+      <w:r>
+        <w:rPr>
+          <w:rFonts w:ascii="Times New Roman" w:cs="Times New Roman" w:eastAsia="Times New Roman" w:hAnsi="Times New Roman"/>
           <w:rtl w:val="0"/>
         </w:rPr>
         <w:t xml:space="preserve">● Puppeteer / Playwright</w:t>
@@ -7489,10 +7628,13 @@
     <w:p>
       <w:pPr>
         <w:spacing w:line="360" w:lineRule="auto"/>
-        <w:rPr/>
-      </w:pPr>
-      <w:r>
-        <w:rPr>
+        <w:rPr>
+          <w:rFonts w:ascii="Times New Roman" w:cs="Times New Roman" w:eastAsia="Times New Roman" w:hAnsi="Times New Roman"/>
+        </w:rPr>
+      </w:pPr>
+      <w:r>
+        <w:rPr>
+          <w:rFonts w:ascii="Times New Roman" w:cs="Times New Roman" w:eastAsia="Times New Roman" w:hAnsi="Times New Roman"/>
           <w:rtl w:val="0"/>
         </w:rPr>
         <w:t xml:space="preserve">● Axios</w:t>
@@ -7516,7 +7658,7 @@
         <w:ind w:left="0" w:right="0" w:firstLine="0"/>
         <w:jc w:val="left"/>
         <w:rPr>
-          <w:rFonts w:ascii="Aptos" w:cs="Aptos" w:eastAsia="Aptos" w:hAnsi="Aptos"/>
+          <w:rFonts w:ascii="Times New Roman" w:cs="Times New Roman" w:eastAsia="Times New Roman" w:hAnsi="Times New Roman"/>
           <w:b w:val="1"/>
           <w:bCs w:val="1"/>
           <w:i w:val="0"/>
@@ -7533,7 +7675,7 @@
       </w:pPr>
       <w:r>
         <w:rPr>
-          <w:rFonts w:ascii="Aptos" w:cs="Aptos" w:eastAsia="Aptos" w:hAnsi="Aptos"/>
+          <w:rFonts w:ascii="Times New Roman" w:cs="Times New Roman" w:eastAsia="Times New Roman" w:hAnsi="Times New Roman"/>
           <w:b w:val="1"/>
           <w:bCs w:val="1"/>
           <w:i w:val="0"/>
@@ -7573,26 +7715,21 @@
         <w:ind w:left="283" w:right="0" w:hanging="360"/>
         <w:jc w:val="left"/>
         <w:rPr>
-          <w:rFonts w:ascii="Aptos" w:cs="Aptos" w:eastAsia="Aptos" w:hAnsi="Aptos"/>
-          <w:b w:val="0"/>
-          <w:bCs w:val="0"/>
-          <w:i w:val="0"/>
-          <w:iCs w:val="0"/>
-          <w:smallCaps w:val="0"/>
-          <w:strike w:val="0"/>
-          <w:color w:val="000000"/>
-          <w:sz w:val="21"/>
-          <w:szCs w:val="21"/>
-          <w:u w:val="none"/>
-          <w:shd w:fill="auto" w:val="clear"/>
-          <w:vertAlign w:val="baseline"/>
-        </w:rPr>
-      </w:pPr>
-      <w:r>
-        <w:rPr>
-          <w:rFonts w:ascii="Aptos" w:cs="Aptos" w:eastAsia="Aptos" w:hAnsi="Aptos"/>
-          <w:b w:val="0"/>
-          <w:bCs w:val="0"/>
+          <w:rFonts w:ascii="Times New Roman" w:cs="Times New Roman" w:eastAsia="Times New Roman" w:hAnsi="Times New Roman"/>
+          <w:i w:val="0"/>
+          <w:iCs w:val="0"/>
+          <w:smallCaps w:val="0"/>
+          <w:strike w:val="0"/>
+          <w:color w:val="000000"/>
+          <w:sz w:val="21"/>
+          <w:szCs w:val="21"/>
+          <w:shd w:fill="auto" w:val="clear"/>
+          <w:vertAlign w:val="baseline"/>
+        </w:rPr>
+      </w:pPr>
+      <w:r>
+        <w:rPr>
+          <w:rFonts w:ascii="Times New Roman" w:cs="Times New Roman" w:eastAsia="Times New Roman" w:hAnsi="Times New Roman"/>
           <w:i w:val="0"/>
           <w:iCs w:val="0"/>
           <w:smallCaps w:val="0"/>
@@ -7630,26 +7767,21 @@
         <w:ind w:left="283" w:right="0" w:hanging="360"/>
         <w:jc w:val="left"/>
         <w:rPr>
-          <w:rFonts w:ascii="Aptos" w:cs="Aptos" w:eastAsia="Aptos" w:hAnsi="Aptos"/>
-          <w:b w:val="0"/>
-          <w:bCs w:val="0"/>
-          <w:i w:val="0"/>
-          <w:iCs w:val="0"/>
-          <w:smallCaps w:val="0"/>
-          <w:strike w:val="0"/>
-          <w:color w:val="000000"/>
-          <w:sz w:val="21"/>
-          <w:szCs w:val="21"/>
-          <w:u w:val="none"/>
-          <w:shd w:fill="auto" w:val="clear"/>
-          <w:vertAlign w:val="baseline"/>
-        </w:rPr>
-      </w:pPr>
-      <w:r>
-        <w:rPr>
-          <w:rFonts w:ascii="Aptos" w:cs="Aptos" w:eastAsia="Aptos" w:hAnsi="Aptos"/>
-          <w:b w:val="0"/>
-          <w:bCs w:val="0"/>
+          <w:rFonts w:ascii="Times New Roman" w:cs="Times New Roman" w:eastAsia="Times New Roman" w:hAnsi="Times New Roman"/>
+          <w:i w:val="0"/>
+          <w:iCs w:val="0"/>
+          <w:smallCaps w:val="0"/>
+          <w:strike w:val="0"/>
+          <w:color w:val="000000"/>
+          <w:sz w:val="21"/>
+          <w:szCs w:val="21"/>
+          <w:shd w:fill="auto" w:val="clear"/>
+          <w:vertAlign w:val="baseline"/>
+        </w:rPr>
+      </w:pPr>
+      <w:r>
+        <w:rPr>
+          <w:rFonts w:ascii="Times New Roman" w:cs="Times New Roman" w:eastAsia="Times New Roman" w:hAnsi="Times New Roman"/>
           <w:i w:val="0"/>
           <w:iCs w:val="0"/>
           <w:smallCaps w:val="0"/>
@@ -7687,26 +7819,21 @@
         <w:ind w:left="283" w:right="0" w:hanging="360"/>
         <w:jc w:val="left"/>
         <w:rPr>
-          <w:rFonts w:ascii="Aptos" w:cs="Aptos" w:eastAsia="Aptos" w:hAnsi="Aptos"/>
-          <w:b w:val="0"/>
-          <w:bCs w:val="0"/>
-          <w:i w:val="0"/>
-          <w:iCs w:val="0"/>
-          <w:smallCaps w:val="0"/>
-          <w:strike w:val="0"/>
-          <w:color w:val="000000"/>
-          <w:sz w:val="21"/>
-          <w:szCs w:val="21"/>
-          <w:u w:val="none"/>
-          <w:shd w:fill="auto" w:val="clear"/>
-          <w:vertAlign w:val="baseline"/>
-        </w:rPr>
-      </w:pPr>
-      <w:r>
-        <w:rPr>
-          <w:rFonts w:ascii="Aptos" w:cs="Aptos" w:eastAsia="Aptos" w:hAnsi="Aptos"/>
-          <w:b w:val="0"/>
-          <w:bCs w:val="0"/>
+          <w:rFonts w:ascii="Times New Roman" w:cs="Times New Roman" w:eastAsia="Times New Roman" w:hAnsi="Times New Roman"/>
+          <w:i w:val="0"/>
+          <w:iCs w:val="0"/>
+          <w:smallCaps w:val="0"/>
+          <w:strike w:val="0"/>
+          <w:color w:val="000000"/>
+          <w:sz w:val="21"/>
+          <w:szCs w:val="21"/>
+          <w:shd w:fill="auto" w:val="clear"/>
+          <w:vertAlign w:val="baseline"/>
+        </w:rPr>
+      </w:pPr>
+      <w:r>
+        <w:rPr>
+          <w:rFonts w:ascii="Times New Roman" w:cs="Times New Roman" w:eastAsia="Times New Roman" w:hAnsi="Times New Roman"/>
           <w:i w:val="0"/>
           <w:iCs w:val="0"/>
           <w:smallCaps w:val="0"/>
@@ -7744,26 +7871,21 @@
         <w:ind w:left="283" w:right="0" w:hanging="360"/>
         <w:jc w:val="left"/>
         <w:rPr>
-          <w:rFonts w:ascii="Aptos" w:cs="Aptos" w:eastAsia="Aptos" w:hAnsi="Aptos"/>
-          <w:b w:val="0"/>
-          <w:bCs w:val="0"/>
-          <w:i w:val="0"/>
-          <w:iCs w:val="0"/>
-          <w:smallCaps w:val="0"/>
-          <w:strike w:val="0"/>
-          <w:color w:val="000000"/>
-          <w:sz w:val="21"/>
-          <w:szCs w:val="21"/>
-          <w:u w:val="none"/>
-          <w:shd w:fill="auto" w:val="clear"/>
-          <w:vertAlign w:val="baseline"/>
-        </w:rPr>
-      </w:pPr>
-      <w:r>
-        <w:rPr>
-          <w:rFonts w:ascii="Aptos" w:cs="Aptos" w:eastAsia="Aptos" w:hAnsi="Aptos"/>
-          <w:b w:val="0"/>
-          <w:bCs w:val="0"/>
+          <w:rFonts w:ascii="Times New Roman" w:cs="Times New Roman" w:eastAsia="Times New Roman" w:hAnsi="Times New Roman"/>
+          <w:i w:val="0"/>
+          <w:iCs w:val="0"/>
+          <w:smallCaps w:val="0"/>
+          <w:strike w:val="0"/>
+          <w:color w:val="000000"/>
+          <w:sz w:val="21"/>
+          <w:szCs w:val="21"/>
+          <w:shd w:fill="auto" w:val="clear"/>
+          <w:vertAlign w:val="baseline"/>
+        </w:rPr>
+      </w:pPr>
+      <w:r>
+        <w:rPr>
+          <w:rFonts w:ascii="Times New Roman" w:cs="Times New Roman" w:eastAsia="Times New Roman" w:hAnsi="Times New Roman"/>
           <w:i w:val="0"/>
           <w:iCs w:val="0"/>
           <w:smallCaps w:val="0"/>
@@ -7797,7 +7919,7 @@
         <w:ind w:left="0" w:right="0" w:firstLine="0"/>
         <w:jc w:val="left"/>
         <w:rPr>
-          <w:rFonts w:ascii="Aptos" w:cs="Aptos" w:eastAsia="Aptos" w:hAnsi="Aptos"/>
+          <w:rFonts w:ascii="Times New Roman" w:cs="Times New Roman" w:eastAsia="Times New Roman" w:hAnsi="Times New Roman"/>
           <w:b w:val="1"/>
           <w:bCs w:val="1"/>
           <w:i w:val="0"/>
@@ -7814,7 +7936,7 @@
       </w:pPr>
       <w:r>
         <w:rPr>
-          <w:rFonts w:ascii="Aptos" w:cs="Aptos" w:eastAsia="Aptos" w:hAnsi="Aptos"/>
+          <w:rFonts w:ascii="Times New Roman" w:cs="Times New Roman" w:eastAsia="Times New Roman" w:hAnsi="Times New Roman"/>
           <w:b w:val="1"/>
           <w:bCs w:val="1"/>
           <w:i w:val="0"/>
@@ -7854,26 +7976,21 @@
         <w:ind w:left="283" w:right="0" w:hanging="360"/>
         <w:jc w:val="left"/>
         <w:rPr>
-          <w:rFonts w:ascii="Aptos" w:cs="Aptos" w:eastAsia="Aptos" w:hAnsi="Aptos"/>
-          <w:b w:val="0"/>
-          <w:bCs w:val="0"/>
-          <w:i w:val="0"/>
-          <w:iCs w:val="0"/>
-          <w:smallCaps w:val="0"/>
-          <w:strike w:val="0"/>
-          <w:color w:val="000000"/>
-          <w:sz w:val="21"/>
-          <w:szCs w:val="21"/>
-          <w:u w:val="none"/>
-          <w:shd w:fill="auto" w:val="clear"/>
-          <w:vertAlign w:val="baseline"/>
-        </w:rPr>
-      </w:pPr>
-      <w:r>
-        <w:rPr>
-          <w:rFonts w:ascii="Aptos" w:cs="Aptos" w:eastAsia="Aptos" w:hAnsi="Aptos"/>
-          <w:b w:val="0"/>
-          <w:bCs w:val="0"/>
+          <w:rFonts w:ascii="Times New Roman" w:cs="Times New Roman" w:eastAsia="Times New Roman" w:hAnsi="Times New Roman"/>
+          <w:i w:val="0"/>
+          <w:iCs w:val="0"/>
+          <w:smallCaps w:val="0"/>
+          <w:strike w:val="0"/>
+          <w:color w:val="000000"/>
+          <w:sz w:val="21"/>
+          <w:szCs w:val="21"/>
+          <w:shd w:fill="auto" w:val="clear"/>
+          <w:vertAlign w:val="baseline"/>
+        </w:rPr>
+      </w:pPr>
+      <w:r>
+        <w:rPr>
+          <w:rFonts w:ascii="Times New Roman" w:cs="Times New Roman" w:eastAsia="Times New Roman" w:hAnsi="Times New Roman"/>
           <w:i w:val="0"/>
           <w:iCs w:val="0"/>
           <w:smallCaps w:val="0"/>
@@ -7907,7 +8024,7 @@
         <w:ind w:left="0" w:right="0" w:firstLine="0"/>
         <w:jc w:val="left"/>
         <w:rPr>
-          <w:rFonts w:ascii="Aptos" w:cs="Aptos" w:eastAsia="Aptos" w:hAnsi="Aptos"/>
+          <w:rFonts w:ascii="Times New Roman" w:cs="Times New Roman" w:eastAsia="Times New Roman" w:hAnsi="Times New Roman"/>
           <w:b w:val="1"/>
           <w:bCs w:val="1"/>
           <w:i w:val="0"/>
@@ -7924,7 +8041,7 @@
       </w:pPr>
       <w:r>
         <w:rPr>
-          <w:rFonts w:ascii="Aptos" w:cs="Aptos" w:eastAsia="Aptos" w:hAnsi="Aptos"/>
+          <w:rFonts w:ascii="Times New Roman" w:cs="Times New Roman" w:eastAsia="Times New Roman" w:hAnsi="Times New Roman"/>
           <w:b w:val="1"/>
           <w:bCs w:val="1"/>
           <w:i w:val="0"/>
@@ -7964,26 +8081,21 @@
         <w:ind w:left="283" w:right="0" w:hanging="360"/>
         <w:jc w:val="left"/>
         <w:rPr>
-          <w:rFonts w:ascii="Aptos" w:cs="Aptos" w:eastAsia="Aptos" w:hAnsi="Aptos"/>
-          <w:b w:val="0"/>
-          <w:bCs w:val="0"/>
-          <w:i w:val="0"/>
-          <w:iCs w:val="0"/>
-          <w:smallCaps w:val="0"/>
-          <w:strike w:val="0"/>
-          <w:color w:val="000000"/>
-          <w:sz w:val="21"/>
-          <w:szCs w:val="21"/>
-          <w:u w:val="none"/>
-          <w:shd w:fill="auto" w:val="clear"/>
-          <w:vertAlign w:val="baseline"/>
-        </w:rPr>
-      </w:pPr>
-      <w:r>
-        <w:rPr>
-          <w:rFonts w:ascii="Aptos" w:cs="Aptos" w:eastAsia="Aptos" w:hAnsi="Aptos"/>
-          <w:b w:val="0"/>
-          <w:bCs w:val="0"/>
+          <w:rFonts w:ascii="Times New Roman" w:cs="Times New Roman" w:eastAsia="Times New Roman" w:hAnsi="Times New Roman"/>
+          <w:i w:val="0"/>
+          <w:iCs w:val="0"/>
+          <w:smallCaps w:val="0"/>
+          <w:strike w:val="0"/>
+          <w:color w:val="000000"/>
+          <w:sz w:val="21"/>
+          <w:szCs w:val="21"/>
+          <w:shd w:fill="auto" w:val="clear"/>
+          <w:vertAlign w:val="baseline"/>
+        </w:rPr>
+      </w:pPr>
+      <w:r>
+        <w:rPr>
+          <w:rFonts w:ascii="Times New Roman" w:cs="Times New Roman" w:eastAsia="Times New Roman" w:hAnsi="Times New Roman"/>
           <w:i w:val="0"/>
           <w:iCs w:val="0"/>
           <w:smallCaps w:val="0"/>
@@ -8021,26 +8133,21 @@
         <w:ind w:left="283" w:right="0" w:hanging="360"/>
         <w:jc w:val="left"/>
         <w:rPr>
-          <w:rFonts w:ascii="Aptos" w:cs="Aptos" w:eastAsia="Aptos" w:hAnsi="Aptos"/>
-          <w:b w:val="0"/>
-          <w:bCs w:val="0"/>
-          <w:i w:val="0"/>
-          <w:iCs w:val="0"/>
-          <w:smallCaps w:val="0"/>
-          <w:strike w:val="0"/>
-          <w:color w:val="000000"/>
-          <w:sz w:val="21"/>
-          <w:szCs w:val="21"/>
-          <w:u w:val="none"/>
-          <w:shd w:fill="auto" w:val="clear"/>
-          <w:vertAlign w:val="baseline"/>
-        </w:rPr>
-      </w:pPr>
-      <w:r>
-        <w:rPr>
-          <w:rFonts w:ascii="Aptos" w:cs="Aptos" w:eastAsia="Aptos" w:hAnsi="Aptos"/>
-          <w:b w:val="0"/>
-          <w:bCs w:val="0"/>
+          <w:rFonts w:ascii="Times New Roman" w:cs="Times New Roman" w:eastAsia="Times New Roman" w:hAnsi="Times New Roman"/>
+          <w:i w:val="0"/>
+          <w:iCs w:val="0"/>
+          <w:smallCaps w:val="0"/>
+          <w:strike w:val="0"/>
+          <w:color w:val="000000"/>
+          <w:sz w:val="21"/>
+          <w:szCs w:val="21"/>
+          <w:shd w:fill="auto" w:val="clear"/>
+          <w:vertAlign w:val="baseline"/>
+        </w:rPr>
+      </w:pPr>
+      <w:r>
+        <w:rPr>
+          <w:rFonts w:ascii="Times New Roman" w:cs="Times New Roman" w:eastAsia="Times New Roman" w:hAnsi="Times New Roman"/>
           <w:i w:val="0"/>
           <w:iCs w:val="0"/>
           <w:smallCaps w:val="0"/>
@@ -8078,26 +8185,21 @@
         <w:ind w:left="283" w:right="0" w:hanging="360"/>
         <w:jc w:val="left"/>
         <w:rPr>
-          <w:rFonts w:ascii="Aptos" w:cs="Aptos" w:eastAsia="Aptos" w:hAnsi="Aptos"/>
-          <w:b w:val="0"/>
-          <w:bCs w:val="0"/>
-          <w:i w:val="0"/>
-          <w:iCs w:val="0"/>
-          <w:smallCaps w:val="0"/>
-          <w:strike w:val="0"/>
-          <w:color w:val="000000"/>
-          <w:sz w:val="21"/>
-          <w:szCs w:val="21"/>
-          <w:u w:val="none"/>
-          <w:shd w:fill="auto" w:val="clear"/>
-          <w:vertAlign w:val="baseline"/>
-        </w:rPr>
-      </w:pPr>
-      <w:r>
-        <w:rPr>
-          <w:rFonts w:ascii="Aptos" w:cs="Aptos" w:eastAsia="Aptos" w:hAnsi="Aptos"/>
-          <w:b w:val="0"/>
-          <w:bCs w:val="0"/>
+          <w:rFonts w:ascii="Times New Roman" w:cs="Times New Roman" w:eastAsia="Times New Roman" w:hAnsi="Times New Roman"/>
+          <w:i w:val="0"/>
+          <w:iCs w:val="0"/>
+          <w:smallCaps w:val="0"/>
+          <w:strike w:val="0"/>
+          <w:color w:val="000000"/>
+          <w:sz w:val="21"/>
+          <w:szCs w:val="21"/>
+          <w:shd w:fill="auto" w:val="clear"/>
+          <w:vertAlign w:val="baseline"/>
+        </w:rPr>
+      </w:pPr>
+      <w:r>
+        <w:rPr>
+          <w:rFonts w:ascii="Times New Roman" w:cs="Times New Roman" w:eastAsia="Times New Roman" w:hAnsi="Times New Roman"/>
           <w:i w:val="0"/>
           <w:iCs w:val="0"/>
           <w:smallCaps w:val="0"/>
@@ -8135,26 +8237,21 @@
         <w:ind w:left="283" w:right="0" w:hanging="360"/>
         <w:jc w:val="left"/>
         <w:rPr>
-          <w:rFonts w:ascii="Aptos" w:cs="Aptos" w:eastAsia="Aptos" w:hAnsi="Aptos"/>
-          <w:b w:val="0"/>
-          <w:bCs w:val="0"/>
-          <w:i w:val="0"/>
-          <w:iCs w:val="0"/>
-          <w:smallCaps w:val="0"/>
-          <w:strike w:val="0"/>
-          <w:color w:val="000000"/>
-          <w:sz w:val="21"/>
-          <w:szCs w:val="21"/>
-          <w:u w:val="none"/>
-          <w:shd w:fill="auto" w:val="clear"/>
-          <w:vertAlign w:val="baseline"/>
-        </w:rPr>
-      </w:pPr>
-      <w:r>
-        <w:rPr>
-          <w:rFonts w:ascii="Aptos" w:cs="Aptos" w:eastAsia="Aptos" w:hAnsi="Aptos"/>
-          <w:b w:val="0"/>
-          <w:bCs w:val="0"/>
+          <w:rFonts w:ascii="Times New Roman" w:cs="Times New Roman" w:eastAsia="Times New Roman" w:hAnsi="Times New Roman"/>
+          <w:i w:val="0"/>
+          <w:iCs w:val="0"/>
+          <w:smallCaps w:val="0"/>
+          <w:strike w:val="0"/>
+          <w:color w:val="000000"/>
+          <w:sz w:val="21"/>
+          <w:szCs w:val="21"/>
+          <w:shd w:fill="auto" w:val="clear"/>
+          <w:vertAlign w:val="baseline"/>
+        </w:rPr>
+      </w:pPr>
+      <w:r>
+        <w:rPr>
+          <w:rFonts w:ascii="Times New Roman" w:cs="Times New Roman" w:eastAsia="Times New Roman" w:hAnsi="Times New Roman"/>
           <w:i w:val="0"/>
           <w:iCs w:val="0"/>
           <w:smallCaps w:val="0"/>
@@ -8192,26 +8289,21 @@
         <w:ind w:left="283" w:right="0" w:hanging="360"/>
         <w:jc w:val="left"/>
         <w:rPr>
-          <w:rFonts w:ascii="Aptos" w:cs="Aptos" w:eastAsia="Aptos" w:hAnsi="Aptos"/>
-          <w:b w:val="0"/>
-          <w:bCs w:val="0"/>
-          <w:i w:val="0"/>
-          <w:iCs w:val="0"/>
-          <w:smallCaps w:val="0"/>
-          <w:strike w:val="0"/>
-          <w:color w:val="000000"/>
-          <w:sz w:val="21"/>
-          <w:szCs w:val="21"/>
-          <w:u w:val="none"/>
-          <w:shd w:fill="auto" w:val="clear"/>
-          <w:vertAlign w:val="baseline"/>
-        </w:rPr>
-      </w:pPr>
-      <w:r>
-        <w:rPr>
-          <w:rFonts w:ascii="Aptos" w:cs="Aptos" w:eastAsia="Aptos" w:hAnsi="Aptos"/>
-          <w:b w:val="0"/>
-          <w:bCs w:val="0"/>
+          <w:rFonts w:ascii="Times New Roman" w:cs="Times New Roman" w:eastAsia="Times New Roman" w:hAnsi="Times New Roman"/>
+          <w:i w:val="0"/>
+          <w:iCs w:val="0"/>
+          <w:smallCaps w:val="0"/>
+          <w:strike w:val="0"/>
+          <w:color w:val="000000"/>
+          <w:sz w:val="21"/>
+          <w:szCs w:val="21"/>
+          <w:shd w:fill="auto" w:val="clear"/>
+          <w:vertAlign w:val="baseline"/>
+        </w:rPr>
+      </w:pPr>
+      <w:r>
+        <w:rPr>
+          <w:rFonts w:ascii="Times New Roman" w:cs="Times New Roman" w:eastAsia="Times New Roman" w:hAnsi="Times New Roman"/>
           <w:i w:val="0"/>
           <w:iCs w:val="0"/>
           <w:smallCaps w:val="0"/>
@@ -8249,26 +8341,21 @@
         <w:ind w:left="283" w:right="0" w:hanging="360"/>
         <w:jc w:val="left"/>
         <w:rPr>
-          <w:rFonts w:ascii="Aptos" w:cs="Aptos" w:eastAsia="Aptos" w:hAnsi="Aptos"/>
-          <w:b w:val="0"/>
-          <w:bCs w:val="0"/>
-          <w:i w:val="0"/>
-          <w:iCs w:val="0"/>
-          <w:smallCaps w:val="0"/>
-          <w:strike w:val="0"/>
-          <w:color w:val="000000"/>
-          <w:sz w:val="21"/>
-          <w:szCs w:val="21"/>
-          <w:u w:val="none"/>
-          <w:shd w:fill="auto" w:val="clear"/>
-          <w:vertAlign w:val="baseline"/>
-        </w:rPr>
-      </w:pPr>
-      <w:r>
-        <w:rPr>
-          <w:rFonts w:ascii="Aptos" w:cs="Aptos" w:eastAsia="Aptos" w:hAnsi="Aptos"/>
-          <w:b w:val="0"/>
-          <w:bCs w:val="0"/>
+          <w:rFonts w:ascii="Times New Roman" w:cs="Times New Roman" w:eastAsia="Times New Roman" w:hAnsi="Times New Roman"/>
+          <w:i w:val="0"/>
+          <w:iCs w:val="0"/>
+          <w:smallCaps w:val="0"/>
+          <w:strike w:val="0"/>
+          <w:color w:val="000000"/>
+          <w:sz w:val="21"/>
+          <w:szCs w:val="21"/>
+          <w:shd w:fill="auto" w:val="clear"/>
+          <w:vertAlign w:val="baseline"/>
+        </w:rPr>
+      </w:pPr>
+      <w:r>
+        <w:rPr>
+          <w:rFonts w:ascii="Times New Roman" w:cs="Times New Roman" w:eastAsia="Times New Roman" w:hAnsi="Times New Roman"/>
           <w:i w:val="0"/>
           <w:iCs w:val="0"/>
           <w:smallCaps w:val="0"/>
@@ -8306,26 +8393,21 @@
         <w:ind w:left="283" w:right="0" w:hanging="360"/>
         <w:jc w:val="left"/>
         <w:rPr>
-          <w:rFonts w:ascii="Aptos" w:cs="Aptos" w:eastAsia="Aptos" w:hAnsi="Aptos"/>
-          <w:b w:val="0"/>
-          <w:bCs w:val="0"/>
-          <w:i w:val="0"/>
-          <w:iCs w:val="0"/>
-          <w:smallCaps w:val="0"/>
-          <w:strike w:val="0"/>
-          <w:color w:val="000000"/>
-          <w:sz w:val="21"/>
-          <w:szCs w:val="21"/>
-          <w:u w:val="none"/>
-          <w:shd w:fill="auto" w:val="clear"/>
-          <w:vertAlign w:val="baseline"/>
-        </w:rPr>
-      </w:pPr>
-      <w:r>
-        <w:rPr>
-          <w:rFonts w:ascii="Aptos" w:cs="Aptos" w:eastAsia="Aptos" w:hAnsi="Aptos"/>
-          <w:b w:val="0"/>
-          <w:bCs w:val="0"/>
+          <w:rFonts w:ascii="Times New Roman" w:cs="Times New Roman" w:eastAsia="Times New Roman" w:hAnsi="Times New Roman"/>
+          <w:i w:val="0"/>
+          <w:iCs w:val="0"/>
+          <w:smallCaps w:val="0"/>
+          <w:strike w:val="0"/>
+          <w:color w:val="000000"/>
+          <w:sz w:val="21"/>
+          <w:szCs w:val="21"/>
+          <w:shd w:fill="auto" w:val="clear"/>
+          <w:vertAlign w:val="baseline"/>
+        </w:rPr>
+      </w:pPr>
+      <w:r>
+        <w:rPr>
+          <w:rFonts w:ascii="Times New Roman" w:cs="Times New Roman" w:eastAsia="Times New Roman" w:hAnsi="Times New Roman"/>
           <w:i w:val="0"/>
           <w:iCs w:val="0"/>
           <w:smallCaps w:val="0"/>
@@ -8359,7 +8441,7 @@
         <w:ind w:left="0" w:right="0" w:firstLine="0"/>
         <w:jc w:val="left"/>
         <w:rPr>
-          <w:rFonts w:ascii="Aptos" w:cs="Aptos" w:eastAsia="Aptos" w:hAnsi="Aptos"/>
+          <w:rFonts w:ascii="Times New Roman" w:cs="Times New Roman" w:eastAsia="Times New Roman" w:hAnsi="Times New Roman"/>
           <w:b w:val="1"/>
           <w:bCs w:val="1"/>
           <w:i w:val="0"/>
@@ -8376,7 +8458,7 @@
       </w:pPr>
       <w:r>
         <w:rPr>
-          <w:rFonts w:ascii="Aptos" w:cs="Aptos" w:eastAsia="Aptos" w:hAnsi="Aptos"/>
+          <w:rFonts w:ascii="Times New Roman" w:cs="Times New Roman" w:eastAsia="Times New Roman" w:hAnsi="Times New Roman"/>
           <w:b w:val="1"/>
           <w:bCs w:val="1"/>
           <w:i w:val="0"/>
@@ -8416,26 +8498,21 @@
         <w:ind w:left="283" w:right="0" w:hanging="360"/>
         <w:jc w:val="left"/>
         <w:rPr>
-          <w:rFonts w:ascii="Aptos" w:cs="Aptos" w:eastAsia="Aptos" w:hAnsi="Aptos"/>
-          <w:b w:val="0"/>
-          <w:bCs w:val="0"/>
-          <w:i w:val="0"/>
-          <w:iCs w:val="0"/>
-          <w:smallCaps w:val="0"/>
-          <w:strike w:val="0"/>
-          <w:color w:val="000000"/>
-          <w:sz w:val="21"/>
-          <w:szCs w:val="21"/>
-          <w:u w:val="none"/>
-          <w:shd w:fill="auto" w:val="clear"/>
-          <w:vertAlign w:val="baseline"/>
-        </w:rPr>
-      </w:pPr>
-      <w:r>
-        <w:rPr>
-          <w:rFonts w:ascii="Aptos" w:cs="Aptos" w:eastAsia="Aptos" w:hAnsi="Aptos"/>
-          <w:b w:val="0"/>
-          <w:bCs w:val="0"/>
+          <w:rFonts w:ascii="Times New Roman" w:cs="Times New Roman" w:eastAsia="Times New Roman" w:hAnsi="Times New Roman"/>
+          <w:i w:val="0"/>
+          <w:iCs w:val="0"/>
+          <w:smallCaps w:val="0"/>
+          <w:strike w:val="0"/>
+          <w:color w:val="000000"/>
+          <w:sz w:val="21"/>
+          <w:szCs w:val="21"/>
+          <w:shd w:fill="auto" w:val="clear"/>
+          <w:vertAlign w:val="baseline"/>
+        </w:rPr>
+      </w:pPr>
+      <w:r>
+        <w:rPr>
+          <w:rFonts w:ascii="Times New Roman" w:cs="Times New Roman" w:eastAsia="Times New Roman" w:hAnsi="Times New Roman"/>
           <w:i w:val="0"/>
           <w:iCs w:val="0"/>
           <w:smallCaps w:val="0"/>
@@ -8473,26 +8550,21 @@
         <w:ind w:left="283" w:right="0" w:hanging="360"/>
         <w:jc w:val="left"/>
         <w:rPr>
-          <w:rFonts w:ascii="Aptos" w:cs="Aptos" w:eastAsia="Aptos" w:hAnsi="Aptos"/>
-          <w:b w:val="0"/>
-          <w:bCs w:val="0"/>
-          <w:i w:val="0"/>
-          <w:iCs w:val="0"/>
-          <w:smallCaps w:val="0"/>
-          <w:strike w:val="0"/>
-          <w:color w:val="000000"/>
-          <w:sz w:val="21"/>
-          <w:szCs w:val="21"/>
-          <w:u w:val="none"/>
-          <w:shd w:fill="auto" w:val="clear"/>
-          <w:vertAlign w:val="baseline"/>
-        </w:rPr>
-      </w:pPr>
-      <w:r>
-        <w:rPr>
-          <w:rFonts w:ascii="Aptos" w:cs="Aptos" w:eastAsia="Aptos" w:hAnsi="Aptos"/>
-          <w:b w:val="0"/>
-          <w:bCs w:val="0"/>
+          <w:rFonts w:ascii="Times New Roman" w:cs="Times New Roman" w:eastAsia="Times New Roman" w:hAnsi="Times New Roman"/>
+          <w:i w:val="0"/>
+          <w:iCs w:val="0"/>
+          <w:smallCaps w:val="0"/>
+          <w:strike w:val="0"/>
+          <w:color w:val="000000"/>
+          <w:sz w:val="21"/>
+          <w:szCs w:val="21"/>
+          <w:shd w:fill="auto" w:val="clear"/>
+          <w:vertAlign w:val="baseline"/>
+        </w:rPr>
+      </w:pPr>
+      <w:r>
+        <w:rPr>
+          <w:rFonts w:ascii="Times New Roman" w:cs="Times New Roman" w:eastAsia="Times New Roman" w:hAnsi="Times New Roman"/>
           <w:i w:val="0"/>
           <w:iCs w:val="0"/>
           <w:smallCaps w:val="0"/>
@@ -8530,26 +8602,21 @@
         <w:ind w:left="283" w:right="0" w:hanging="360"/>
         <w:jc w:val="left"/>
         <w:rPr>
-          <w:rFonts w:ascii="Aptos" w:cs="Aptos" w:eastAsia="Aptos" w:hAnsi="Aptos"/>
-          <w:b w:val="0"/>
-          <w:bCs w:val="0"/>
-          <w:i w:val="0"/>
-          <w:iCs w:val="0"/>
-          <w:smallCaps w:val="0"/>
-          <w:strike w:val="0"/>
-          <w:color w:val="000000"/>
-          <w:sz w:val="21"/>
-          <w:szCs w:val="21"/>
-          <w:u w:val="none"/>
-          <w:shd w:fill="auto" w:val="clear"/>
-          <w:vertAlign w:val="baseline"/>
-        </w:rPr>
-      </w:pPr>
-      <w:r>
-        <w:rPr>
-          <w:rFonts w:ascii="Aptos" w:cs="Aptos" w:eastAsia="Aptos" w:hAnsi="Aptos"/>
-          <w:b w:val="0"/>
-          <w:bCs w:val="0"/>
+          <w:rFonts w:ascii="Times New Roman" w:cs="Times New Roman" w:eastAsia="Times New Roman" w:hAnsi="Times New Roman"/>
+          <w:i w:val="0"/>
+          <w:iCs w:val="0"/>
+          <w:smallCaps w:val="0"/>
+          <w:strike w:val="0"/>
+          <w:color w:val="000000"/>
+          <w:sz w:val="21"/>
+          <w:szCs w:val="21"/>
+          <w:shd w:fill="auto" w:val="clear"/>
+          <w:vertAlign w:val="baseline"/>
+        </w:rPr>
+      </w:pPr>
+      <w:r>
+        <w:rPr>
+          <w:rFonts w:ascii="Times New Roman" w:cs="Times New Roman" w:eastAsia="Times New Roman" w:hAnsi="Times New Roman"/>
           <w:i w:val="0"/>
           <w:iCs w:val="0"/>
           <w:smallCaps w:val="0"/>
@@ -8587,26 +8654,21 @@
         <w:ind w:left="283" w:right="0" w:hanging="360"/>
         <w:jc w:val="left"/>
         <w:rPr>
-          <w:rFonts w:ascii="Aptos" w:cs="Aptos" w:eastAsia="Aptos" w:hAnsi="Aptos"/>
-          <w:b w:val="0"/>
-          <w:bCs w:val="0"/>
-          <w:i w:val="0"/>
-          <w:iCs w:val="0"/>
-          <w:smallCaps w:val="0"/>
-          <w:strike w:val="0"/>
-          <w:color w:val="000000"/>
-          <w:sz w:val="21"/>
-          <w:szCs w:val="21"/>
-          <w:u w:val="none"/>
-          <w:shd w:fill="auto" w:val="clear"/>
-          <w:vertAlign w:val="baseline"/>
-        </w:rPr>
-      </w:pPr>
-      <w:r>
-        <w:rPr>
-          <w:rFonts w:ascii="Aptos" w:cs="Aptos" w:eastAsia="Aptos" w:hAnsi="Aptos"/>
-          <w:b w:val="0"/>
-          <w:bCs w:val="0"/>
+          <w:rFonts w:ascii="Times New Roman" w:cs="Times New Roman" w:eastAsia="Times New Roman" w:hAnsi="Times New Roman"/>
+          <w:i w:val="0"/>
+          <w:iCs w:val="0"/>
+          <w:smallCaps w:val="0"/>
+          <w:strike w:val="0"/>
+          <w:color w:val="000000"/>
+          <w:sz w:val="21"/>
+          <w:szCs w:val="21"/>
+          <w:shd w:fill="auto" w:val="clear"/>
+          <w:vertAlign w:val="baseline"/>
+        </w:rPr>
+      </w:pPr>
+      <w:r>
+        <w:rPr>
+          <w:rFonts w:ascii="Times New Roman" w:cs="Times New Roman" w:eastAsia="Times New Roman" w:hAnsi="Times New Roman"/>
           <w:i w:val="0"/>
           <w:iCs w:val="0"/>
           <w:smallCaps w:val="0"/>
@@ -8644,26 +8706,21 @@
         <w:ind w:left="283" w:right="0" w:hanging="360"/>
         <w:jc w:val="left"/>
         <w:rPr>
-          <w:rFonts w:ascii="Aptos" w:cs="Aptos" w:eastAsia="Aptos" w:hAnsi="Aptos"/>
-          <w:b w:val="0"/>
-          <w:bCs w:val="0"/>
-          <w:i w:val="0"/>
-          <w:iCs w:val="0"/>
-          <w:smallCaps w:val="0"/>
-          <w:strike w:val="0"/>
-          <w:color w:val="000000"/>
-          <w:sz w:val="21"/>
-          <w:szCs w:val="21"/>
-          <w:u w:val="none"/>
-          <w:shd w:fill="auto" w:val="clear"/>
-          <w:vertAlign w:val="baseline"/>
-        </w:rPr>
-      </w:pPr>
-      <w:r>
-        <w:rPr>
-          <w:rFonts w:ascii="Aptos" w:cs="Aptos" w:eastAsia="Aptos" w:hAnsi="Aptos"/>
-          <w:b w:val="0"/>
-          <w:bCs w:val="0"/>
+          <w:rFonts w:ascii="Times New Roman" w:cs="Times New Roman" w:eastAsia="Times New Roman" w:hAnsi="Times New Roman"/>
+          <w:i w:val="0"/>
+          <w:iCs w:val="0"/>
+          <w:smallCaps w:val="0"/>
+          <w:strike w:val="0"/>
+          <w:color w:val="000000"/>
+          <w:sz w:val="21"/>
+          <w:szCs w:val="21"/>
+          <w:shd w:fill="auto" w:val="clear"/>
+          <w:vertAlign w:val="baseline"/>
+        </w:rPr>
+      </w:pPr>
+      <w:r>
+        <w:rPr>
+          <w:rFonts w:ascii="Times New Roman" w:cs="Times New Roman" w:eastAsia="Times New Roman" w:hAnsi="Times New Roman"/>
           <w:i w:val="0"/>
           <w:iCs w:val="0"/>
           <w:smallCaps w:val="0"/>
@@ -8697,7 +8754,7 @@
         <w:ind w:left="0" w:right="0" w:firstLine="0"/>
         <w:jc w:val="left"/>
         <w:rPr>
-          <w:rFonts w:ascii="Aptos" w:cs="Aptos" w:eastAsia="Aptos" w:hAnsi="Aptos"/>
+          <w:rFonts w:ascii="Times New Roman" w:cs="Times New Roman" w:eastAsia="Times New Roman" w:hAnsi="Times New Roman"/>
           <w:b w:val="1"/>
           <w:bCs w:val="1"/>
           <w:i w:val="0"/>
@@ -8714,7 +8771,7 @@
       </w:pPr>
       <w:r>
         <w:rPr>
-          <w:rFonts w:ascii="Aptos" w:cs="Aptos" w:eastAsia="Aptos" w:hAnsi="Aptos"/>
+          <w:rFonts w:ascii="Times New Roman" w:cs="Times New Roman" w:eastAsia="Times New Roman" w:hAnsi="Times New Roman"/>
           <w:b w:val="1"/>
           <w:bCs w:val="1"/>
           <w:i w:val="0"/>
@@ -8754,26 +8811,21 @@
         <w:ind w:left="283" w:right="0" w:hanging="360"/>
         <w:jc w:val="left"/>
         <w:rPr>
-          <w:rFonts w:ascii="Aptos" w:cs="Aptos" w:eastAsia="Aptos" w:hAnsi="Aptos"/>
-          <w:b w:val="0"/>
-          <w:bCs w:val="0"/>
-          <w:i w:val="0"/>
-          <w:iCs w:val="0"/>
-          <w:smallCaps w:val="0"/>
-          <w:strike w:val="0"/>
-          <w:color w:val="000000"/>
-          <w:sz w:val="21"/>
-          <w:szCs w:val="21"/>
-          <w:u w:val="none"/>
-          <w:shd w:fill="auto" w:val="clear"/>
-          <w:vertAlign w:val="baseline"/>
-        </w:rPr>
-      </w:pPr>
-      <w:r>
-        <w:rPr>
-          <w:rFonts w:ascii="Aptos" w:cs="Aptos" w:eastAsia="Aptos" w:hAnsi="Aptos"/>
-          <w:b w:val="0"/>
-          <w:bCs w:val="0"/>
+          <w:rFonts w:ascii="Times New Roman" w:cs="Times New Roman" w:eastAsia="Times New Roman" w:hAnsi="Times New Roman"/>
+          <w:i w:val="0"/>
+          <w:iCs w:val="0"/>
+          <w:smallCaps w:val="0"/>
+          <w:strike w:val="0"/>
+          <w:color w:val="000000"/>
+          <w:sz w:val="21"/>
+          <w:szCs w:val="21"/>
+          <w:shd w:fill="auto" w:val="clear"/>
+          <w:vertAlign w:val="baseline"/>
+        </w:rPr>
+      </w:pPr>
+      <w:r>
+        <w:rPr>
+          <w:rFonts w:ascii="Times New Roman" w:cs="Times New Roman" w:eastAsia="Times New Roman" w:hAnsi="Times New Roman"/>
           <w:i w:val="0"/>
           <w:iCs w:val="0"/>
           <w:smallCaps w:val="0"/>
@@ -8811,26 +8863,21 @@
         <w:ind w:left="283" w:right="0" w:hanging="360"/>
         <w:jc w:val="left"/>
         <w:rPr>
-          <w:rFonts w:ascii="Aptos" w:cs="Aptos" w:eastAsia="Aptos" w:hAnsi="Aptos"/>
-          <w:b w:val="0"/>
-          <w:bCs w:val="0"/>
-          <w:i w:val="0"/>
-          <w:iCs w:val="0"/>
-          <w:smallCaps w:val="0"/>
-          <w:strike w:val="0"/>
-          <w:color w:val="000000"/>
-          <w:sz w:val="21"/>
-          <w:szCs w:val="21"/>
-          <w:u w:val="none"/>
-          <w:shd w:fill="auto" w:val="clear"/>
-          <w:vertAlign w:val="baseline"/>
-        </w:rPr>
-      </w:pPr>
-      <w:r>
-        <w:rPr>
-          <w:rFonts w:ascii="Aptos" w:cs="Aptos" w:eastAsia="Aptos" w:hAnsi="Aptos"/>
-          <w:b w:val="0"/>
-          <w:bCs w:val="0"/>
+          <w:rFonts w:ascii="Times New Roman" w:cs="Times New Roman" w:eastAsia="Times New Roman" w:hAnsi="Times New Roman"/>
+          <w:i w:val="0"/>
+          <w:iCs w:val="0"/>
+          <w:smallCaps w:val="0"/>
+          <w:strike w:val="0"/>
+          <w:color w:val="000000"/>
+          <w:sz w:val="21"/>
+          <w:szCs w:val="21"/>
+          <w:shd w:fill="auto" w:val="clear"/>
+          <w:vertAlign w:val="baseline"/>
+        </w:rPr>
+      </w:pPr>
+      <w:r>
+        <w:rPr>
+          <w:rFonts w:ascii="Times New Roman" w:cs="Times New Roman" w:eastAsia="Times New Roman" w:hAnsi="Times New Roman"/>
           <w:i w:val="0"/>
           <w:iCs w:val="0"/>
           <w:smallCaps w:val="0"/>
@@ -8868,26 +8915,21 @@
         <w:ind w:left="283" w:right="0" w:hanging="360"/>
         <w:jc w:val="left"/>
         <w:rPr>
-          <w:rFonts w:ascii="Aptos" w:cs="Aptos" w:eastAsia="Aptos" w:hAnsi="Aptos"/>
-          <w:b w:val="0"/>
-          <w:bCs w:val="0"/>
-          <w:i w:val="0"/>
-          <w:iCs w:val="0"/>
-          <w:smallCaps w:val="0"/>
-          <w:strike w:val="0"/>
-          <w:color w:val="000000"/>
-          <w:sz w:val="21"/>
-          <w:szCs w:val="21"/>
-          <w:u w:val="none"/>
-          <w:shd w:fill="auto" w:val="clear"/>
-          <w:vertAlign w:val="baseline"/>
-        </w:rPr>
-      </w:pPr>
-      <w:r>
-        <w:rPr>
-          <w:rFonts w:ascii="Aptos" w:cs="Aptos" w:eastAsia="Aptos" w:hAnsi="Aptos"/>
-          <w:b w:val="0"/>
-          <w:bCs w:val="0"/>
+          <w:rFonts w:ascii="Times New Roman" w:cs="Times New Roman" w:eastAsia="Times New Roman" w:hAnsi="Times New Roman"/>
+          <w:i w:val="0"/>
+          <w:iCs w:val="0"/>
+          <w:smallCaps w:val="0"/>
+          <w:strike w:val="0"/>
+          <w:color w:val="000000"/>
+          <w:sz w:val="21"/>
+          <w:szCs w:val="21"/>
+          <w:shd w:fill="auto" w:val="clear"/>
+          <w:vertAlign w:val="baseline"/>
+        </w:rPr>
+      </w:pPr>
+      <w:r>
+        <w:rPr>
+          <w:rFonts w:ascii="Times New Roman" w:cs="Times New Roman" w:eastAsia="Times New Roman" w:hAnsi="Times New Roman"/>
           <w:i w:val="0"/>
           <w:iCs w:val="0"/>
           <w:smallCaps w:val="0"/>
@@ -8925,26 +8967,21 @@
         <w:ind w:left="283" w:right="0" w:hanging="360"/>
         <w:jc w:val="left"/>
         <w:rPr>
-          <w:rFonts w:ascii="Aptos" w:cs="Aptos" w:eastAsia="Aptos" w:hAnsi="Aptos"/>
-          <w:b w:val="0"/>
-          <w:bCs w:val="0"/>
-          <w:i w:val="0"/>
-          <w:iCs w:val="0"/>
-          <w:smallCaps w:val="0"/>
-          <w:strike w:val="0"/>
-          <w:color w:val="000000"/>
-          <w:sz w:val="21"/>
-          <w:szCs w:val="21"/>
-          <w:u w:val="none"/>
-          <w:shd w:fill="auto" w:val="clear"/>
-          <w:vertAlign w:val="baseline"/>
-        </w:rPr>
-      </w:pPr>
-      <w:r>
-        <w:rPr>
-          <w:rFonts w:ascii="Aptos" w:cs="Aptos" w:eastAsia="Aptos" w:hAnsi="Aptos"/>
-          <w:b w:val="0"/>
-          <w:bCs w:val="0"/>
+          <w:rFonts w:ascii="Times New Roman" w:cs="Times New Roman" w:eastAsia="Times New Roman" w:hAnsi="Times New Roman"/>
+          <w:i w:val="0"/>
+          <w:iCs w:val="0"/>
+          <w:smallCaps w:val="0"/>
+          <w:strike w:val="0"/>
+          <w:color w:val="000000"/>
+          <w:sz w:val="21"/>
+          <w:szCs w:val="21"/>
+          <w:shd w:fill="auto" w:val="clear"/>
+          <w:vertAlign w:val="baseline"/>
+        </w:rPr>
+      </w:pPr>
+      <w:r>
+        <w:rPr>
+          <w:rFonts w:ascii="Times New Roman" w:cs="Times New Roman" w:eastAsia="Times New Roman" w:hAnsi="Times New Roman"/>
           <w:i w:val="0"/>
           <w:iCs w:val="0"/>
           <w:smallCaps w:val="0"/>
@@ -8982,26 +9019,21 @@
         <w:ind w:left="283" w:right="0" w:hanging="360"/>
         <w:jc w:val="left"/>
         <w:rPr>
-          <w:rFonts w:ascii="Aptos" w:cs="Aptos" w:eastAsia="Aptos" w:hAnsi="Aptos"/>
-          <w:b w:val="0"/>
-          <w:bCs w:val="0"/>
-          <w:i w:val="0"/>
-          <w:iCs w:val="0"/>
-          <w:smallCaps w:val="0"/>
-          <w:strike w:val="0"/>
-          <w:color w:val="000000"/>
-          <w:sz w:val="21"/>
-          <w:szCs w:val="21"/>
-          <w:u w:val="none"/>
-          <w:shd w:fill="auto" w:val="clear"/>
-          <w:vertAlign w:val="baseline"/>
-        </w:rPr>
-      </w:pPr>
-      <w:r>
-        <w:rPr>
-          <w:rFonts w:ascii="Aptos" w:cs="Aptos" w:eastAsia="Aptos" w:hAnsi="Aptos"/>
-          <w:b w:val="0"/>
-          <w:bCs w:val="0"/>
+          <w:rFonts w:ascii="Times New Roman" w:cs="Times New Roman" w:eastAsia="Times New Roman" w:hAnsi="Times New Roman"/>
+          <w:i w:val="0"/>
+          <w:iCs w:val="0"/>
+          <w:smallCaps w:val="0"/>
+          <w:strike w:val="0"/>
+          <w:color w:val="000000"/>
+          <w:sz w:val="21"/>
+          <w:szCs w:val="21"/>
+          <w:shd w:fill="auto" w:val="clear"/>
+          <w:vertAlign w:val="baseline"/>
+        </w:rPr>
+      </w:pPr>
+      <w:r>
+        <w:rPr>
+          <w:rFonts w:ascii="Times New Roman" w:cs="Times New Roman" w:eastAsia="Times New Roman" w:hAnsi="Times New Roman"/>
           <w:i w:val="0"/>
           <w:iCs w:val="0"/>
           <w:smallCaps w:val="0"/>
@@ -9035,7 +9067,7 @@
         <w:ind w:left="0" w:right="0" w:firstLine="0"/>
         <w:jc w:val="left"/>
         <w:rPr>
-          <w:rFonts w:ascii="Aptos" w:cs="Aptos" w:eastAsia="Aptos" w:hAnsi="Aptos"/>
+          <w:rFonts w:ascii="Times New Roman" w:cs="Times New Roman" w:eastAsia="Times New Roman" w:hAnsi="Times New Roman"/>
           <w:b w:val="1"/>
           <w:bCs w:val="1"/>
           <w:i w:val="0"/>
@@ -9052,7 +9084,7 @@
       </w:pPr>
       <w:r>
         <w:rPr>
-          <w:rFonts w:ascii="Aptos" w:cs="Aptos" w:eastAsia="Aptos" w:hAnsi="Aptos"/>
+          <w:rFonts w:ascii="Times New Roman" w:cs="Times New Roman" w:eastAsia="Times New Roman" w:hAnsi="Times New Roman"/>
           <w:b w:val="1"/>
           <w:bCs w:val="1"/>
           <w:i w:val="0"/>
@@ -9092,26 +9124,21 @@
         <w:ind w:left="283" w:right="0" w:hanging="360"/>
         <w:jc w:val="left"/>
         <w:rPr>
-          <w:rFonts w:ascii="Aptos" w:cs="Aptos" w:eastAsia="Aptos" w:hAnsi="Aptos"/>
-          <w:b w:val="0"/>
-          <w:bCs w:val="0"/>
-          <w:i w:val="0"/>
-          <w:iCs w:val="0"/>
-          <w:smallCaps w:val="0"/>
-          <w:strike w:val="0"/>
-          <w:color w:val="000000"/>
-          <w:sz w:val="21"/>
-          <w:szCs w:val="21"/>
-          <w:u w:val="none"/>
-          <w:shd w:fill="auto" w:val="clear"/>
-          <w:vertAlign w:val="baseline"/>
-        </w:rPr>
-      </w:pPr>
-      <w:r>
-        <w:rPr>
-          <w:rFonts w:ascii="Aptos" w:cs="Aptos" w:eastAsia="Aptos" w:hAnsi="Aptos"/>
-          <w:b w:val="0"/>
-          <w:bCs w:val="0"/>
+          <w:rFonts w:ascii="Times New Roman" w:cs="Times New Roman" w:eastAsia="Times New Roman" w:hAnsi="Times New Roman"/>
+          <w:i w:val="0"/>
+          <w:iCs w:val="0"/>
+          <w:smallCaps w:val="0"/>
+          <w:strike w:val="0"/>
+          <w:color w:val="000000"/>
+          <w:sz w:val="21"/>
+          <w:szCs w:val="21"/>
+          <w:shd w:fill="auto" w:val="clear"/>
+          <w:vertAlign w:val="baseline"/>
+        </w:rPr>
+      </w:pPr>
+      <w:r>
+        <w:rPr>
+          <w:rFonts w:ascii="Times New Roman" w:cs="Times New Roman" w:eastAsia="Times New Roman" w:hAnsi="Times New Roman"/>
           <w:i w:val="0"/>
           <w:iCs w:val="0"/>
           <w:smallCaps w:val="0"/>
@@ -9149,26 +9176,21 @@
         <w:ind w:left="283" w:right="0" w:hanging="360"/>
         <w:jc w:val="left"/>
         <w:rPr>
-          <w:rFonts w:ascii="Aptos" w:cs="Aptos" w:eastAsia="Aptos" w:hAnsi="Aptos"/>
-          <w:b w:val="0"/>
-          <w:bCs w:val="0"/>
-          <w:i w:val="0"/>
-          <w:iCs w:val="0"/>
-          <w:smallCaps w:val="0"/>
-          <w:strike w:val="0"/>
-          <w:color w:val="000000"/>
-          <w:sz w:val="21"/>
-          <w:szCs w:val="21"/>
-          <w:u w:val="none"/>
-          <w:shd w:fill="auto" w:val="clear"/>
-          <w:vertAlign w:val="baseline"/>
-        </w:rPr>
-      </w:pPr>
-      <w:r>
-        <w:rPr>
-          <w:rFonts w:ascii="Aptos" w:cs="Aptos" w:eastAsia="Aptos" w:hAnsi="Aptos"/>
-          <w:b w:val="0"/>
-          <w:bCs w:val="0"/>
+          <w:rFonts w:ascii="Times New Roman" w:cs="Times New Roman" w:eastAsia="Times New Roman" w:hAnsi="Times New Roman"/>
+          <w:i w:val="0"/>
+          <w:iCs w:val="0"/>
+          <w:smallCaps w:val="0"/>
+          <w:strike w:val="0"/>
+          <w:color w:val="000000"/>
+          <w:sz w:val="21"/>
+          <w:szCs w:val="21"/>
+          <w:shd w:fill="auto" w:val="clear"/>
+          <w:vertAlign w:val="baseline"/>
+        </w:rPr>
+      </w:pPr>
+      <w:r>
+        <w:rPr>
+          <w:rFonts w:ascii="Times New Roman" w:cs="Times New Roman" w:eastAsia="Times New Roman" w:hAnsi="Times New Roman"/>
           <w:i w:val="0"/>
           <w:iCs w:val="0"/>
           <w:smallCaps w:val="0"/>
@@ -9206,26 +9228,21 @@
         <w:ind w:left="283" w:right="0" w:hanging="360"/>
         <w:jc w:val="left"/>
         <w:rPr>
-          <w:rFonts w:ascii="Aptos" w:cs="Aptos" w:eastAsia="Aptos" w:hAnsi="Aptos"/>
-          <w:b w:val="0"/>
-          <w:bCs w:val="0"/>
-          <w:i w:val="0"/>
-          <w:iCs w:val="0"/>
-          <w:smallCaps w:val="0"/>
-          <w:strike w:val="0"/>
-          <w:color w:val="000000"/>
-          <w:sz w:val="21"/>
-          <w:szCs w:val="21"/>
-          <w:u w:val="none"/>
-          <w:shd w:fill="auto" w:val="clear"/>
-          <w:vertAlign w:val="baseline"/>
-        </w:rPr>
-      </w:pPr>
-      <w:r>
-        <w:rPr>
-          <w:rFonts w:ascii="Aptos" w:cs="Aptos" w:eastAsia="Aptos" w:hAnsi="Aptos"/>
-          <w:b w:val="0"/>
-          <w:bCs w:val="0"/>
+          <w:rFonts w:ascii="Times New Roman" w:cs="Times New Roman" w:eastAsia="Times New Roman" w:hAnsi="Times New Roman"/>
+          <w:i w:val="0"/>
+          <w:iCs w:val="0"/>
+          <w:smallCaps w:val="0"/>
+          <w:strike w:val="0"/>
+          <w:color w:val="000000"/>
+          <w:sz w:val="21"/>
+          <w:szCs w:val="21"/>
+          <w:shd w:fill="auto" w:val="clear"/>
+          <w:vertAlign w:val="baseline"/>
+        </w:rPr>
+      </w:pPr>
+      <w:r>
+        <w:rPr>
+          <w:rFonts w:ascii="Times New Roman" w:cs="Times New Roman" w:eastAsia="Times New Roman" w:hAnsi="Times New Roman"/>
           <w:i w:val="0"/>
           <w:iCs w:val="0"/>
           <w:smallCaps w:val="0"/>
@@ -9263,26 +9280,21 @@
         <w:ind w:left="283" w:right="0" w:hanging="360"/>
         <w:jc w:val="left"/>
         <w:rPr>
-          <w:rFonts w:ascii="Aptos" w:cs="Aptos" w:eastAsia="Aptos" w:hAnsi="Aptos"/>
-          <w:b w:val="0"/>
-          <w:bCs w:val="0"/>
-          <w:i w:val="0"/>
-          <w:iCs w:val="0"/>
-          <w:smallCaps w:val="0"/>
-          <w:strike w:val="0"/>
-          <w:color w:val="000000"/>
-          <w:sz w:val="21"/>
-          <w:szCs w:val="21"/>
-          <w:u w:val="none"/>
-          <w:shd w:fill="auto" w:val="clear"/>
-          <w:vertAlign w:val="baseline"/>
-        </w:rPr>
-      </w:pPr>
-      <w:r>
-        <w:rPr>
-          <w:rFonts w:ascii="Aptos" w:cs="Aptos" w:eastAsia="Aptos" w:hAnsi="Aptos"/>
-          <w:b w:val="0"/>
-          <w:bCs w:val="0"/>
+          <w:rFonts w:ascii="Times New Roman" w:cs="Times New Roman" w:eastAsia="Times New Roman" w:hAnsi="Times New Roman"/>
+          <w:i w:val="0"/>
+          <w:iCs w:val="0"/>
+          <w:smallCaps w:val="0"/>
+          <w:strike w:val="0"/>
+          <w:color w:val="000000"/>
+          <w:sz w:val="21"/>
+          <w:szCs w:val="21"/>
+          <w:shd w:fill="auto" w:val="clear"/>
+          <w:vertAlign w:val="baseline"/>
+        </w:rPr>
+      </w:pPr>
+      <w:r>
+        <w:rPr>
+          <w:rFonts w:ascii="Times New Roman" w:cs="Times New Roman" w:eastAsia="Times New Roman" w:hAnsi="Times New Roman"/>
           <w:i w:val="0"/>
           <w:iCs w:val="0"/>
           <w:smallCaps w:val="0"/>
@@ -9316,6 +9328,7 @@
         <w:ind w:left="0" w:right="0" w:firstLine="0"/>
         <w:jc w:val="left"/>
         <w:rPr>
+          <w:rFonts w:ascii="Times New Roman" w:cs="Times New Roman" w:eastAsia="Times New Roman" w:hAnsi="Times New Roman"/>
           <w:b w:val="1"/>
           <w:bCs w:val="1"/>
           <w:color w:val="002b5c"/>
@@ -9347,7 +9360,7 @@
         <w:ind w:left="0" w:right="0" w:firstLine="0"/>
         <w:jc w:val="left"/>
         <w:rPr>
-          <w:rFonts w:ascii="Aptos" w:cs="Aptos" w:eastAsia="Aptos" w:hAnsi="Aptos"/>
+          <w:rFonts w:ascii="Times New Roman" w:cs="Times New Roman" w:eastAsia="Times New Roman" w:hAnsi="Times New Roman"/>
           <w:b w:val="1"/>
           <w:bCs w:val="1"/>
           <w:i w:val="0"/>
@@ -9364,7 +9377,7 @@
       </w:pPr>
       <w:r>
         <w:rPr>
-          <w:rFonts w:ascii="Aptos" w:cs="Aptos" w:eastAsia="Aptos" w:hAnsi="Aptos"/>
+          <w:rFonts w:ascii="Times New Roman" w:cs="Times New Roman" w:eastAsia="Times New Roman" w:hAnsi="Times New Roman"/>
           <w:b w:val="1"/>
           <w:bCs w:val="1"/>
           <w:i w:val="0"/>
@@ -9385,10 +9398,13 @@
     <w:p>
       <w:pPr>
         <w:spacing w:after="100" w:before="0" w:line="360" w:lineRule="auto"/>
-        <w:rPr/>
-      </w:pPr>
-      <w:r>
-        <w:rPr>
+        <w:rPr>
+          <w:rFonts w:ascii="Times New Roman" w:cs="Times New Roman" w:eastAsia="Times New Roman" w:hAnsi="Times New Roman"/>
+        </w:rPr>
+      </w:pPr>
+      <w:r>
+        <w:rPr>
+          <w:rFonts w:ascii="Times New Roman" w:cs="Times New Roman" w:eastAsia="Times New Roman" w:hAnsi="Times New Roman"/>
           <w:rtl w:val="0"/>
         </w:rPr>
         <w:t xml:space="preserve">Las métricas fueron reorganizadas para distinguir indicadores informáticos, operativos, económicos y de experiencia de usuario. Los porcentajes definidos como meta no corresponden a cifras arbitrarias, sino a estimaciones razonadas a partir de la literatura revisada, de la mejora esperada por centralización, análisis de sentimiento, agrupación por usuario y derivación asistida del flujo inicial de reclamos. Además, el componente Flask incorpora evaluación del modelo entrenado mediante métricas como accuracy y F1-score, lo que permite respaldar técnicamente el uso de IA en el proyecto.</w:t>
@@ -9397,10 +9413,13 @@
     <w:p>
       <w:pPr>
         <w:spacing w:after="100" w:before="0" w:line="360" w:lineRule="auto"/>
-        <w:rPr/>
-      </w:pPr>
-      <w:r>
-        <w:rPr>
+        <w:rPr>
+          <w:rFonts w:ascii="Times New Roman" w:cs="Times New Roman" w:eastAsia="Times New Roman" w:hAnsi="Times New Roman"/>
+        </w:rPr>
+      </w:pPr>
+      <w:r>
+        <w:rPr>
+          <w:rFonts w:ascii="Times New Roman" w:cs="Times New Roman" w:eastAsia="Times New Roman" w:hAnsi="Times New Roman"/>
           <w:rtl w:val="0"/>
         </w:rPr>
         <w:t xml:space="preserve">Como referencia práctica para justificar las metas operativas y económicas, se considera el caso de operaciones de atención donde reclamos y solicitudes son gestionados por equipos humanos que deben revisar manualmente canales formales y no formales. Bajo esa lógica, una plataforma que captura comentarios negativos, evita duplicidad por usuario, clasifica incidencias y deriva casos puede reducir de forma importante el trabajo manual repetitivo y liberar capacidad operativa para seguimiento y resolución.</w:t>
@@ -9453,10 +9472,13 @@
               <w:widowControl w:val="1"/>
               <w:spacing w:after="0" w:before="0" w:line="360" w:lineRule="auto"/>
               <w:jc w:val="center"/>
-              <w:rPr/>
-            </w:pPr>
-            <w:r>
-              <w:rPr>
+              <w:rPr>
+                <w:rFonts w:ascii="Times New Roman" w:cs="Times New Roman" w:eastAsia="Times New Roman" w:hAnsi="Times New Roman"/>
+              </w:rPr>
+            </w:pPr>
+            <w:r>
+              <w:rPr>
+                <w:rFonts w:ascii="Times New Roman" w:cs="Times New Roman" w:eastAsia="Times New Roman" w:hAnsi="Times New Roman"/>
                 <w:b w:val="1"/>
                 <w:bCs w:val="1"/>
                 <w:color w:val="002b5c"/>
@@ -9483,10 +9505,13 @@
               <w:widowControl w:val="1"/>
               <w:spacing w:after="0" w:before="0" w:line="360" w:lineRule="auto"/>
               <w:jc w:val="center"/>
-              <w:rPr/>
-            </w:pPr>
-            <w:r>
-              <w:rPr>
+              <w:rPr>
+                <w:rFonts w:ascii="Times New Roman" w:cs="Times New Roman" w:eastAsia="Times New Roman" w:hAnsi="Times New Roman"/>
+              </w:rPr>
+            </w:pPr>
+            <w:r>
+              <w:rPr>
+                <w:rFonts w:ascii="Times New Roman" w:cs="Times New Roman" w:eastAsia="Times New Roman" w:hAnsi="Times New Roman"/>
                 <w:b w:val="1"/>
                 <w:bCs w:val="1"/>
                 <w:color w:val="002b5c"/>
@@ -9513,10 +9538,13 @@
               <w:widowControl w:val="1"/>
               <w:spacing w:after="0" w:before="0" w:line="360" w:lineRule="auto"/>
               <w:jc w:val="center"/>
-              <w:rPr/>
-            </w:pPr>
-            <w:r>
-              <w:rPr>
+              <w:rPr>
+                <w:rFonts w:ascii="Times New Roman" w:cs="Times New Roman" w:eastAsia="Times New Roman" w:hAnsi="Times New Roman"/>
+              </w:rPr>
+            </w:pPr>
+            <w:r>
+              <w:rPr>
+                <w:rFonts w:ascii="Times New Roman" w:cs="Times New Roman" w:eastAsia="Times New Roman" w:hAnsi="Times New Roman"/>
                 <w:b w:val="1"/>
                 <w:bCs w:val="1"/>
                 <w:color w:val="002b5c"/>
@@ -9543,10 +9571,13 @@
               <w:widowControl w:val="1"/>
               <w:spacing w:after="0" w:before="0" w:line="360" w:lineRule="auto"/>
               <w:jc w:val="center"/>
-              <w:rPr/>
-            </w:pPr>
-            <w:r>
-              <w:rPr>
+              <w:rPr>
+                <w:rFonts w:ascii="Times New Roman" w:cs="Times New Roman" w:eastAsia="Times New Roman" w:hAnsi="Times New Roman"/>
+              </w:rPr>
+            </w:pPr>
+            <w:r>
+              <w:rPr>
+                <w:rFonts w:ascii="Times New Roman" w:cs="Times New Roman" w:eastAsia="Times New Roman" w:hAnsi="Times New Roman"/>
                 <w:b w:val="1"/>
                 <w:bCs w:val="1"/>
                 <w:color w:val="002b5c"/>
@@ -9573,10 +9604,13 @@
               <w:widowControl w:val="1"/>
               <w:spacing w:after="0" w:before="0" w:line="360" w:lineRule="auto"/>
               <w:jc w:val="center"/>
-              <w:rPr/>
-            </w:pPr>
-            <w:r>
-              <w:rPr>
+              <w:rPr>
+                <w:rFonts w:ascii="Times New Roman" w:cs="Times New Roman" w:eastAsia="Times New Roman" w:hAnsi="Times New Roman"/>
+              </w:rPr>
+            </w:pPr>
+            <w:r>
+              <w:rPr>
+                <w:rFonts w:ascii="Times New Roman" w:cs="Times New Roman" w:eastAsia="Times New Roman" w:hAnsi="Times New Roman"/>
                 <w:b w:val="1"/>
                 <w:bCs w:val="1"/>
                 <w:color w:val="002b5c"/>
@@ -9612,10 +9646,13 @@
               <w:widowControl w:val="1"/>
               <w:spacing w:after="0" w:before="0" w:line="360" w:lineRule="auto"/>
               <w:jc w:val="center"/>
-              <w:rPr/>
-            </w:pPr>
-            <w:r>
-              <w:rPr>
+              <w:rPr>
+                <w:rFonts w:ascii="Times New Roman" w:cs="Times New Roman" w:eastAsia="Times New Roman" w:hAnsi="Times New Roman"/>
+              </w:rPr>
+            </w:pPr>
+            <w:r>
+              <w:rPr>
+                <w:rFonts w:ascii="Times New Roman" w:cs="Times New Roman" w:eastAsia="Times New Roman" w:hAnsi="Times New Roman"/>
                 <w:sz w:val="16"/>
                 <w:szCs w:val="16"/>
                 <w:rtl w:val="0"/>
@@ -9641,10 +9678,13 @@
             <w:pPr>
               <w:widowControl w:val="1"/>
               <w:spacing w:after="0" w:before="0" w:line="360" w:lineRule="auto"/>
-              <w:rPr/>
-            </w:pPr>
-            <w:r>
-              <w:rPr>
+              <w:rPr>
+                <w:rFonts w:ascii="Times New Roman" w:cs="Times New Roman" w:eastAsia="Times New Roman" w:hAnsi="Times New Roman"/>
+              </w:rPr>
+            </w:pPr>
+            <w:r>
+              <w:rPr>
+                <w:rFonts w:ascii="Times New Roman" w:cs="Times New Roman" w:eastAsia="Times New Roman" w:hAnsi="Times New Roman"/>
                 <w:sz w:val="16"/>
                 <w:szCs w:val="16"/>
                 <w:rtl w:val="0"/>
@@ -9671,10 +9711,13 @@
               <w:widowControl w:val="1"/>
               <w:spacing w:after="0" w:before="0" w:line="360" w:lineRule="auto"/>
               <w:jc w:val="center"/>
-              <w:rPr/>
-            </w:pPr>
-            <w:r>
-              <w:rPr>
+              <w:rPr>
+                <w:rFonts w:ascii="Times New Roman" w:cs="Times New Roman" w:eastAsia="Times New Roman" w:hAnsi="Times New Roman"/>
+              </w:rPr>
+            </w:pPr>
+            <w:r>
+              <w:rPr>
+                <w:rFonts w:ascii="Times New Roman" w:cs="Times New Roman" w:eastAsia="Times New Roman" w:hAnsi="Times New Roman"/>
                 <w:sz w:val="16"/>
                 <w:szCs w:val="16"/>
                 <w:rtl w:val="0"/>
@@ -9700,10 +9743,13 @@
             <w:pPr>
               <w:widowControl w:val="1"/>
               <w:spacing w:after="0" w:before="0" w:line="360" w:lineRule="auto"/>
-              <w:rPr/>
-            </w:pPr>
-            <w:r>
-              <w:rPr>
+              <w:rPr>
+                <w:rFonts w:ascii="Times New Roman" w:cs="Times New Roman" w:eastAsia="Times New Roman" w:hAnsi="Times New Roman"/>
+              </w:rPr>
+            </w:pPr>
+            <w:r>
+              <w:rPr>
+                <w:rFonts w:ascii="Times New Roman" w:cs="Times New Roman" w:eastAsia="Times New Roman" w:hAnsi="Times New Roman"/>
                 <w:sz w:val="16"/>
                 <w:szCs w:val="16"/>
                 <w:rtl w:val="0"/>
@@ -9729,10 +9775,13 @@
             <w:pPr>
               <w:widowControl w:val="1"/>
               <w:spacing w:after="0" w:before="0" w:line="360" w:lineRule="auto"/>
-              <w:rPr/>
-            </w:pPr>
-            <w:r>
-              <w:rPr>
+              <w:rPr>
+                <w:rFonts w:ascii="Times New Roman" w:cs="Times New Roman" w:eastAsia="Times New Roman" w:hAnsi="Times New Roman"/>
+              </w:rPr>
+            </w:pPr>
+            <w:r>
+              <w:rPr>
+                <w:rFonts w:ascii="Times New Roman" w:cs="Times New Roman" w:eastAsia="Times New Roman" w:hAnsi="Times New Roman"/>
                 <w:sz w:val="16"/>
                 <w:szCs w:val="16"/>
                 <w:rtl w:val="0"/>
@@ -9765,10 +9814,13 @@
               <w:widowControl w:val="1"/>
               <w:spacing w:after="0" w:before="0" w:line="360" w:lineRule="auto"/>
               <w:jc w:val="center"/>
-              <w:rPr/>
-            </w:pPr>
-            <w:r>
-              <w:rPr>
+              <w:rPr>
+                <w:rFonts w:ascii="Times New Roman" w:cs="Times New Roman" w:eastAsia="Times New Roman" w:hAnsi="Times New Roman"/>
+              </w:rPr>
+            </w:pPr>
+            <w:r>
+              <w:rPr>
+                <w:rFonts w:ascii="Times New Roman" w:cs="Times New Roman" w:eastAsia="Times New Roman" w:hAnsi="Times New Roman"/>
                 <w:sz w:val="16"/>
                 <w:szCs w:val="16"/>
                 <w:rtl w:val="0"/>
@@ -9794,10 +9846,13 @@
             <w:pPr>
               <w:widowControl w:val="1"/>
               <w:spacing w:after="0" w:before="0" w:line="360" w:lineRule="auto"/>
-              <w:rPr/>
-            </w:pPr>
-            <w:r>
-              <w:rPr>
+              <w:rPr>
+                <w:rFonts w:ascii="Times New Roman" w:cs="Times New Roman" w:eastAsia="Times New Roman" w:hAnsi="Times New Roman"/>
+              </w:rPr>
+            </w:pPr>
+            <w:r>
+              <w:rPr>
+                <w:rFonts w:ascii="Times New Roman" w:cs="Times New Roman" w:eastAsia="Times New Roman" w:hAnsi="Times New Roman"/>
                 <w:sz w:val="16"/>
                 <w:szCs w:val="16"/>
                 <w:rtl w:val="0"/>
@@ -9824,10 +9879,13 @@
               <w:widowControl w:val="1"/>
               <w:spacing w:after="0" w:before="0" w:line="360" w:lineRule="auto"/>
               <w:jc w:val="center"/>
-              <w:rPr/>
-            </w:pPr>
-            <w:r>
-              <w:rPr>
+              <w:rPr>
+                <w:rFonts w:ascii="Times New Roman" w:cs="Times New Roman" w:eastAsia="Times New Roman" w:hAnsi="Times New Roman"/>
+              </w:rPr>
+            </w:pPr>
+            <w:r>
+              <w:rPr>
+                <w:rFonts w:ascii="Times New Roman" w:cs="Times New Roman" w:eastAsia="Times New Roman" w:hAnsi="Times New Roman"/>
                 <w:sz w:val="16"/>
                 <w:szCs w:val="16"/>
                 <w:rtl w:val="0"/>
@@ -9853,10 +9911,13 @@
             <w:pPr>
               <w:widowControl w:val="1"/>
               <w:spacing w:after="0" w:before="0" w:line="360" w:lineRule="auto"/>
-              <w:rPr/>
-            </w:pPr>
-            <w:r>
-              <w:rPr>
+              <w:rPr>
+                <w:rFonts w:ascii="Times New Roman" w:cs="Times New Roman" w:eastAsia="Times New Roman" w:hAnsi="Times New Roman"/>
+              </w:rPr>
+            </w:pPr>
+            <w:r>
+              <w:rPr>
+                <w:rFonts w:ascii="Times New Roman" w:cs="Times New Roman" w:eastAsia="Times New Roman" w:hAnsi="Times New Roman"/>
                 <w:sz w:val="16"/>
                 <w:szCs w:val="16"/>
                 <w:rtl w:val="0"/>
@@ -9882,10 +9943,13 @@
             <w:pPr>
               <w:widowControl w:val="1"/>
               <w:spacing w:after="0" w:before="0" w:line="360" w:lineRule="auto"/>
-              <w:rPr/>
-            </w:pPr>
-            <w:r>
-              <w:rPr>
+              <w:rPr>
+                <w:rFonts w:ascii="Times New Roman" w:cs="Times New Roman" w:eastAsia="Times New Roman" w:hAnsi="Times New Roman"/>
+              </w:rPr>
+            </w:pPr>
+            <w:r>
+              <w:rPr>
+                <w:rFonts w:ascii="Times New Roman" w:cs="Times New Roman" w:eastAsia="Times New Roman" w:hAnsi="Times New Roman"/>
                 <w:sz w:val="16"/>
                 <w:szCs w:val="16"/>
                 <w:rtl w:val="0"/>
@@ -9918,10 +9982,13 @@
               <w:widowControl w:val="1"/>
               <w:spacing w:after="0" w:before="0" w:line="360" w:lineRule="auto"/>
               <w:jc w:val="center"/>
-              <w:rPr/>
-            </w:pPr>
-            <w:r>
-              <w:rPr>
+              <w:rPr>
+                <w:rFonts w:ascii="Times New Roman" w:cs="Times New Roman" w:eastAsia="Times New Roman" w:hAnsi="Times New Roman"/>
+              </w:rPr>
+            </w:pPr>
+            <w:r>
+              <w:rPr>
+                <w:rFonts w:ascii="Times New Roman" w:cs="Times New Roman" w:eastAsia="Times New Roman" w:hAnsi="Times New Roman"/>
                 <w:sz w:val="16"/>
                 <w:szCs w:val="16"/>
                 <w:rtl w:val="0"/>
@@ -9947,10 +10014,13 @@
             <w:pPr>
               <w:widowControl w:val="1"/>
               <w:spacing w:after="0" w:before="0" w:line="360" w:lineRule="auto"/>
-              <w:rPr/>
-            </w:pPr>
-            <w:r>
-              <w:rPr>
+              <w:rPr>
+                <w:rFonts w:ascii="Times New Roman" w:cs="Times New Roman" w:eastAsia="Times New Roman" w:hAnsi="Times New Roman"/>
+              </w:rPr>
+            </w:pPr>
+            <w:r>
+              <w:rPr>
+                <w:rFonts w:ascii="Times New Roman" w:cs="Times New Roman" w:eastAsia="Times New Roman" w:hAnsi="Times New Roman"/>
                 <w:sz w:val="16"/>
                 <w:szCs w:val="16"/>
                 <w:rtl w:val="0"/>
@@ -9977,10 +10047,13 @@
               <w:widowControl w:val="1"/>
               <w:spacing w:after="0" w:before="0" w:line="360" w:lineRule="auto"/>
               <w:jc w:val="center"/>
-              <w:rPr/>
-            </w:pPr>
-            <w:r>
-              <w:rPr>
+              <w:rPr>
+                <w:rFonts w:ascii="Times New Roman" w:cs="Times New Roman" w:eastAsia="Times New Roman" w:hAnsi="Times New Roman"/>
+              </w:rPr>
+            </w:pPr>
+            <w:r>
+              <w:rPr>
+                <w:rFonts w:ascii="Times New Roman" w:cs="Times New Roman" w:eastAsia="Times New Roman" w:hAnsi="Times New Roman"/>
                 <w:sz w:val="16"/>
                 <w:szCs w:val="16"/>
                 <w:rtl w:val="0"/>
@@ -10006,10 +10079,13 @@
             <w:pPr>
               <w:widowControl w:val="1"/>
               <w:spacing w:after="0" w:before="0" w:line="360" w:lineRule="auto"/>
-              <w:rPr/>
-            </w:pPr>
-            <w:r>
-              <w:rPr>
+              <w:rPr>
+                <w:rFonts w:ascii="Times New Roman" w:cs="Times New Roman" w:eastAsia="Times New Roman" w:hAnsi="Times New Roman"/>
+              </w:rPr>
+            </w:pPr>
+            <w:r>
+              <w:rPr>
+                <w:rFonts w:ascii="Times New Roman" w:cs="Times New Roman" w:eastAsia="Times New Roman" w:hAnsi="Times New Roman"/>
                 <w:sz w:val="16"/>
                 <w:szCs w:val="16"/>
                 <w:rtl w:val="0"/>
@@ -10035,10 +10111,13 @@
             <w:pPr>
               <w:widowControl w:val="1"/>
               <w:spacing w:after="0" w:before="0" w:line="360" w:lineRule="auto"/>
-              <w:rPr/>
-            </w:pPr>
-            <w:r>
-              <w:rPr>
+              <w:rPr>
+                <w:rFonts w:ascii="Times New Roman" w:cs="Times New Roman" w:eastAsia="Times New Roman" w:hAnsi="Times New Roman"/>
+              </w:rPr>
+            </w:pPr>
+            <w:r>
+              <w:rPr>
+                <w:rFonts w:ascii="Times New Roman" w:cs="Times New Roman" w:eastAsia="Times New Roman" w:hAnsi="Times New Roman"/>
                 <w:sz w:val="16"/>
                 <w:szCs w:val="16"/>
                 <w:rtl w:val="0"/>
@@ -10071,10 +10150,13 @@
               <w:widowControl w:val="1"/>
               <w:spacing w:after="0" w:before="0" w:line="360" w:lineRule="auto"/>
               <w:jc w:val="center"/>
-              <w:rPr/>
-            </w:pPr>
-            <w:r>
-              <w:rPr>
+              <w:rPr>
+                <w:rFonts w:ascii="Times New Roman" w:cs="Times New Roman" w:eastAsia="Times New Roman" w:hAnsi="Times New Roman"/>
+              </w:rPr>
+            </w:pPr>
+            <w:r>
+              <w:rPr>
+                <w:rFonts w:ascii="Times New Roman" w:cs="Times New Roman" w:eastAsia="Times New Roman" w:hAnsi="Times New Roman"/>
                 <w:sz w:val="16"/>
                 <w:szCs w:val="16"/>
                 <w:rtl w:val="0"/>
@@ -10100,10 +10182,13 @@
             <w:pPr>
               <w:widowControl w:val="1"/>
               <w:spacing w:after="0" w:before="0" w:line="360" w:lineRule="auto"/>
-              <w:rPr/>
-            </w:pPr>
-            <w:r>
-              <w:rPr>
+              <w:rPr>
+                <w:rFonts w:ascii="Times New Roman" w:cs="Times New Roman" w:eastAsia="Times New Roman" w:hAnsi="Times New Roman"/>
+              </w:rPr>
+            </w:pPr>
+            <w:r>
+              <w:rPr>
+                <w:rFonts w:ascii="Times New Roman" w:cs="Times New Roman" w:eastAsia="Times New Roman" w:hAnsi="Times New Roman"/>
                 <w:sz w:val="16"/>
                 <w:szCs w:val="16"/>
                 <w:rtl w:val="0"/>
@@ -10130,10 +10215,13 @@
               <w:widowControl w:val="1"/>
               <w:spacing w:after="0" w:before="0" w:line="360" w:lineRule="auto"/>
               <w:jc w:val="center"/>
-              <w:rPr/>
-            </w:pPr>
-            <w:r>
-              <w:rPr>
+              <w:rPr>
+                <w:rFonts w:ascii="Times New Roman" w:cs="Times New Roman" w:eastAsia="Times New Roman" w:hAnsi="Times New Roman"/>
+              </w:rPr>
+            </w:pPr>
+            <w:r>
+              <w:rPr>
+                <w:rFonts w:ascii="Times New Roman" w:cs="Times New Roman" w:eastAsia="Times New Roman" w:hAnsi="Times New Roman"/>
                 <w:sz w:val="16"/>
                 <w:szCs w:val="16"/>
                 <w:rtl w:val="0"/>
@@ -10159,10 +10247,13 @@
             <w:pPr>
               <w:widowControl w:val="1"/>
               <w:spacing w:after="0" w:before="0" w:line="360" w:lineRule="auto"/>
-              <w:rPr/>
-            </w:pPr>
-            <w:r>
-              <w:rPr>
+              <w:rPr>
+                <w:rFonts w:ascii="Times New Roman" w:cs="Times New Roman" w:eastAsia="Times New Roman" w:hAnsi="Times New Roman"/>
+              </w:rPr>
+            </w:pPr>
+            <w:r>
+              <w:rPr>
+                <w:rFonts w:ascii="Times New Roman" w:cs="Times New Roman" w:eastAsia="Times New Roman" w:hAnsi="Times New Roman"/>
                 <w:sz w:val="16"/>
                 <w:szCs w:val="16"/>
                 <w:rtl w:val="0"/>
@@ -10188,10 +10279,13 @@
             <w:pPr>
               <w:widowControl w:val="1"/>
               <w:spacing w:after="0" w:before="0" w:line="360" w:lineRule="auto"/>
-              <w:rPr/>
-            </w:pPr>
-            <w:r>
-              <w:rPr>
+              <w:rPr>
+                <w:rFonts w:ascii="Times New Roman" w:cs="Times New Roman" w:eastAsia="Times New Roman" w:hAnsi="Times New Roman"/>
+              </w:rPr>
+            </w:pPr>
+            <w:r>
+              <w:rPr>
+                <w:rFonts w:ascii="Times New Roman" w:cs="Times New Roman" w:eastAsia="Times New Roman" w:hAnsi="Times New Roman"/>
                 <w:sz w:val="16"/>
                 <w:szCs w:val="16"/>
                 <w:rtl w:val="0"/>
@@ -10224,10 +10318,13 @@
               <w:widowControl w:val="1"/>
               <w:spacing w:after="0" w:before="0" w:line="360" w:lineRule="auto"/>
               <w:jc w:val="center"/>
-              <w:rPr/>
-            </w:pPr>
-            <w:r>
-              <w:rPr>
+              <w:rPr>
+                <w:rFonts w:ascii="Times New Roman" w:cs="Times New Roman" w:eastAsia="Times New Roman" w:hAnsi="Times New Roman"/>
+              </w:rPr>
+            </w:pPr>
+            <w:r>
+              <w:rPr>
+                <w:rFonts w:ascii="Times New Roman" w:cs="Times New Roman" w:eastAsia="Times New Roman" w:hAnsi="Times New Roman"/>
                 <w:sz w:val="16"/>
                 <w:szCs w:val="16"/>
                 <w:rtl w:val="0"/>
@@ -10253,10 +10350,13 @@
             <w:pPr>
               <w:widowControl w:val="1"/>
               <w:spacing w:after="0" w:before="0" w:line="360" w:lineRule="auto"/>
-              <w:rPr/>
-            </w:pPr>
-            <w:r>
-              <w:rPr>
+              <w:rPr>
+                <w:rFonts w:ascii="Times New Roman" w:cs="Times New Roman" w:eastAsia="Times New Roman" w:hAnsi="Times New Roman"/>
+              </w:rPr>
+            </w:pPr>
+            <w:r>
+              <w:rPr>
+                <w:rFonts w:ascii="Times New Roman" w:cs="Times New Roman" w:eastAsia="Times New Roman" w:hAnsi="Times New Roman"/>
                 <w:sz w:val="16"/>
                 <w:szCs w:val="16"/>
                 <w:rtl w:val="0"/>
@@ -10283,10 +10383,13 @@
               <w:widowControl w:val="1"/>
               <w:spacing w:after="0" w:before="0" w:line="360" w:lineRule="auto"/>
               <w:jc w:val="center"/>
-              <w:rPr/>
-            </w:pPr>
-            <w:r>
-              <w:rPr>
+              <w:rPr>
+                <w:rFonts w:ascii="Times New Roman" w:cs="Times New Roman" w:eastAsia="Times New Roman" w:hAnsi="Times New Roman"/>
+              </w:rPr>
+            </w:pPr>
+            <w:r>
+              <w:rPr>
+                <w:rFonts w:ascii="Times New Roman" w:cs="Times New Roman" w:eastAsia="Times New Roman" w:hAnsi="Times New Roman"/>
                 <w:sz w:val="16"/>
                 <w:szCs w:val="16"/>
                 <w:rtl w:val="0"/>
@@ -10312,10 +10415,13 @@
             <w:pPr>
               <w:widowControl w:val="1"/>
               <w:spacing w:after="0" w:before="0" w:line="360" w:lineRule="auto"/>
-              <w:rPr/>
-            </w:pPr>
-            <w:r>
-              <w:rPr>
+              <w:rPr>
+                <w:rFonts w:ascii="Times New Roman" w:cs="Times New Roman" w:eastAsia="Times New Roman" w:hAnsi="Times New Roman"/>
+              </w:rPr>
+            </w:pPr>
+            <w:r>
+              <w:rPr>
+                <w:rFonts w:ascii="Times New Roman" w:cs="Times New Roman" w:eastAsia="Times New Roman" w:hAnsi="Times New Roman"/>
                 <w:sz w:val="16"/>
                 <w:szCs w:val="16"/>
                 <w:rtl w:val="0"/>
@@ -10341,10 +10447,13 @@
             <w:pPr>
               <w:widowControl w:val="1"/>
               <w:spacing w:after="0" w:before="0" w:line="360" w:lineRule="auto"/>
-              <w:rPr/>
-            </w:pPr>
-            <w:r>
-              <w:rPr>
+              <w:rPr>
+                <w:rFonts w:ascii="Times New Roman" w:cs="Times New Roman" w:eastAsia="Times New Roman" w:hAnsi="Times New Roman"/>
+              </w:rPr>
+            </w:pPr>
+            <w:r>
+              <w:rPr>
+                <w:rFonts w:ascii="Times New Roman" w:cs="Times New Roman" w:eastAsia="Times New Roman" w:hAnsi="Times New Roman"/>
                 <w:sz w:val="16"/>
                 <w:szCs w:val="16"/>
                 <w:rtl w:val="0"/>
@@ -10377,10 +10486,13 @@
               <w:widowControl w:val="1"/>
               <w:spacing w:after="0" w:before="0" w:line="360" w:lineRule="auto"/>
               <w:jc w:val="center"/>
-              <w:rPr/>
-            </w:pPr>
-            <w:r>
-              <w:rPr>
+              <w:rPr>
+                <w:rFonts w:ascii="Times New Roman" w:cs="Times New Roman" w:eastAsia="Times New Roman" w:hAnsi="Times New Roman"/>
+              </w:rPr>
+            </w:pPr>
+            <w:r>
+              <w:rPr>
+                <w:rFonts w:ascii="Times New Roman" w:cs="Times New Roman" w:eastAsia="Times New Roman" w:hAnsi="Times New Roman"/>
                 <w:sz w:val="16"/>
                 <w:szCs w:val="16"/>
                 <w:rtl w:val="0"/>
@@ -10406,10 +10518,13 @@
             <w:pPr>
               <w:widowControl w:val="1"/>
               <w:spacing w:after="0" w:before="0" w:line="360" w:lineRule="auto"/>
-              <w:rPr/>
-            </w:pPr>
-            <w:r>
-              <w:rPr>
+              <w:rPr>
+                <w:rFonts w:ascii="Times New Roman" w:cs="Times New Roman" w:eastAsia="Times New Roman" w:hAnsi="Times New Roman"/>
+              </w:rPr>
+            </w:pPr>
+            <w:r>
+              <w:rPr>
+                <w:rFonts w:ascii="Times New Roman" w:cs="Times New Roman" w:eastAsia="Times New Roman" w:hAnsi="Times New Roman"/>
                 <w:sz w:val="16"/>
                 <w:szCs w:val="16"/>
                 <w:rtl w:val="0"/>
@@ -10436,10 +10551,13 @@
               <w:widowControl w:val="1"/>
               <w:spacing w:after="0" w:before="0" w:line="360" w:lineRule="auto"/>
               <w:jc w:val="center"/>
-              <w:rPr/>
-            </w:pPr>
-            <w:r>
-              <w:rPr>
+              <w:rPr>
+                <w:rFonts w:ascii="Times New Roman" w:cs="Times New Roman" w:eastAsia="Times New Roman" w:hAnsi="Times New Roman"/>
+              </w:rPr>
+            </w:pPr>
+            <w:r>
+              <w:rPr>
+                <w:rFonts w:ascii="Times New Roman" w:cs="Times New Roman" w:eastAsia="Times New Roman" w:hAnsi="Times New Roman"/>
                 <w:sz w:val="16"/>
                 <w:szCs w:val="16"/>
                 <w:rtl w:val="0"/>
@@ -10465,10 +10583,13 @@
             <w:pPr>
               <w:widowControl w:val="1"/>
               <w:spacing w:after="0" w:before="0" w:line="360" w:lineRule="auto"/>
-              <w:rPr/>
-            </w:pPr>
-            <w:r>
-              <w:rPr>
+              <w:rPr>
+                <w:rFonts w:ascii="Times New Roman" w:cs="Times New Roman" w:eastAsia="Times New Roman" w:hAnsi="Times New Roman"/>
+              </w:rPr>
+            </w:pPr>
+            <w:r>
+              <w:rPr>
+                <w:rFonts w:ascii="Times New Roman" w:cs="Times New Roman" w:eastAsia="Times New Roman" w:hAnsi="Times New Roman"/>
                 <w:sz w:val="16"/>
                 <w:szCs w:val="16"/>
                 <w:rtl w:val="0"/>
@@ -10494,10 +10615,13 @@
             <w:pPr>
               <w:widowControl w:val="1"/>
               <w:spacing w:after="0" w:before="0" w:line="360" w:lineRule="auto"/>
-              <w:rPr/>
-            </w:pPr>
-            <w:r>
-              <w:rPr>
+              <w:rPr>
+                <w:rFonts w:ascii="Times New Roman" w:cs="Times New Roman" w:eastAsia="Times New Roman" w:hAnsi="Times New Roman"/>
+              </w:rPr>
+            </w:pPr>
+            <w:r>
+              <w:rPr>
+                <w:rFonts w:ascii="Times New Roman" w:cs="Times New Roman" w:eastAsia="Times New Roman" w:hAnsi="Times New Roman"/>
                 <w:sz w:val="16"/>
                 <w:szCs w:val="16"/>
                 <w:rtl w:val="0"/>
@@ -10524,6 +10648,7 @@
               <w:spacing w:line="360" w:lineRule="auto"/>
               <w:jc w:val="center"/>
               <w:rPr>
+                <w:rFonts w:ascii="Times New Roman" w:cs="Times New Roman" w:eastAsia="Times New Roman" w:hAnsi="Times New Roman"/>
                 <w:sz w:val="16"/>
                 <w:szCs w:val="16"/>
               </w:rPr>
@@ -10539,12 +10664,14 @@
               <w:spacing w:line="360" w:lineRule="auto"/>
               <w:jc w:val="center"/>
               <w:rPr>
+                <w:rFonts w:ascii="Times New Roman" w:cs="Times New Roman" w:eastAsia="Times New Roman" w:hAnsi="Times New Roman"/>
                 <w:sz w:val="16"/>
                 <w:szCs w:val="16"/>
               </w:rPr>
             </w:pPr>
             <w:r>
               <w:rPr>
+                <w:rFonts w:ascii="Times New Roman" w:cs="Times New Roman" w:eastAsia="Times New Roman" w:hAnsi="Times New Roman"/>
                 <w:sz w:val="16"/>
                 <w:szCs w:val="16"/>
                 <w:rtl w:val="0"/>
@@ -10559,12 +10686,14 @@
             <w:pPr>
               <w:spacing w:line="360" w:lineRule="auto"/>
               <w:rPr>
+                <w:rFonts w:ascii="Times New Roman" w:cs="Times New Roman" w:eastAsia="Times New Roman" w:hAnsi="Times New Roman"/>
                 <w:sz w:val="16"/>
                 <w:szCs w:val="16"/>
               </w:rPr>
             </w:pPr>
             <w:r>
               <w:rPr>
+                <w:rFonts w:ascii="Times New Roman" w:cs="Times New Roman" w:eastAsia="Times New Roman" w:hAnsi="Times New Roman"/>
                 <w:sz w:val="16"/>
                 <w:szCs w:val="16"/>
                 <w:rtl w:val="0"/>
@@ -10579,12 +10708,14 @@
             <w:pPr>
               <w:spacing w:line="360" w:lineRule="auto"/>
               <w:rPr>
+                <w:rFonts w:ascii="Times New Roman" w:cs="Times New Roman" w:eastAsia="Times New Roman" w:hAnsi="Times New Roman"/>
                 <w:sz w:val="16"/>
                 <w:szCs w:val="16"/>
               </w:rPr>
             </w:pPr>
             <w:r>
               <w:rPr>
+                <w:rFonts w:ascii="Times New Roman" w:cs="Times New Roman" w:eastAsia="Times New Roman" w:hAnsi="Times New Roman"/>
                 <w:sz w:val="16"/>
                 <w:szCs w:val="16"/>
                 <w:rtl w:val="0"/>
@@ -10599,12 +10730,14 @@
             <w:pPr>
               <w:spacing w:line="360" w:lineRule="auto"/>
               <w:rPr>
+                <w:rFonts w:ascii="Times New Roman" w:cs="Times New Roman" w:eastAsia="Times New Roman" w:hAnsi="Times New Roman"/>
                 <w:sz w:val="16"/>
                 <w:szCs w:val="16"/>
               </w:rPr>
             </w:pPr>
             <w:r>
               <w:rPr>
+                <w:rFonts w:ascii="Times New Roman" w:cs="Times New Roman" w:eastAsia="Times New Roman" w:hAnsi="Times New Roman"/>
                 <w:sz w:val="16"/>
                 <w:szCs w:val="16"/>
                 <w:rtl w:val="0"/>
@@ -10619,12 +10752,14 @@
             <w:pPr>
               <w:spacing w:line="360" w:lineRule="auto"/>
               <w:rPr>
+                <w:rFonts w:ascii="Times New Roman" w:cs="Times New Roman" w:eastAsia="Times New Roman" w:hAnsi="Times New Roman"/>
                 <w:sz w:val="16"/>
                 <w:szCs w:val="16"/>
               </w:rPr>
             </w:pPr>
             <w:r>
               <w:rPr>
+                <w:rFonts w:ascii="Times New Roman" w:cs="Times New Roman" w:eastAsia="Times New Roman" w:hAnsi="Times New Roman"/>
                 <w:sz w:val="16"/>
                 <w:szCs w:val="16"/>
                 <w:rtl w:val="0"/>
@@ -10653,6 +10788,7 @@
         <w:ind w:left="0" w:right="0" w:firstLine="0"/>
         <w:jc w:val="left"/>
         <w:rPr>
+          <w:rFonts w:ascii="Times New Roman" w:cs="Times New Roman" w:eastAsia="Times New Roman" w:hAnsi="Times New Roman"/>
           <w:b w:val="1"/>
           <w:bCs w:val="1"/>
           <w:color w:val="002b5c"/>
@@ -10684,7 +10820,7 @@
         <w:ind w:left="0" w:right="0" w:firstLine="0"/>
         <w:jc w:val="left"/>
         <w:rPr>
-          <w:rFonts w:ascii="Aptos" w:cs="Aptos" w:eastAsia="Aptos" w:hAnsi="Aptos"/>
+          <w:rFonts w:ascii="Times New Roman" w:cs="Times New Roman" w:eastAsia="Times New Roman" w:hAnsi="Times New Roman"/>
           <w:b w:val="1"/>
           <w:bCs w:val="1"/>
           <w:i w:val="0"/>
@@ -10701,7 +10837,7 @@
       </w:pPr>
       <w:r>
         <w:rPr>
-          <w:rFonts w:ascii="Aptos" w:cs="Aptos" w:eastAsia="Aptos" w:hAnsi="Aptos"/>
+          <w:rFonts w:ascii="Times New Roman" w:cs="Times New Roman" w:eastAsia="Times New Roman" w:hAnsi="Times New Roman"/>
           <w:b w:val="1"/>
           <w:bCs w:val="1"/>
           <w:i w:val="0"/>
@@ -10722,10 +10858,13 @@
     <w:p>
       <w:pPr>
         <w:spacing w:after="100" w:before="0" w:line="360" w:lineRule="auto"/>
-        <w:rPr/>
-      </w:pPr>
-      <w:r>
-        <w:rPr>
+        <w:rPr>
+          <w:rFonts w:ascii="Times New Roman" w:cs="Times New Roman" w:eastAsia="Times New Roman" w:hAnsi="Times New Roman"/>
+        </w:rPr>
+      </w:pPr>
+      <w:r>
+        <w:rPr>
+          <w:rFonts w:ascii="Times New Roman" w:cs="Times New Roman" w:eastAsia="Times New Roman" w:hAnsi="Times New Roman"/>
           <w:rtl w:val="0"/>
         </w:rPr>
         <w:t xml:space="preserve">Los riesgos se presentan junto con su mitigación para evitar que el proyecto quede descrito como una lista abierta de amenazas sin gestión asociada.</w:t>
@@ -10776,10 +10915,13 @@
               <w:widowControl w:val="1"/>
               <w:spacing w:after="0" w:before="0" w:line="360" w:lineRule="auto"/>
               <w:jc w:val="center"/>
-              <w:rPr/>
-            </w:pPr>
-            <w:r>
-              <w:rPr>
+              <w:rPr>
+                <w:rFonts w:ascii="Times New Roman" w:cs="Times New Roman" w:eastAsia="Times New Roman" w:hAnsi="Times New Roman"/>
+              </w:rPr>
+            </w:pPr>
+            <w:r>
+              <w:rPr>
+                <w:rFonts w:ascii="Times New Roman" w:cs="Times New Roman" w:eastAsia="Times New Roman" w:hAnsi="Times New Roman"/>
                 <w:b w:val="1"/>
                 <w:bCs w:val="1"/>
                 <w:color w:val="002b5c"/>
@@ -10806,10 +10948,13 @@
               <w:widowControl w:val="1"/>
               <w:spacing w:after="0" w:before="0" w:line="360" w:lineRule="auto"/>
               <w:jc w:val="center"/>
-              <w:rPr/>
-            </w:pPr>
-            <w:r>
-              <w:rPr>
+              <w:rPr>
+                <w:rFonts w:ascii="Times New Roman" w:cs="Times New Roman" w:eastAsia="Times New Roman" w:hAnsi="Times New Roman"/>
+              </w:rPr>
+            </w:pPr>
+            <w:r>
+              <w:rPr>
+                <w:rFonts w:ascii="Times New Roman" w:cs="Times New Roman" w:eastAsia="Times New Roman" w:hAnsi="Times New Roman"/>
                 <w:b w:val="1"/>
                 <w:bCs w:val="1"/>
                 <w:color w:val="002b5c"/>
@@ -10836,10 +10981,13 @@
               <w:widowControl w:val="1"/>
               <w:spacing w:after="0" w:before="0" w:line="360" w:lineRule="auto"/>
               <w:jc w:val="center"/>
-              <w:rPr/>
-            </w:pPr>
-            <w:r>
-              <w:rPr>
+              <w:rPr>
+                <w:rFonts w:ascii="Times New Roman" w:cs="Times New Roman" w:eastAsia="Times New Roman" w:hAnsi="Times New Roman"/>
+              </w:rPr>
+            </w:pPr>
+            <w:r>
+              <w:rPr>
+                <w:rFonts w:ascii="Times New Roman" w:cs="Times New Roman" w:eastAsia="Times New Roman" w:hAnsi="Times New Roman"/>
                 <w:b w:val="1"/>
                 <w:bCs w:val="1"/>
                 <w:color w:val="002b5c"/>
@@ -10866,10 +11014,13 @@
               <w:widowControl w:val="1"/>
               <w:spacing w:after="0" w:before="0" w:line="360" w:lineRule="auto"/>
               <w:jc w:val="center"/>
-              <w:rPr/>
-            </w:pPr>
-            <w:r>
-              <w:rPr>
+              <w:rPr>
+                <w:rFonts w:ascii="Times New Roman" w:cs="Times New Roman" w:eastAsia="Times New Roman" w:hAnsi="Times New Roman"/>
+              </w:rPr>
+            </w:pPr>
+            <w:r>
+              <w:rPr>
+                <w:rFonts w:ascii="Times New Roman" w:cs="Times New Roman" w:eastAsia="Times New Roman" w:hAnsi="Times New Roman"/>
                 <w:b w:val="1"/>
                 <w:bCs w:val="1"/>
                 <w:color w:val="002b5c"/>
@@ -10905,10 +11056,13 @@
               <w:widowControl w:val="1"/>
               <w:spacing w:after="0" w:before="0" w:line="360" w:lineRule="auto"/>
               <w:jc w:val="center"/>
-              <w:rPr/>
-            </w:pPr>
-            <w:r>
-              <w:rPr>
+              <w:rPr>
+                <w:rFonts w:ascii="Times New Roman" w:cs="Times New Roman" w:eastAsia="Times New Roman" w:hAnsi="Times New Roman"/>
+              </w:rPr>
+            </w:pPr>
+            <w:r>
+              <w:rPr>
+                <w:rFonts w:ascii="Times New Roman" w:cs="Times New Roman" w:eastAsia="Times New Roman" w:hAnsi="Times New Roman"/>
                 <w:sz w:val="16"/>
                 <w:szCs w:val="16"/>
                 <w:rtl w:val="0"/>
@@ -10934,10 +11088,13 @@
             <w:pPr>
               <w:widowControl w:val="1"/>
               <w:spacing w:after="0" w:before="0" w:line="360" w:lineRule="auto"/>
-              <w:rPr/>
-            </w:pPr>
-            <w:r>
-              <w:rPr>
+              <w:rPr>
+                <w:rFonts w:ascii="Times New Roman" w:cs="Times New Roman" w:eastAsia="Times New Roman" w:hAnsi="Times New Roman"/>
+              </w:rPr>
+            </w:pPr>
+            <w:r>
+              <w:rPr>
+                <w:rFonts w:ascii="Times New Roman" w:cs="Times New Roman" w:eastAsia="Times New Roman" w:hAnsi="Times New Roman"/>
                 <w:sz w:val="16"/>
                 <w:szCs w:val="16"/>
                 <w:rtl w:val="0"/>
@@ -10963,10 +11120,13 @@
             <w:pPr>
               <w:widowControl w:val="1"/>
               <w:spacing w:after="0" w:before="0" w:line="360" w:lineRule="auto"/>
-              <w:rPr/>
-            </w:pPr>
-            <w:r>
-              <w:rPr>
+              <w:rPr>
+                <w:rFonts w:ascii="Times New Roman" w:cs="Times New Roman" w:eastAsia="Times New Roman" w:hAnsi="Times New Roman"/>
+              </w:rPr>
+            </w:pPr>
+            <w:r>
+              <w:rPr>
+                <w:rFonts w:ascii="Times New Roman" w:cs="Times New Roman" w:eastAsia="Times New Roman" w:hAnsi="Times New Roman"/>
                 <w:sz w:val="16"/>
                 <w:szCs w:val="16"/>
                 <w:rtl w:val="0"/>
@@ -10992,10 +11152,13 @@
             <w:pPr>
               <w:widowControl w:val="1"/>
               <w:spacing w:after="0" w:before="0" w:line="360" w:lineRule="auto"/>
-              <w:rPr/>
-            </w:pPr>
-            <w:r>
-              <w:rPr>
+              <w:rPr>
+                <w:rFonts w:ascii="Times New Roman" w:cs="Times New Roman" w:eastAsia="Times New Roman" w:hAnsi="Times New Roman"/>
+              </w:rPr>
+            </w:pPr>
+            <w:r>
+              <w:rPr>
+                <w:rFonts w:ascii="Times New Roman" w:cs="Times New Roman" w:eastAsia="Times New Roman" w:hAnsi="Times New Roman"/>
                 <w:sz w:val="16"/>
                 <w:szCs w:val="16"/>
                 <w:rtl w:val="0"/>
@@ -11028,10 +11191,13 @@
               <w:widowControl w:val="1"/>
               <w:spacing w:after="0" w:before="0" w:line="360" w:lineRule="auto"/>
               <w:jc w:val="center"/>
-              <w:rPr/>
-            </w:pPr>
-            <w:r>
-              <w:rPr>
+              <w:rPr>
+                <w:rFonts w:ascii="Times New Roman" w:cs="Times New Roman" w:eastAsia="Times New Roman" w:hAnsi="Times New Roman"/>
+              </w:rPr>
+            </w:pPr>
+            <w:r>
+              <w:rPr>
+                <w:rFonts w:ascii="Times New Roman" w:cs="Times New Roman" w:eastAsia="Times New Roman" w:hAnsi="Times New Roman"/>
                 <w:sz w:val="16"/>
                 <w:szCs w:val="16"/>
                 <w:rtl w:val="0"/>
@@ -11057,10 +11223,13 @@
             <w:pPr>
               <w:widowControl w:val="1"/>
               <w:spacing w:after="0" w:before="0" w:line="360" w:lineRule="auto"/>
-              <w:rPr/>
-            </w:pPr>
-            <w:r>
-              <w:rPr>
+              <w:rPr>
+                <w:rFonts w:ascii="Times New Roman" w:cs="Times New Roman" w:eastAsia="Times New Roman" w:hAnsi="Times New Roman"/>
+              </w:rPr>
+            </w:pPr>
+            <w:r>
+              <w:rPr>
+                <w:rFonts w:ascii="Times New Roman" w:cs="Times New Roman" w:eastAsia="Times New Roman" w:hAnsi="Times New Roman"/>
                 <w:sz w:val="16"/>
                 <w:szCs w:val="16"/>
                 <w:rtl w:val="0"/>
@@ -11086,10 +11255,13 @@
             <w:pPr>
               <w:widowControl w:val="1"/>
               <w:spacing w:after="0" w:before="0" w:line="360" w:lineRule="auto"/>
-              <w:rPr/>
-            </w:pPr>
-            <w:r>
-              <w:rPr>
+              <w:rPr>
+                <w:rFonts w:ascii="Times New Roman" w:cs="Times New Roman" w:eastAsia="Times New Roman" w:hAnsi="Times New Roman"/>
+              </w:rPr>
+            </w:pPr>
+            <w:r>
+              <w:rPr>
+                <w:rFonts w:ascii="Times New Roman" w:cs="Times New Roman" w:eastAsia="Times New Roman" w:hAnsi="Times New Roman"/>
                 <w:sz w:val="16"/>
                 <w:szCs w:val="16"/>
                 <w:rtl w:val="0"/>
@@ -11115,10 +11287,13 @@
             <w:pPr>
               <w:widowControl w:val="1"/>
               <w:spacing w:after="0" w:before="0" w:line="360" w:lineRule="auto"/>
-              <w:rPr/>
-            </w:pPr>
-            <w:r>
-              <w:rPr>
+              <w:rPr>
+                <w:rFonts w:ascii="Times New Roman" w:cs="Times New Roman" w:eastAsia="Times New Roman" w:hAnsi="Times New Roman"/>
+              </w:rPr>
+            </w:pPr>
+            <w:r>
+              <w:rPr>
+                <w:rFonts w:ascii="Times New Roman" w:cs="Times New Roman" w:eastAsia="Times New Roman" w:hAnsi="Times New Roman"/>
                 <w:sz w:val="16"/>
                 <w:szCs w:val="16"/>
                 <w:rtl w:val="0"/>
@@ -11151,10 +11326,13 @@
               <w:widowControl w:val="1"/>
               <w:spacing w:after="0" w:before="0" w:line="360" w:lineRule="auto"/>
               <w:jc w:val="center"/>
-              <w:rPr/>
-            </w:pPr>
-            <w:r>
-              <w:rPr>
+              <w:rPr>
+                <w:rFonts w:ascii="Times New Roman" w:cs="Times New Roman" w:eastAsia="Times New Roman" w:hAnsi="Times New Roman"/>
+              </w:rPr>
+            </w:pPr>
+            <w:r>
+              <w:rPr>
+                <w:rFonts w:ascii="Times New Roman" w:cs="Times New Roman" w:eastAsia="Times New Roman" w:hAnsi="Times New Roman"/>
                 <w:sz w:val="16"/>
                 <w:szCs w:val="16"/>
                 <w:rtl w:val="0"/>
@@ -11180,10 +11358,13 @@
             <w:pPr>
               <w:widowControl w:val="1"/>
               <w:spacing w:after="0" w:before="0" w:line="360" w:lineRule="auto"/>
-              <w:rPr/>
-            </w:pPr>
-            <w:r>
-              <w:rPr>
+              <w:rPr>
+                <w:rFonts w:ascii="Times New Roman" w:cs="Times New Roman" w:eastAsia="Times New Roman" w:hAnsi="Times New Roman"/>
+              </w:rPr>
+            </w:pPr>
+            <w:r>
+              <w:rPr>
+                <w:rFonts w:ascii="Times New Roman" w:cs="Times New Roman" w:eastAsia="Times New Roman" w:hAnsi="Times New Roman"/>
                 <w:sz w:val="16"/>
                 <w:szCs w:val="16"/>
                 <w:rtl w:val="0"/>
@@ -11209,10 +11390,13 @@
             <w:pPr>
               <w:widowControl w:val="1"/>
               <w:spacing w:after="0" w:before="0" w:line="360" w:lineRule="auto"/>
-              <w:rPr/>
-            </w:pPr>
-            <w:r>
-              <w:rPr>
+              <w:rPr>
+                <w:rFonts w:ascii="Times New Roman" w:cs="Times New Roman" w:eastAsia="Times New Roman" w:hAnsi="Times New Roman"/>
+              </w:rPr>
+            </w:pPr>
+            <w:r>
+              <w:rPr>
+                <w:rFonts w:ascii="Times New Roman" w:cs="Times New Roman" w:eastAsia="Times New Roman" w:hAnsi="Times New Roman"/>
                 <w:sz w:val="16"/>
                 <w:szCs w:val="16"/>
                 <w:rtl w:val="0"/>
@@ -11238,10 +11422,13 @@
             <w:pPr>
               <w:widowControl w:val="1"/>
               <w:spacing w:after="0" w:before="0" w:line="360" w:lineRule="auto"/>
-              <w:rPr/>
-            </w:pPr>
-            <w:r>
-              <w:rPr>
+              <w:rPr>
+                <w:rFonts w:ascii="Times New Roman" w:cs="Times New Roman" w:eastAsia="Times New Roman" w:hAnsi="Times New Roman"/>
+              </w:rPr>
+            </w:pPr>
+            <w:r>
+              <w:rPr>
+                <w:rFonts w:ascii="Times New Roman" w:cs="Times New Roman" w:eastAsia="Times New Roman" w:hAnsi="Times New Roman"/>
                 <w:sz w:val="16"/>
                 <w:szCs w:val="16"/>
                 <w:rtl w:val="0"/>
@@ -11274,10 +11461,13 @@
               <w:widowControl w:val="1"/>
               <w:spacing w:after="0" w:before="0" w:line="360" w:lineRule="auto"/>
               <w:jc w:val="center"/>
-              <w:rPr/>
-            </w:pPr>
-            <w:r>
-              <w:rPr>
+              <w:rPr>
+                <w:rFonts w:ascii="Times New Roman" w:cs="Times New Roman" w:eastAsia="Times New Roman" w:hAnsi="Times New Roman"/>
+              </w:rPr>
+            </w:pPr>
+            <w:r>
+              <w:rPr>
+                <w:rFonts w:ascii="Times New Roman" w:cs="Times New Roman" w:eastAsia="Times New Roman" w:hAnsi="Times New Roman"/>
                 <w:sz w:val="16"/>
                 <w:szCs w:val="16"/>
                 <w:rtl w:val="0"/>
@@ -11303,10 +11493,13 @@
             <w:pPr>
               <w:widowControl w:val="1"/>
               <w:spacing w:after="0" w:before="0" w:line="360" w:lineRule="auto"/>
-              <w:rPr/>
-            </w:pPr>
-            <w:r>
-              <w:rPr>
+              <w:rPr>
+                <w:rFonts w:ascii="Times New Roman" w:cs="Times New Roman" w:eastAsia="Times New Roman" w:hAnsi="Times New Roman"/>
+              </w:rPr>
+            </w:pPr>
+            <w:r>
+              <w:rPr>
+                <w:rFonts w:ascii="Times New Roman" w:cs="Times New Roman" w:eastAsia="Times New Roman" w:hAnsi="Times New Roman"/>
                 <w:sz w:val="16"/>
                 <w:szCs w:val="16"/>
                 <w:rtl w:val="0"/>
@@ -11332,10 +11525,13 @@
             <w:pPr>
               <w:widowControl w:val="1"/>
               <w:spacing w:after="0" w:before="0" w:line="360" w:lineRule="auto"/>
-              <w:rPr/>
-            </w:pPr>
-            <w:r>
-              <w:rPr>
+              <w:rPr>
+                <w:rFonts w:ascii="Times New Roman" w:cs="Times New Roman" w:eastAsia="Times New Roman" w:hAnsi="Times New Roman"/>
+              </w:rPr>
+            </w:pPr>
+            <w:r>
+              <w:rPr>
+                <w:rFonts w:ascii="Times New Roman" w:cs="Times New Roman" w:eastAsia="Times New Roman" w:hAnsi="Times New Roman"/>
                 <w:sz w:val="16"/>
                 <w:szCs w:val="16"/>
                 <w:rtl w:val="0"/>
@@ -11361,10 +11557,13 @@
             <w:pPr>
               <w:widowControl w:val="1"/>
               <w:spacing w:after="0" w:before="0" w:line="360" w:lineRule="auto"/>
-              <w:rPr/>
-            </w:pPr>
-            <w:r>
-              <w:rPr>
+              <w:rPr>
+                <w:rFonts w:ascii="Times New Roman" w:cs="Times New Roman" w:eastAsia="Times New Roman" w:hAnsi="Times New Roman"/>
+              </w:rPr>
+            </w:pPr>
+            <w:r>
+              <w:rPr>
+                <w:rFonts w:ascii="Times New Roman" w:cs="Times New Roman" w:eastAsia="Times New Roman" w:hAnsi="Times New Roman"/>
                 <w:sz w:val="16"/>
                 <w:szCs w:val="16"/>
                 <w:rtl w:val="0"/>
@@ -11397,10 +11596,13 @@
               <w:widowControl w:val="1"/>
               <w:spacing w:after="0" w:before="0" w:line="360" w:lineRule="auto"/>
               <w:jc w:val="center"/>
-              <w:rPr/>
-            </w:pPr>
-            <w:r>
-              <w:rPr>
+              <w:rPr>
+                <w:rFonts w:ascii="Times New Roman" w:cs="Times New Roman" w:eastAsia="Times New Roman" w:hAnsi="Times New Roman"/>
+              </w:rPr>
+            </w:pPr>
+            <w:r>
+              <w:rPr>
+                <w:rFonts w:ascii="Times New Roman" w:cs="Times New Roman" w:eastAsia="Times New Roman" w:hAnsi="Times New Roman"/>
                 <w:sz w:val="16"/>
                 <w:szCs w:val="16"/>
                 <w:rtl w:val="0"/>
@@ -11426,10 +11628,13 @@
             <w:pPr>
               <w:widowControl w:val="1"/>
               <w:spacing w:after="0" w:before="0" w:line="360" w:lineRule="auto"/>
-              <w:rPr/>
-            </w:pPr>
-            <w:r>
-              <w:rPr>
+              <w:rPr>
+                <w:rFonts w:ascii="Times New Roman" w:cs="Times New Roman" w:eastAsia="Times New Roman" w:hAnsi="Times New Roman"/>
+              </w:rPr>
+            </w:pPr>
+            <w:r>
+              <w:rPr>
+                <w:rFonts w:ascii="Times New Roman" w:cs="Times New Roman" w:eastAsia="Times New Roman" w:hAnsi="Times New Roman"/>
                 <w:sz w:val="16"/>
                 <w:szCs w:val="16"/>
                 <w:rtl w:val="0"/>
@@ -11455,10 +11660,13 @@
             <w:pPr>
               <w:widowControl w:val="1"/>
               <w:spacing w:after="0" w:before="0" w:line="360" w:lineRule="auto"/>
-              <w:rPr/>
-            </w:pPr>
-            <w:r>
-              <w:rPr>
+              <w:rPr>
+                <w:rFonts w:ascii="Times New Roman" w:cs="Times New Roman" w:eastAsia="Times New Roman" w:hAnsi="Times New Roman"/>
+              </w:rPr>
+            </w:pPr>
+            <w:r>
+              <w:rPr>
+                <w:rFonts w:ascii="Times New Roman" w:cs="Times New Roman" w:eastAsia="Times New Roman" w:hAnsi="Times New Roman"/>
                 <w:sz w:val="16"/>
                 <w:szCs w:val="16"/>
                 <w:rtl w:val="0"/>
@@ -11484,10 +11692,13 @@
             <w:pPr>
               <w:widowControl w:val="1"/>
               <w:spacing w:after="0" w:before="0" w:line="360" w:lineRule="auto"/>
-              <w:rPr/>
-            </w:pPr>
-            <w:r>
-              <w:rPr>
+              <w:rPr>
+                <w:rFonts w:ascii="Times New Roman" w:cs="Times New Roman" w:eastAsia="Times New Roman" w:hAnsi="Times New Roman"/>
+              </w:rPr>
+            </w:pPr>
+            <w:r>
+              <w:rPr>
+                <w:rFonts w:ascii="Times New Roman" w:cs="Times New Roman" w:eastAsia="Times New Roman" w:hAnsi="Times New Roman"/>
                 <w:sz w:val="16"/>
                 <w:szCs w:val="16"/>
                 <w:rtl w:val="0"/>
@@ -11520,10 +11731,13 @@
               <w:widowControl w:val="1"/>
               <w:spacing w:after="0" w:before="0" w:line="360" w:lineRule="auto"/>
               <w:jc w:val="center"/>
-              <w:rPr/>
-            </w:pPr>
-            <w:r>
-              <w:rPr>
+              <w:rPr>
+                <w:rFonts w:ascii="Times New Roman" w:cs="Times New Roman" w:eastAsia="Times New Roman" w:hAnsi="Times New Roman"/>
+              </w:rPr>
+            </w:pPr>
+            <w:r>
+              <w:rPr>
+                <w:rFonts w:ascii="Times New Roman" w:cs="Times New Roman" w:eastAsia="Times New Roman" w:hAnsi="Times New Roman"/>
                 <w:sz w:val="16"/>
                 <w:szCs w:val="16"/>
                 <w:rtl w:val="0"/>
@@ -11549,10 +11763,13 @@
             <w:pPr>
               <w:widowControl w:val="1"/>
               <w:spacing w:after="0" w:before="0" w:line="360" w:lineRule="auto"/>
-              <w:rPr/>
-            </w:pPr>
-            <w:r>
-              <w:rPr>
+              <w:rPr>
+                <w:rFonts w:ascii="Times New Roman" w:cs="Times New Roman" w:eastAsia="Times New Roman" w:hAnsi="Times New Roman"/>
+              </w:rPr>
+            </w:pPr>
+            <w:r>
+              <w:rPr>
+                <w:rFonts w:ascii="Times New Roman" w:cs="Times New Roman" w:eastAsia="Times New Roman" w:hAnsi="Times New Roman"/>
                 <w:sz w:val="16"/>
                 <w:szCs w:val="16"/>
                 <w:rtl w:val="0"/>
@@ -11578,10 +11795,13 @@
             <w:pPr>
               <w:widowControl w:val="1"/>
               <w:spacing w:after="0" w:before="0" w:line="360" w:lineRule="auto"/>
-              <w:rPr/>
-            </w:pPr>
-            <w:r>
-              <w:rPr>
+              <w:rPr>
+                <w:rFonts w:ascii="Times New Roman" w:cs="Times New Roman" w:eastAsia="Times New Roman" w:hAnsi="Times New Roman"/>
+              </w:rPr>
+            </w:pPr>
+            <w:r>
+              <w:rPr>
+                <w:rFonts w:ascii="Times New Roman" w:cs="Times New Roman" w:eastAsia="Times New Roman" w:hAnsi="Times New Roman"/>
                 <w:sz w:val="16"/>
                 <w:szCs w:val="16"/>
                 <w:rtl w:val="0"/>
@@ -11607,10 +11827,13 @@
             <w:pPr>
               <w:widowControl w:val="1"/>
               <w:spacing w:after="0" w:before="0" w:line="360" w:lineRule="auto"/>
-              <w:rPr/>
-            </w:pPr>
-            <w:r>
-              <w:rPr>
+              <w:rPr>
+                <w:rFonts w:ascii="Times New Roman" w:cs="Times New Roman" w:eastAsia="Times New Roman" w:hAnsi="Times New Roman"/>
+              </w:rPr>
+            </w:pPr>
+            <w:r>
+              <w:rPr>
+                <w:rFonts w:ascii="Times New Roman" w:cs="Times New Roman" w:eastAsia="Times New Roman" w:hAnsi="Times New Roman"/>
                 <w:sz w:val="16"/>
                 <w:szCs w:val="16"/>
                 <w:rtl w:val="0"/>
@@ -11643,10 +11866,13 @@
               <w:widowControl w:val="1"/>
               <w:spacing w:after="0" w:before="0" w:line="360" w:lineRule="auto"/>
               <w:jc w:val="center"/>
-              <w:rPr/>
-            </w:pPr>
-            <w:r>
-              <w:rPr>
+              <w:rPr>
+                <w:rFonts w:ascii="Times New Roman" w:cs="Times New Roman" w:eastAsia="Times New Roman" w:hAnsi="Times New Roman"/>
+              </w:rPr>
+            </w:pPr>
+            <w:r>
+              <w:rPr>
+                <w:rFonts w:ascii="Times New Roman" w:cs="Times New Roman" w:eastAsia="Times New Roman" w:hAnsi="Times New Roman"/>
                 <w:sz w:val="16"/>
                 <w:szCs w:val="16"/>
                 <w:rtl w:val="0"/>
@@ -11672,10 +11898,13 @@
             <w:pPr>
               <w:widowControl w:val="1"/>
               <w:spacing w:after="0" w:before="0" w:line="360" w:lineRule="auto"/>
-              <w:rPr/>
-            </w:pPr>
-            <w:r>
-              <w:rPr>
+              <w:rPr>
+                <w:rFonts w:ascii="Times New Roman" w:cs="Times New Roman" w:eastAsia="Times New Roman" w:hAnsi="Times New Roman"/>
+              </w:rPr>
+            </w:pPr>
+            <w:r>
+              <w:rPr>
+                <w:rFonts w:ascii="Times New Roman" w:cs="Times New Roman" w:eastAsia="Times New Roman" w:hAnsi="Times New Roman"/>
                 <w:sz w:val="16"/>
                 <w:szCs w:val="16"/>
                 <w:rtl w:val="0"/>
@@ -11701,10 +11930,13 @@
             <w:pPr>
               <w:widowControl w:val="1"/>
               <w:spacing w:after="0" w:before="0" w:line="360" w:lineRule="auto"/>
-              <w:rPr/>
-            </w:pPr>
-            <w:r>
-              <w:rPr>
+              <w:rPr>
+                <w:rFonts w:ascii="Times New Roman" w:cs="Times New Roman" w:eastAsia="Times New Roman" w:hAnsi="Times New Roman"/>
+              </w:rPr>
+            </w:pPr>
+            <w:r>
+              <w:rPr>
+                <w:rFonts w:ascii="Times New Roman" w:cs="Times New Roman" w:eastAsia="Times New Roman" w:hAnsi="Times New Roman"/>
                 <w:sz w:val="16"/>
                 <w:szCs w:val="16"/>
                 <w:rtl w:val="0"/>
@@ -11730,10 +11962,13 @@
             <w:pPr>
               <w:widowControl w:val="1"/>
               <w:spacing w:after="0" w:before="0" w:line="360" w:lineRule="auto"/>
-              <w:rPr/>
-            </w:pPr>
-            <w:r>
-              <w:rPr>
+              <w:rPr>
+                <w:rFonts w:ascii="Times New Roman" w:cs="Times New Roman" w:eastAsia="Times New Roman" w:hAnsi="Times New Roman"/>
+              </w:rPr>
+            </w:pPr>
+            <w:r>
+              <w:rPr>
+                <w:rFonts w:ascii="Times New Roman" w:cs="Times New Roman" w:eastAsia="Times New Roman" w:hAnsi="Times New Roman"/>
                 <w:sz w:val="16"/>
                 <w:szCs w:val="16"/>
                 <w:rtl w:val="0"/>
@@ -11755,6 +11990,7 @@
         <w:keepLines w:val="1"/>
         <w:spacing w:after="90" w:before="220" w:line="360" w:lineRule="auto"/>
         <w:rPr>
+          <w:rFonts w:ascii="Times New Roman" w:cs="Times New Roman" w:eastAsia="Times New Roman" w:hAnsi="Times New Roman"/>
           <w:b w:val="1"/>
           <w:bCs w:val="1"/>
           <w:color w:val="002b5c"/>
@@ -11774,6 +12010,7 @@
         <w:keepLines w:val="1"/>
         <w:spacing w:after="90" w:before="220" w:line="360" w:lineRule="auto"/>
         <w:rPr>
+          <w:rFonts w:ascii="Times New Roman" w:cs="Times New Roman" w:eastAsia="Times New Roman" w:hAnsi="Times New Roman"/>
           <w:b w:val="1"/>
           <w:bCs w:val="1"/>
           <w:color w:val="002b5c"/>
@@ -11793,6 +12030,7 @@
         <w:keepLines w:val="1"/>
         <w:spacing w:after="90" w:before="220" w:line="360" w:lineRule="auto"/>
         <w:rPr>
+          <w:rFonts w:ascii="Times New Roman" w:cs="Times New Roman" w:eastAsia="Times New Roman" w:hAnsi="Times New Roman"/>
           <w:b w:val="1"/>
           <w:bCs w:val="1"/>
           <w:color w:val="002b5c"/>
@@ -11812,6 +12050,7 @@
         <w:keepLines w:val="1"/>
         <w:spacing w:after="90" w:before="220" w:line="360" w:lineRule="auto"/>
         <w:rPr>
+          <w:rFonts w:ascii="Times New Roman" w:cs="Times New Roman" w:eastAsia="Times New Roman" w:hAnsi="Times New Roman"/>
           <w:b w:val="1"/>
           <w:bCs w:val="1"/>
           <w:color w:val="002b5c"/>
@@ -11831,6 +12070,7 @@
         <w:keepLines w:val="1"/>
         <w:spacing w:after="90" w:before="220" w:line="360" w:lineRule="auto"/>
         <w:rPr>
+          <w:rFonts w:ascii="Times New Roman" w:cs="Times New Roman" w:eastAsia="Times New Roman" w:hAnsi="Times New Roman"/>
           <w:b w:val="1"/>
           <w:bCs w:val="1"/>
           <w:color w:val="002b5c"/>
@@ -11840,6 +12080,7 @@
       </w:pPr>
       <w:r>
         <w:rPr>
+          <w:rFonts w:ascii="Times New Roman" w:cs="Times New Roman" w:eastAsia="Times New Roman" w:hAnsi="Times New Roman"/>
           <w:b w:val="1"/>
           <w:bCs w:val="1"/>
           <w:color w:val="002b5c"/>
@@ -11851,22 +12092,30 @@
       </w:r>
     </w:p>
     <w:p>
-      <w:pPr/>
-      <w:r>
-        <w:rPr>
-          <w:b w:val="0"/>
-        </w:rPr>
-        <w:t>Arthur D. Little. (2019). Resolving customer complaints in the digital era. https://www.adlittle.com/en/insights/report/resolving-customer-complaints-digital-era</w:t>
+      <w:pPr>
+        <w:rPr>
+          <w:rFonts w:ascii="Times New Roman" w:cs="Times New Roman" w:eastAsia="Times New Roman" w:hAnsi="Times New Roman"/>
+        </w:rPr>
+      </w:pPr>
+      <w:r>
+        <w:rPr>
+          <w:rFonts w:ascii="Times New Roman" w:cs="Times New Roman" w:eastAsia="Times New Roman" w:hAnsi="Times New Roman"/>
+          <w:rtl w:val="0"/>
+        </w:rPr>
+        <w:t xml:space="preserve">Arthur D. Little. (2019). Resolving customer complaints in the digital era. https://www.adlittle.com/en/insights/report/resolving-customer-complaints-digital-era</w:t>
       </w:r>
     </w:p>
     <w:p>
       <w:pPr>
         <w:spacing w:after="60" w:line="360" w:lineRule="auto"/>
-        <w:ind w:left="340"/>
-        <w:rPr/>
-      </w:pPr>
-      <w:r>
-        <w:rPr>
+        <w:ind w:left="340" w:firstLine="0"/>
+        <w:rPr>
+          <w:rFonts w:ascii="Times New Roman" w:cs="Times New Roman" w:eastAsia="Times New Roman" w:hAnsi="Times New Roman"/>
+        </w:rPr>
+      </w:pPr>
+      <w:r>
+        <w:rPr>
+          <w:rFonts w:ascii="Times New Roman" w:cs="Times New Roman" w:eastAsia="Times New Roman" w:hAnsi="Times New Roman"/>
           <w:rtl w:val="0"/>
         </w:rPr>
         <w:t xml:space="preserve">Brynjolfsson, E., Li, D. y Raymond, L. (2023). Generative AI at Work. National Bureau of Economic Research. https://www.nber.org/papers/w31161</w:t>
@@ -11875,11 +12124,14 @@
     <w:p>
       <w:pPr>
         <w:spacing w:after="60" w:line="360" w:lineRule="auto"/>
-        <w:ind w:left="340"/>
-        <w:rPr/>
-      </w:pPr>
-      <w:r>
-        <w:rPr>
+        <w:ind w:left="340" w:firstLine="0"/>
+        <w:rPr>
+          <w:rFonts w:ascii="Times New Roman" w:cs="Times New Roman" w:eastAsia="Times New Roman" w:hAnsi="Times New Roman"/>
+        </w:rPr>
+      </w:pPr>
+      <w:r>
+        <w:rPr>
+          <w:rFonts w:ascii="Times New Roman" w:cs="Times New Roman" w:eastAsia="Times New Roman" w:hAnsi="Times New Roman"/>
           <w:rtl w:val="0"/>
         </w:rPr>
         <w:t xml:space="preserve">HubSpot. (2024). State of Service Trends Report. https://www.hubspot.com/state-of-service</w:t>
@@ -11888,11 +12140,14 @@
     <w:p>
       <w:pPr>
         <w:spacing w:after="60" w:line="360" w:lineRule="auto"/>
-        <w:ind w:left="340"/>
-        <w:rPr/>
-      </w:pPr>
-      <w:r>
-        <w:rPr>
+        <w:ind w:left="340" w:firstLine="0"/>
+        <w:rPr>
+          <w:rFonts w:ascii="Times New Roman" w:cs="Times New Roman" w:eastAsia="Times New Roman" w:hAnsi="Times New Roman"/>
+        </w:rPr>
+      </w:pPr>
+      <w:r>
+        <w:rPr>
+          <w:rFonts w:ascii="Times New Roman" w:cs="Times New Roman" w:eastAsia="Times New Roman" w:hAnsi="Times New Roman"/>
           <w:rtl w:val="0"/>
         </w:rPr>
         <w:t xml:space="preserve">OECD. (2024). The impact of Artificial Intelligence on productivity, distribution and growth. https://www.oecd.org/en/publications/the-impact-of-artificial-intelligence-on-productivity-distribution-and-growth_8d900037-en.html</w:t>
@@ -11901,11 +12156,14 @@
     <w:p>
       <w:pPr>
         <w:spacing w:after="60" w:line="360" w:lineRule="auto"/>
-        <w:ind w:left="340"/>
-        <w:rPr/>
-      </w:pPr>
-      <w:r>
-        <w:rPr>
+        <w:ind w:left="340" w:firstLine="0"/>
+        <w:rPr>
+          <w:rFonts w:ascii="Times New Roman" w:cs="Times New Roman" w:eastAsia="Times New Roman" w:hAnsi="Times New Roman"/>
+        </w:rPr>
+      </w:pPr>
+      <w:r>
+        <w:rPr>
+          <w:rFonts w:ascii="Times New Roman" w:cs="Times New Roman" w:eastAsia="Times New Roman" w:hAnsi="Times New Roman"/>
           <w:rtl w:val="0"/>
         </w:rPr>
         <w:t xml:space="preserve">Salesforce. (2024). State of the AI Connected Customer. https://www.salesforce.com/resources/research-reports/state-of-the-connected-customer/</w:t>
@@ -11914,11 +12172,14 @@
     <w:p>
       <w:pPr>
         <w:spacing w:after="60" w:line="360" w:lineRule="auto"/>
-        <w:ind w:left="340"/>
-        <w:rPr/>
-      </w:pPr>
-      <w:r>
-        <w:rPr>
+        <w:ind w:left="340" w:firstLine="0"/>
+        <w:rPr>
+          <w:rFonts w:ascii="Times New Roman" w:cs="Times New Roman" w:eastAsia="Times New Roman" w:hAnsi="Times New Roman"/>
+        </w:rPr>
+      </w:pPr>
+      <w:r>
+        <w:rPr>
+          <w:rFonts w:ascii="Times New Roman" w:cs="Times New Roman" w:eastAsia="Times New Roman" w:hAnsi="Times New Roman"/>
           <w:rtl w:val="0"/>
         </w:rPr>
         <w:t xml:space="preserve">Freshworks. (2026). Freshdesk: AI-powered platform for modern customer service. https://www.freshworks.com/freshdesk/</w:t>
@@ -11927,11 +12188,14 @@
     <w:p>
       <w:pPr>
         <w:spacing w:after="60" w:line="360" w:lineRule="auto"/>
-        <w:ind w:left="340"/>
-        <w:rPr/>
-      </w:pPr>
-      <w:r>
-        <w:rPr>
+        <w:ind w:left="340" w:firstLine="0"/>
+        <w:rPr>
+          <w:rFonts w:ascii="Times New Roman" w:cs="Times New Roman" w:eastAsia="Times New Roman" w:hAnsi="Times New Roman"/>
+        </w:rPr>
+      </w:pPr>
+      <w:r>
+        <w:rPr>
+          <w:rFonts w:ascii="Times New Roman" w:cs="Times New Roman" w:eastAsia="Times New Roman" w:hAnsi="Times New Roman"/>
           <w:rtl w:val="0"/>
         </w:rPr>
         <w:t xml:space="preserve">Zoho. (2026). Zoho Desk. https://www.zoho.com/desk/</w:t>
@@ -11940,11 +12204,14 @@
     <w:p>
       <w:pPr>
         <w:spacing w:after="60" w:line="360" w:lineRule="auto"/>
-        <w:ind w:left="340"/>
-        <w:rPr/>
-      </w:pPr>
-      <w:r>
-        <w:rPr>
+        <w:ind w:left="340" w:firstLine="0"/>
+        <w:rPr>
+          <w:rFonts w:ascii="Times New Roman" w:cs="Times New Roman" w:eastAsia="Times New Roman" w:hAnsi="Times New Roman"/>
+        </w:rPr>
+      </w:pPr>
+      <w:r>
+        <w:rPr>
+          <w:rFonts w:ascii="Times New Roman" w:cs="Times New Roman" w:eastAsia="Times New Roman" w:hAnsi="Times New Roman"/>
           <w:rtl w:val="0"/>
         </w:rPr>
         <w:t xml:space="preserve">Zendesk. (2026). Zendesk customer service software. https://www.zendesk.com/service/</w:t>
@@ -11953,11 +12220,14 @@
     <w:p>
       <w:pPr>
         <w:spacing w:after="60" w:line="360" w:lineRule="auto"/>
-        <w:ind w:left="340"/>
-        <w:rPr/>
-      </w:pPr>
-      <w:r>
-        <w:rPr>
+        <w:ind w:left="340" w:firstLine="0"/>
+        <w:rPr>
+          <w:rFonts w:ascii="Times New Roman" w:cs="Times New Roman" w:eastAsia="Times New Roman" w:hAnsi="Times New Roman"/>
+        </w:rPr>
+      </w:pPr>
+      <w:r>
+        <w:rPr>
+          <w:rFonts w:ascii="Times New Roman" w:cs="Times New Roman" w:eastAsia="Times New Roman" w:hAnsi="Times New Roman"/>
           <w:rtl w:val="0"/>
         </w:rPr>
         <w:t xml:space="preserve">eDesk. (2026). AI-powered eCommerce customer support software. </w:t>
@@ -11965,6 +12235,7 @@
       <w:hyperlink r:id="rId8">
         <w:r>
           <w:rPr>
+            <w:rFonts w:ascii="Times New Roman" w:cs="Times New Roman" w:eastAsia="Times New Roman" w:hAnsi="Times New Roman"/>
             <w:color w:val="000080"/>
             <w:u w:val="single"/>
             <w:rtl w:val="0"/>
@@ -11982,7 +12253,9 @@
       <w:pPr>
         <w:spacing w:after="60" w:before="0" w:line="360" w:lineRule="auto"/>
         <w:ind w:left="0" w:firstLine="0"/>
-        <w:rPr/>
+        <w:rPr>
+          <w:rFonts w:ascii="Times New Roman" w:cs="Times New Roman" w:eastAsia="Times New Roman" w:hAnsi="Times New Roman"/>
+        </w:rPr>
       </w:pPr>
       <w:r>
         <w:rPr>
@@ -11997,6 +12270,7 @@
         <w:spacing w:after="90" w:before="220" w:line="360" w:lineRule="auto"/>
         <w:jc w:val="center"/>
         <w:rPr>
+          <w:rFonts w:ascii="Times New Roman" w:cs="Times New Roman" w:eastAsia="Times New Roman" w:hAnsi="Times New Roman"/>
           <w:b w:val="1"/>
           <w:bCs w:val="1"/>
           <w:color w:val="002b5c"/>
@@ -12006,6 +12280,7 @@
       </w:pPr>
       <w:r>
         <w:rPr>
+          <w:rFonts w:ascii="Times New Roman" w:cs="Times New Roman" w:eastAsia="Times New Roman" w:hAnsi="Times New Roman"/>
           <w:b w:val="1"/>
           <w:bCs w:val="1"/>
           <w:color w:val="002b5c"/>
@@ -12023,6 +12298,7 @@
         <w:spacing w:after="90" w:before="220" w:line="360" w:lineRule="auto"/>
         <w:jc w:val="center"/>
         <w:rPr>
+          <w:rFonts w:ascii="Times New Roman" w:cs="Times New Roman" w:eastAsia="Times New Roman" w:hAnsi="Times New Roman"/>
           <w:b w:val="1"/>
           <w:bCs w:val="1"/>
           <w:color w:val="002b5c"/>
@@ -12032,6 +12308,7 @@
       </w:pPr>
       <w:r>
         <w:rPr>
+          <w:rFonts w:ascii="Times New Roman" w:cs="Times New Roman" w:eastAsia="Times New Roman" w:hAnsi="Times New Roman"/>
           <w:b w:val="1"/>
           <w:bCs w:val="1"/>
           <w:color w:val="002b5c"/>
@@ -12042,12 +12319,12 @@
           <wp:inline distB="114300" distT="114300" distL="114300" distR="114300">
             <wp:extent cx="6042720" cy="5674043"/>
             <wp:effectExtent b="0" l="0" r="0" t="0"/>
-            <wp:docPr id="2" name="image3.png"/>
+            <wp:docPr id="3" name="image2.png"/>
             <a:graphic>
               <a:graphicData uri="http://schemas.openxmlformats.org/drawingml/2006/picture">
                 <pic:pic>
                   <pic:nvPicPr>
-                    <pic:cNvPr id="0" name="image3.png"/>
+                    <pic:cNvPr id="0" name="image2.png"/>
                     <pic:cNvPicPr preferRelativeResize="0"/>
                   </pic:nvPicPr>
                   <pic:blipFill>
@@ -12090,6 +12367,21 @@
 </file>
 
 <file path=word/footer1.xml><?xml version="1.0" encoding="utf-8"?>
+<w:ftr xmlns:mc="http://schemas.openxmlformats.org/markup-compatibility/2006" xmlns:o="urn:schemas-microsoft-com:office:office" xmlns:r="http://schemas.openxmlformats.org/officeDocument/2006/relationships" xmlns:m="http://schemas.openxmlformats.org/officeDocument/2006/math" xmlns:v="urn:schemas-microsoft-com:vml" xmlns:wp="http://schemas.openxmlformats.org/drawingml/2006/wordprocessingDrawing" xmlns:w10="urn:schemas-microsoft-com:office:word" xmlns:w="http://schemas.openxmlformats.org/wordprocessingml/2006/main" xmlns:wne="http://schemas.microsoft.com/office/word/2006/wordml" xmlns:sl="http://schemas.openxmlformats.org/schemaLibrary/2006/main" xmlns:a="http://schemas.openxmlformats.org/drawingml/2006/main" xmlns:pic="http://schemas.openxmlformats.org/drawingml/2006/picture" xmlns:c="http://schemas.openxmlformats.org/drawingml/2006/chart" xmlns:lc="http://schemas.openxmlformats.org/drawingml/2006/lockedCanvas" xmlns:dgm="http://schemas.openxmlformats.org/drawingml/2006/diagram" xmlns:wps="http://schemas.microsoft.com/office/word/2010/wordprocessingShape" xmlns:wpg="http://schemas.microsoft.com/office/word/2010/wordprocessingGroup" xmlns:w14="http://schemas.microsoft.com/office/word/2010/wordml" xmlns:w15="http://schemas.microsoft.com/office/word/2012/wordml" xmlns:w16="http://schemas.microsoft.com/office/word/2018/wordml" xmlns:w16cex="http://schemas.microsoft.com/office/word/2018/wordml/cex" xmlns:w16cid="http://schemas.microsoft.com/office/word/2016/wordml/cid" xmlns="http://schemas.microsoft.com/office/tasks/2019/documenttasks" xmlns:cr="http://schemas.microsoft.com/office/comments/2020/reactions">
+  <w:p>
+    <w:pPr>
+      <w:rPr/>
+    </w:pPr>
+    <w:r>
+      <w:rPr>
+        <w:rtl w:val="0"/>
+      </w:rPr>
+    </w:r>
+  </w:p>
+</w:ftr>
+</file>
+
+<file path=word/footer2.xml><?xml version="1.0" encoding="utf-8"?>
 <w:ftr xmlns:mc="http://schemas.openxmlformats.org/markup-compatibility/2006" xmlns:o="urn:schemas-microsoft-com:office:office" xmlns:r="http://schemas.openxmlformats.org/officeDocument/2006/relationships" xmlns:m="http://schemas.openxmlformats.org/officeDocument/2006/math" xmlns:v="urn:schemas-microsoft-com:vml" xmlns:wp="http://schemas.openxmlformats.org/drawingml/2006/wordprocessingDrawing" xmlns:w10="urn:schemas-microsoft-com:office:word" xmlns:w="http://schemas.openxmlformats.org/wordprocessingml/2006/main" xmlns:wne="http://schemas.microsoft.com/office/word/2006/wordml" xmlns:sl="http://schemas.openxmlformats.org/schemaLibrary/2006/main" xmlns:a="http://schemas.openxmlformats.org/drawingml/2006/main" xmlns:pic="http://schemas.openxmlformats.org/drawingml/2006/picture" xmlns:c="http://schemas.openxmlformats.org/drawingml/2006/chart" xmlns:lc="http://schemas.openxmlformats.org/drawingml/2006/lockedCanvas" xmlns:dgm="http://schemas.openxmlformats.org/drawingml/2006/diagram" xmlns:wps="http://schemas.microsoft.com/office/word/2010/wordprocessingShape" xmlns:wpg="http://schemas.microsoft.com/office/word/2010/wordprocessingGroup" xmlns:w14="http://schemas.microsoft.com/office/word/2010/wordml" xmlns:w15="http://schemas.microsoft.com/office/word/2012/wordml" xmlns:w16="http://schemas.microsoft.com/office/word/2018/wordml" xmlns:w16cex="http://schemas.microsoft.com/office/word/2018/wordml/cex" xmlns:w16cid="http://schemas.microsoft.com/office/word/2016/wordml/cid" xmlns="http://schemas.microsoft.com/office/tasks/2019/documenttasks" xmlns:cr="http://schemas.microsoft.com/office/comments/2020/reactions">
   <w:p>
     <w:pPr>
@@ -12147,12 +12439,12 @@
         <wp:inline distB="0" distT="0" distL="0" distR="0">
           <wp:extent cx="4206240" cy="1035050"/>
           <wp:effectExtent b="0" l="0" r="0" t="0"/>
-          <wp:docPr id="3" name="image2.png"/>
+          <wp:docPr id="2" name="image1.png"/>
           <a:graphic>
             <a:graphicData uri="http://schemas.openxmlformats.org/drawingml/2006/picture">
               <pic:pic>
                 <pic:nvPicPr>
-                  <pic:cNvPr id="0" name="image2.png"/>
+                  <pic:cNvPr id="0" name="image1.png"/>
                   <pic:cNvPicPr preferRelativeResize="0"/>
                 </pic:nvPicPr>
                 <pic:blipFill>
@@ -12185,7 +12477,7 @@
 </w:ftr>
 </file>
 
-<file path=word/footer2.xml><?xml version="1.0" encoding="utf-8"?>
+<file path=word/footer3.xml><?xml version="1.0" encoding="utf-8"?>
 <w:ftr xmlns:mc="http://schemas.openxmlformats.org/markup-compatibility/2006" xmlns:o="urn:schemas-microsoft-com:office:office" xmlns:r="http://schemas.openxmlformats.org/officeDocument/2006/relationships" xmlns:m="http://schemas.openxmlformats.org/officeDocument/2006/math" xmlns:v="urn:schemas-microsoft-com:vml" xmlns:wp="http://schemas.openxmlformats.org/drawingml/2006/wordprocessingDrawing" xmlns:w10="urn:schemas-microsoft-com:office:word" xmlns:w="http://schemas.openxmlformats.org/wordprocessingml/2006/main" xmlns:wne="http://schemas.microsoft.com/office/word/2006/wordml" xmlns:sl="http://schemas.openxmlformats.org/schemaLibrary/2006/main" xmlns:a="http://schemas.openxmlformats.org/drawingml/2006/main" xmlns:pic="http://schemas.openxmlformats.org/drawingml/2006/picture" xmlns:c="http://schemas.openxmlformats.org/drawingml/2006/chart" xmlns:lc="http://schemas.openxmlformats.org/drawingml/2006/lockedCanvas" xmlns:dgm="http://schemas.openxmlformats.org/drawingml/2006/diagram" xmlns:wps="http://schemas.microsoft.com/office/word/2010/wordprocessingShape" xmlns:wpg="http://schemas.microsoft.com/office/word/2010/wordprocessingGroup" xmlns:w14="http://schemas.microsoft.com/office/word/2010/wordml" xmlns:w15="http://schemas.microsoft.com/office/word/2012/wordml" xmlns:w16="http://schemas.microsoft.com/office/word/2018/wordml" xmlns:w16cex="http://schemas.microsoft.com/office/word/2018/wordml/cex" xmlns:w16cid="http://schemas.microsoft.com/office/word/2016/wordml/cid" xmlns="http://schemas.microsoft.com/office/tasks/2019/documenttasks" xmlns:cr="http://schemas.microsoft.com/office/comments/2020/reactions">
   <w:p>
     <w:pPr>
@@ -12222,21 +12514,6 @@
         <w:shd w:fill="auto" w:val="clear"/>
         <w:vertAlign w:val="baseline"/>
       </w:rPr>
-    </w:pPr>
-    <w:r>
-      <w:rPr>
-        <w:rtl w:val="0"/>
-      </w:rPr>
-    </w:r>
-  </w:p>
-</w:ftr>
-</file>
-
-<file path=word/footer3.xml><?xml version="1.0" encoding="utf-8"?>
-<w:ftr xmlns:mc="http://schemas.openxmlformats.org/markup-compatibility/2006" xmlns:o="urn:schemas-microsoft-com:office:office" xmlns:r="http://schemas.openxmlformats.org/officeDocument/2006/relationships" xmlns:m="http://schemas.openxmlformats.org/officeDocument/2006/math" xmlns:v="urn:schemas-microsoft-com:vml" xmlns:wp="http://schemas.openxmlformats.org/drawingml/2006/wordprocessingDrawing" xmlns:w10="urn:schemas-microsoft-com:office:word" xmlns:w="http://schemas.openxmlformats.org/wordprocessingml/2006/main" xmlns:wne="http://schemas.microsoft.com/office/word/2006/wordml" xmlns:sl="http://schemas.openxmlformats.org/schemaLibrary/2006/main" xmlns:a="http://schemas.openxmlformats.org/drawingml/2006/main" xmlns:pic="http://schemas.openxmlformats.org/drawingml/2006/picture" xmlns:c="http://schemas.openxmlformats.org/drawingml/2006/chart" xmlns:lc="http://schemas.openxmlformats.org/drawingml/2006/lockedCanvas" xmlns:dgm="http://schemas.openxmlformats.org/drawingml/2006/diagram" xmlns:wps="http://schemas.microsoft.com/office/word/2010/wordprocessingShape" xmlns:wpg="http://schemas.microsoft.com/office/word/2010/wordprocessingGroup" xmlns:w14="http://schemas.microsoft.com/office/word/2010/wordml" xmlns:w15="http://schemas.microsoft.com/office/word/2012/wordml" xmlns:w16="http://schemas.microsoft.com/office/word/2018/wordml" xmlns:w16cex="http://schemas.microsoft.com/office/word/2018/wordml/cex" xmlns:w16cid="http://schemas.microsoft.com/office/word/2016/wordml/cid" xmlns="http://schemas.microsoft.com/office/tasks/2019/documenttasks" xmlns:cr="http://schemas.microsoft.com/office/comments/2020/reactions">
-  <w:p>
-    <w:pPr>
-      <w:rPr/>
     </w:pPr>
     <w:r>
       <w:rPr>
@@ -12900,7 +13177,7 @@
 
 <file path=customXML/item1.xml><?xml version="1.0" encoding="utf-8"?>
 <go:gDocsCustomXmlDataStorage xmlns:go="http://customooxmlschemas.google.com/" xmlns:r="http://schemas.openxmlformats.org/officeDocument/2006/relationships" uri="GoogleDocsCustomDataVersion2">
-  <go:docsCustomData xmlns:go="http://customooxmlschemas.google.com/" roundtripDataSignature="AMtx7mgsOSl7b/226lfQG+LCiB1gHbt0Ig==">CgMxLjA4AHIhMWd3VWExMDVWd3VDemdMVzJVbmVxcWRGY2NZbDFjUS1X</go:docsCustomData>
+  <go:docsCustomData xmlns:go="http://customooxmlschemas.google.com/" roundtripDataSignature="AMtx7mg3OO33OqdBi8GpwjuwpAfZLmp5yA==">CgMxLjA4AHIhMVc2QW4zRXVtLTFSQ2x6c04tMzB1a1NSbFRyTzlQcjZw</go:docsCustomData>
 </go:gDocsCustomXmlDataStorage>
 </file>
 
